--- a/Entregas/Bitácora Proyecto de Grado AinWater.docx
+++ b/Entregas/Bitácora Proyecto de Grado AinWater.docx
@@ -1851,6 +1851,14 @@
         <w:spacing w:before="240" w:beforeAutospacing="off" w:after="240" w:afterAutospacing="off"/>
         <w:ind w:left="0"/>
         <w:jc w:val="left"/>
+        <w:rPr>
+          <w:rFonts w:ascii="Calibri" w:hAnsi="Calibri" w:eastAsia="Calibri" w:cs="Calibri"/>
+          <w:noProof w:val="0"/>
+          <w:color w:val="auto"/>
+          <w:sz w:val="24"/>
+          <w:szCs w:val="24"/>
+          <w:lang w:val="es-CL"/>
+        </w:rPr>
       </w:pPr>
       <w:r>
         <w:rPr>
@@ -1875,8 +1883,427 @@
           <w:szCs w:val="24"/>
           <w:lang w:val="es-CL"/>
         </w:rPr>
-        <w:t xml:space="preserve"> Probar la herramienta de detección manual de outliers y evaluar el desempeño de los métodos actuales, además de comenzar con la investigación y pruebas de distintos modelos.</w:t>
-      </w:r>
+        <w:t xml:space="preserve"> Probar la herramienta de detección manual de </w:t>
+      </w:r>
+      <w:r>
+        <w:rPr>
+          <w:rFonts w:ascii="Calibri" w:hAnsi="Calibri" w:eastAsia="Calibri" w:cs="Calibri"/>
+          <w:noProof w:val="0"/>
+          <w:sz w:val="24"/>
+          <w:szCs w:val="24"/>
+          <w:lang w:val="es-CL"/>
+        </w:rPr>
+        <w:t>outliers</w:t>
+      </w:r>
+      <w:r>
+        <w:rPr>
+          <w:rFonts w:ascii="Calibri" w:hAnsi="Calibri" w:eastAsia="Calibri" w:cs="Calibri"/>
+          <w:noProof w:val="0"/>
+          <w:sz w:val="24"/>
+          <w:szCs w:val="24"/>
+          <w:lang w:val="es-CL"/>
+        </w:rPr>
+        <w:t xml:space="preserve"> y evaluar el desempeño de los métodos actuales, además de comenzar con la investigación y pruebas de distintos modelos.</w:t>
+      </w:r>
+    </w:p>
+    <w:p>
+      <w:pPr>
+        <w:spacing w:before="240" w:beforeAutospacing="off" w:after="240" w:afterAutospacing="off"/>
+        <w:ind w:left="0"/>
+        <w:jc w:val="left"/>
+        <w:rPr>
+          <w:rFonts w:ascii="Calibri" w:hAnsi="Calibri" w:eastAsia="Calibri" w:cs="Calibri"/>
+          <w:noProof w:val="0"/>
+          <w:color w:val="auto"/>
+          <w:sz w:val="24"/>
+          <w:szCs w:val="24"/>
+          <w:lang w:val="es-CL"/>
+        </w:rPr>
+      </w:pPr>
+    </w:p>
+    <w:p>
+      <w:pPr>
+        <w:jc w:val="left"/>
+        <w:rPr>
+          <w:rFonts w:ascii="Calibri" w:hAnsi="Calibri" w:eastAsia="Calibri" w:cs="Calibri"/>
+          <w:noProof w:val="0"/>
+          <w:color w:val="auto"/>
+          <w:sz w:val="24"/>
+          <w:szCs w:val="24"/>
+          <w:lang w:val="es-CL"/>
+        </w:rPr>
+      </w:pPr>
+      <w:r>
+        <w:rPr>
+          <w:rFonts w:ascii="Calibri" w:hAnsi="Calibri" w:eastAsia="Calibri" w:cs="Calibri"/>
+          <w:b w:val="1"/>
+          <w:bCs w:val="1"/>
+          <w:i w:val="0"/>
+          <w:iCs w:val="0"/>
+          <w:caps w:val="0"/>
+          <w:smallCaps w:val="0"/>
+          <w:noProof w:val="0"/>
+          <w:color w:val="auto"/>
+          <w:sz w:val="32"/>
+          <w:szCs w:val="32"/>
+          <w:lang w:val="es-CL"/>
+        </w:rPr>
+        <w:t>08-09</w:t>
+      </w:r>
+    </w:p>
+    <w:p>
+      <w:pPr>
+        <w:spacing w:before="240" w:beforeAutospacing="off" w:after="240" w:afterAutospacing="off"/>
+        <w:jc w:val="left"/>
+      </w:pPr>
+      <w:r>
+        <w:rPr>
+          <w:rFonts w:ascii="Calibri" w:hAnsi="Calibri" w:eastAsia="Calibri" w:cs="Calibri"/>
+          <w:noProof w:val="0"/>
+          <w:sz w:val="24"/>
+          <w:szCs w:val="24"/>
+          <w:lang w:val="es-CL"/>
+        </w:rPr>
+        <w:t>Se realizó una revisión de los avances, enfocada en el desarrollo del modelo de detección de outliers basado en un paper, en la evaluación de distintos enfoques para detección de drift y en la propuesta de flujos de etiquetado y organización del trabajo.</w:t>
+      </w:r>
+    </w:p>
+    <w:p>
+      <w:pPr>
+        <w:pStyle w:val="ListParagraph"/>
+        <w:numPr>
+          <w:ilvl w:val="0"/>
+          <w:numId w:val="5"/>
+        </w:numPr>
+        <w:spacing w:before="240" w:beforeAutospacing="off" w:after="240" w:afterAutospacing="off"/>
+        <w:jc w:val="left"/>
+        <w:rPr>
+          <w:rFonts w:ascii="Calibri" w:hAnsi="Calibri" w:eastAsia="Calibri" w:cs="Calibri"/>
+          <w:noProof w:val="0"/>
+          <w:sz w:val="24"/>
+          <w:szCs w:val="24"/>
+          <w:lang w:val="es-CL"/>
+        </w:rPr>
+      </w:pPr>
+      <w:r>
+        <w:rPr>
+          <w:rFonts w:ascii="Calibri" w:hAnsi="Calibri" w:eastAsia="Calibri" w:cs="Calibri"/>
+          <w:b w:val="1"/>
+          <w:bCs w:val="1"/>
+          <w:noProof w:val="0"/>
+          <w:sz w:val="24"/>
+          <w:szCs w:val="24"/>
+          <w:lang w:val="es-CL"/>
+        </w:rPr>
+        <w:t>Vicente:</w:t>
+      </w:r>
+      <w:r>
+        <w:rPr>
+          <w:rFonts w:ascii="Calibri" w:hAnsi="Calibri" w:eastAsia="Calibri" w:cs="Calibri"/>
+          <w:noProof w:val="0"/>
+          <w:sz w:val="24"/>
+          <w:szCs w:val="24"/>
+          <w:lang w:val="es-CL"/>
+        </w:rPr>
+        <w:t xml:space="preserve"> Implementó un método de detección basado en </w:t>
+      </w:r>
+      <w:r>
+        <w:rPr>
+          <w:rFonts w:ascii="Calibri" w:hAnsi="Calibri" w:eastAsia="Calibri" w:cs="Calibri"/>
+          <w:i w:val="1"/>
+          <w:iCs w:val="1"/>
+          <w:noProof w:val="0"/>
+          <w:sz w:val="24"/>
+          <w:szCs w:val="24"/>
+          <w:lang w:val="es-CL"/>
+        </w:rPr>
+        <w:t>scores de error</w:t>
+      </w:r>
+      <w:r>
+        <w:rPr>
+          <w:rFonts w:ascii="Calibri" w:hAnsi="Calibri" w:eastAsia="Calibri" w:cs="Calibri"/>
+          <w:noProof w:val="0"/>
+          <w:sz w:val="24"/>
+          <w:szCs w:val="24"/>
+          <w:lang w:val="es-CL"/>
+        </w:rPr>
+        <w:t>, siguiendo un paper. El modelo permite identificar outliers y cambios de patrón/distribución, con pruebas en distintas variables (incluido pH) y resultados lógicos. Actualmente los parámetros corresponden a los del paper y requieren ajuste fino. Los umbrales se definen en función de cuantiles, lo que facilita la estandarización entre variables y unidades.</w:t>
+      </w:r>
+    </w:p>
+    <w:p>
+      <w:pPr>
+        <w:pStyle w:val="ListParagraph"/>
+        <w:numPr>
+          <w:ilvl w:val="0"/>
+          <w:numId w:val="5"/>
+        </w:numPr>
+        <w:spacing w:before="240" w:beforeAutospacing="off" w:after="240" w:afterAutospacing="off"/>
+        <w:jc w:val="left"/>
+        <w:rPr>
+          <w:rFonts w:ascii="Calibri" w:hAnsi="Calibri" w:eastAsia="Calibri" w:cs="Calibri"/>
+          <w:noProof w:val="0"/>
+          <w:sz w:val="24"/>
+          <w:szCs w:val="24"/>
+          <w:lang w:val="es-CL"/>
+        </w:rPr>
+      </w:pPr>
+      <w:r>
+        <w:rPr>
+          <w:rFonts w:ascii="Calibri" w:hAnsi="Calibri" w:eastAsia="Calibri" w:cs="Calibri"/>
+          <w:b w:val="1"/>
+          <w:bCs w:val="1"/>
+          <w:noProof w:val="0"/>
+          <w:sz w:val="24"/>
+          <w:szCs w:val="24"/>
+          <w:lang w:val="es-CL"/>
+        </w:rPr>
+        <w:t>Franco:</w:t>
+      </w:r>
+      <w:r>
+        <w:rPr>
+          <w:rFonts w:ascii="Calibri" w:hAnsi="Calibri" w:eastAsia="Calibri" w:cs="Calibri"/>
+          <w:noProof w:val="0"/>
+          <w:sz w:val="24"/>
+          <w:szCs w:val="24"/>
+          <w:lang w:val="es-CL"/>
+        </w:rPr>
+        <w:t xml:space="preserve"> Continuó explorando </w:t>
+      </w:r>
+      <w:r>
+        <w:rPr>
+          <w:rFonts w:ascii="Calibri" w:hAnsi="Calibri" w:eastAsia="Calibri" w:cs="Calibri"/>
+          <w:i w:val="1"/>
+          <w:iCs w:val="1"/>
+          <w:noProof w:val="0"/>
+          <w:sz w:val="24"/>
+          <w:szCs w:val="24"/>
+          <w:lang w:val="es-CL"/>
+        </w:rPr>
+        <w:t>sliding windows</w:t>
+      </w:r>
+      <w:r>
+        <w:rPr>
+          <w:rFonts w:ascii="Calibri" w:hAnsi="Calibri" w:eastAsia="Calibri" w:cs="Calibri"/>
+          <w:noProof w:val="0"/>
+          <w:sz w:val="24"/>
+          <w:szCs w:val="24"/>
+          <w:lang w:val="es-CL"/>
+        </w:rPr>
+        <w:t xml:space="preserve"> para detección de drift. El método mostró alta sensibilidad a la configuración de ventanas, generando bloques demasiado grandes y con baja precisión. Se probaron distintas librerías sin obtener resultados satisfactorios a nivel intradiario, por lo que aún no se cuenta con un enfoque estable.</w:t>
+      </w:r>
+    </w:p>
+    <w:p>
+      <w:pPr>
+        <w:pStyle w:val="ListParagraph"/>
+        <w:numPr>
+          <w:ilvl w:val="0"/>
+          <w:numId w:val="5"/>
+        </w:numPr>
+        <w:spacing w:before="240" w:beforeAutospacing="off" w:after="240" w:afterAutospacing="off"/>
+        <w:jc w:val="left"/>
+        <w:rPr>
+          <w:rFonts w:ascii="Calibri" w:hAnsi="Calibri" w:eastAsia="Calibri" w:cs="Calibri"/>
+          <w:noProof w:val="0"/>
+          <w:sz w:val="24"/>
+          <w:szCs w:val="24"/>
+          <w:lang w:val="es-CL"/>
+        </w:rPr>
+      </w:pPr>
+      <w:r>
+        <w:rPr>
+          <w:rFonts w:ascii="Calibri" w:hAnsi="Calibri" w:eastAsia="Calibri" w:cs="Calibri"/>
+          <w:b w:val="1"/>
+          <w:bCs w:val="1"/>
+          <w:noProof w:val="0"/>
+          <w:sz w:val="24"/>
+          <w:szCs w:val="24"/>
+          <w:lang w:val="es-CL"/>
+        </w:rPr>
+        <w:t>Ziyu:</w:t>
+      </w:r>
+      <w:r>
+        <w:rPr>
+          <w:rFonts w:ascii="Calibri" w:hAnsi="Calibri" w:eastAsia="Calibri" w:cs="Calibri"/>
+          <w:noProof w:val="0"/>
+          <w:sz w:val="24"/>
+          <w:szCs w:val="24"/>
+          <w:lang w:val="es-CL"/>
+        </w:rPr>
+        <w:t xml:space="preserve"> Logró ejecutar la aplicación y leer los datos del proyecto. Propuso un flujo de trabajo basado en </w:t>
+      </w:r>
+      <w:r>
+        <w:rPr>
+          <w:rFonts w:ascii="Calibri" w:hAnsi="Calibri" w:eastAsia="Calibri" w:cs="Calibri"/>
+          <w:b w:val="1"/>
+          <w:bCs w:val="1"/>
+          <w:noProof w:val="0"/>
+          <w:sz w:val="24"/>
+          <w:szCs w:val="24"/>
+          <w:lang w:val="es-CL"/>
+        </w:rPr>
+        <w:t>etiquetado manual → entrenamiento de modelos</w:t>
+      </w:r>
+      <w:r>
+        <w:rPr>
+          <w:rFonts w:ascii="Calibri" w:hAnsi="Calibri" w:eastAsia="Calibri" w:cs="Calibri"/>
+          <w:noProof w:val="0"/>
+          <w:sz w:val="24"/>
+          <w:szCs w:val="24"/>
+          <w:lang w:val="es-CL"/>
+        </w:rPr>
+        <w:t xml:space="preserve">, además de utilizar </w:t>
+      </w:r>
+      <w:r>
+        <w:rPr>
+          <w:rFonts w:ascii="Calibri" w:hAnsi="Calibri" w:eastAsia="Calibri" w:cs="Calibri"/>
+          <w:b w:val="1"/>
+          <w:bCs w:val="1"/>
+          <w:noProof w:val="0"/>
+          <w:sz w:val="24"/>
+          <w:szCs w:val="24"/>
+          <w:lang w:val="es-CL"/>
+        </w:rPr>
+        <w:t>Trello</w:t>
+      </w:r>
+      <w:r>
+        <w:rPr>
+          <w:rFonts w:ascii="Calibri" w:hAnsi="Calibri" w:eastAsia="Calibri" w:cs="Calibri"/>
+          <w:noProof w:val="0"/>
+          <w:sz w:val="24"/>
+          <w:szCs w:val="24"/>
+          <w:lang w:val="es-CL"/>
+        </w:rPr>
+        <w:t xml:space="preserve"> (u otra herramienta de tablero) para planificar tareas y hitos.</w:t>
+      </w:r>
+    </w:p>
+    <w:p>
+      <w:pPr>
+        <w:pStyle w:val="ListParagraph"/>
+        <w:numPr>
+          <w:ilvl w:val="0"/>
+          <w:numId w:val="5"/>
+        </w:numPr>
+        <w:spacing w:before="240" w:beforeAutospacing="off" w:after="240" w:afterAutospacing="off"/>
+        <w:jc w:val="left"/>
+        <w:rPr>
+          <w:rFonts w:ascii="Calibri" w:hAnsi="Calibri" w:eastAsia="Calibri" w:cs="Calibri"/>
+          <w:noProof w:val="0"/>
+          <w:sz w:val="24"/>
+          <w:szCs w:val="24"/>
+          <w:lang w:val="es-CL"/>
+        </w:rPr>
+      </w:pPr>
+      <w:r>
+        <w:rPr>
+          <w:rFonts w:ascii="Calibri" w:hAnsi="Calibri" w:eastAsia="Calibri" w:cs="Calibri"/>
+          <w:b w:val="1"/>
+          <w:bCs w:val="1"/>
+          <w:noProof w:val="0"/>
+          <w:sz w:val="24"/>
+          <w:szCs w:val="24"/>
+          <w:lang w:val="es-CL"/>
+        </w:rPr>
+        <w:t>Tutora Yaniela / Constanza:</w:t>
+      </w:r>
+      <w:r>
+        <w:rPr>
+          <w:rFonts w:ascii="Calibri" w:hAnsi="Calibri" w:eastAsia="Calibri" w:cs="Calibri"/>
+          <w:noProof w:val="0"/>
+          <w:sz w:val="24"/>
+          <w:szCs w:val="24"/>
+          <w:lang w:val="es-CL"/>
+        </w:rPr>
+        <w:t xml:space="preserve"> Validaron la dirección actual del trabajo, recalcando que el foco del </w:t>
+      </w:r>
+      <w:r>
+        <w:rPr>
+          <w:rFonts w:ascii="Calibri" w:hAnsi="Calibri" w:eastAsia="Calibri" w:cs="Calibri"/>
+          <w:b w:val="1"/>
+          <w:bCs w:val="1"/>
+          <w:noProof w:val="0"/>
+          <w:sz w:val="24"/>
+          <w:szCs w:val="24"/>
+          <w:lang w:val="es-CL"/>
+        </w:rPr>
+        <w:t>Hito 2</w:t>
+      </w:r>
+      <w:r>
+        <w:rPr>
+          <w:rFonts w:ascii="Calibri" w:hAnsi="Calibri" w:eastAsia="Calibri" w:cs="Calibri"/>
+          <w:noProof w:val="0"/>
+          <w:sz w:val="24"/>
+          <w:szCs w:val="24"/>
+          <w:lang w:val="es-CL"/>
+        </w:rPr>
+        <w:t xml:space="preserve"> es la definición de métricas y umbrales de calidad. Recomendaron formalizar la planificación y reportes mediante un tablero compartido.</w:t>
+      </w:r>
+    </w:p>
+    <w:p>
+      <w:pPr>
+        <w:spacing w:before="240" w:beforeAutospacing="off" w:after="240" w:afterAutospacing="off"/>
+        <w:jc w:val="left"/>
+      </w:pPr>
+      <w:r>
+        <w:rPr>
+          <w:rFonts w:ascii="Calibri" w:hAnsi="Calibri" w:eastAsia="Calibri" w:cs="Calibri"/>
+          <w:b w:val="1"/>
+          <w:bCs w:val="1"/>
+          <w:noProof w:val="0"/>
+          <w:sz w:val="24"/>
+          <w:szCs w:val="24"/>
+          <w:lang w:val="es-CL"/>
+        </w:rPr>
+        <w:t>Próxima reunión:</w:t>
+      </w:r>
+      <w:r>
+        <w:br/>
+      </w:r>
+      <w:r>
+        <w:rPr>
+          <w:rFonts w:ascii="Calibri" w:hAnsi="Calibri" w:eastAsia="Calibri" w:cs="Calibri"/>
+          <w:noProof w:val="0"/>
+          <w:sz w:val="24"/>
+          <w:szCs w:val="24"/>
+          <w:lang w:val="es-CL"/>
+        </w:rPr>
+        <w:t xml:space="preserve"> Debido a la semana de Fiestas Patrias (18 de septiembre), se acordó posponer la reunión de la próxima semana. En caso de lograr avances significativos antes del viernes, deberán reportarse en Slack o en la bitácora en formato escrito. Incluso sin progresos sustanciales, se espera un </w:t>
+      </w:r>
+      <w:r>
+        <w:rPr>
+          <w:rFonts w:ascii="Calibri" w:hAnsi="Calibri" w:eastAsia="Calibri" w:cs="Calibri"/>
+          <w:b w:val="1"/>
+          <w:bCs w:val="1"/>
+          <w:noProof w:val="0"/>
+          <w:sz w:val="24"/>
+          <w:szCs w:val="24"/>
+          <w:lang w:val="es-CL"/>
+        </w:rPr>
+        <w:t>breve informe de estado</w:t>
+      </w:r>
+      <w:r>
+        <w:rPr>
+          <w:rFonts w:ascii="Calibri" w:hAnsi="Calibri" w:eastAsia="Calibri" w:cs="Calibri"/>
+          <w:noProof w:val="0"/>
+          <w:sz w:val="24"/>
+          <w:szCs w:val="24"/>
+          <w:lang w:val="es-CL"/>
+        </w:rPr>
+        <w:t>. El equipo será responsable de actualizar el tablero y organizar la planificación de tareas.</w:t>
+      </w:r>
+    </w:p>
+    <w:p>
+      <w:pPr>
+        <w:spacing w:before="240" w:beforeAutospacing="off" w:after="240" w:afterAutospacing="off"/>
+        <w:ind w:left="0"/>
+        <w:jc w:val="left"/>
+        <w:rPr>
+          <w:rFonts w:ascii="Calibri" w:hAnsi="Calibri" w:eastAsia="Calibri" w:cs="Calibri"/>
+          <w:noProof w:val="0"/>
+          <w:color w:val="auto"/>
+          <w:sz w:val="24"/>
+          <w:szCs w:val="24"/>
+          <w:lang w:val="es-CL"/>
+        </w:rPr>
+      </w:pPr>
     </w:p>
     <w:sectPr>
       <w:pgSz w:w="12240" w:h="15840" w:orient="portrait"/>
@@ -1890,6 +2317,118 @@
 
 <file path=word/numbering.xml><?xml version="1.0" encoding="utf-8"?>
 <w:numbering xmlns:w="http://schemas.openxmlformats.org/wordprocessingml/2006/main">
+  <w:abstractNum xmlns:w="http://schemas.openxmlformats.org/wordprocessingml/2006/main" w:abstractNumId="5">
+    <w:nsid w:val="3335cf6d"/>
+    <w:multiLevelType xmlns:w="http://schemas.openxmlformats.org/wordprocessingml/2006/main" w:val="hybridMultilevel"/>
+    <w:lvl xmlns:w="http://schemas.openxmlformats.org/wordprocessingml/2006/main" w:ilvl="0">
+      <w:start w:val="1"/>
+      <w:numFmt w:val="bullet"/>
+      <w:lvlText w:val=""/>
+      <w:lvlJc w:val="left"/>
+      <w:pPr>
+        <w:ind w:left="720" w:hanging="360"/>
+      </w:pPr>
+      <w:rPr>
+        <w:rFonts w:hint="default" w:ascii="Symbol" w:hAnsi="Symbol"/>
+      </w:rPr>
+    </w:lvl>
+    <w:lvl xmlns:w="http://schemas.openxmlformats.org/wordprocessingml/2006/main" w:ilvl="1">
+      <w:start w:val="1"/>
+      <w:numFmt w:val="bullet"/>
+      <w:lvlText w:val="o"/>
+      <w:lvlJc w:val="left"/>
+      <w:pPr>
+        <w:ind w:left="1440" w:hanging="360"/>
+      </w:pPr>
+      <w:rPr>
+        <w:rFonts w:hint="default" w:ascii="Courier New" w:hAnsi="Courier New"/>
+      </w:rPr>
+    </w:lvl>
+    <w:lvl xmlns:w="http://schemas.openxmlformats.org/wordprocessingml/2006/main" w:ilvl="2">
+      <w:start w:val="1"/>
+      <w:numFmt w:val="bullet"/>
+      <w:lvlText w:val=""/>
+      <w:lvlJc w:val="left"/>
+      <w:pPr>
+        <w:ind w:left="2160" w:hanging="360"/>
+      </w:pPr>
+      <w:rPr>
+        <w:rFonts w:hint="default" w:ascii="Wingdings" w:hAnsi="Wingdings"/>
+      </w:rPr>
+    </w:lvl>
+    <w:lvl xmlns:w="http://schemas.openxmlformats.org/wordprocessingml/2006/main" w:ilvl="3">
+      <w:start w:val="1"/>
+      <w:numFmt w:val="bullet"/>
+      <w:lvlText w:val=""/>
+      <w:lvlJc w:val="left"/>
+      <w:pPr>
+        <w:ind w:left="2880" w:hanging="360"/>
+      </w:pPr>
+      <w:rPr>
+        <w:rFonts w:hint="default" w:ascii="Symbol" w:hAnsi="Symbol"/>
+      </w:rPr>
+    </w:lvl>
+    <w:lvl xmlns:w="http://schemas.openxmlformats.org/wordprocessingml/2006/main" w:ilvl="4">
+      <w:start w:val="1"/>
+      <w:numFmt w:val="bullet"/>
+      <w:lvlText w:val="o"/>
+      <w:lvlJc w:val="left"/>
+      <w:pPr>
+        <w:ind w:left="3600" w:hanging="360"/>
+      </w:pPr>
+      <w:rPr>
+        <w:rFonts w:hint="default" w:ascii="Courier New" w:hAnsi="Courier New"/>
+      </w:rPr>
+    </w:lvl>
+    <w:lvl xmlns:w="http://schemas.openxmlformats.org/wordprocessingml/2006/main" w:ilvl="5">
+      <w:start w:val="1"/>
+      <w:numFmt w:val="bullet"/>
+      <w:lvlText w:val=""/>
+      <w:lvlJc w:val="left"/>
+      <w:pPr>
+        <w:ind w:left="4320" w:hanging="360"/>
+      </w:pPr>
+      <w:rPr>
+        <w:rFonts w:hint="default" w:ascii="Wingdings" w:hAnsi="Wingdings"/>
+      </w:rPr>
+    </w:lvl>
+    <w:lvl xmlns:w="http://schemas.openxmlformats.org/wordprocessingml/2006/main" w:ilvl="6">
+      <w:start w:val="1"/>
+      <w:numFmt w:val="bullet"/>
+      <w:lvlText w:val=""/>
+      <w:lvlJc w:val="left"/>
+      <w:pPr>
+        <w:ind w:left="5040" w:hanging="360"/>
+      </w:pPr>
+      <w:rPr>
+        <w:rFonts w:hint="default" w:ascii="Symbol" w:hAnsi="Symbol"/>
+      </w:rPr>
+    </w:lvl>
+    <w:lvl xmlns:w="http://schemas.openxmlformats.org/wordprocessingml/2006/main" w:ilvl="7">
+      <w:start w:val="1"/>
+      <w:numFmt w:val="bullet"/>
+      <w:lvlText w:val="o"/>
+      <w:lvlJc w:val="left"/>
+      <w:pPr>
+        <w:ind w:left="5760" w:hanging="360"/>
+      </w:pPr>
+      <w:rPr>
+        <w:rFonts w:hint="default" w:ascii="Courier New" w:hAnsi="Courier New"/>
+      </w:rPr>
+    </w:lvl>
+    <w:lvl xmlns:w="http://schemas.openxmlformats.org/wordprocessingml/2006/main" w:ilvl="8">
+      <w:start w:val="1"/>
+      <w:numFmt w:val="bullet"/>
+      <w:lvlText w:val=""/>
+      <w:lvlJc w:val="left"/>
+      <w:pPr>
+        <w:ind w:left="6480" w:hanging="360"/>
+      </w:pPr>
+      <w:rPr>
+        <w:rFonts w:hint="default" w:ascii="Wingdings" w:hAnsi="Wingdings"/>
+      </w:rPr>
+    </w:lvl>
+  </w:abstractNum>
   <w:abstractNum xmlns:w="http://schemas.openxmlformats.org/wordprocessingml/2006/main" w:abstractNumId="4">
     <w:nsid w:val="461c17b8"/>
     <w:multiLevelType xmlns:w="http://schemas.openxmlformats.org/wordprocessingml/2006/main" w:val="hybridMultilevel"/>
@@ -2338,6 +2877,9 @@
       </w:rPr>
     </w:lvl>
   </w:abstractNum>
+  <w:num w:numId="5">
+    <w:abstractNumId w:val="5"/>
+  </w:num>
   <w:num w:numId="4">
     <w:abstractNumId w:val="4"/>
   </w:num>

--- a/Entregas/Bitácora Proyecto de Grado AinWater.docx
+++ b/Entregas/Bitácora Proyecto de Grado AinWater.docx
@@ -6,7 +6,7 @@
       <w:pPr>
         <w:jc w:val="center"/>
         <w:rPr>
-          <w:rFonts w:ascii="Calibri" w:eastAsia="Calibri" w:hAnsi="Calibri" w:cs="Calibri"/>
+          <w:rFonts w:ascii="Calibri" w:hAnsi="Calibri" w:eastAsia="Calibri" w:cs="Calibri"/>
           <w:b/>
           <w:bCs/>
           <w:sz w:val="40"/>
@@ -15,7 +15,7 @@
       </w:pPr>
       <w:r>
         <w:rPr>
-          <w:rFonts w:ascii="Calibri" w:eastAsia="Calibri" w:hAnsi="Calibri" w:cs="Calibri"/>
+          <w:rFonts w:ascii="Calibri" w:hAnsi="Calibri" w:eastAsia="Calibri" w:cs="Calibri"/>
           <w:b/>
           <w:bCs/>
           <w:sz w:val="40"/>
@@ -26,7 +26,7 @@
       <w:proofErr w:type="spellStart"/>
       <w:r>
         <w:rPr>
-          <w:rFonts w:ascii="Calibri" w:eastAsia="Calibri" w:hAnsi="Calibri" w:cs="Calibri"/>
+          <w:rFonts w:ascii="Calibri" w:hAnsi="Calibri" w:eastAsia="Calibri" w:cs="Calibri"/>
           <w:b/>
           <w:bCs/>
           <w:sz w:val="40"/>
@@ -39,7 +39,7 @@
     <w:p>
       <w:pPr>
         <w:rPr>
-          <w:rFonts w:ascii="Calibri" w:eastAsia="Calibri" w:hAnsi="Calibri" w:cs="Calibri"/>
+          <w:rFonts w:ascii="Calibri" w:hAnsi="Calibri" w:eastAsia="Calibri" w:cs="Calibri"/>
           <w:b/>
           <w:bCs/>
           <w:sz w:val="32"/>
@@ -60,11 +60,12 @@
         <w:tc>
           <w:tcPr>
             <w:tcW w:w="9350" w:type="dxa"/>
+            <w:tcMar/>
           </w:tcPr>
           <w:p>
             <w:pPr>
               <w:rPr>
-                <w:rFonts w:ascii="Calibri" w:eastAsia="Calibri" w:hAnsi="Calibri" w:cs="Calibri"/>
+                <w:rFonts w:ascii="Calibri" w:hAnsi="Calibri" w:eastAsia="Calibri" w:cs="Calibri"/>
                 <w:b/>
                 <w:bCs/>
                 <w:sz w:val="32"/>
@@ -73,7 +74,7 @@
             </w:pPr>
             <w:r>
               <w:rPr>
-                <w:rFonts w:ascii="Calibri" w:eastAsia="Calibri" w:hAnsi="Calibri" w:cs="Calibri"/>
+                <w:rFonts w:ascii="Calibri" w:hAnsi="Calibri" w:eastAsia="Calibri" w:cs="Calibri"/>
                 <w:b/>
                 <w:bCs/>
                 <w:sz w:val="32"/>
@@ -85,12 +86,12 @@
           <w:p>
             <w:pPr>
               <w:rPr>
-                <w:rFonts w:ascii="Calibri" w:eastAsia="Calibri" w:hAnsi="Calibri" w:cs="Calibri"/>
-              </w:rPr>
-            </w:pPr>
-            <w:r>
-              <w:rPr>
-                <w:rFonts w:ascii="Calibri" w:eastAsia="Calibri" w:hAnsi="Calibri" w:cs="Calibri"/>
+                <w:rFonts w:ascii="Calibri" w:hAnsi="Calibri" w:eastAsia="Calibri" w:cs="Calibri"/>
+              </w:rPr>
+            </w:pPr>
+            <w:r>
+              <w:rPr>
+                <w:rFonts w:ascii="Calibri" w:hAnsi="Calibri" w:eastAsia="Calibri" w:cs="Calibri"/>
               </w:rPr>
               <w:t>Enfoque en el funcionamiento de las plantas de tratamiento de aguas residuales.</w:t>
             </w:r>
@@ -98,12 +99,12 @@
           <w:p>
             <w:pPr>
               <w:rPr>
-                <w:rFonts w:ascii="Calibri" w:eastAsia="Calibri" w:hAnsi="Calibri" w:cs="Calibri"/>
-              </w:rPr>
-            </w:pPr>
-            <w:r>
-              <w:rPr>
-                <w:rFonts w:ascii="Calibri" w:eastAsia="Calibri" w:hAnsi="Calibri" w:cs="Calibri"/>
+                <w:rFonts w:ascii="Calibri" w:hAnsi="Calibri" w:eastAsia="Calibri" w:cs="Calibri"/>
+              </w:rPr>
+            </w:pPr>
+            <w:r>
+              <w:rPr>
+                <w:rFonts w:ascii="Calibri" w:hAnsi="Calibri" w:eastAsia="Calibri" w:cs="Calibri"/>
               </w:rPr>
               <w:t>Se profundizó en el proceso de tratamiento en ambas plantas para entender mejor los procesos y su funcionamiento.</w:t>
             </w:r>
@@ -111,14 +112,14 @@
           <w:p>
             <w:pPr>
               <w:rPr>
-                <w:rFonts w:ascii="Calibri" w:eastAsia="Calibri" w:hAnsi="Calibri" w:cs="Calibri"/>
-                <w:b/>
-                <w:bCs/>
-              </w:rPr>
-            </w:pPr>
-            <w:r>
-              <w:rPr>
-                <w:rFonts w:ascii="Calibri" w:eastAsia="Calibri" w:hAnsi="Calibri" w:cs="Calibri"/>
+                <w:rFonts w:ascii="Calibri" w:hAnsi="Calibri" w:eastAsia="Calibri" w:cs="Calibri"/>
+                <w:b/>
+                <w:bCs/>
+              </w:rPr>
+            </w:pPr>
+            <w:r>
+              <w:rPr>
+                <w:rFonts w:ascii="Calibri" w:hAnsi="Calibri" w:eastAsia="Calibri" w:cs="Calibri"/>
                 <w:b/>
                 <w:bCs/>
               </w:rPr>
@@ -133,12 +134,12 @@
                 <w:numId w:val="5"/>
               </w:numPr>
               <w:rPr>
-                <w:rFonts w:ascii="Calibri" w:eastAsia="Calibri" w:hAnsi="Calibri" w:cs="Calibri"/>
-              </w:rPr>
-            </w:pPr>
-            <w:r>
-              <w:rPr>
-                <w:rFonts w:ascii="Calibri" w:eastAsia="Calibri" w:hAnsi="Calibri" w:cs="Calibri"/>
+                <w:rFonts w:ascii="Calibri" w:hAnsi="Calibri" w:eastAsia="Calibri" w:cs="Calibri"/>
+              </w:rPr>
+            </w:pPr>
+            <w:r>
+              <w:rPr>
+                <w:rFonts w:ascii="Calibri" w:hAnsi="Calibri" w:eastAsia="Calibri" w:cs="Calibri"/>
               </w:rPr>
               <w:t>Se presentó lo trabajado hasta el momento.</w:t>
             </w:r>
@@ -151,12 +152,12 @@
                 <w:numId w:val="5"/>
               </w:numPr>
               <w:rPr>
-                <w:rFonts w:ascii="Calibri" w:eastAsia="Calibri" w:hAnsi="Calibri" w:cs="Calibri"/>
-              </w:rPr>
-            </w:pPr>
-            <w:r>
-              <w:rPr>
-                <w:rFonts w:ascii="Calibri" w:eastAsia="Calibri" w:hAnsi="Calibri" w:cs="Calibri"/>
+                <w:rFonts w:ascii="Calibri" w:hAnsi="Calibri" w:eastAsia="Calibri" w:cs="Calibri"/>
+              </w:rPr>
+            </w:pPr>
+            <w:r>
+              <w:rPr>
+                <w:rFonts w:ascii="Calibri" w:hAnsi="Calibri" w:eastAsia="Calibri" w:cs="Calibri"/>
               </w:rPr>
               <w:t>Se recibieron diferentes puntos de vista y sugerencias, especialmente sobre la interpretación de los datos.</w:t>
             </w:r>
@@ -169,12 +170,12 @@
                 <w:numId w:val="5"/>
               </w:numPr>
               <w:rPr>
-                <w:rFonts w:ascii="Calibri" w:eastAsia="Calibri" w:hAnsi="Calibri" w:cs="Calibri"/>
-              </w:rPr>
-            </w:pPr>
-            <w:r>
-              <w:rPr>
-                <w:rFonts w:ascii="Calibri" w:eastAsia="Calibri" w:hAnsi="Calibri" w:cs="Calibri"/>
+                <w:rFonts w:ascii="Calibri" w:hAnsi="Calibri" w:eastAsia="Calibri" w:cs="Calibri"/>
+              </w:rPr>
+            </w:pPr>
+            <w:r>
+              <w:rPr>
+                <w:rFonts w:ascii="Calibri" w:hAnsi="Calibri" w:eastAsia="Calibri" w:cs="Calibri"/>
               </w:rPr>
               <w:t>Se brindó una explicación más detallada sobre cómo funcionan las plantas de tratamiento de aguas residuales, para contextualizar mejor los datos y los procesos en estudio.</w:t>
             </w:r>
@@ -182,14 +183,14 @@
           <w:p>
             <w:pPr>
               <w:rPr>
-                <w:rFonts w:ascii="Calibri" w:eastAsia="Calibri" w:hAnsi="Calibri" w:cs="Calibri"/>
-                <w:b/>
-                <w:bCs/>
-              </w:rPr>
-            </w:pPr>
-            <w:r>
-              <w:rPr>
-                <w:rFonts w:ascii="Calibri" w:eastAsia="Calibri" w:hAnsi="Calibri" w:cs="Calibri"/>
+                <w:rFonts w:ascii="Calibri" w:hAnsi="Calibri" w:eastAsia="Calibri" w:cs="Calibri"/>
+                <w:b/>
+                <w:bCs/>
+              </w:rPr>
+            </w:pPr>
+            <w:r>
+              <w:rPr>
+                <w:rFonts w:ascii="Calibri" w:hAnsi="Calibri" w:eastAsia="Calibri" w:cs="Calibri"/>
                 <w:b/>
                 <w:bCs/>
               </w:rPr>
@@ -199,12 +200,12 @@
           <w:p>
             <w:pPr>
               <w:rPr>
-                <w:rFonts w:ascii="Calibri" w:eastAsia="Calibri" w:hAnsi="Calibri" w:cs="Calibri"/>
-              </w:rPr>
-            </w:pPr>
-            <w:r>
-              <w:rPr>
-                <w:rFonts w:ascii="Calibri" w:eastAsia="Calibri" w:hAnsi="Calibri" w:cs="Calibri"/>
+                <w:rFonts w:ascii="Calibri" w:hAnsi="Calibri" w:eastAsia="Calibri" w:cs="Calibri"/>
+              </w:rPr>
+            </w:pPr>
+            <w:r>
+              <w:rPr>
+                <w:rFonts w:ascii="Calibri" w:hAnsi="Calibri" w:eastAsia="Calibri" w:cs="Calibri"/>
               </w:rPr>
               <w:t>En la siguiente reunión se presentará el funcionamiento de la planta 3, con el objetivo de comprenderla mejor y poder integrarla en el análisis general.</w:t>
             </w:r>
@@ -212,7 +213,7 @@
           <w:p>
             <w:pPr>
               <w:rPr>
-                <w:rFonts w:ascii="Calibri" w:eastAsia="Calibri" w:hAnsi="Calibri" w:cs="Calibri"/>
+                <w:rFonts w:ascii="Calibri" w:hAnsi="Calibri" w:eastAsia="Calibri" w:cs="Calibri"/>
                 <w:b/>
                 <w:bCs/>
                 <w:sz w:val="32"/>
@@ -226,11 +227,12 @@
         <w:tc>
           <w:tcPr>
             <w:tcW w:w="9350" w:type="dxa"/>
+            <w:tcMar/>
           </w:tcPr>
           <w:p>
             <w:pPr>
               <w:rPr>
-                <w:rFonts w:ascii="Calibri" w:eastAsia="Calibri" w:hAnsi="Calibri" w:cs="Calibri"/>
+                <w:rFonts w:ascii="Calibri" w:hAnsi="Calibri" w:eastAsia="Calibri" w:cs="Calibri"/>
                 <w:b/>
                 <w:bCs/>
                 <w:sz w:val="32"/>
@@ -239,7 +241,7 @@
             </w:pPr>
             <w:r>
               <w:rPr>
-                <w:rFonts w:ascii="Calibri" w:eastAsia="Calibri" w:hAnsi="Calibri" w:cs="Calibri"/>
+                <w:rFonts w:ascii="Calibri" w:hAnsi="Calibri" w:eastAsia="Calibri" w:cs="Calibri"/>
                 <w:b/>
                 <w:bCs/>
                 <w:sz w:val="32"/>
@@ -254,7 +256,7 @@
             </w:pPr>
             <w:r>
               <w:rPr>
-                <w:rFonts w:ascii="Calibri" w:eastAsia="Calibri" w:hAnsi="Calibri" w:cs="Calibri"/>
+                <w:rFonts w:ascii="Calibri" w:hAnsi="Calibri" w:eastAsia="Calibri" w:cs="Calibri"/>
               </w:rPr>
               <w:t>Se revisó el avance general del informe Hito 1, enfocándose en la transición desde una revisión inicial hacia una etapa de exploración más detallada, incorporando métodos estadísticos y técnicas avanzadas.</w:t>
             </w:r>
@@ -262,14 +264,14 @@
           <w:p>
             <w:pPr>
               <w:rPr>
-                <w:rFonts w:ascii="Calibri" w:eastAsia="Calibri" w:hAnsi="Calibri" w:cs="Calibri"/>
-                <w:b/>
-                <w:bCs/>
-              </w:rPr>
-            </w:pPr>
-            <w:r>
-              <w:rPr>
-                <w:rFonts w:ascii="Calibri" w:eastAsia="Calibri" w:hAnsi="Calibri" w:cs="Calibri"/>
+                <w:rFonts w:ascii="Calibri" w:hAnsi="Calibri" w:eastAsia="Calibri" w:cs="Calibri"/>
+                <w:b/>
+                <w:bCs/>
+              </w:rPr>
+            </w:pPr>
+            <w:r>
+              <w:rPr>
+                <w:rFonts w:ascii="Calibri" w:hAnsi="Calibri" w:eastAsia="Calibri" w:cs="Calibri"/>
                 <w:b/>
                 <w:bCs/>
               </w:rPr>
@@ -285,12 +287,12 @@
               </w:numPr>
               <w:spacing w:before="240" w:after="240"/>
               <w:rPr>
-                <w:rFonts w:ascii="Calibri" w:eastAsia="Calibri" w:hAnsi="Calibri" w:cs="Calibri"/>
-              </w:rPr>
-            </w:pPr>
-            <w:r>
-              <w:rPr>
-                <w:rFonts w:ascii="Calibri" w:eastAsia="Calibri" w:hAnsi="Calibri" w:cs="Calibri"/>
+                <w:rFonts w:ascii="Calibri" w:hAnsi="Calibri" w:eastAsia="Calibri" w:cs="Calibri"/>
+              </w:rPr>
+            </w:pPr>
+            <w:r>
+              <w:rPr>
+                <w:rFonts w:ascii="Calibri" w:hAnsi="Calibri" w:eastAsia="Calibri" w:cs="Calibri"/>
               </w:rPr>
               <w:t>Analizar las lagunas de datos en distintos periodos de tiempo, utilizando métodos estadísticos para una mejor caracterización.</w:t>
             </w:r>
@@ -304,12 +306,12 @@
               </w:numPr>
               <w:spacing w:before="240" w:after="240"/>
               <w:rPr>
-                <w:rFonts w:ascii="Calibri" w:eastAsia="Calibri" w:hAnsi="Calibri" w:cs="Calibri"/>
-              </w:rPr>
-            </w:pPr>
-            <w:r>
-              <w:rPr>
-                <w:rFonts w:ascii="Calibri" w:eastAsia="Calibri" w:hAnsi="Calibri" w:cs="Calibri"/>
+                <w:rFonts w:ascii="Calibri" w:hAnsi="Calibri" w:eastAsia="Calibri" w:cs="Calibri"/>
+              </w:rPr>
+            </w:pPr>
+            <w:r>
+              <w:rPr>
+                <w:rFonts w:ascii="Calibri" w:hAnsi="Calibri" w:eastAsia="Calibri" w:cs="Calibri"/>
               </w:rPr>
               <w:t>Presentar los métodos ya implementados para la detección de valores atípicos (z-score robusto), junto con sus visualizaciones y el etiquetado en estados operativos.</w:t>
             </w:r>
@@ -323,26 +325,26 @@
               </w:numPr>
               <w:spacing w:before="240" w:after="240"/>
               <w:rPr>
-                <w:rFonts w:ascii="Calibri" w:eastAsia="Calibri" w:hAnsi="Calibri" w:cs="Calibri"/>
-              </w:rPr>
-            </w:pPr>
-            <w:r>
-              <w:rPr>
-                <w:rFonts w:ascii="Calibri" w:eastAsia="Calibri" w:hAnsi="Calibri" w:cs="Calibri"/>
+                <w:rFonts w:ascii="Calibri" w:hAnsi="Calibri" w:eastAsia="Calibri" w:cs="Calibri"/>
+              </w:rPr>
+            </w:pPr>
+            <w:r>
+              <w:rPr>
+                <w:rFonts w:ascii="Calibri" w:hAnsi="Calibri" w:eastAsia="Calibri" w:cs="Calibri"/>
               </w:rPr>
               <w:t xml:space="preserve">Revisar los métodos aplicados para la detección de </w:t>
             </w:r>
             <w:proofErr w:type="spellStart"/>
             <w:r>
               <w:rPr>
-                <w:rFonts w:ascii="Calibri" w:eastAsia="Calibri" w:hAnsi="Calibri" w:cs="Calibri"/>
+                <w:rFonts w:ascii="Calibri" w:hAnsi="Calibri" w:eastAsia="Calibri" w:cs="Calibri"/>
               </w:rPr>
               <w:t>drift</w:t>
             </w:r>
             <w:proofErr w:type="spellEnd"/>
             <w:r>
               <w:rPr>
-                <w:rFonts w:ascii="Calibri" w:eastAsia="Calibri" w:hAnsi="Calibri" w:cs="Calibri"/>
+                <w:rFonts w:ascii="Calibri" w:hAnsi="Calibri" w:eastAsia="Calibri" w:cs="Calibri"/>
               </w:rPr>
               <w:t xml:space="preserve"> (KS test, PSI, Chi-cuadrado) y proponer su complementación con enfoques más avanzados, como modelos predictivos y análisis de correlaciones rodantes.</w:t>
             </w:r>
@@ -351,14 +353,14 @@
             <w:pPr>
               <w:spacing w:before="240" w:after="240"/>
               <w:rPr>
-                <w:rFonts w:ascii="Calibri" w:eastAsia="Calibri" w:hAnsi="Calibri" w:cs="Calibri"/>
-                <w:b/>
-                <w:bCs/>
-              </w:rPr>
-            </w:pPr>
-            <w:r>
-              <w:rPr>
-                <w:rFonts w:ascii="Calibri" w:eastAsia="Calibri" w:hAnsi="Calibri" w:cs="Calibri"/>
+                <w:rFonts w:ascii="Calibri" w:hAnsi="Calibri" w:eastAsia="Calibri" w:cs="Calibri"/>
+                <w:b/>
+                <w:bCs/>
+              </w:rPr>
+            </w:pPr>
+            <w:r>
+              <w:rPr>
+                <w:rFonts w:ascii="Calibri" w:hAnsi="Calibri" w:eastAsia="Calibri" w:cs="Calibri"/>
                 <w:b/>
                 <w:bCs/>
               </w:rPr>
@@ -374,12 +376,12 @@
               </w:numPr>
               <w:spacing w:before="240" w:after="240"/>
               <w:rPr>
-                <w:rFonts w:ascii="Calibri" w:eastAsia="Calibri" w:hAnsi="Calibri" w:cs="Calibri"/>
-              </w:rPr>
-            </w:pPr>
-            <w:r>
-              <w:rPr>
-                <w:rFonts w:ascii="Calibri" w:eastAsia="Calibri" w:hAnsi="Calibri" w:cs="Calibri"/>
+                <w:rFonts w:ascii="Calibri" w:hAnsi="Calibri" w:eastAsia="Calibri" w:cs="Calibri"/>
+              </w:rPr>
+            </w:pPr>
+            <w:r>
+              <w:rPr>
+                <w:rFonts w:ascii="Calibri" w:hAnsi="Calibri" w:eastAsia="Calibri" w:cs="Calibri"/>
               </w:rPr>
               <w:t>Revisar el funcionamiento de la Planta 3 mediante un esquema simplificado de sensores y variables, con el fin de vincular el análisis de datos con la operación real.</w:t>
             </w:r>
@@ -393,26 +395,26 @@
               </w:numPr>
               <w:spacing w:before="240" w:after="240"/>
               <w:rPr>
-                <w:rFonts w:ascii="Calibri" w:eastAsia="Calibri" w:hAnsi="Calibri" w:cs="Calibri"/>
-              </w:rPr>
-            </w:pPr>
-            <w:r>
-              <w:rPr>
-                <w:rFonts w:ascii="Calibri" w:eastAsia="Calibri" w:hAnsi="Calibri" w:cs="Calibri"/>
+                <w:rFonts w:ascii="Calibri" w:hAnsi="Calibri" w:eastAsia="Calibri" w:cs="Calibri"/>
+              </w:rPr>
+            </w:pPr>
+            <w:r>
+              <w:rPr>
+                <w:rFonts w:ascii="Calibri" w:hAnsi="Calibri" w:eastAsia="Calibri" w:cs="Calibri"/>
               </w:rPr>
               <w:t xml:space="preserve">Presentar un ejemplo de </w:t>
             </w:r>
             <w:proofErr w:type="spellStart"/>
             <w:r>
               <w:rPr>
-                <w:rFonts w:ascii="Calibri" w:eastAsia="Calibri" w:hAnsi="Calibri" w:cs="Calibri"/>
+                <w:rFonts w:ascii="Calibri" w:hAnsi="Calibri" w:eastAsia="Calibri" w:cs="Calibri"/>
               </w:rPr>
               <w:t>forecasting</w:t>
             </w:r>
             <w:proofErr w:type="spellEnd"/>
             <w:r>
               <w:rPr>
-                <w:rFonts w:ascii="Calibri" w:eastAsia="Calibri" w:hAnsi="Calibri" w:cs="Calibri"/>
+                <w:rFonts w:ascii="Calibri" w:hAnsi="Calibri" w:eastAsia="Calibri" w:cs="Calibri"/>
               </w:rPr>
               <w:t xml:space="preserve"> aplicado a niveles de pozo, mostrando su utilidad para anticipar comportamientos críticos y detectar posibles fallos de sensores mediante la comparación entre pronósticos y valores reales.</w:t>
             </w:r>
@@ -423,11 +425,10 @@
             </w:pPr>
             <w:r>
               <w:rPr>
-                <w:rFonts w:ascii="Calibri" w:eastAsia="Calibri" w:hAnsi="Calibri" w:cs="Calibri"/>
-                <w:b/>
-                <w:bCs/>
-              </w:rPr>
-              <w:lastRenderedPageBreak/>
+                <w:rFonts w:ascii="Calibri" w:hAnsi="Calibri" w:eastAsia="Calibri" w:cs="Calibri"/>
+                <w:b/>
+                <w:bCs/>
+              </w:rPr>
               <w:t>Próxima reunión:</w:t>
             </w:r>
             <w:r>
@@ -435,35 +436,35 @@
             </w:r>
             <w:r>
               <w:rPr>
-                <w:rFonts w:ascii="Calibri" w:eastAsia="Calibri" w:hAnsi="Calibri" w:cs="Calibri"/>
+                <w:rFonts w:ascii="Calibri" w:hAnsi="Calibri" w:eastAsia="Calibri" w:cs="Calibri"/>
               </w:rPr>
               <w:t xml:space="preserve"> Revisar el informe final del Hito 1 y profundizar en el trabajo de detección de </w:t>
             </w:r>
             <w:proofErr w:type="spellStart"/>
             <w:r>
               <w:rPr>
-                <w:rFonts w:ascii="Calibri" w:eastAsia="Calibri" w:hAnsi="Calibri" w:cs="Calibri"/>
+                <w:rFonts w:ascii="Calibri" w:hAnsi="Calibri" w:eastAsia="Calibri" w:cs="Calibri"/>
               </w:rPr>
               <w:t>drift</w:t>
             </w:r>
             <w:proofErr w:type="spellEnd"/>
             <w:r>
               <w:rPr>
-                <w:rFonts w:ascii="Calibri" w:eastAsia="Calibri" w:hAnsi="Calibri" w:cs="Calibri"/>
+                <w:rFonts w:ascii="Calibri" w:hAnsi="Calibri" w:eastAsia="Calibri" w:cs="Calibri"/>
               </w:rPr>
               <w:t xml:space="preserve">, </w:t>
             </w:r>
             <w:proofErr w:type="spellStart"/>
             <w:r>
               <w:rPr>
-                <w:rFonts w:ascii="Calibri" w:eastAsia="Calibri" w:hAnsi="Calibri" w:cs="Calibri"/>
+                <w:rFonts w:ascii="Calibri" w:hAnsi="Calibri" w:eastAsia="Calibri" w:cs="Calibri"/>
               </w:rPr>
               <w:t>outliers</w:t>
             </w:r>
             <w:proofErr w:type="spellEnd"/>
             <w:r>
               <w:rPr>
-                <w:rFonts w:ascii="Calibri" w:eastAsia="Calibri" w:hAnsi="Calibri" w:cs="Calibri"/>
+                <w:rFonts w:ascii="Calibri" w:hAnsi="Calibri" w:eastAsia="Calibri" w:cs="Calibri"/>
               </w:rPr>
               <w:t xml:space="preserve"> y lagunas de datos, considerando los posibles riesgos de error en las plantas.</w:t>
             </w:r>
@@ -471,7 +472,7 @@
           <w:p>
             <w:pPr>
               <w:rPr>
-                <w:rFonts w:ascii="Calibri" w:eastAsia="Calibri" w:hAnsi="Calibri" w:cs="Calibri"/>
+                <w:rFonts w:ascii="Calibri" w:hAnsi="Calibri" w:eastAsia="Calibri" w:cs="Calibri"/>
                 <w:b/>
                 <w:bCs/>
                 <w:sz w:val="32"/>
@@ -485,11 +486,12 @@
         <w:tc>
           <w:tcPr>
             <w:tcW w:w="9350" w:type="dxa"/>
+            <w:tcMar/>
           </w:tcPr>
           <w:p>
             <w:pPr>
               <w:rPr>
-                <w:rFonts w:ascii="Calibri" w:eastAsia="Calibri" w:hAnsi="Calibri" w:cs="Calibri"/>
+                <w:rFonts w:ascii="Calibri" w:hAnsi="Calibri" w:eastAsia="Calibri" w:cs="Calibri"/>
                 <w:b/>
                 <w:bCs/>
                 <w:sz w:val="32"/>
@@ -498,13 +500,12 @@
             </w:pPr>
             <w:r>
               <w:rPr>
-                <w:rFonts w:ascii="Calibri" w:eastAsia="Calibri" w:hAnsi="Calibri" w:cs="Calibri"/>
+                <w:rFonts w:ascii="Calibri" w:hAnsi="Calibri" w:eastAsia="Calibri" w:cs="Calibri"/>
                 <w:b/>
                 <w:bCs/>
                 <w:sz w:val="32"/>
                 <w:szCs w:val="32"/>
               </w:rPr>
-              <w:lastRenderedPageBreak/>
               <w:t>03-09</w:t>
             </w:r>
           </w:p>
@@ -512,26 +513,26 @@
             <w:pPr>
               <w:spacing w:before="240" w:after="240"/>
               <w:rPr>
-                <w:rFonts w:ascii="Calibri" w:eastAsia="Calibri" w:hAnsi="Calibri" w:cs="Calibri"/>
-              </w:rPr>
-            </w:pPr>
-            <w:r>
-              <w:rPr>
-                <w:rFonts w:ascii="Calibri" w:eastAsia="Calibri" w:hAnsi="Calibri" w:cs="Calibri"/>
+                <w:rFonts w:ascii="Calibri" w:hAnsi="Calibri" w:eastAsia="Calibri" w:cs="Calibri"/>
+              </w:rPr>
+            </w:pPr>
+            <w:r>
+              <w:rPr>
+                <w:rFonts w:ascii="Calibri" w:hAnsi="Calibri" w:eastAsia="Calibri" w:cs="Calibri"/>
               </w:rPr>
               <w:t xml:space="preserve">Se revisó el avance del informe del Hito 1, dando continuidad a los objetivos definidos en la reunión anterior. El </w:t>
             </w:r>
             <w:proofErr w:type="spellStart"/>
             <w:r>
               <w:rPr>
-                <w:rFonts w:ascii="Calibri" w:eastAsia="Calibri" w:hAnsi="Calibri" w:cs="Calibri"/>
+                <w:rFonts w:ascii="Calibri" w:hAnsi="Calibri" w:eastAsia="Calibri" w:cs="Calibri"/>
               </w:rPr>
               <w:t>feedback</w:t>
             </w:r>
             <w:proofErr w:type="spellEnd"/>
             <w:r>
               <w:rPr>
-                <w:rFonts w:ascii="Calibri" w:eastAsia="Calibri" w:hAnsi="Calibri" w:cs="Calibri"/>
+                <w:rFonts w:ascii="Calibri" w:hAnsi="Calibri" w:eastAsia="Calibri" w:cs="Calibri"/>
               </w:rPr>
               <w:t xml:space="preserve"> recibido destacó que el método de procesamiento estadístico actual es una buena aproximación inicial, pero se señaló que no se debería sacrificar la fidelidad de los datos reales al simplificar demasiado el análisis.</w:t>
             </w:r>
@@ -545,20 +546,20 @@
               </w:numPr>
               <w:spacing w:before="240" w:after="240"/>
               <w:rPr>
-                <w:rFonts w:ascii="Calibri" w:eastAsia="Calibri" w:hAnsi="Calibri" w:cs="Calibri"/>
+                <w:rFonts w:ascii="Calibri" w:hAnsi="Calibri" w:eastAsia="Calibri" w:cs="Calibri"/>
               </w:rPr>
             </w:pPr>
             <w:proofErr w:type="gramStart"/>
             <w:r>
               <w:rPr>
-                <w:rFonts w:ascii="Calibri" w:eastAsia="Calibri" w:hAnsi="Calibri" w:cs="Calibri"/>
+                <w:rFonts w:ascii="Calibri" w:hAnsi="Calibri" w:eastAsia="Calibri" w:cs="Calibri"/>
               </w:rPr>
               <w:t>Considerar</w:t>
             </w:r>
             <w:proofErr w:type="gramEnd"/>
             <w:r>
               <w:rPr>
-                <w:rFonts w:ascii="Calibri" w:eastAsia="Calibri" w:hAnsi="Calibri" w:cs="Calibri"/>
+                <w:rFonts w:ascii="Calibri" w:hAnsi="Calibri" w:eastAsia="Calibri" w:cs="Calibri"/>
               </w:rPr>
               <w:t xml:space="preserve"> que se trabaja con distintas plantas y variables, por lo que es necesario analizarlas de manera diferenciada y con criterios específicos.</w:t>
             </w:r>
@@ -572,26 +573,26 @@
               </w:numPr>
               <w:spacing w:before="240" w:after="240"/>
               <w:rPr>
-                <w:rFonts w:ascii="Calibri" w:eastAsia="Calibri" w:hAnsi="Calibri" w:cs="Calibri"/>
-              </w:rPr>
-            </w:pPr>
-            <w:r>
-              <w:rPr>
-                <w:rFonts w:ascii="Calibri" w:eastAsia="Calibri" w:hAnsi="Calibri" w:cs="Calibri"/>
+                <w:rFonts w:ascii="Calibri" w:hAnsi="Calibri" w:eastAsia="Calibri" w:cs="Calibri"/>
+              </w:rPr>
+            </w:pPr>
+            <w:r>
+              <w:rPr>
+                <w:rFonts w:ascii="Calibri" w:hAnsi="Calibri" w:eastAsia="Calibri" w:cs="Calibri"/>
               </w:rPr>
               <w:t xml:space="preserve">Presentar el script que permite generar etiquetas visuales sobre el </w:t>
             </w:r>
             <w:proofErr w:type="spellStart"/>
             <w:r>
               <w:rPr>
-                <w:rFonts w:ascii="Calibri" w:eastAsia="Calibri" w:hAnsi="Calibri" w:cs="Calibri"/>
+                <w:rFonts w:ascii="Calibri" w:hAnsi="Calibri" w:eastAsia="Calibri" w:cs="Calibri"/>
               </w:rPr>
               <w:t>dataset</w:t>
             </w:r>
             <w:proofErr w:type="spellEnd"/>
             <w:r>
               <w:rPr>
-                <w:rFonts w:ascii="Calibri" w:eastAsia="Calibri" w:hAnsi="Calibri" w:cs="Calibri"/>
+                <w:rFonts w:ascii="Calibri" w:hAnsi="Calibri" w:eastAsia="Calibri" w:cs="Calibri"/>
               </w:rPr>
               <w:t>, a partir de las cuales es posible entrenar un modelo supervisado.</w:t>
             </w:r>
@@ -605,12 +606,12 @@
               </w:numPr>
               <w:spacing w:before="240" w:after="240"/>
               <w:rPr>
-                <w:rFonts w:ascii="Calibri" w:eastAsia="Calibri" w:hAnsi="Calibri" w:cs="Calibri"/>
-              </w:rPr>
-            </w:pPr>
-            <w:r>
-              <w:rPr>
-                <w:rFonts w:ascii="Calibri" w:eastAsia="Calibri" w:hAnsi="Calibri" w:cs="Calibri"/>
+                <w:rFonts w:ascii="Calibri" w:hAnsi="Calibri" w:eastAsia="Calibri" w:cs="Calibri"/>
+              </w:rPr>
+            </w:pPr>
+            <w:r>
+              <w:rPr>
+                <w:rFonts w:ascii="Calibri" w:hAnsi="Calibri" w:eastAsia="Calibri" w:cs="Calibri"/>
               </w:rPr>
               <w:t>Evaluar la incorporación de técnicas de aprendizaje supervisado para mejorar la detección de eventos y anomalías.</w:t>
             </w:r>
@@ -624,19 +625,19 @@
               </w:numPr>
               <w:spacing w:before="240" w:after="240"/>
               <w:rPr>
-                <w:rFonts w:ascii="Calibri" w:eastAsia="Calibri" w:hAnsi="Calibri" w:cs="Calibri"/>
-              </w:rPr>
-            </w:pPr>
-            <w:r>
-              <w:rPr>
-                <w:rFonts w:ascii="Calibri" w:eastAsia="Calibri" w:hAnsi="Calibri" w:cs="Calibri"/>
+                <w:rFonts w:ascii="Calibri" w:hAnsi="Calibri" w:eastAsia="Calibri" w:cs="Calibri"/>
+              </w:rPr>
+            </w:pPr>
+            <w:r>
+              <w:rPr>
+                <w:rFonts w:ascii="Calibri" w:hAnsi="Calibri" w:eastAsia="Calibri" w:cs="Calibri"/>
               </w:rPr>
               <w:t xml:space="preserve">Actualizar el informe con definiciones claras de </w:t>
             </w:r>
             <w:proofErr w:type="spellStart"/>
             <w:r>
               <w:rPr>
-                <w:rFonts w:ascii="Calibri" w:eastAsia="Calibri" w:hAnsi="Calibri" w:cs="Calibri"/>
+                <w:rFonts w:ascii="Calibri" w:hAnsi="Calibri" w:eastAsia="Calibri" w:cs="Calibri"/>
                 <w:i/>
                 <w:iCs/>
               </w:rPr>
@@ -645,14 +646,14 @@
             <w:proofErr w:type="spellEnd"/>
             <w:r>
               <w:rPr>
-                <w:rFonts w:ascii="Calibri" w:eastAsia="Calibri" w:hAnsi="Calibri" w:cs="Calibri"/>
+                <w:rFonts w:ascii="Calibri" w:hAnsi="Calibri" w:eastAsia="Calibri" w:cs="Calibri"/>
               </w:rPr>
               <w:t xml:space="preserve">, </w:t>
             </w:r>
             <w:proofErr w:type="spellStart"/>
             <w:r>
               <w:rPr>
-                <w:rFonts w:ascii="Calibri" w:eastAsia="Calibri" w:hAnsi="Calibri" w:cs="Calibri"/>
+                <w:rFonts w:ascii="Calibri" w:hAnsi="Calibri" w:eastAsia="Calibri" w:cs="Calibri"/>
                 <w:i/>
                 <w:iCs/>
               </w:rPr>
@@ -661,13 +662,13 @@
             <w:proofErr w:type="spellEnd"/>
             <w:r>
               <w:rPr>
-                <w:rFonts w:ascii="Calibri" w:eastAsia="Calibri" w:hAnsi="Calibri" w:cs="Calibri"/>
+                <w:rFonts w:ascii="Calibri" w:hAnsi="Calibri" w:eastAsia="Calibri" w:cs="Calibri"/>
               </w:rPr>
               <w:t xml:space="preserve"> y </w:t>
             </w:r>
             <w:r>
               <w:rPr>
-                <w:rFonts w:ascii="Calibri" w:eastAsia="Calibri" w:hAnsi="Calibri" w:cs="Calibri"/>
+                <w:rFonts w:ascii="Calibri" w:hAnsi="Calibri" w:eastAsia="Calibri" w:cs="Calibri"/>
                 <w:i/>
                 <w:iCs/>
               </w:rPr>
@@ -675,7 +676,7 @@
             </w:r>
             <w:r>
               <w:rPr>
-                <w:rFonts w:ascii="Calibri" w:eastAsia="Calibri" w:hAnsi="Calibri" w:cs="Calibri"/>
+                <w:rFonts w:ascii="Calibri" w:hAnsi="Calibri" w:eastAsia="Calibri" w:cs="Calibri"/>
               </w:rPr>
               <w:t>.</w:t>
             </w:r>
@@ -689,12 +690,12 @@
               </w:numPr>
               <w:spacing w:before="240" w:after="240"/>
               <w:rPr>
-                <w:rFonts w:ascii="Calibri" w:eastAsia="Calibri" w:hAnsi="Calibri" w:cs="Calibri"/>
-              </w:rPr>
-            </w:pPr>
-            <w:r>
-              <w:rPr>
-                <w:rFonts w:ascii="Calibri" w:eastAsia="Calibri" w:hAnsi="Calibri" w:cs="Calibri"/>
+                <w:rFonts w:ascii="Calibri" w:hAnsi="Calibri" w:eastAsia="Calibri" w:cs="Calibri"/>
+              </w:rPr>
+            </w:pPr>
+            <w:r>
+              <w:rPr>
+                <w:rFonts w:ascii="Calibri" w:hAnsi="Calibri" w:eastAsia="Calibri" w:cs="Calibri"/>
               </w:rPr>
               <w:t>Mantener un repositorio con etiquetado manual de datos, que sirva de base para pruebas y entrenamiento de modelos.</w:t>
             </w:r>
@@ -708,12 +709,12 @@
               </w:numPr>
               <w:spacing w:before="240" w:after="240"/>
               <w:rPr>
-                <w:rFonts w:ascii="Calibri" w:eastAsia="Calibri" w:hAnsi="Calibri" w:cs="Calibri"/>
-              </w:rPr>
-            </w:pPr>
-            <w:r>
-              <w:rPr>
-                <w:rFonts w:ascii="Calibri" w:eastAsia="Calibri" w:hAnsi="Calibri" w:cs="Calibri"/>
+                <w:rFonts w:ascii="Calibri" w:hAnsi="Calibri" w:eastAsia="Calibri" w:cs="Calibri"/>
+              </w:rPr>
+            </w:pPr>
+            <w:r>
+              <w:rPr>
+                <w:rFonts w:ascii="Calibri" w:hAnsi="Calibri" w:eastAsia="Calibri" w:cs="Calibri"/>
               </w:rPr>
               <w:t>Avanzar en el trabajo pendiente sobre las tres entregas del curso, incluyendo la modificación del informe y la incorporación de estos avances en el documento final.</w:t>
             </w:r>
@@ -722,12 +723,12 @@
             <w:pPr>
               <w:spacing w:before="240" w:after="240"/>
               <w:rPr>
-                <w:rFonts w:ascii="Calibri" w:eastAsia="Calibri" w:hAnsi="Calibri" w:cs="Calibri"/>
-              </w:rPr>
-            </w:pPr>
-            <w:r>
-              <w:rPr>
-                <w:rFonts w:ascii="Calibri" w:eastAsia="Calibri" w:hAnsi="Calibri" w:cs="Calibri"/>
+                <w:rFonts w:ascii="Calibri" w:hAnsi="Calibri" w:eastAsia="Calibri" w:cs="Calibri"/>
+              </w:rPr>
+            </w:pPr>
+            <w:r>
+              <w:rPr>
+                <w:rFonts w:ascii="Calibri" w:hAnsi="Calibri" w:eastAsia="Calibri" w:cs="Calibri"/>
                 <w:b/>
                 <w:bCs/>
               </w:rPr>
@@ -738,21 +739,21 @@
             </w:r>
             <w:r>
               <w:rPr>
-                <w:rFonts w:ascii="Calibri" w:eastAsia="Calibri" w:hAnsi="Calibri" w:cs="Calibri"/>
+                <w:rFonts w:ascii="Calibri" w:hAnsi="Calibri" w:eastAsia="Calibri" w:cs="Calibri"/>
               </w:rPr>
               <w:t xml:space="preserve"> Probar la herramienta de detección manual de </w:t>
             </w:r>
             <w:proofErr w:type="spellStart"/>
             <w:r>
               <w:rPr>
-                <w:rFonts w:ascii="Calibri" w:eastAsia="Calibri" w:hAnsi="Calibri" w:cs="Calibri"/>
+                <w:rFonts w:ascii="Calibri" w:hAnsi="Calibri" w:eastAsia="Calibri" w:cs="Calibri"/>
               </w:rPr>
               <w:t>outliers</w:t>
             </w:r>
             <w:proofErr w:type="spellEnd"/>
             <w:r>
               <w:rPr>
-                <w:rFonts w:ascii="Calibri" w:eastAsia="Calibri" w:hAnsi="Calibri" w:cs="Calibri"/>
+                <w:rFonts w:ascii="Calibri" w:hAnsi="Calibri" w:eastAsia="Calibri" w:cs="Calibri"/>
               </w:rPr>
               <w:t xml:space="preserve"> y evaluar el desempeño de los métodos actuales, además de comenzar con la investigación y pruebas de distintos modelos.</w:t>
             </w:r>
@@ -760,7 +761,7 @@
           <w:p>
             <w:pPr>
               <w:rPr>
-                <w:rFonts w:ascii="Calibri" w:eastAsia="Calibri" w:hAnsi="Calibri" w:cs="Calibri"/>
+                <w:rFonts w:ascii="Calibri" w:hAnsi="Calibri" w:eastAsia="Calibri" w:cs="Calibri"/>
                 <w:b/>
                 <w:bCs/>
                 <w:sz w:val="32"/>
@@ -774,16 +775,17 @@
         <w:tc>
           <w:tcPr>
             <w:tcW w:w="9350" w:type="dxa"/>
+            <w:tcMar/>
           </w:tcPr>
           <w:p>
             <w:pPr>
               <w:rPr>
-                <w:rFonts w:ascii="Calibri" w:eastAsia="Calibri" w:hAnsi="Calibri" w:cs="Calibri"/>
-              </w:rPr>
-            </w:pPr>
-            <w:r>
-              <w:rPr>
-                <w:rFonts w:ascii="Calibri" w:eastAsia="Calibri" w:hAnsi="Calibri" w:cs="Calibri"/>
+                <w:rFonts w:ascii="Calibri" w:hAnsi="Calibri" w:eastAsia="Calibri" w:cs="Calibri"/>
+              </w:rPr>
+            </w:pPr>
+            <w:r>
+              <w:rPr>
+                <w:rFonts w:ascii="Calibri" w:hAnsi="Calibri" w:eastAsia="Calibri" w:cs="Calibri"/>
                 <w:b/>
                 <w:bCs/>
                 <w:sz w:val="32"/>
@@ -798,21 +800,21 @@
             </w:pPr>
             <w:r>
               <w:rPr>
-                <w:rFonts w:ascii="Calibri" w:eastAsia="Calibri" w:hAnsi="Calibri" w:cs="Calibri"/>
+                <w:rFonts w:ascii="Calibri" w:hAnsi="Calibri" w:eastAsia="Calibri" w:cs="Calibri"/>
               </w:rPr>
               <w:t xml:space="preserve">Se realizó una revisión de los avances, enfocada en el desarrollo del modelo de detección de </w:t>
             </w:r>
             <w:proofErr w:type="spellStart"/>
             <w:r>
               <w:rPr>
-                <w:rFonts w:ascii="Calibri" w:eastAsia="Calibri" w:hAnsi="Calibri" w:cs="Calibri"/>
+                <w:rFonts w:ascii="Calibri" w:hAnsi="Calibri" w:eastAsia="Calibri" w:cs="Calibri"/>
               </w:rPr>
               <w:t>outliers</w:t>
             </w:r>
             <w:proofErr w:type="spellEnd"/>
             <w:r>
               <w:rPr>
-                <w:rFonts w:ascii="Calibri" w:eastAsia="Calibri" w:hAnsi="Calibri" w:cs="Calibri"/>
+                <w:rFonts w:ascii="Calibri" w:hAnsi="Calibri" w:eastAsia="Calibri" w:cs="Calibri"/>
               </w:rPr>
               <w:t xml:space="preserve"> basado en un </w:t>
             </w:r>
@@ -820,7 +822,7 @@
             <w:proofErr w:type="gramStart"/>
             <w:r>
               <w:rPr>
-                <w:rFonts w:ascii="Calibri" w:eastAsia="Calibri" w:hAnsi="Calibri" w:cs="Calibri"/>
+                <w:rFonts w:ascii="Calibri" w:hAnsi="Calibri" w:eastAsia="Calibri" w:cs="Calibri"/>
               </w:rPr>
               <w:t>paper</w:t>
             </w:r>
@@ -828,21 +830,21 @@
             <w:proofErr w:type="gramEnd"/>
             <w:r>
               <w:rPr>
-                <w:rFonts w:ascii="Calibri" w:eastAsia="Calibri" w:hAnsi="Calibri" w:cs="Calibri"/>
+                <w:rFonts w:ascii="Calibri" w:hAnsi="Calibri" w:eastAsia="Calibri" w:cs="Calibri"/>
               </w:rPr>
               <w:t xml:space="preserve">, en la evaluación de distintos enfoques para detección de </w:t>
             </w:r>
             <w:proofErr w:type="spellStart"/>
             <w:r>
               <w:rPr>
-                <w:rFonts w:ascii="Calibri" w:eastAsia="Calibri" w:hAnsi="Calibri" w:cs="Calibri"/>
+                <w:rFonts w:ascii="Calibri" w:hAnsi="Calibri" w:eastAsia="Calibri" w:cs="Calibri"/>
               </w:rPr>
               <w:t>drift</w:t>
             </w:r>
             <w:proofErr w:type="spellEnd"/>
             <w:r>
               <w:rPr>
-                <w:rFonts w:ascii="Calibri" w:eastAsia="Calibri" w:hAnsi="Calibri" w:cs="Calibri"/>
+                <w:rFonts w:ascii="Calibri" w:hAnsi="Calibri" w:eastAsia="Calibri" w:cs="Calibri"/>
               </w:rPr>
               <w:t xml:space="preserve"> y en la propuesta de flujos de etiquetado y organización del trabajo.</w:t>
             </w:r>
@@ -856,12 +858,12 @@
               </w:numPr>
               <w:spacing w:before="240" w:after="240"/>
               <w:rPr>
-                <w:rFonts w:ascii="Calibri" w:eastAsia="Calibri" w:hAnsi="Calibri" w:cs="Calibri"/>
-              </w:rPr>
-            </w:pPr>
-            <w:r>
-              <w:rPr>
-                <w:rFonts w:ascii="Calibri" w:eastAsia="Calibri" w:hAnsi="Calibri" w:cs="Calibri"/>
+                <w:rFonts w:ascii="Calibri" w:hAnsi="Calibri" w:eastAsia="Calibri" w:cs="Calibri"/>
+              </w:rPr>
+            </w:pPr>
+            <w:r>
+              <w:rPr>
+                <w:rFonts w:ascii="Calibri" w:hAnsi="Calibri" w:eastAsia="Calibri" w:cs="Calibri"/>
                 <w:b/>
                 <w:bCs/>
               </w:rPr>
@@ -869,13 +871,13 @@
             </w:r>
             <w:r>
               <w:rPr>
-                <w:rFonts w:ascii="Calibri" w:eastAsia="Calibri" w:hAnsi="Calibri" w:cs="Calibri"/>
+                <w:rFonts w:ascii="Calibri" w:hAnsi="Calibri" w:eastAsia="Calibri" w:cs="Calibri"/>
               </w:rPr>
               <w:t xml:space="preserve"> Implementó un método de detección basado en </w:t>
             </w:r>
             <w:r>
               <w:rPr>
-                <w:rFonts w:ascii="Calibri" w:eastAsia="Calibri" w:hAnsi="Calibri" w:cs="Calibri"/>
+                <w:rFonts w:ascii="Calibri" w:hAnsi="Calibri" w:eastAsia="Calibri" w:cs="Calibri"/>
                 <w:i/>
                 <w:iCs/>
               </w:rPr>
@@ -883,7 +885,7 @@
             </w:r>
             <w:r>
               <w:rPr>
-                <w:rFonts w:ascii="Calibri" w:eastAsia="Calibri" w:hAnsi="Calibri" w:cs="Calibri"/>
+                <w:rFonts w:ascii="Calibri" w:hAnsi="Calibri" w:eastAsia="Calibri" w:cs="Calibri"/>
               </w:rPr>
               <w:t xml:space="preserve">, siguiendo un </w:t>
             </w:r>
@@ -891,7 +893,7 @@
             <w:proofErr w:type="gramStart"/>
             <w:r>
               <w:rPr>
-                <w:rFonts w:ascii="Calibri" w:eastAsia="Calibri" w:hAnsi="Calibri" w:cs="Calibri"/>
+                <w:rFonts w:ascii="Calibri" w:hAnsi="Calibri" w:eastAsia="Calibri" w:cs="Calibri"/>
               </w:rPr>
               <w:t>paper</w:t>
             </w:r>
@@ -899,35 +901,35 @@
             <w:proofErr w:type="gramEnd"/>
             <w:r>
               <w:rPr>
-                <w:rFonts w:ascii="Calibri" w:eastAsia="Calibri" w:hAnsi="Calibri" w:cs="Calibri"/>
+                <w:rFonts w:ascii="Calibri" w:hAnsi="Calibri" w:eastAsia="Calibri" w:cs="Calibri"/>
               </w:rPr>
               <w:t xml:space="preserve">. El modelo permite identificar </w:t>
             </w:r>
             <w:proofErr w:type="spellStart"/>
             <w:r>
               <w:rPr>
-                <w:rFonts w:ascii="Calibri" w:eastAsia="Calibri" w:hAnsi="Calibri" w:cs="Calibri"/>
+                <w:rFonts w:ascii="Calibri" w:hAnsi="Calibri" w:eastAsia="Calibri" w:cs="Calibri"/>
               </w:rPr>
               <w:t>outliers</w:t>
             </w:r>
             <w:proofErr w:type="spellEnd"/>
             <w:r>
               <w:rPr>
-                <w:rFonts w:ascii="Calibri" w:eastAsia="Calibri" w:hAnsi="Calibri" w:cs="Calibri"/>
+                <w:rFonts w:ascii="Calibri" w:hAnsi="Calibri" w:eastAsia="Calibri" w:cs="Calibri"/>
               </w:rPr>
               <w:t xml:space="preserve"> y cambios de patrón/distribución, con pruebas en distintas variables (incluido pH) y resultados lógicos. Actualmente los parámetros corresponden a los del </w:t>
             </w:r>
             <w:proofErr w:type="spellStart"/>
             <w:r>
               <w:rPr>
-                <w:rFonts w:ascii="Calibri" w:eastAsia="Calibri" w:hAnsi="Calibri" w:cs="Calibri"/>
+                <w:rFonts w:ascii="Calibri" w:hAnsi="Calibri" w:eastAsia="Calibri" w:cs="Calibri"/>
               </w:rPr>
               <w:t>paper</w:t>
             </w:r>
             <w:proofErr w:type="spellEnd"/>
             <w:r>
               <w:rPr>
-                <w:rFonts w:ascii="Calibri" w:eastAsia="Calibri" w:hAnsi="Calibri" w:cs="Calibri"/>
+                <w:rFonts w:ascii="Calibri" w:hAnsi="Calibri" w:eastAsia="Calibri" w:cs="Calibri"/>
               </w:rPr>
               <w:t xml:space="preserve"> y requieren ajuste fino. Los umbrales se definen en función de cuantiles, lo que facilita la estandarización entre variables y unidades.</w:t>
             </w:r>
@@ -941,12 +943,12 @@
               </w:numPr>
               <w:spacing w:before="240" w:after="240"/>
               <w:rPr>
-                <w:rFonts w:ascii="Calibri" w:eastAsia="Calibri" w:hAnsi="Calibri" w:cs="Calibri"/>
-              </w:rPr>
-            </w:pPr>
-            <w:r>
-              <w:rPr>
-                <w:rFonts w:ascii="Calibri" w:eastAsia="Calibri" w:hAnsi="Calibri" w:cs="Calibri"/>
+                <w:rFonts w:ascii="Calibri" w:hAnsi="Calibri" w:eastAsia="Calibri" w:cs="Calibri"/>
+              </w:rPr>
+            </w:pPr>
+            <w:r>
+              <w:rPr>
+                <w:rFonts w:ascii="Calibri" w:hAnsi="Calibri" w:eastAsia="Calibri" w:cs="Calibri"/>
                 <w:b/>
                 <w:bCs/>
               </w:rPr>
@@ -954,14 +956,14 @@
             </w:r>
             <w:r>
               <w:rPr>
-                <w:rFonts w:ascii="Calibri" w:eastAsia="Calibri" w:hAnsi="Calibri" w:cs="Calibri"/>
+                <w:rFonts w:ascii="Calibri" w:hAnsi="Calibri" w:eastAsia="Calibri" w:cs="Calibri"/>
               </w:rPr>
               <w:t xml:space="preserve"> Continuó explorando </w:t>
             </w:r>
             <w:proofErr w:type="spellStart"/>
             <w:r>
               <w:rPr>
-                <w:rFonts w:ascii="Calibri" w:eastAsia="Calibri" w:hAnsi="Calibri" w:cs="Calibri"/>
+                <w:rFonts w:ascii="Calibri" w:hAnsi="Calibri" w:eastAsia="Calibri" w:cs="Calibri"/>
                 <w:i/>
                 <w:iCs/>
               </w:rPr>
@@ -970,7 +972,7 @@
             <w:proofErr w:type="spellEnd"/>
             <w:r>
               <w:rPr>
-                <w:rFonts w:ascii="Calibri" w:eastAsia="Calibri" w:hAnsi="Calibri" w:cs="Calibri"/>
+                <w:rFonts w:ascii="Calibri" w:hAnsi="Calibri" w:eastAsia="Calibri" w:cs="Calibri"/>
                 <w:i/>
                 <w:iCs/>
               </w:rPr>
@@ -979,7 +981,7 @@
             <w:proofErr w:type="spellStart"/>
             <w:r>
               <w:rPr>
-                <w:rFonts w:ascii="Calibri" w:eastAsia="Calibri" w:hAnsi="Calibri" w:cs="Calibri"/>
+                <w:rFonts w:ascii="Calibri" w:hAnsi="Calibri" w:eastAsia="Calibri" w:cs="Calibri"/>
                 <w:i/>
                 <w:iCs/>
               </w:rPr>
@@ -988,29 +990,28 @@
             <w:proofErr w:type="spellEnd"/>
             <w:r>
               <w:rPr>
-                <w:rFonts w:ascii="Calibri" w:eastAsia="Calibri" w:hAnsi="Calibri" w:cs="Calibri"/>
+                <w:rFonts w:ascii="Calibri" w:hAnsi="Calibri" w:eastAsia="Calibri" w:cs="Calibri"/>
               </w:rPr>
               <w:t xml:space="preserve"> para detección de </w:t>
             </w:r>
             <w:proofErr w:type="spellStart"/>
             <w:r>
               <w:rPr>
-                <w:rFonts w:ascii="Calibri" w:eastAsia="Calibri" w:hAnsi="Calibri" w:cs="Calibri"/>
+                <w:rFonts w:ascii="Calibri" w:hAnsi="Calibri" w:eastAsia="Calibri" w:cs="Calibri"/>
               </w:rPr>
               <w:t>drift</w:t>
             </w:r>
             <w:proofErr w:type="spellEnd"/>
             <w:r>
               <w:rPr>
-                <w:rFonts w:ascii="Calibri" w:eastAsia="Calibri" w:hAnsi="Calibri" w:cs="Calibri"/>
+                <w:rFonts w:ascii="Calibri" w:hAnsi="Calibri" w:eastAsia="Calibri" w:cs="Calibri"/>
               </w:rPr>
               <w:t xml:space="preserve">. El método mostró alta sensibilidad a la configuración de ventanas, generando bloques </w:t>
             </w:r>
             <w:r>
               <w:rPr>
-                <w:rFonts w:ascii="Calibri" w:eastAsia="Calibri" w:hAnsi="Calibri" w:cs="Calibri"/>
-              </w:rPr>
-              <w:lastRenderedPageBreak/>
+                <w:rFonts w:ascii="Calibri" w:hAnsi="Calibri" w:eastAsia="Calibri" w:cs="Calibri"/>
+              </w:rPr>
               <w:t>demasiado grandes y con baja precisión. Se probaron distintas librerías sin obtener resultados satisfactorios a nivel intradiario, por lo que aún no se cuenta con un enfoque estable.</w:t>
             </w:r>
           </w:p>
@@ -1023,13 +1024,13 @@
               </w:numPr>
               <w:spacing w:before="240" w:after="240"/>
               <w:rPr>
-                <w:rFonts w:ascii="Calibri" w:eastAsia="Calibri" w:hAnsi="Calibri" w:cs="Calibri"/>
+                <w:rFonts w:ascii="Calibri" w:hAnsi="Calibri" w:eastAsia="Calibri" w:cs="Calibri"/>
               </w:rPr>
             </w:pPr>
             <w:proofErr w:type="spellStart"/>
             <w:r>
               <w:rPr>
-                <w:rFonts w:ascii="Calibri" w:eastAsia="Calibri" w:hAnsi="Calibri" w:cs="Calibri"/>
+                <w:rFonts w:ascii="Calibri" w:hAnsi="Calibri" w:eastAsia="Calibri" w:cs="Calibri"/>
                 <w:b/>
                 <w:bCs/>
               </w:rPr>
@@ -1038,7 +1039,7 @@
             <w:proofErr w:type="spellEnd"/>
             <w:r>
               <w:rPr>
-                <w:rFonts w:ascii="Calibri" w:eastAsia="Calibri" w:hAnsi="Calibri" w:cs="Calibri"/>
+                <w:rFonts w:ascii="Calibri" w:hAnsi="Calibri" w:eastAsia="Calibri" w:cs="Calibri"/>
                 <w:b/>
                 <w:bCs/>
               </w:rPr>
@@ -1046,13 +1047,13 @@
             </w:r>
             <w:r>
               <w:rPr>
-                <w:rFonts w:ascii="Calibri" w:eastAsia="Calibri" w:hAnsi="Calibri" w:cs="Calibri"/>
+                <w:rFonts w:ascii="Calibri" w:hAnsi="Calibri" w:eastAsia="Calibri" w:cs="Calibri"/>
               </w:rPr>
               <w:t xml:space="preserve"> Logró ejecutar la aplicación y leer los datos del proyecto. Propuso un flujo de trabajo basado en </w:t>
             </w:r>
             <w:r>
               <w:rPr>
-                <w:rFonts w:ascii="Calibri" w:eastAsia="Calibri" w:hAnsi="Calibri" w:cs="Calibri"/>
+                <w:rFonts w:ascii="Calibri" w:hAnsi="Calibri" w:eastAsia="Calibri" w:cs="Calibri"/>
                 <w:b/>
                 <w:bCs/>
               </w:rPr>
@@ -1060,13 +1061,13 @@
             </w:r>
             <w:r>
               <w:rPr>
-                <w:rFonts w:ascii="Calibri" w:eastAsia="Calibri" w:hAnsi="Calibri" w:cs="Calibri"/>
+                <w:rFonts w:ascii="Calibri" w:hAnsi="Calibri" w:eastAsia="Calibri" w:cs="Calibri"/>
               </w:rPr>
               <w:t xml:space="preserve">, además de utilizar </w:t>
             </w:r>
             <w:r>
               <w:rPr>
-                <w:rFonts w:ascii="Calibri" w:eastAsia="Calibri" w:hAnsi="Calibri" w:cs="Calibri"/>
+                <w:rFonts w:ascii="Calibri" w:hAnsi="Calibri" w:eastAsia="Calibri" w:cs="Calibri"/>
                 <w:b/>
                 <w:bCs/>
               </w:rPr>
@@ -1074,21 +1075,21 @@
             </w:r>
             <w:r>
               <w:rPr>
-                <w:rFonts w:ascii="Calibri" w:eastAsia="Calibri" w:hAnsi="Calibri" w:cs="Calibri"/>
+                <w:rFonts w:ascii="Calibri" w:hAnsi="Calibri" w:eastAsia="Calibri" w:cs="Calibri"/>
               </w:rPr>
               <w:t xml:space="preserve"> (u otra herramienta de tablero) para planificar tareas </w:t>
             </w:r>
             <w:proofErr w:type="spellStart"/>
             <w:r>
               <w:rPr>
-                <w:rFonts w:ascii="Calibri" w:eastAsia="Calibri" w:hAnsi="Calibri" w:cs="Calibri"/>
+                <w:rFonts w:ascii="Calibri" w:hAnsi="Calibri" w:eastAsia="Calibri" w:cs="Calibri"/>
               </w:rPr>
               <w:t>y</w:t>
             </w:r>
             <w:proofErr w:type="spellEnd"/>
             <w:r>
               <w:rPr>
-                <w:rFonts w:ascii="Calibri" w:eastAsia="Calibri" w:hAnsi="Calibri" w:cs="Calibri"/>
+                <w:rFonts w:ascii="Calibri" w:hAnsi="Calibri" w:eastAsia="Calibri" w:cs="Calibri"/>
               </w:rPr>
               <w:t xml:space="preserve"> hitos.</w:t>
             </w:r>
@@ -1102,12 +1103,12 @@
               </w:numPr>
               <w:spacing w:before="240" w:after="240"/>
               <w:rPr>
-                <w:rFonts w:ascii="Calibri" w:eastAsia="Calibri" w:hAnsi="Calibri" w:cs="Calibri"/>
-              </w:rPr>
-            </w:pPr>
-            <w:r>
-              <w:rPr>
-                <w:rFonts w:ascii="Calibri" w:eastAsia="Calibri" w:hAnsi="Calibri" w:cs="Calibri"/>
+                <w:rFonts w:ascii="Calibri" w:hAnsi="Calibri" w:eastAsia="Calibri" w:cs="Calibri"/>
+              </w:rPr>
+            </w:pPr>
+            <w:r>
+              <w:rPr>
+                <w:rFonts w:ascii="Calibri" w:hAnsi="Calibri" w:eastAsia="Calibri" w:cs="Calibri"/>
                 <w:b/>
                 <w:bCs/>
               </w:rPr>
@@ -1116,7 +1117,7 @@
             <w:proofErr w:type="spellStart"/>
             <w:r>
               <w:rPr>
-                <w:rFonts w:ascii="Calibri" w:eastAsia="Calibri" w:hAnsi="Calibri" w:cs="Calibri"/>
+                <w:rFonts w:ascii="Calibri" w:hAnsi="Calibri" w:eastAsia="Calibri" w:cs="Calibri"/>
                 <w:b/>
                 <w:bCs/>
               </w:rPr>
@@ -1125,7 +1126,7 @@
             <w:proofErr w:type="spellEnd"/>
             <w:r>
               <w:rPr>
-                <w:rFonts w:ascii="Calibri" w:eastAsia="Calibri" w:hAnsi="Calibri" w:cs="Calibri"/>
+                <w:rFonts w:ascii="Calibri" w:hAnsi="Calibri" w:eastAsia="Calibri" w:cs="Calibri"/>
                 <w:b/>
                 <w:bCs/>
               </w:rPr>
@@ -1133,13 +1134,13 @@
             </w:r>
             <w:r>
               <w:rPr>
-                <w:rFonts w:ascii="Calibri" w:eastAsia="Calibri" w:hAnsi="Calibri" w:cs="Calibri"/>
+                <w:rFonts w:ascii="Calibri" w:hAnsi="Calibri" w:eastAsia="Calibri" w:cs="Calibri"/>
               </w:rPr>
               <w:t xml:space="preserve"> Validaron la dirección actual del trabajo, recalcando que el foco del </w:t>
             </w:r>
             <w:r>
               <w:rPr>
-                <w:rFonts w:ascii="Calibri" w:eastAsia="Calibri" w:hAnsi="Calibri" w:cs="Calibri"/>
+                <w:rFonts w:ascii="Calibri" w:hAnsi="Calibri" w:eastAsia="Calibri" w:cs="Calibri"/>
                 <w:b/>
                 <w:bCs/>
               </w:rPr>
@@ -1147,7 +1148,7 @@
             </w:r>
             <w:r>
               <w:rPr>
-                <w:rFonts w:ascii="Calibri" w:eastAsia="Calibri" w:hAnsi="Calibri" w:cs="Calibri"/>
+                <w:rFonts w:ascii="Calibri" w:hAnsi="Calibri" w:eastAsia="Calibri" w:cs="Calibri"/>
               </w:rPr>
               <w:t xml:space="preserve"> es la definición de métricas y umbrales de calidad. Recomendaron formalizar la planificación y reportes mediante un tablero compartido.</w:t>
             </w:r>
@@ -1158,7 +1159,7 @@
             </w:pPr>
             <w:r>
               <w:rPr>
-                <w:rFonts w:ascii="Calibri" w:eastAsia="Calibri" w:hAnsi="Calibri" w:cs="Calibri"/>
+                <w:rFonts w:ascii="Calibri" w:hAnsi="Calibri" w:eastAsia="Calibri" w:cs="Calibri"/>
                 <w:b/>
                 <w:bCs/>
               </w:rPr>
@@ -1169,27 +1170,27 @@
             </w:r>
             <w:r>
               <w:rPr>
-                <w:rFonts w:ascii="Calibri" w:eastAsia="Calibri" w:hAnsi="Calibri" w:cs="Calibri"/>
+                <w:rFonts w:ascii="Calibri" w:hAnsi="Calibri" w:eastAsia="Calibri" w:cs="Calibri"/>
               </w:rPr>
               <w:t xml:space="preserve"> Debido a la semana de Fiestas Patrias (18 de septiembre), se acordó posponer la reunión de la próxima semana. En caso de lograr avances significativos antes del viernes, deberán reportarse en </w:t>
             </w:r>
             <w:proofErr w:type="spellStart"/>
             <w:r>
               <w:rPr>
-                <w:rFonts w:ascii="Calibri" w:eastAsia="Calibri" w:hAnsi="Calibri" w:cs="Calibri"/>
+                <w:rFonts w:ascii="Calibri" w:hAnsi="Calibri" w:eastAsia="Calibri" w:cs="Calibri"/>
               </w:rPr>
               <w:t>Slack</w:t>
             </w:r>
             <w:proofErr w:type="spellEnd"/>
             <w:r>
               <w:rPr>
-                <w:rFonts w:ascii="Calibri" w:eastAsia="Calibri" w:hAnsi="Calibri" w:cs="Calibri"/>
+                <w:rFonts w:ascii="Calibri" w:hAnsi="Calibri" w:eastAsia="Calibri" w:cs="Calibri"/>
               </w:rPr>
               <w:t xml:space="preserve"> o en la bitácora en formato escrito. Incluso sin progresos sustanciales, se espera un </w:t>
             </w:r>
             <w:r>
               <w:rPr>
-                <w:rFonts w:ascii="Calibri" w:eastAsia="Calibri" w:hAnsi="Calibri" w:cs="Calibri"/>
+                <w:rFonts w:ascii="Calibri" w:hAnsi="Calibri" w:eastAsia="Calibri" w:cs="Calibri"/>
                 <w:b/>
                 <w:bCs/>
               </w:rPr>
@@ -1197,7 +1198,7 @@
             </w:r>
             <w:r>
               <w:rPr>
-                <w:rFonts w:ascii="Calibri" w:eastAsia="Calibri" w:hAnsi="Calibri" w:cs="Calibri"/>
+                <w:rFonts w:ascii="Calibri" w:hAnsi="Calibri" w:eastAsia="Calibri" w:cs="Calibri"/>
               </w:rPr>
               <w:t>. El equipo será responsable de actualizar el tablero y organizar la planificación de tareas.</w:t>
             </w:r>
@@ -1208,196 +1209,280 @@
         <w:tc>
           <w:tcPr>
             <w:tcW w:w="9350" w:type="dxa"/>
+            <w:tcMar/>
           </w:tcPr>
           <w:p>
             <w:pPr>
-              <w:rPr>
-                <w:rFonts w:ascii="Calibri" w:eastAsia="Calibri" w:hAnsi="Calibri" w:cs="Calibri"/>
-              </w:rPr>
-            </w:pPr>
-            <w:r>
-              <w:rPr>
-                <w:rFonts w:ascii="Calibri" w:eastAsia="Calibri" w:hAnsi="Calibri" w:cs="Calibri"/>
-                <w:b/>
-                <w:bCs/>
+              <w:spacing w:before="240" w:beforeAutospacing="off" w:after="240" w:afterAutospacing="off"/>
+              <w:rPr>
+                <w:rFonts w:ascii="Calibri" w:hAnsi="Calibri" w:eastAsia="Calibri" w:cs="Calibri"/>
+                <w:b w:val="0"/>
+                <w:bCs w:val="0"/>
+                <w:noProof w:val="0"/>
+                <w:sz w:val="24"/>
+                <w:szCs w:val="24"/>
+                <w:lang w:val="es-CL"/>
+              </w:rPr>
+            </w:pPr>
+            <w:r>
+              <w:rPr>
+                <w:rFonts w:ascii="Calibri" w:hAnsi="Calibri" w:eastAsia="Calibri" w:cs="Calibri"/>
+                <w:b w:val="1"/>
+                <w:bCs w:val="1"/>
+                <w:noProof w:val="0"/>
                 <w:sz w:val="32"/>
                 <w:szCs w:val="32"/>
-              </w:rPr>
-              <w:lastRenderedPageBreak/>
-              <w:t>22-09</w:t>
-            </w:r>
-            <w:r>
-              <w:rPr>
-                <w:rFonts w:ascii="Calibri" w:eastAsia="Calibri" w:hAnsi="Calibri" w:cs="Calibri"/>
-                <w:b/>
-                <w:bCs/>
-                <w:sz w:val="32"/>
-                <w:szCs w:val="32"/>
-              </w:rPr>
+                <w:lang w:val="es-CL"/>
+              </w:rPr>
+              <w:t>02-10</w:t>
+            </w:r>
+            <w:r>
               <w:br/>
             </w:r>
             <w:r>
               <w:rPr>
-                <w:rFonts w:ascii="Calibri" w:eastAsia="Calibri" w:hAnsi="Calibri" w:cs="Calibri"/>
-              </w:rPr>
-              <w:t xml:space="preserve">Se presentaron los avances en detección de </w:t>
-            </w:r>
-            <w:proofErr w:type="spellStart"/>
-            <w:r>
-              <w:rPr>
-                <w:rFonts w:ascii="Calibri" w:eastAsia="Calibri" w:hAnsi="Calibri" w:cs="Calibri"/>
+                <w:rFonts w:ascii="Calibri" w:hAnsi="Calibri" w:eastAsia="Calibri" w:cs="Calibri"/>
+                <w:b w:val="0"/>
+                <w:bCs w:val="0"/>
+                <w:noProof w:val="0"/>
+                <w:sz w:val="24"/>
+                <w:szCs w:val="24"/>
+                <w:lang w:val="es-CL"/>
+              </w:rPr>
+              <w:t xml:space="preserve"> La reunión fue de carácter expositivo, enfocada en la presentación de los avances más recientes del proyecto. Se amplió el trabajo de </w:t>
+            </w:r>
+            <w:r>
+              <w:rPr>
+                <w:rFonts w:ascii="Calibri" w:hAnsi="Calibri" w:eastAsia="Calibri" w:cs="Calibri"/>
+                <w:b w:val="0"/>
+                <w:bCs w:val="0"/>
+                <w:noProof w:val="0"/>
+                <w:sz w:val="24"/>
+                <w:szCs w:val="24"/>
+                <w:lang w:val="es-CL"/>
+              </w:rPr>
+              <w:t xml:space="preserve">detección de </w:t>
+            </w:r>
+            <w:r>
+              <w:rPr>
+                <w:rFonts w:ascii="Calibri" w:hAnsi="Calibri" w:eastAsia="Calibri" w:cs="Calibri"/>
+                <w:b w:val="0"/>
+                <w:bCs w:val="0"/>
+                <w:noProof w:val="0"/>
+                <w:sz w:val="24"/>
+                <w:szCs w:val="24"/>
+                <w:lang w:val="es-CL"/>
               </w:rPr>
               <w:t>drift</w:t>
             </w:r>
-            <w:proofErr w:type="spellEnd"/>
-            <w:r>
-              <w:rPr>
-                <w:rFonts w:ascii="Calibri" w:eastAsia="Calibri" w:hAnsi="Calibri" w:cs="Calibri"/>
-              </w:rPr>
-              <w:t xml:space="preserve"> y </w:t>
-            </w:r>
-            <w:proofErr w:type="spellStart"/>
-            <w:r>
-              <w:rPr>
-                <w:rFonts w:ascii="Calibri" w:eastAsia="Calibri" w:hAnsi="Calibri" w:cs="Calibri"/>
+            <w:r>
+              <w:rPr>
+                <w:rFonts w:ascii="Calibri" w:hAnsi="Calibri" w:eastAsia="Calibri" w:cs="Calibri"/>
+                <w:b w:val="0"/>
+                <w:bCs w:val="0"/>
+                <w:noProof w:val="0"/>
+                <w:sz w:val="24"/>
+                <w:szCs w:val="24"/>
+                <w:lang w:val="es-CL"/>
+              </w:rPr>
+              <w:t xml:space="preserve"> a todas las plantas, generando los reportes en un mismo formato, lo que permite una visualización más simple y uniforme de los resultados. Además, se presentaron tres métodos distintos para el análisis de </w:t>
+            </w:r>
+            <w:r>
+              <w:rPr>
+                <w:rFonts w:ascii="Calibri" w:hAnsi="Calibri" w:eastAsia="Calibri" w:cs="Calibri"/>
+                <w:b w:val="0"/>
+                <w:bCs w:val="0"/>
+                <w:noProof w:val="0"/>
+                <w:sz w:val="24"/>
+                <w:szCs w:val="24"/>
+                <w:lang w:val="es-CL"/>
+              </w:rPr>
+              <w:t>drift</w:t>
+            </w:r>
+            <w:r>
+              <w:rPr>
+                <w:rFonts w:ascii="Calibri" w:hAnsi="Calibri" w:eastAsia="Calibri" w:cs="Calibri"/>
+                <w:b w:val="0"/>
+                <w:bCs w:val="0"/>
+                <w:noProof w:val="0"/>
+                <w:sz w:val="24"/>
+                <w:szCs w:val="24"/>
+                <w:lang w:val="es-CL"/>
+              </w:rPr>
+              <w:t>, definiendo que estos serán los seleccionados para continuar el trabajo.</w:t>
+            </w:r>
+          </w:p>
+          <w:p>
+            <w:pPr>
+              <w:spacing w:before="240" w:beforeAutospacing="off" w:after="240" w:afterAutospacing="off"/>
+              <w:rPr>
+                <w:rFonts w:ascii="Calibri" w:hAnsi="Calibri" w:eastAsia="Calibri" w:cs="Calibri"/>
+                <w:b w:val="0"/>
+                <w:bCs w:val="0"/>
+                <w:noProof w:val="0"/>
+                <w:sz w:val="24"/>
+                <w:szCs w:val="24"/>
+                <w:lang w:val="es-CL"/>
+              </w:rPr>
+            </w:pPr>
+            <w:r>
+              <w:rPr>
+                <w:rFonts w:ascii="Calibri" w:hAnsi="Calibri" w:eastAsia="Calibri" w:cs="Calibri"/>
+                <w:b w:val="0"/>
+                <w:bCs w:val="0"/>
+                <w:noProof w:val="0"/>
+                <w:sz w:val="24"/>
+                <w:szCs w:val="24"/>
+                <w:lang w:val="es-CL"/>
+              </w:rPr>
+              <w:t xml:space="preserve">Durante la sesión, se entregaron indicaciones de </w:t>
+            </w:r>
+            <w:r>
+              <w:rPr>
+                <w:rFonts w:ascii="Calibri" w:hAnsi="Calibri" w:eastAsia="Calibri" w:cs="Calibri"/>
+                <w:b w:val="0"/>
+                <w:bCs w:val="0"/>
+                <w:noProof w:val="0"/>
+                <w:sz w:val="24"/>
+                <w:szCs w:val="24"/>
+                <w:lang w:val="es-CL"/>
+              </w:rPr>
+              <w:t>no continuar investigando nuevos métodos</w:t>
+            </w:r>
+            <w:r>
+              <w:rPr>
+                <w:rFonts w:ascii="Calibri" w:hAnsi="Calibri" w:eastAsia="Calibri" w:cs="Calibri"/>
+                <w:b w:val="0"/>
+                <w:bCs w:val="0"/>
+                <w:noProof w:val="0"/>
+                <w:sz w:val="24"/>
+                <w:szCs w:val="24"/>
+                <w:lang w:val="es-CL"/>
+              </w:rPr>
+              <w:t xml:space="preserve">, sino avanzar en la </w:t>
+            </w:r>
+            <w:r>
+              <w:rPr>
+                <w:rFonts w:ascii="Calibri" w:hAnsi="Calibri" w:eastAsia="Calibri" w:cs="Calibri"/>
+                <w:b w:val="0"/>
+                <w:bCs w:val="0"/>
+                <w:noProof w:val="0"/>
+                <w:sz w:val="24"/>
+                <w:szCs w:val="24"/>
+                <w:lang w:val="es-CL"/>
+              </w:rPr>
+              <w:t>definición y cierre de los procesos actuales</w:t>
+            </w:r>
+            <w:r>
+              <w:rPr>
+                <w:rFonts w:ascii="Calibri" w:hAnsi="Calibri" w:eastAsia="Calibri" w:cs="Calibri"/>
+                <w:b w:val="0"/>
+                <w:bCs w:val="0"/>
+                <w:noProof w:val="0"/>
+                <w:sz w:val="24"/>
+                <w:szCs w:val="24"/>
+                <w:lang w:val="es-CL"/>
+              </w:rPr>
+              <w:t xml:space="preserve">. Paralelamente, se continúa con la revisión y validación del </w:t>
+            </w:r>
+            <w:r>
+              <w:rPr>
+                <w:rFonts w:ascii="Calibri" w:hAnsi="Calibri" w:eastAsia="Calibri" w:cs="Calibri"/>
+                <w:b w:val="0"/>
+                <w:bCs w:val="0"/>
+                <w:noProof w:val="0"/>
+                <w:sz w:val="24"/>
+                <w:szCs w:val="24"/>
+                <w:lang w:val="es-CL"/>
+              </w:rPr>
+              <w:t xml:space="preserve">etiquetado manual de </w:t>
+            </w:r>
+            <w:r>
+              <w:rPr>
+                <w:rFonts w:ascii="Calibri" w:hAnsi="Calibri" w:eastAsia="Calibri" w:cs="Calibri"/>
+                <w:b w:val="0"/>
+                <w:bCs w:val="0"/>
+                <w:noProof w:val="0"/>
+                <w:sz w:val="24"/>
+                <w:szCs w:val="24"/>
+                <w:lang w:val="es-CL"/>
               </w:rPr>
               <w:t>outliers</w:t>
             </w:r>
-            <w:proofErr w:type="spellEnd"/>
-            <w:r>
-              <w:rPr>
-                <w:rFonts w:ascii="Calibri" w:eastAsia="Calibri" w:hAnsi="Calibri" w:cs="Calibri"/>
-              </w:rPr>
-              <w:t>, junto con nuevas formas de visualización y exporte de resultados. Se definió el etiquetado manual como la base de referencia del proyecto y se discutió la necesidad de apoyar el proceso de etiquetado en conjunto para validar los métodos de forma colaborativa.</w:t>
-            </w:r>
-          </w:p>
-          <w:p>
-            <w:pPr>
-              <w:rPr>
-                <w:rFonts w:ascii="Calibri" w:eastAsia="Calibri" w:hAnsi="Calibri" w:cs="Calibri"/>
-              </w:rPr>
-            </w:pPr>
-          </w:p>
-          <w:p>
-            <w:pPr>
-              <w:rPr>
-                <w:rFonts w:ascii="Calibri" w:eastAsia="Calibri" w:hAnsi="Calibri" w:cs="Calibri"/>
-              </w:rPr>
-            </w:pPr>
-            <w:r>
-              <w:rPr>
-                <w:rFonts w:ascii="Calibri" w:eastAsia="Calibri" w:hAnsi="Calibri" w:cs="Calibri"/>
-              </w:rPr>
-              <w:t xml:space="preserve">Se mostró un prototipo de detección de </w:t>
-            </w:r>
-            <w:proofErr w:type="spellStart"/>
-            <w:r>
-              <w:rPr>
-                <w:rFonts w:ascii="Calibri" w:eastAsia="Calibri" w:hAnsi="Calibri" w:cs="Calibri"/>
-              </w:rPr>
-              <w:t>drift</w:t>
-            </w:r>
-            <w:proofErr w:type="spellEnd"/>
-            <w:r>
-              <w:rPr>
-                <w:rFonts w:ascii="Calibri" w:eastAsia="Calibri" w:hAnsi="Calibri" w:cs="Calibri"/>
-              </w:rPr>
-              <w:t xml:space="preserve"> trabajado con la librería </w:t>
-            </w:r>
-            <w:proofErr w:type="spellStart"/>
-            <w:r>
-              <w:rPr>
-                <w:rFonts w:ascii="Calibri" w:eastAsia="Calibri" w:hAnsi="Calibri" w:cs="Calibri"/>
-              </w:rPr>
-              <w:t>Evidently</w:t>
-            </w:r>
-            <w:proofErr w:type="spellEnd"/>
-            <w:r>
-              <w:rPr>
-                <w:rFonts w:ascii="Calibri" w:eastAsia="Calibri" w:hAnsi="Calibri" w:cs="Calibri"/>
-              </w:rPr>
-              <w:t xml:space="preserve">, el cual genera un </w:t>
-            </w:r>
-            <w:proofErr w:type="spellStart"/>
-            <w:r>
-              <w:rPr>
-                <w:rFonts w:ascii="Calibri" w:eastAsia="Calibri" w:hAnsi="Calibri" w:cs="Calibri"/>
-                <w:i/>
-                <w:iCs/>
-              </w:rPr>
-              <w:t>report</w:t>
-            </w:r>
-            <w:proofErr w:type="spellEnd"/>
-            <w:r>
-              <w:rPr>
-                <w:rFonts w:ascii="Calibri" w:eastAsia="Calibri" w:hAnsi="Calibri" w:cs="Calibri"/>
-              </w:rPr>
-              <w:t xml:space="preserve"> en formato HTML que permite visualizar los resultados de manera más clara, interactiva y fácil de presentar. Paralelamente, se avanzó en la herramienta de etiquetado manual de datos, aunque surgieron complicaciones que requieren la revisión conjunta de los tres integrantes del equipo. El objetivo es finalizar este proceso de etiquetado para poder aplicar los distintos modelos implementados y utilizar la base manual como referencia de validación.</w:t>
-            </w:r>
-          </w:p>
-          <w:p>
-            <w:pPr>
-              <w:rPr>
-                <w:rFonts w:ascii="Calibri" w:eastAsia="Calibri" w:hAnsi="Calibri" w:cs="Calibri"/>
-              </w:rPr>
-            </w:pPr>
-          </w:p>
-          <w:p>
-            <w:pPr>
-              <w:rPr>
-                <w:rFonts w:ascii="Calibri" w:eastAsia="Calibri" w:hAnsi="Calibri" w:cs="Calibri"/>
-              </w:rPr>
-            </w:pPr>
-            <w:r>
-              <w:rPr>
-                <w:rFonts w:ascii="Calibri" w:eastAsia="Calibri" w:hAnsi="Calibri" w:cs="Calibri"/>
+            <w:r>
+              <w:rPr>
+                <w:rFonts w:ascii="Calibri" w:hAnsi="Calibri" w:eastAsia="Calibri" w:cs="Calibri"/>
+                <w:b w:val="0"/>
+                <w:bCs w:val="0"/>
+                <w:noProof w:val="0"/>
+                <w:sz w:val="24"/>
+                <w:szCs w:val="24"/>
+                <w:lang w:val="es-CL"/>
+              </w:rPr>
+              <w:t>, considerado base para la evaluación de los modelos ya implementados.</w:t>
+            </w:r>
+          </w:p>
+          <w:p>
+            <w:pPr>
+              <w:spacing w:before="240" w:beforeAutospacing="off" w:after="240" w:afterAutospacing="off"/>
+              <w:rPr>
+                <w:rFonts w:ascii="Calibri" w:hAnsi="Calibri" w:eastAsia="Calibri" w:cs="Calibri"/>
+                <w:b w:val="0"/>
+                <w:bCs w:val="0"/>
+                <w:noProof w:val="0"/>
+                <w:sz w:val="24"/>
+                <w:szCs w:val="24"/>
+                <w:lang w:val="es-CL"/>
+              </w:rPr>
+            </w:pPr>
+            <w:r>
+              <w:rPr>
+                <w:rFonts w:ascii="Calibri" w:hAnsi="Calibri" w:eastAsia="Calibri" w:cs="Calibri"/>
+                <w:b w:val="1"/>
+                <w:bCs w:val="1"/>
+                <w:noProof w:val="0"/>
+                <w:sz w:val="24"/>
+                <w:szCs w:val="24"/>
+                <w:lang w:val="es-CL"/>
               </w:rPr>
               <w:t>Próxima reunión:</w:t>
             </w:r>
             <w:r>
-              <w:rPr>
-                <w:rFonts w:ascii="Calibri" w:eastAsia="Calibri" w:hAnsi="Calibri" w:cs="Calibri"/>
-              </w:rPr>
               <w:br/>
-              <w:t xml:space="preserve">Utilizar los datos etiquetados manualmente para evaluar el desempeño de los modelos de detección de </w:t>
-            </w:r>
-            <w:proofErr w:type="spellStart"/>
-            <w:r>
-              <w:rPr>
-                <w:rFonts w:ascii="Calibri" w:eastAsia="Calibri" w:hAnsi="Calibri" w:cs="Calibri"/>
-              </w:rPr>
-              <w:t>outliers</w:t>
-            </w:r>
-            <w:proofErr w:type="spellEnd"/>
-            <w:r>
-              <w:rPr>
-                <w:rFonts w:ascii="Calibri" w:eastAsia="Calibri" w:hAnsi="Calibri" w:cs="Calibri"/>
-              </w:rPr>
-              <w:t xml:space="preserve"> ya implementados, continuar probando la referencia dinámica para la detección de </w:t>
-            </w:r>
-            <w:proofErr w:type="spellStart"/>
-            <w:r>
-              <w:rPr>
-                <w:rFonts w:ascii="Calibri" w:eastAsia="Calibri" w:hAnsi="Calibri" w:cs="Calibri"/>
-              </w:rPr>
-              <w:t>drift</w:t>
-            </w:r>
-            <w:proofErr w:type="spellEnd"/>
-            <w:r>
-              <w:rPr>
-                <w:rFonts w:ascii="Calibri" w:eastAsia="Calibri" w:hAnsi="Calibri" w:cs="Calibri"/>
-              </w:rPr>
-              <w:t xml:space="preserve"> y avanzar en la organización para finalizar la etiquetación manual.</w:t>
-            </w:r>
-          </w:p>
-          <w:p>
-            <w:pPr>
-              <w:rPr>
-                <w:rFonts w:ascii="Calibri" w:eastAsia="Calibri" w:hAnsi="Calibri" w:cs="Calibri"/>
-                <w:b/>
-                <w:bCs/>
-                <w:sz w:val="32"/>
-                <w:szCs w:val="32"/>
+            </w:r>
+            <w:r>
+              <w:rPr>
+                <w:rFonts w:ascii="Calibri" w:hAnsi="Calibri" w:eastAsia="Calibri" w:cs="Calibri"/>
+                <w:b w:val="0"/>
+                <w:bCs w:val="0"/>
+                <w:noProof w:val="0"/>
+                <w:sz w:val="24"/>
+                <w:szCs w:val="24"/>
+                <w:lang w:val="es-CL"/>
+              </w:rPr>
+              <w:t xml:space="preserve"> Comenzar con el desarrollo del Hito 2 y presentar los primeros avances en la estructuración de este, además de cierres más definitivos en lo que se realizará con los métodos </w:t>
+            </w:r>
+            <w:r>
+              <w:rPr>
+                <w:rFonts w:ascii="Calibri" w:hAnsi="Calibri" w:eastAsia="Calibri" w:cs="Calibri"/>
+                <w:b w:val="0"/>
+                <w:bCs w:val="0"/>
+                <w:noProof w:val="0"/>
+                <w:sz w:val="24"/>
+                <w:szCs w:val="24"/>
+                <w:lang w:val="es-CL"/>
+              </w:rPr>
+              <w:t>a entregar.</w:t>
+            </w:r>
+          </w:p>
+          <w:p>
+            <w:pPr>
+              <w:rPr>
+                <w:rFonts w:ascii="Calibri" w:hAnsi="Calibri" w:eastAsia="Calibri" w:cs="Calibri"/>
+                <w:b w:val="0"/>
+                <w:bCs w:val="0"/>
+                <w:sz w:val="24"/>
+                <w:szCs w:val="24"/>
               </w:rPr>
             </w:pPr>
           </w:p>
@@ -1407,11 +1492,12 @@
         <w:tc>
           <w:tcPr>
             <w:tcW w:w="9350" w:type="dxa"/>
+            <w:tcMar/>
           </w:tcPr>
           <w:p>
             <w:pPr>
               <w:rPr>
-                <w:rFonts w:ascii="Calibri" w:eastAsia="Calibri" w:hAnsi="Calibri" w:cs="Calibri"/>
+                <w:rFonts w:ascii="Calibri" w:hAnsi="Calibri" w:eastAsia="Calibri" w:cs="Calibri"/>
                 <w:b/>
                 <w:bCs/>
                 <w:sz w:val="32"/>
@@ -1425,7 +1511,7 @@
     <w:p>
       <w:pPr>
         <w:rPr>
-          <w:rFonts w:ascii="Calibri" w:eastAsia="Calibri" w:hAnsi="Calibri" w:cs="Calibri"/>
+          <w:rFonts w:ascii="Calibri" w:hAnsi="Calibri" w:eastAsia="Calibri" w:cs="Calibri"/>
           <w:b/>
           <w:bCs/>
           <w:sz w:val="32"/>
@@ -1436,7 +1522,7 @@
     <w:p>
       <w:pPr>
         <w:rPr>
-          <w:rFonts w:ascii="Calibri" w:eastAsia="Calibri" w:hAnsi="Calibri" w:cs="Calibri"/>
+          <w:rFonts w:ascii="Calibri" w:hAnsi="Calibri" w:eastAsia="Calibri" w:cs="Calibri"/>
           <w:b/>
           <w:bCs/>
           <w:sz w:val="32"/>
@@ -1447,7 +1533,7 @@
     <w:p>
       <w:pPr>
         <w:rPr>
-          <w:rFonts w:ascii="Calibri" w:eastAsia="Calibri" w:hAnsi="Calibri" w:cs="Calibri"/>
+          <w:rFonts w:ascii="Calibri" w:hAnsi="Calibri" w:eastAsia="Calibri" w:cs="Calibri"/>
           <w:b/>
           <w:bCs/>
           <w:sz w:val="32"/>
@@ -1458,7 +1544,7 @@
     <w:p>
       <w:pPr>
         <w:rPr>
-          <w:rFonts w:ascii="Calibri" w:eastAsia="Calibri" w:hAnsi="Calibri" w:cs="Calibri"/>
+          <w:rFonts w:ascii="Calibri" w:hAnsi="Calibri" w:eastAsia="Calibri" w:cs="Calibri"/>
           <w:b/>
           <w:bCs/>
           <w:sz w:val="32"/>
@@ -1469,7 +1555,7 @@
     <w:p>
       <w:pPr>
         <w:rPr>
-          <w:rFonts w:ascii="Calibri" w:eastAsia="Calibri" w:hAnsi="Calibri" w:cs="Calibri"/>
+          <w:rFonts w:ascii="Calibri" w:hAnsi="Calibri" w:eastAsia="Calibri" w:cs="Calibri"/>
         </w:rPr>
       </w:pPr>
     </w:p>
@@ -1477,7 +1563,7 @@
       <w:pPr>
         <w:spacing w:before="240" w:after="240"/>
         <w:rPr>
-          <w:rFonts w:ascii="Calibri" w:eastAsia="Calibri" w:hAnsi="Calibri" w:cs="Calibri"/>
+          <w:rFonts w:ascii="Calibri" w:hAnsi="Calibri" w:eastAsia="Calibri" w:cs="Calibri"/>
         </w:rPr>
       </w:pPr>
     </w:p>
@@ -1485,7 +1571,7 @@
       <w:pPr>
         <w:spacing w:before="240" w:after="240"/>
         <w:rPr>
-          <w:rFonts w:ascii="Calibri" w:eastAsia="Calibri" w:hAnsi="Calibri" w:cs="Calibri"/>
+          <w:rFonts w:ascii="Calibri" w:hAnsi="Calibri" w:eastAsia="Calibri" w:cs="Calibri"/>
         </w:rPr>
       </w:pPr>
     </w:p>
@@ -1493,12 +1579,12 @@
       <w:pPr>
         <w:spacing w:before="240" w:after="240"/>
         <w:rPr>
-          <w:rFonts w:ascii="Calibri" w:eastAsia="Calibri" w:hAnsi="Calibri" w:cs="Calibri"/>
+          <w:rFonts w:ascii="Calibri" w:hAnsi="Calibri" w:eastAsia="Calibri" w:cs="Calibri"/>
         </w:rPr>
       </w:pPr>
     </w:p>
     <w:sectPr>
-      <w:pgSz w:w="12240" w:h="15840"/>
+      <w:pgSz w:w="12240" w:h="15840" w:orient="portrait"/>
       <w:pgMar w:top="1440" w:right="1440" w:bottom="1440" w:left="1440" w:header="720" w:footer="720" w:gutter="0"/>
       <w:cols w:space="720"/>
       <w:docGrid w:linePitch="360"/>
@@ -1522,7 +1608,7 @@
         <w:ind w:left="720" w:hanging="360"/>
       </w:pPr>
       <w:rPr>
-        <w:rFonts w:ascii="Symbol" w:hAnsi="Symbol" w:hint="default"/>
+        <w:rFonts w:hint="default" w:ascii="Symbol" w:hAnsi="Symbol"/>
       </w:rPr>
     </w:lvl>
     <w:lvl w:ilvl="1" w:tplc="6B0C31D8">
@@ -1534,7 +1620,7 @@
         <w:ind w:left="1440" w:hanging="360"/>
       </w:pPr>
       <w:rPr>
-        <w:rFonts w:ascii="Courier New" w:hAnsi="Courier New" w:hint="default"/>
+        <w:rFonts w:hint="default" w:ascii="Courier New" w:hAnsi="Courier New"/>
       </w:rPr>
     </w:lvl>
     <w:lvl w:ilvl="2" w:tplc="9EFA536A">
@@ -1546,7 +1632,7 @@
         <w:ind w:left="2160" w:hanging="360"/>
       </w:pPr>
       <w:rPr>
-        <w:rFonts w:ascii="Wingdings" w:hAnsi="Wingdings" w:hint="default"/>
+        <w:rFonts w:hint="default" w:ascii="Wingdings" w:hAnsi="Wingdings"/>
       </w:rPr>
     </w:lvl>
     <w:lvl w:ilvl="3" w:tplc="599AF07E">
@@ -1558,7 +1644,7 @@
         <w:ind w:left="2880" w:hanging="360"/>
       </w:pPr>
       <w:rPr>
-        <w:rFonts w:ascii="Symbol" w:hAnsi="Symbol" w:hint="default"/>
+        <w:rFonts w:hint="default" w:ascii="Symbol" w:hAnsi="Symbol"/>
       </w:rPr>
     </w:lvl>
     <w:lvl w:ilvl="4" w:tplc="C602C8FC">
@@ -1570,7 +1656,7 @@
         <w:ind w:left="3600" w:hanging="360"/>
       </w:pPr>
       <w:rPr>
-        <w:rFonts w:ascii="Courier New" w:hAnsi="Courier New" w:hint="default"/>
+        <w:rFonts w:hint="default" w:ascii="Courier New" w:hAnsi="Courier New"/>
       </w:rPr>
     </w:lvl>
     <w:lvl w:ilvl="5" w:tplc="0FC8C86E">
@@ -1582,7 +1668,7 @@
         <w:ind w:left="4320" w:hanging="360"/>
       </w:pPr>
       <w:rPr>
-        <w:rFonts w:ascii="Wingdings" w:hAnsi="Wingdings" w:hint="default"/>
+        <w:rFonts w:hint="default" w:ascii="Wingdings" w:hAnsi="Wingdings"/>
       </w:rPr>
     </w:lvl>
     <w:lvl w:ilvl="6" w:tplc="CE0A04B8">
@@ -1594,7 +1680,7 @@
         <w:ind w:left="5040" w:hanging="360"/>
       </w:pPr>
       <w:rPr>
-        <w:rFonts w:ascii="Symbol" w:hAnsi="Symbol" w:hint="default"/>
+        <w:rFonts w:hint="default" w:ascii="Symbol" w:hAnsi="Symbol"/>
       </w:rPr>
     </w:lvl>
     <w:lvl w:ilvl="7" w:tplc="5900E88E">
@@ -1606,7 +1692,7 @@
         <w:ind w:left="5760" w:hanging="360"/>
       </w:pPr>
       <w:rPr>
-        <w:rFonts w:ascii="Courier New" w:hAnsi="Courier New" w:hint="default"/>
+        <w:rFonts w:hint="default" w:ascii="Courier New" w:hAnsi="Courier New"/>
       </w:rPr>
     </w:lvl>
     <w:lvl w:ilvl="8" w:tplc="19088F06">
@@ -1618,7 +1704,7 @@
         <w:ind w:left="6480" w:hanging="360"/>
       </w:pPr>
       <w:rPr>
-        <w:rFonts w:ascii="Wingdings" w:hAnsi="Wingdings" w:hint="default"/>
+        <w:rFonts w:hint="default" w:ascii="Wingdings" w:hAnsi="Wingdings"/>
       </w:rPr>
     </w:lvl>
   </w:abstractNum>
@@ -1635,7 +1721,7 @@
         <w:ind w:left="720" w:hanging="360"/>
       </w:pPr>
       <w:rPr>
-        <w:rFonts w:ascii="Symbol" w:hAnsi="Symbol" w:hint="default"/>
+        <w:rFonts w:hint="default" w:ascii="Symbol" w:hAnsi="Symbol"/>
       </w:rPr>
     </w:lvl>
     <w:lvl w:ilvl="1" w:tplc="B61860E0">
@@ -1647,7 +1733,7 @@
         <w:ind w:left="1440" w:hanging="360"/>
       </w:pPr>
       <w:rPr>
-        <w:rFonts w:ascii="Courier New" w:hAnsi="Courier New" w:hint="default"/>
+        <w:rFonts w:hint="default" w:ascii="Courier New" w:hAnsi="Courier New"/>
       </w:rPr>
     </w:lvl>
     <w:lvl w:ilvl="2" w:tplc="E9E21F82">
@@ -1659,7 +1745,7 @@
         <w:ind w:left="2160" w:hanging="360"/>
       </w:pPr>
       <w:rPr>
-        <w:rFonts w:ascii="Wingdings" w:hAnsi="Wingdings" w:hint="default"/>
+        <w:rFonts w:hint="default" w:ascii="Wingdings" w:hAnsi="Wingdings"/>
       </w:rPr>
     </w:lvl>
     <w:lvl w:ilvl="3" w:tplc="0F465E0A">
@@ -1671,7 +1757,7 @@
         <w:ind w:left="2880" w:hanging="360"/>
       </w:pPr>
       <w:rPr>
-        <w:rFonts w:ascii="Symbol" w:hAnsi="Symbol" w:hint="default"/>
+        <w:rFonts w:hint="default" w:ascii="Symbol" w:hAnsi="Symbol"/>
       </w:rPr>
     </w:lvl>
     <w:lvl w:ilvl="4" w:tplc="2142620A">
@@ -1683,7 +1769,7 @@
         <w:ind w:left="3600" w:hanging="360"/>
       </w:pPr>
       <w:rPr>
-        <w:rFonts w:ascii="Courier New" w:hAnsi="Courier New" w:hint="default"/>
+        <w:rFonts w:hint="default" w:ascii="Courier New" w:hAnsi="Courier New"/>
       </w:rPr>
     </w:lvl>
     <w:lvl w:ilvl="5" w:tplc="797CEFFA">
@@ -1695,7 +1781,7 @@
         <w:ind w:left="4320" w:hanging="360"/>
       </w:pPr>
       <w:rPr>
-        <w:rFonts w:ascii="Wingdings" w:hAnsi="Wingdings" w:hint="default"/>
+        <w:rFonts w:hint="default" w:ascii="Wingdings" w:hAnsi="Wingdings"/>
       </w:rPr>
     </w:lvl>
     <w:lvl w:ilvl="6" w:tplc="0B620F74">
@@ -1707,7 +1793,7 @@
         <w:ind w:left="5040" w:hanging="360"/>
       </w:pPr>
       <w:rPr>
-        <w:rFonts w:ascii="Symbol" w:hAnsi="Symbol" w:hint="default"/>
+        <w:rFonts w:hint="default" w:ascii="Symbol" w:hAnsi="Symbol"/>
       </w:rPr>
     </w:lvl>
     <w:lvl w:ilvl="7" w:tplc="3DCC4400">
@@ -1719,7 +1805,7 @@
         <w:ind w:left="5760" w:hanging="360"/>
       </w:pPr>
       <w:rPr>
-        <w:rFonts w:ascii="Courier New" w:hAnsi="Courier New" w:hint="default"/>
+        <w:rFonts w:hint="default" w:ascii="Courier New" w:hAnsi="Courier New"/>
       </w:rPr>
     </w:lvl>
     <w:lvl w:ilvl="8" w:tplc="208C1EE0">
@@ -1731,7 +1817,7 @@
         <w:ind w:left="6480" w:hanging="360"/>
       </w:pPr>
       <w:rPr>
-        <w:rFonts w:ascii="Wingdings" w:hAnsi="Wingdings" w:hint="default"/>
+        <w:rFonts w:hint="default" w:ascii="Wingdings" w:hAnsi="Wingdings"/>
       </w:rPr>
     </w:lvl>
   </w:abstractNum>
@@ -1748,7 +1834,7 @@
         <w:ind w:left="720" w:hanging="360"/>
       </w:pPr>
       <w:rPr>
-        <w:rFonts w:ascii="Symbol" w:hAnsi="Symbol" w:hint="default"/>
+        <w:rFonts w:hint="default" w:ascii="Symbol" w:hAnsi="Symbol"/>
       </w:rPr>
     </w:lvl>
     <w:lvl w:ilvl="1" w:tplc="F830CF2A">
@@ -1760,7 +1846,7 @@
         <w:ind w:left="1440" w:hanging="360"/>
       </w:pPr>
       <w:rPr>
-        <w:rFonts w:ascii="Courier New" w:hAnsi="Courier New" w:hint="default"/>
+        <w:rFonts w:hint="default" w:ascii="Courier New" w:hAnsi="Courier New"/>
       </w:rPr>
     </w:lvl>
     <w:lvl w:ilvl="2" w:tplc="FB8E3634">
@@ -1772,7 +1858,7 @@
         <w:ind w:left="2160" w:hanging="360"/>
       </w:pPr>
       <w:rPr>
-        <w:rFonts w:ascii="Wingdings" w:hAnsi="Wingdings" w:hint="default"/>
+        <w:rFonts w:hint="default" w:ascii="Wingdings" w:hAnsi="Wingdings"/>
       </w:rPr>
     </w:lvl>
     <w:lvl w:ilvl="3" w:tplc="C7301B3A">
@@ -1784,7 +1870,7 @@
         <w:ind w:left="2880" w:hanging="360"/>
       </w:pPr>
       <w:rPr>
-        <w:rFonts w:ascii="Symbol" w:hAnsi="Symbol" w:hint="default"/>
+        <w:rFonts w:hint="default" w:ascii="Symbol" w:hAnsi="Symbol"/>
       </w:rPr>
     </w:lvl>
     <w:lvl w:ilvl="4" w:tplc="DD70BC2E">
@@ -1796,7 +1882,7 @@
         <w:ind w:left="3600" w:hanging="360"/>
       </w:pPr>
       <w:rPr>
-        <w:rFonts w:ascii="Courier New" w:hAnsi="Courier New" w:hint="default"/>
+        <w:rFonts w:hint="default" w:ascii="Courier New" w:hAnsi="Courier New"/>
       </w:rPr>
     </w:lvl>
     <w:lvl w:ilvl="5" w:tplc="D19A93AA">
@@ -1808,7 +1894,7 @@
         <w:ind w:left="4320" w:hanging="360"/>
       </w:pPr>
       <w:rPr>
-        <w:rFonts w:ascii="Wingdings" w:hAnsi="Wingdings" w:hint="default"/>
+        <w:rFonts w:hint="default" w:ascii="Wingdings" w:hAnsi="Wingdings"/>
       </w:rPr>
     </w:lvl>
     <w:lvl w:ilvl="6" w:tplc="5BDA3DE2">
@@ -1820,7 +1906,7 @@
         <w:ind w:left="5040" w:hanging="360"/>
       </w:pPr>
       <w:rPr>
-        <w:rFonts w:ascii="Symbol" w:hAnsi="Symbol" w:hint="default"/>
+        <w:rFonts w:hint="default" w:ascii="Symbol" w:hAnsi="Symbol"/>
       </w:rPr>
     </w:lvl>
     <w:lvl w:ilvl="7" w:tplc="5846D35E">
@@ -1832,7 +1918,7 @@
         <w:ind w:left="5760" w:hanging="360"/>
       </w:pPr>
       <w:rPr>
-        <w:rFonts w:ascii="Courier New" w:hAnsi="Courier New" w:hint="default"/>
+        <w:rFonts w:hint="default" w:ascii="Courier New" w:hAnsi="Courier New"/>
       </w:rPr>
     </w:lvl>
     <w:lvl w:ilvl="8" w:tplc="71485E00">
@@ -1844,7 +1930,7 @@
         <w:ind w:left="6480" w:hanging="360"/>
       </w:pPr>
       <w:rPr>
-        <w:rFonts w:ascii="Wingdings" w:hAnsi="Wingdings" w:hint="default"/>
+        <w:rFonts w:hint="default" w:ascii="Wingdings" w:hAnsi="Wingdings"/>
       </w:rPr>
     </w:lvl>
   </w:abstractNum>
@@ -1861,7 +1947,7 @@
         <w:ind w:left="720" w:hanging="360"/>
       </w:pPr>
       <w:rPr>
-        <w:rFonts w:ascii="Symbol" w:hAnsi="Symbol" w:hint="default"/>
+        <w:rFonts w:hint="default" w:ascii="Symbol" w:hAnsi="Symbol"/>
       </w:rPr>
     </w:lvl>
     <w:lvl w:ilvl="1" w:tplc="2370E6F4">
@@ -1873,7 +1959,7 @@
         <w:ind w:left="1440" w:hanging="360"/>
       </w:pPr>
       <w:rPr>
-        <w:rFonts w:ascii="Courier New" w:hAnsi="Courier New" w:hint="default"/>
+        <w:rFonts w:hint="default" w:ascii="Courier New" w:hAnsi="Courier New"/>
       </w:rPr>
     </w:lvl>
     <w:lvl w:ilvl="2" w:tplc="C36A5DAA">
@@ -1885,7 +1971,7 @@
         <w:ind w:left="2160" w:hanging="360"/>
       </w:pPr>
       <w:rPr>
-        <w:rFonts w:ascii="Wingdings" w:hAnsi="Wingdings" w:hint="default"/>
+        <w:rFonts w:hint="default" w:ascii="Wingdings" w:hAnsi="Wingdings"/>
       </w:rPr>
     </w:lvl>
     <w:lvl w:ilvl="3" w:tplc="DD943332">
@@ -1897,7 +1983,7 @@
         <w:ind w:left="2880" w:hanging="360"/>
       </w:pPr>
       <w:rPr>
-        <w:rFonts w:ascii="Symbol" w:hAnsi="Symbol" w:hint="default"/>
+        <w:rFonts w:hint="default" w:ascii="Symbol" w:hAnsi="Symbol"/>
       </w:rPr>
     </w:lvl>
     <w:lvl w:ilvl="4" w:tplc="9620D0B6">
@@ -1909,7 +1995,7 @@
         <w:ind w:left="3600" w:hanging="360"/>
       </w:pPr>
       <w:rPr>
-        <w:rFonts w:ascii="Courier New" w:hAnsi="Courier New" w:hint="default"/>
+        <w:rFonts w:hint="default" w:ascii="Courier New" w:hAnsi="Courier New"/>
       </w:rPr>
     </w:lvl>
     <w:lvl w:ilvl="5" w:tplc="697667C6">
@@ -1921,7 +2007,7 @@
         <w:ind w:left="4320" w:hanging="360"/>
       </w:pPr>
       <w:rPr>
-        <w:rFonts w:ascii="Wingdings" w:hAnsi="Wingdings" w:hint="default"/>
+        <w:rFonts w:hint="default" w:ascii="Wingdings" w:hAnsi="Wingdings"/>
       </w:rPr>
     </w:lvl>
     <w:lvl w:ilvl="6" w:tplc="ACCE086E">
@@ -1933,7 +2019,7 @@
         <w:ind w:left="5040" w:hanging="360"/>
       </w:pPr>
       <w:rPr>
-        <w:rFonts w:ascii="Symbol" w:hAnsi="Symbol" w:hint="default"/>
+        <w:rFonts w:hint="default" w:ascii="Symbol" w:hAnsi="Symbol"/>
       </w:rPr>
     </w:lvl>
     <w:lvl w:ilvl="7" w:tplc="A9441C28">
@@ -1945,7 +2031,7 @@
         <w:ind w:left="5760" w:hanging="360"/>
       </w:pPr>
       <w:rPr>
-        <w:rFonts w:ascii="Courier New" w:hAnsi="Courier New" w:hint="default"/>
+        <w:rFonts w:hint="default" w:ascii="Courier New" w:hAnsi="Courier New"/>
       </w:rPr>
     </w:lvl>
     <w:lvl w:ilvl="8" w:tplc="AEC0AE06">
@@ -1957,7 +2043,7 @@
         <w:ind w:left="6480" w:hanging="360"/>
       </w:pPr>
       <w:rPr>
-        <w:rFonts w:ascii="Wingdings" w:hAnsi="Wingdings" w:hint="default"/>
+        <w:rFonts w:hint="default" w:ascii="Wingdings" w:hAnsi="Wingdings"/>
       </w:rPr>
     </w:lvl>
   </w:abstractNum>
@@ -1974,7 +2060,7 @@
         <w:ind w:left="720" w:hanging="360"/>
       </w:pPr>
       <w:rPr>
-        <w:rFonts w:ascii="Symbol" w:hAnsi="Symbol" w:hint="default"/>
+        <w:rFonts w:hint="default" w:ascii="Symbol" w:hAnsi="Symbol"/>
       </w:rPr>
     </w:lvl>
     <w:lvl w:ilvl="1" w:tplc="8F508100">
@@ -1986,7 +2072,7 @@
         <w:ind w:left="1440" w:hanging="360"/>
       </w:pPr>
       <w:rPr>
-        <w:rFonts w:ascii="Courier New" w:hAnsi="Courier New" w:hint="default"/>
+        <w:rFonts w:hint="default" w:ascii="Courier New" w:hAnsi="Courier New"/>
       </w:rPr>
     </w:lvl>
     <w:lvl w:ilvl="2" w:tplc="76529624">
@@ -1998,7 +2084,7 @@
         <w:ind w:left="2160" w:hanging="360"/>
       </w:pPr>
       <w:rPr>
-        <w:rFonts w:ascii="Wingdings" w:hAnsi="Wingdings" w:hint="default"/>
+        <w:rFonts w:hint="default" w:ascii="Wingdings" w:hAnsi="Wingdings"/>
       </w:rPr>
     </w:lvl>
     <w:lvl w:ilvl="3" w:tplc="7F5A410E">
@@ -2010,7 +2096,7 @@
         <w:ind w:left="2880" w:hanging="360"/>
       </w:pPr>
       <w:rPr>
-        <w:rFonts w:ascii="Symbol" w:hAnsi="Symbol" w:hint="default"/>
+        <w:rFonts w:hint="default" w:ascii="Symbol" w:hAnsi="Symbol"/>
       </w:rPr>
     </w:lvl>
     <w:lvl w:ilvl="4" w:tplc="132E2BB2">
@@ -2022,7 +2108,7 @@
         <w:ind w:left="3600" w:hanging="360"/>
       </w:pPr>
       <w:rPr>
-        <w:rFonts w:ascii="Courier New" w:hAnsi="Courier New" w:hint="default"/>
+        <w:rFonts w:hint="default" w:ascii="Courier New" w:hAnsi="Courier New"/>
       </w:rPr>
     </w:lvl>
     <w:lvl w:ilvl="5" w:tplc="C33417A8">
@@ -2034,7 +2120,7 @@
         <w:ind w:left="4320" w:hanging="360"/>
       </w:pPr>
       <w:rPr>
-        <w:rFonts w:ascii="Wingdings" w:hAnsi="Wingdings" w:hint="default"/>
+        <w:rFonts w:hint="default" w:ascii="Wingdings" w:hAnsi="Wingdings"/>
       </w:rPr>
     </w:lvl>
     <w:lvl w:ilvl="6" w:tplc="ED9AF580">
@@ -2046,7 +2132,7 @@
         <w:ind w:left="5040" w:hanging="360"/>
       </w:pPr>
       <w:rPr>
-        <w:rFonts w:ascii="Symbol" w:hAnsi="Symbol" w:hint="default"/>
+        <w:rFonts w:hint="default" w:ascii="Symbol" w:hAnsi="Symbol"/>
       </w:rPr>
     </w:lvl>
     <w:lvl w:ilvl="7" w:tplc="C90090F0">
@@ -2058,7 +2144,7 @@
         <w:ind w:left="5760" w:hanging="360"/>
       </w:pPr>
       <w:rPr>
-        <w:rFonts w:ascii="Courier New" w:hAnsi="Courier New" w:hint="default"/>
+        <w:rFonts w:hint="default" w:ascii="Courier New" w:hAnsi="Courier New"/>
       </w:rPr>
     </w:lvl>
     <w:lvl w:ilvl="8" w:tplc="AAD66FB2">
@@ -2070,7 +2156,7 @@
         <w:ind w:left="6480" w:hanging="360"/>
       </w:pPr>
       <w:rPr>
-        <w:rFonts w:ascii="Wingdings" w:hAnsi="Wingdings" w:hint="default"/>
+        <w:rFonts w:hint="default" w:ascii="Wingdings" w:hAnsi="Wingdings"/>
       </w:rPr>
     </w:lvl>
   </w:abstractNum>
@@ -2093,11 +2179,11 @@
 </file>
 
 <file path=word/styles.xml><?xml version="1.0" encoding="utf-8"?>
-<w:styles xmlns:mc="http://schemas.openxmlformats.org/markup-compatibility/2006" xmlns:r="http://schemas.openxmlformats.org/officeDocument/2006/relationships" xmlns:w="http://schemas.openxmlformats.org/wordprocessingml/2006/main" xmlns:w14="http://schemas.microsoft.com/office/word/2010/wordml" xmlns:w15="http://schemas.microsoft.com/office/word/2012/wordml" xmlns:w16cex="http://schemas.microsoft.com/office/word/2018/wordml/cex" xmlns:w16cid="http://schemas.microsoft.com/office/word/2016/wordml/cid" xmlns:w16="http://schemas.microsoft.com/office/word/2018/wordml" xmlns:w16du="http://schemas.microsoft.com/office/word/2023/wordml/word16du" xmlns:w16sdtdh="http://schemas.microsoft.com/office/word/2020/wordml/sdtdatahash" xmlns:w16sdtfl="http://schemas.microsoft.com/office/word/2024/wordml/sdtformatlock" xmlns:w16se="http://schemas.microsoft.com/office/word/2015/wordml/symex" mc:Ignorable="w14 w15 w16se w16cid w16 w16cex w16sdtdh w16sdtfl w16du">
+<w:styles xmlns:wp14="http://schemas.microsoft.com/office/word/2010/wordprocessingDrawing" xmlns:mc="http://schemas.openxmlformats.org/markup-compatibility/2006" xmlns:r="http://schemas.openxmlformats.org/officeDocument/2006/relationships" xmlns:w="http://schemas.openxmlformats.org/wordprocessingml/2006/main" xmlns:w14="http://schemas.microsoft.com/office/word/2010/wordml" xmlns:w15="http://schemas.microsoft.com/office/word/2012/wordml" xmlns:w16cex="http://schemas.microsoft.com/office/word/2018/wordml/cex" xmlns:w16cid="http://schemas.microsoft.com/office/word/2016/wordml/cid" xmlns:w16="http://schemas.microsoft.com/office/word/2018/wordml" xmlns:w16du="http://schemas.microsoft.com/office/word/2023/wordml/word16du" xmlns:w16sdtdh="http://schemas.microsoft.com/office/word/2020/wordml/sdtdatahash" xmlns:w16sdtfl="http://schemas.microsoft.com/office/word/2024/wordml/sdtformatlock" xmlns:w16se="http://schemas.microsoft.com/office/word/2015/wordml/symex" mc:Ignorable="w14 w15 w16se w16cid w16 w16cex w16sdtdh w16sdtfl w16du wp14">
   <w:docDefaults>
     <w:rPrDefault>
       <w:rPr>
-        <w:rFonts w:asciiTheme="minorHAnsi" w:eastAsiaTheme="minorEastAsia" w:hAnsiTheme="minorHAnsi" w:cstheme="minorBidi"/>
+        <w:rFonts w:asciiTheme="minorHAnsi" w:hAnsiTheme="minorHAnsi" w:eastAsiaTheme="minorEastAsia" w:cstheme="minorBidi"/>
         <w:sz w:val="24"/>
         <w:szCs w:val="24"/>
         <w:lang w:val="en-US" w:eastAsia="ja-JP" w:bidi="ar-SA"/>
@@ -2112,14 +2198,14 @@
   <w:latentStyles w:defLockedState="0" w:defUIPriority="99" w:defSemiHidden="0" w:defUnhideWhenUsed="0" w:defQFormat="0" w:count="376">
     <w:lsdException w:name="Normal" w:uiPriority="0" w:qFormat="1"/>
     <w:lsdException w:name="heading 1" w:uiPriority="9" w:qFormat="1"/>
-    <w:lsdException w:name="heading 2" w:semiHidden="1" w:uiPriority="9" w:unhideWhenUsed="1" w:qFormat="1"/>
-    <w:lsdException w:name="heading 3" w:semiHidden="1" w:uiPriority="9" w:unhideWhenUsed="1" w:qFormat="1"/>
-    <w:lsdException w:name="heading 4" w:semiHidden="1" w:uiPriority="9" w:unhideWhenUsed="1" w:qFormat="1"/>
-    <w:lsdException w:name="heading 5" w:semiHidden="1" w:uiPriority="9" w:unhideWhenUsed="1" w:qFormat="1"/>
-    <w:lsdException w:name="heading 6" w:semiHidden="1" w:uiPriority="9" w:unhideWhenUsed="1" w:qFormat="1"/>
-    <w:lsdException w:name="heading 7" w:semiHidden="1" w:uiPriority="9" w:unhideWhenUsed="1" w:qFormat="1"/>
-    <w:lsdException w:name="heading 8" w:semiHidden="1" w:uiPriority="9" w:unhideWhenUsed="1" w:qFormat="1"/>
-    <w:lsdException w:name="heading 9" w:semiHidden="1" w:uiPriority="9" w:unhideWhenUsed="1" w:qFormat="1"/>
+    <w:lsdException w:name="heading 2" w:uiPriority="9" w:semiHidden="1" w:unhideWhenUsed="1" w:qFormat="1"/>
+    <w:lsdException w:name="heading 3" w:uiPriority="9" w:semiHidden="1" w:unhideWhenUsed="1" w:qFormat="1"/>
+    <w:lsdException w:name="heading 4" w:uiPriority="9" w:semiHidden="1" w:unhideWhenUsed="1" w:qFormat="1"/>
+    <w:lsdException w:name="heading 5" w:uiPriority="9" w:semiHidden="1" w:unhideWhenUsed="1" w:qFormat="1"/>
+    <w:lsdException w:name="heading 6" w:uiPriority="9" w:semiHidden="1" w:unhideWhenUsed="1" w:qFormat="1"/>
+    <w:lsdException w:name="heading 7" w:uiPriority="9" w:semiHidden="1" w:unhideWhenUsed="1" w:qFormat="1"/>
+    <w:lsdException w:name="heading 8" w:uiPriority="9" w:semiHidden="1" w:unhideWhenUsed="1" w:qFormat="1"/>
+    <w:lsdException w:name="heading 9" w:uiPriority="9" w:semiHidden="1" w:unhideWhenUsed="1" w:qFormat="1"/>
     <w:lsdException w:name="index 1" w:semiHidden="1" w:unhideWhenUsed="1"/>
     <w:lsdException w:name="index 2" w:semiHidden="1" w:unhideWhenUsed="1"/>
     <w:lsdException w:name="index 3" w:semiHidden="1" w:unhideWhenUsed="1"/>
@@ -2129,22 +2215,22 @@
     <w:lsdException w:name="index 7" w:semiHidden="1" w:unhideWhenUsed="1"/>
     <w:lsdException w:name="index 8" w:semiHidden="1" w:unhideWhenUsed="1"/>
     <w:lsdException w:name="index 9" w:semiHidden="1" w:unhideWhenUsed="1"/>
-    <w:lsdException w:name="toc 1" w:semiHidden="1" w:uiPriority="39" w:unhideWhenUsed="1"/>
-    <w:lsdException w:name="toc 2" w:semiHidden="1" w:uiPriority="39" w:unhideWhenUsed="1"/>
-    <w:lsdException w:name="toc 3" w:semiHidden="1" w:uiPriority="39" w:unhideWhenUsed="1"/>
-    <w:lsdException w:name="toc 4" w:semiHidden="1" w:uiPriority="39" w:unhideWhenUsed="1"/>
-    <w:lsdException w:name="toc 5" w:semiHidden="1" w:uiPriority="39" w:unhideWhenUsed="1"/>
-    <w:lsdException w:name="toc 6" w:semiHidden="1" w:uiPriority="39" w:unhideWhenUsed="1"/>
-    <w:lsdException w:name="toc 7" w:semiHidden="1" w:uiPriority="39" w:unhideWhenUsed="1"/>
-    <w:lsdException w:name="toc 8" w:semiHidden="1" w:uiPriority="39" w:unhideWhenUsed="1"/>
-    <w:lsdException w:name="toc 9" w:semiHidden="1" w:uiPriority="39" w:unhideWhenUsed="1"/>
+    <w:lsdException w:name="toc 1" w:uiPriority="39" w:semiHidden="1" w:unhideWhenUsed="1"/>
+    <w:lsdException w:name="toc 2" w:uiPriority="39" w:semiHidden="1" w:unhideWhenUsed="1"/>
+    <w:lsdException w:name="toc 3" w:uiPriority="39" w:semiHidden="1" w:unhideWhenUsed="1"/>
+    <w:lsdException w:name="toc 4" w:uiPriority="39" w:semiHidden="1" w:unhideWhenUsed="1"/>
+    <w:lsdException w:name="toc 5" w:uiPriority="39" w:semiHidden="1" w:unhideWhenUsed="1"/>
+    <w:lsdException w:name="toc 6" w:uiPriority="39" w:semiHidden="1" w:unhideWhenUsed="1"/>
+    <w:lsdException w:name="toc 7" w:uiPriority="39" w:semiHidden="1" w:unhideWhenUsed="1"/>
+    <w:lsdException w:name="toc 8" w:uiPriority="39" w:semiHidden="1" w:unhideWhenUsed="1"/>
+    <w:lsdException w:name="toc 9" w:uiPriority="39" w:semiHidden="1" w:unhideWhenUsed="1"/>
     <w:lsdException w:name="Normal Indent" w:semiHidden="1" w:unhideWhenUsed="1"/>
     <w:lsdException w:name="footnote text" w:semiHidden="1" w:unhideWhenUsed="1"/>
     <w:lsdException w:name="annotation text" w:semiHidden="1" w:unhideWhenUsed="1"/>
     <w:lsdException w:name="header" w:semiHidden="1" w:unhideWhenUsed="1"/>
     <w:lsdException w:name="footer" w:semiHidden="1" w:unhideWhenUsed="1"/>
     <w:lsdException w:name="index heading" w:semiHidden="1" w:unhideWhenUsed="1"/>
-    <w:lsdException w:name="caption" w:semiHidden="1" w:uiPriority="35" w:unhideWhenUsed="1" w:qFormat="1"/>
+    <w:lsdException w:name="caption" w:uiPriority="35" w:semiHidden="1" w:unhideWhenUsed="1" w:qFormat="1"/>
     <w:lsdException w:name="table of figures" w:semiHidden="1" w:unhideWhenUsed="1"/>
     <w:lsdException w:name="envelope address" w:semiHidden="1" w:unhideWhenUsed="1"/>
     <w:lsdException w:name="envelope return" w:semiHidden="1" w:unhideWhenUsed="1"/>
@@ -2175,7 +2261,7 @@
     <w:lsdException w:name="Title" w:uiPriority="10" w:qFormat="1"/>
     <w:lsdException w:name="Closing" w:semiHidden="1" w:unhideWhenUsed="1"/>
     <w:lsdException w:name="Signature" w:semiHidden="1" w:unhideWhenUsed="1"/>
-    <w:lsdException w:name="Default Paragraph Font" w:semiHidden="1" w:uiPriority="1" w:unhideWhenUsed="1"/>
+    <w:lsdException w:name="Default Paragraph Font" w:uiPriority="1" w:semiHidden="1" w:unhideWhenUsed="1"/>
     <w:lsdException w:name="Body Text" w:semiHidden="1" w:unhideWhenUsed="1"/>
     <w:lsdException w:name="Body Text Indent" w:semiHidden="1" w:unhideWhenUsed="1"/>
     <w:lsdException w:name="List Continue" w:semiHidden="1" w:unhideWhenUsed="1"/>
@@ -2375,8 +2461,8 @@
     <w:lsdException w:name="Subtle Reference" w:uiPriority="31" w:qFormat="1"/>
     <w:lsdException w:name="Intense Reference" w:uiPriority="32" w:qFormat="1"/>
     <w:lsdException w:name="Book Title" w:uiPriority="33" w:qFormat="1"/>
-    <w:lsdException w:name="Bibliography" w:semiHidden="1" w:uiPriority="37" w:unhideWhenUsed="1"/>
-    <w:lsdException w:name="TOC Heading" w:semiHidden="1" w:uiPriority="39" w:unhideWhenUsed="1" w:qFormat="1"/>
+    <w:lsdException w:name="Bibliography" w:uiPriority="37" w:semiHidden="1" w:unhideWhenUsed="1"/>
+    <w:lsdException w:name="TOC Heading" w:uiPriority="39" w:semiHidden="1" w:unhideWhenUsed="1" w:qFormat="1"/>
     <w:lsdException w:name="Plain Table 1" w:uiPriority="41"/>
     <w:lsdException w:name="Plain Table 2" w:uiPriority="42"/>
     <w:lsdException w:name="Plain Table 3" w:uiPriority="43"/>
@@ -2487,7 +2573,7 @@
     <w:lsdException w:name="Unresolved Mention" w:semiHidden="1" w:unhideWhenUsed="1"/>
     <w:lsdException w:name="Smart Link" w:semiHidden="1" w:unhideWhenUsed="1"/>
   </w:latentStyles>
-  <w:style w:type="paragraph" w:default="1" w:styleId="Normal">
+  <w:style w:type="paragraph" w:styleId="Normal" w:default="1">
     <w:name w:val="Normal"/>
     <w:qFormat/>
     <w:rsid w:val="2738BB1C"/>
@@ -2495,12 +2581,12 @@
       <w:lang w:val="es-CL"/>
     </w:rPr>
   </w:style>
-  <w:style w:type="character" w:default="1" w:styleId="DefaultParagraphFont">
+  <w:style w:type="character" w:styleId="DefaultParagraphFont" w:default="1">
     <w:name w:val="Default Paragraph Font"/>
     <w:uiPriority w:val="1"/>
     <w:unhideWhenUsed/>
   </w:style>
-  <w:style w:type="table" w:default="1" w:styleId="TableNormal">
+  <w:style w:type="table" w:styleId="TableNormal" w:default="1">
     <w:name w:val="Normal Table"/>
     <w:uiPriority w:val="99"/>
     <w:semiHidden/>
@@ -2515,7 +2601,7 @@
       </w:tblCellMar>
     </w:tblPr>
   </w:style>
-  <w:style w:type="numbering" w:default="1" w:styleId="NoList">
+  <w:style w:type="numbering" w:styleId="NoList" w:default="1">
     <w:name w:val="No List"/>
     <w:uiPriority w:val="99"/>
     <w:semiHidden/>
@@ -2542,12 +2628,12 @@
     </w:pPr>
     <w:tblPr>
       <w:tblBorders>
-        <w:top w:val="single" w:sz="4" w:space="0" w:color="auto"/>
-        <w:left w:val="single" w:sz="4" w:space="0" w:color="auto"/>
-        <w:bottom w:val="single" w:sz="4" w:space="0" w:color="auto"/>
-        <w:right w:val="single" w:sz="4" w:space="0" w:color="auto"/>
-        <w:insideH w:val="single" w:sz="4" w:space="0" w:color="auto"/>
-        <w:insideV w:val="single" w:sz="4" w:space="0" w:color="auto"/>
+        <w:top w:val="single" w:color="auto" w:sz="4" w:space="0"/>
+        <w:left w:val="single" w:color="auto" w:sz="4" w:space="0"/>
+        <w:bottom w:val="single" w:color="auto" w:sz="4" w:space="0"/>
+        <w:right w:val="single" w:color="auto" w:sz="4" w:space="0"/>
+        <w:insideH w:val="single" w:color="auto" w:sz="4" w:space="0"/>
+        <w:insideV w:val="single" w:color="auto" w:sz="4" w:space="0"/>
       </w:tblBorders>
     </w:tblPr>
   </w:style>
@@ -2555,7 +2641,7 @@
 </file>
 
 <file path=word/theme/theme1.xml><?xml version="1.0" encoding="utf-8"?>
-<a:theme xmlns:a="http://schemas.openxmlformats.org/drawingml/2006/main" name="Office Theme">
+<a:theme xmlns:a="http://schemas.openxmlformats.org/drawingml/2006/main" xmlns:thm15="http://schemas.microsoft.com/office/thememl/2012/main" name="Office Theme">
   <a:themeElements>
     <a:clrScheme name="Office">
       <a:dk1>

--- a/Entregas/Bitácora Proyecto de Grado AinWater.docx
+++ b/Entregas/Bitácora Proyecto de Grado AinWater.docx
@@ -1498,10 +1498,925 @@
             <w:pPr>
               <w:rPr>
                 <w:rFonts w:ascii="Calibri" w:hAnsi="Calibri" w:eastAsia="Calibri" w:cs="Calibri"/>
-                <w:b/>
-                <w:bCs/>
+                <w:b w:val="1"/>
+                <w:bCs w:val="1"/>
                 <w:sz w:val="32"/>
                 <w:szCs w:val="32"/>
+              </w:rPr>
+            </w:pPr>
+            <w:r>
+              <w:rPr>
+                <w:rFonts w:ascii="Calibri" w:hAnsi="Calibri" w:eastAsia="Calibri" w:cs="Calibri"/>
+                <w:b w:val="1"/>
+                <w:bCs w:val="1"/>
+                <w:sz w:val="32"/>
+                <w:szCs w:val="32"/>
+              </w:rPr>
+              <w:t>13-10</w:t>
+            </w:r>
+          </w:p>
+          <w:p>
+            <w:pPr>
+              <w:spacing w:before="240" w:beforeAutospacing="off" w:after="240" w:afterAutospacing="off"/>
+              <w:rPr>
+                <w:rFonts w:ascii="Calibri" w:hAnsi="Calibri" w:eastAsia="Calibri" w:cs="Calibri"/>
+                <w:b w:val="0"/>
+                <w:bCs w:val="0"/>
+                <w:noProof w:val="0"/>
+                <w:sz w:val="24"/>
+                <w:szCs w:val="24"/>
+                <w:lang w:val="es-CL"/>
+              </w:rPr>
+            </w:pPr>
+            <w:r>
+              <w:rPr>
+                <w:rFonts w:ascii="Calibri" w:hAnsi="Calibri" w:eastAsia="Calibri" w:cs="Calibri"/>
+                <w:b w:val="0"/>
+                <w:bCs w:val="0"/>
+                <w:noProof w:val="0"/>
+                <w:sz w:val="24"/>
+                <w:szCs w:val="24"/>
+                <w:lang w:val="es-CL"/>
+              </w:rPr>
+              <w:t xml:space="preserve">Se revisaron junto a </w:t>
+            </w:r>
+            <w:r>
+              <w:rPr>
+                <w:rFonts w:ascii="Calibri" w:hAnsi="Calibri" w:eastAsia="Calibri" w:cs="Calibri"/>
+                <w:b w:val="0"/>
+                <w:bCs w:val="0"/>
+                <w:noProof w:val="0"/>
+                <w:sz w:val="24"/>
+                <w:szCs w:val="24"/>
+                <w:lang w:val="es-CL"/>
+              </w:rPr>
+              <w:t>Ainwater</w:t>
+            </w:r>
+            <w:r>
+              <w:rPr>
+                <w:rFonts w:ascii="Calibri" w:hAnsi="Calibri" w:eastAsia="Calibri" w:cs="Calibri"/>
+                <w:b w:val="0"/>
+                <w:bCs w:val="0"/>
+                <w:noProof w:val="0"/>
+                <w:sz w:val="24"/>
+                <w:szCs w:val="24"/>
+                <w:lang w:val="es-CL"/>
+              </w:rPr>
+              <w:t xml:space="preserve"> las dudas asociadas al </w:t>
+            </w:r>
+            <w:r>
+              <w:rPr>
+                <w:rFonts w:ascii="Calibri" w:hAnsi="Calibri" w:eastAsia="Calibri" w:cs="Calibri"/>
+                <w:b w:val="0"/>
+                <w:bCs w:val="0"/>
+                <w:noProof w:val="0"/>
+                <w:sz w:val="24"/>
+                <w:szCs w:val="24"/>
+                <w:lang w:val="es-CL"/>
+              </w:rPr>
+              <w:t>etiquetado manual de datos</w:t>
+            </w:r>
+            <w:r>
+              <w:rPr>
+                <w:rFonts w:ascii="Calibri" w:hAnsi="Calibri" w:eastAsia="Calibri" w:cs="Calibri"/>
+                <w:b w:val="0"/>
+                <w:bCs w:val="0"/>
+                <w:noProof w:val="0"/>
+                <w:sz w:val="24"/>
+                <w:szCs w:val="24"/>
+                <w:lang w:val="es-CL"/>
+              </w:rPr>
+              <w:t xml:space="preserve"> utilizado para el trabajo de detección de </w:t>
+            </w:r>
+            <w:r>
+              <w:rPr>
+                <w:rFonts w:ascii="Calibri" w:hAnsi="Calibri" w:eastAsia="Calibri" w:cs="Calibri"/>
+                <w:b w:val="0"/>
+                <w:bCs w:val="0"/>
+                <w:noProof w:val="0"/>
+                <w:sz w:val="24"/>
+                <w:szCs w:val="24"/>
+                <w:lang w:val="es-CL"/>
+              </w:rPr>
+              <w:t>outliers</w:t>
+            </w:r>
+            <w:r>
+              <w:rPr>
+                <w:rFonts w:ascii="Calibri" w:hAnsi="Calibri" w:eastAsia="Calibri" w:cs="Calibri"/>
+                <w:b w:val="0"/>
+                <w:bCs w:val="0"/>
+                <w:noProof w:val="0"/>
+                <w:sz w:val="24"/>
+                <w:szCs w:val="24"/>
+                <w:lang w:val="es-CL"/>
+              </w:rPr>
+              <w:t xml:space="preserve">. Se mantuvo el énfasis en </w:t>
+            </w:r>
+            <w:r>
+              <w:rPr>
+                <w:rFonts w:ascii="Calibri" w:hAnsi="Calibri" w:eastAsia="Calibri" w:cs="Calibri"/>
+                <w:b w:val="0"/>
+                <w:bCs w:val="0"/>
+                <w:noProof w:val="0"/>
+                <w:sz w:val="24"/>
+                <w:szCs w:val="24"/>
+                <w:lang w:val="es-CL"/>
+              </w:rPr>
+              <w:t>cerrar los procesos en curso</w:t>
+            </w:r>
+            <w:r>
+              <w:rPr>
+                <w:rFonts w:ascii="Calibri" w:hAnsi="Calibri" w:eastAsia="Calibri" w:cs="Calibri"/>
+                <w:b w:val="0"/>
+                <w:bCs w:val="0"/>
+                <w:noProof w:val="0"/>
+                <w:sz w:val="24"/>
+                <w:szCs w:val="24"/>
+                <w:lang w:val="es-CL"/>
+              </w:rPr>
+              <w:t xml:space="preserve"> y en </w:t>
+            </w:r>
+            <w:r>
+              <w:rPr>
+                <w:rFonts w:ascii="Calibri" w:hAnsi="Calibri" w:eastAsia="Calibri" w:cs="Calibri"/>
+                <w:b w:val="0"/>
+                <w:bCs w:val="0"/>
+                <w:noProof w:val="0"/>
+                <w:sz w:val="24"/>
+                <w:szCs w:val="24"/>
+                <w:lang w:val="es-CL"/>
+              </w:rPr>
+              <w:t>definir métricas y valores de referencia</w:t>
+            </w:r>
+            <w:r>
+              <w:rPr>
+                <w:rFonts w:ascii="Calibri" w:hAnsi="Calibri" w:eastAsia="Calibri" w:cs="Calibri"/>
+                <w:b w:val="0"/>
+                <w:bCs w:val="0"/>
+                <w:noProof w:val="0"/>
+                <w:sz w:val="24"/>
+                <w:szCs w:val="24"/>
+                <w:lang w:val="es-CL"/>
+              </w:rPr>
+              <w:t xml:space="preserve">, en paralelo al avance del </w:t>
+            </w:r>
+            <w:r>
+              <w:rPr>
+                <w:rFonts w:ascii="Calibri" w:hAnsi="Calibri" w:eastAsia="Calibri" w:cs="Calibri"/>
+                <w:b w:val="0"/>
+                <w:bCs w:val="0"/>
+                <w:noProof w:val="0"/>
+                <w:sz w:val="24"/>
+                <w:szCs w:val="24"/>
+                <w:lang w:val="es-CL"/>
+              </w:rPr>
+              <w:t>Hito 2</w:t>
+            </w:r>
+            <w:r>
+              <w:rPr>
+                <w:rFonts w:ascii="Calibri" w:hAnsi="Calibri" w:eastAsia="Calibri" w:cs="Calibri"/>
+                <w:b w:val="0"/>
+                <w:bCs w:val="0"/>
+                <w:noProof w:val="0"/>
+                <w:sz w:val="24"/>
+                <w:szCs w:val="24"/>
+                <w:lang w:val="es-CL"/>
+              </w:rPr>
+              <w:t>, cuyo desarrollo ya fue iniciado y se planificará en mayor detalle para la próxima reunión.</w:t>
+            </w:r>
+          </w:p>
+          <w:p>
+            <w:pPr>
+              <w:spacing w:before="240" w:beforeAutospacing="off" w:after="240" w:afterAutospacing="off"/>
+              <w:rPr>
+                <w:rFonts w:ascii="Calibri" w:hAnsi="Calibri" w:eastAsia="Calibri" w:cs="Calibri"/>
+                <w:b w:val="0"/>
+                <w:bCs w:val="0"/>
+                <w:noProof w:val="0"/>
+                <w:sz w:val="24"/>
+                <w:szCs w:val="24"/>
+                <w:lang w:val="es-CL"/>
+              </w:rPr>
+            </w:pPr>
+            <w:r>
+              <w:rPr>
+                <w:rFonts w:ascii="Calibri" w:hAnsi="Calibri" w:eastAsia="Calibri" w:cs="Calibri"/>
+                <w:b w:val="0"/>
+                <w:bCs w:val="0"/>
+                <w:noProof w:val="0"/>
+                <w:sz w:val="24"/>
+                <w:szCs w:val="24"/>
+                <w:lang w:val="es-CL"/>
+              </w:rPr>
+              <w:t xml:space="preserve">Además, se presentó la </w:t>
+            </w:r>
+            <w:r>
+              <w:rPr>
+                <w:rFonts w:ascii="Calibri" w:hAnsi="Calibri" w:eastAsia="Calibri" w:cs="Calibri"/>
+                <w:b w:val="0"/>
+                <w:bCs w:val="0"/>
+                <w:noProof w:val="0"/>
+                <w:sz w:val="24"/>
+                <w:szCs w:val="24"/>
+                <w:lang w:val="es-CL"/>
+              </w:rPr>
+              <w:t xml:space="preserve">primera versión de la presentación del grupo para el workshop de </w:t>
+            </w:r>
+            <w:r>
+              <w:rPr>
+                <w:rFonts w:ascii="Calibri" w:hAnsi="Calibri" w:eastAsia="Calibri" w:cs="Calibri"/>
+                <w:b w:val="0"/>
+                <w:bCs w:val="0"/>
+                <w:noProof w:val="0"/>
+                <w:sz w:val="24"/>
+                <w:szCs w:val="24"/>
+                <w:lang w:val="es-CL"/>
+              </w:rPr>
+              <w:t>DataConnect</w:t>
+            </w:r>
+            <w:r>
+              <w:rPr>
+                <w:rFonts w:ascii="Calibri" w:hAnsi="Calibri" w:eastAsia="Calibri" w:cs="Calibri"/>
+                <w:b w:val="0"/>
+                <w:bCs w:val="0"/>
+                <w:noProof w:val="0"/>
+                <w:sz w:val="24"/>
+                <w:szCs w:val="24"/>
+                <w:lang w:val="es-CL"/>
+              </w:rPr>
+              <w:t xml:space="preserve">, recibiendo </w:t>
+            </w:r>
+            <w:r>
+              <w:rPr>
+                <w:rFonts w:ascii="Calibri" w:hAnsi="Calibri" w:eastAsia="Calibri" w:cs="Calibri"/>
+                <w:b w:val="0"/>
+                <w:bCs w:val="0"/>
+                <w:noProof w:val="0"/>
+                <w:sz w:val="24"/>
+                <w:szCs w:val="24"/>
+                <w:lang w:val="es-CL"/>
+              </w:rPr>
+              <w:t>retroalimentación y apoyo</w:t>
+            </w:r>
+            <w:r>
+              <w:rPr>
+                <w:rFonts w:ascii="Calibri" w:hAnsi="Calibri" w:eastAsia="Calibri" w:cs="Calibri"/>
+                <w:b w:val="0"/>
+                <w:bCs w:val="0"/>
+                <w:noProof w:val="0"/>
+                <w:sz w:val="24"/>
+                <w:szCs w:val="24"/>
+                <w:lang w:val="es-CL"/>
+              </w:rPr>
+              <w:t xml:space="preserve"> por parte de las tutoras y del equipo de </w:t>
+            </w:r>
+            <w:r>
+              <w:rPr>
+                <w:rFonts w:ascii="Calibri" w:hAnsi="Calibri" w:eastAsia="Calibri" w:cs="Calibri"/>
+                <w:b w:val="0"/>
+                <w:bCs w:val="0"/>
+                <w:noProof w:val="0"/>
+                <w:sz w:val="24"/>
+                <w:szCs w:val="24"/>
+                <w:lang w:val="es-CL"/>
+              </w:rPr>
+              <w:t>Ainwater</w:t>
+            </w:r>
+            <w:r>
+              <w:rPr>
+                <w:rFonts w:ascii="Calibri" w:hAnsi="Calibri" w:eastAsia="Calibri" w:cs="Calibri"/>
+                <w:b w:val="0"/>
+                <w:bCs w:val="0"/>
+                <w:noProof w:val="0"/>
+                <w:sz w:val="24"/>
+                <w:szCs w:val="24"/>
+                <w:lang w:val="es-CL"/>
+              </w:rPr>
+              <w:t xml:space="preserve"> para mejorar su estructura y claridad.</w:t>
+            </w:r>
+          </w:p>
+          <w:p>
+            <w:pPr>
+              <w:pStyle w:val="Normal"/>
+              <w:spacing w:before="240" w:beforeAutospacing="off" w:after="240" w:afterAutospacing="off"/>
+            </w:pPr>
+            <w:r>
+              <w:rPr>
+                <w:rFonts w:ascii="Calibri" w:hAnsi="Calibri" w:eastAsia="Calibri" w:cs="Calibri"/>
+                <w:b w:val="1"/>
+                <w:bCs w:val="1"/>
+                <w:noProof w:val="0"/>
+                <w:sz w:val="24"/>
+                <w:szCs w:val="24"/>
+                <w:lang w:val="es-CL"/>
+              </w:rPr>
+              <w:t>Próxima reunión:</w:t>
+            </w:r>
+            <w:r>
+              <w:br/>
+            </w:r>
+            <w:r>
+              <w:rPr>
+                <w:rFonts w:ascii="Calibri" w:hAnsi="Calibri" w:eastAsia="Calibri" w:cs="Calibri"/>
+                <w:noProof w:val="0"/>
+                <w:sz w:val="24"/>
+                <w:szCs w:val="24"/>
+                <w:lang w:val="es-CL"/>
+              </w:rPr>
+              <w:t xml:space="preserve"> Revisar los avances en el desarrollo del Hito 2 y se comentará experiencia en el workshop de la universidad.</w:t>
+            </w:r>
+          </w:p>
+        </w:tc>
+      </w:tr>
+      <w:tr>
+        <w:trPr>
+          <w:trHeight w:val="7965"/>
+        </w:trPr>
+        <w:tc>
+          <w:tcPr>
+            <w:tcW w:w="9350" w:type="dxa"/>
+            <w:tcMar/>
+          </w:tcPr>
+          <w:p>
+            <w:pPr>
+              <w:spacing w:before="240" w:beforeAutospacing="off" w:after="240" w:afterAutospacing="off"/>
+              <w:rPr>
+                <w:rFonts w:ascii="Calibri" w:hAnsi="Calibri" w:eastAsia="Calibri" w:cs="Calibri"/>
+                <w:b w:val="1"/>
+                <w:bCs w:val="1"/>
+                <w:noProof w:val="0"/>
+                <w:sz w:val="32"/>
+                <w:szCs w:val="32"/>
+                <w:lang w:val="es-CL"/>
+              </w:rPr>
+            </w:pPr>
+            <w:r>
+              <w:rPr>
+                <w:rFonts w:ascii="Calibri" w:hAnsi="Calibri" w:eastAsia="Calibri" w:cs="Calibri"/>
+                <w:b w:val="1"/>
+                <w:bCs w:val="1"/>
+                <w:noProof w:val="0"/>
+                <w:sz w:val="32"/>
+                <w:szCs w:val="32"/>
+                <w:lang w:val="es-CL"/>
+              </w:rPr>
+              <w:t>20-10</w:t>
+            </w:r>
+          </w:p>
+          <w:p>
+            <w:pPr>
+              <w:spacing w:before="240" w:beforeAutospacing="off" w:after="240" w:afterAutospacing="off"/>
+              <w:rPr>
+                <w:rFonts w:ascii="Calibri" w:hAnsi="Calibri" w:eastAsia="Calibri" w:cs="Calibri"/>
+                <w:b w:val="0"/>
+                <w:bCs w:val="0"/>
+                <w:noProof w:val="0"/>
+                <w:sz w:val="24"/>
+                <w:szCs w:val="24"/>
+                <w:lang w:val="es-CL"/>
+              </w:rPr>
+            </w:pPr>
+            <w:r>
+              <w:rPr>
+                <w:rFonts w:ascii="Calibri" w:hAnsi="Calibri" w:eastAsia="Calibri" w:cs="Calibri"/>
+                <w:b w:val="0"/>
+                <w:bCs w:val="0"/>
+                <w:noProof w:val="0"/>
+                <w:sz w:val="24"/>
+                <w:szCs w:val="24"/>
+                <w:lang w:val="es-CL"/>
+              </w:rPr>
+              <w:t xml:space="preserve">Se realizó una revisión general tras la presentación en el evento de la universidad, donde el equipo recibió </w:t>
+            </w:r>
+            <w:r>
+              <w:rPr>
+                <w:rFonts w:ascii="Calibri" w:hAnsi="Calibri" w:eastAsia="Calibri" w:cs="Calibri"/>
+                <w:b w:val="0"/>
+                <w:bCs w:val="0"/>
+                <w:noProof w:val="0"/>
+                <w:sz w:val="24"/>
+                <w:szCs w:val="24"/>
+                <w:lang w:val="es-CL"/>
+              </w:rPr>
+              <w:t>retroalimentación y lineamientos más específicos</w:t>
+            </w:r>
+            <w:r>
+              <w:rPr>
+                <w:rFonts w:ascii="Calibri" w:hAnsi="Calibri" w:eastAsia="Calibri" w:cs="Calibri"/>
+                <w:b w:val="0"/>
+                <w:bCs w:val="0"/>
+                <w:noProof w:val="0"/>
+                <w:sz w:val="24"/>
+                <w:szCs w:val="24"/>
+                <w:lang w:val="es-CL"/>
+              </w:rPr>
+              <w:t xml:space="preserve"> para orientar el trabajo técnico y metodológico de manera alineada con los objetivos de </w:t>
+            </w:r>
+            <w:r>
+              <w:rPr>
+                <w:rFonts w:ascii="Calibri" w:hAnsi="Calibri" w:eastAsia="Calibri" w:cs="Calibri"/>
+                <w:b w:val="0"/>
+                <w:bCs w:val="0"/>
+                <w:noProof w:val="0"/>
+                <w:sz w:val="24"/>
+                <w:szCs w:val="24"/>
+                <w:lang w:val="es-CL"/>
+              </w:rPr>
+              <w:t>Ainwater</w:t>
+            </w:r>
+            <w:r>
+              <w:rPr>
+                <w:rFonts w:ascii="Calibri" w:hAnsi="Calibri" w:eastAsia="Calibri" w:cs="Calibri"/>
+                <w:b w:val="0"/>
+                <w:bCs w:val="0"/>
+                <w:noProof w:val="0"/>
+                <w:sz w:val="24"/>
+                <w:szCs w:val="24"/>
+                <w:lang w:val="es-CL"/>
+              </w:rPr>
+              <w:t>.</w:t>
+            </w:r>
+          </w:p>
+          <w:p>
+            <w:pPr>
+              <w:spacing w:before="240" w:beforeAutospacing="off" w:after="240" w:afterAutospacing="off"/>
+              <w:rPr>
+                <w:rFonts w:ascii="Calibri" w:hAnsi="Calibri" w:eastAsia="Calibri" w:cs="Calibri"/>
+                <w:b w:val="0"/>
+                <w:bCs w:val="0"/>
+                <w:noProof w:val="0"/>
+                <w:sz w:val="24"/>
+                <w:szCs w:val="24"/>
+                <w:lang w:val="es-CL"/>
+              </w:rPr>
+            </w:pPr>
+            <w:r>
+              <w:rPr>
+                <w:rFonts w:ascii="Calibri" w:hAnsi="Calibri" w:eastAsia="Calibri" w:cs="Calibri"/>
+                <w:b w:val="0"/>
+                <w:bCs w:val="0"/>
+                <w:noProof w:val="0"/>
+                <w:sz w:val="24"/>
+                <w:szCs w:val="24"/>
+                <w:lang w:val="es-CL"/>
+              </w:rPr>
+              <w:t xml:space="preserve">Durante la reunión se profundizó en la necesidad de </w:t>
+            </w:r>
+            <w:r>
+              <w:rPr>
+                <w:rFonts w:ascii="Calibri" w:hAnsi="Calibri" w:eastAsia="Calibri" w:cs="Calibri"/>
+                <w:b w:val="0"/>
+                <w:bCs w:val="0"/>
+                <w:noProof w:val="0"/>
+                <w:sz w:val="24"/>
+                <w:szCs w:val="24"/>
+                <w:lang w:val="es-CL"/>
+              </w:rPr>
+              <w:t>explicar claramente en qué consisten los métodos utilizados</w:t>
+            </w:r>
+            <w:r>
+              <w:rPr>
+                <w:rFonts w:ascii="Calibri" w:hAnsi="Calibri" w:eastAsia="Calibri" w:cs="Calibri"/>
+                <w:b w:val="0"/>
+                <w:bCs w:val="0"/>
+                <w:noProof w:val="0"/>
+                <w:sz w:val="24"/>
+                <w:szCs w:val="24"/>
+                <w:lang w:val="es-CL"/>
+              </w:rPr>
+              <w:t xml:space="preserve">, las </w:t>
+            </w:r>
+            <w:r>
+              <w:rPr>
+                <w:rFonts w:ascii="Calibri" w:hAnsi="Calibri" w:eastAsia="Calibri" w:cs="Calibri"/>
+                <w:b w:val="0"/>
+                <w:bCs w:val="0"/>
+                <w:noProof w:val="0"/>
+                <w:sz w:val="24"/>
+                <w:szCs w:val="24"/>
+                <w:lang w:val="es-CL"/>
+              </w:rPr>
+              <w:t>metodologías aplicadas</w:t>
+            </w:r>
+            <w:r>
+              <w:rPr>
+                <w:rFonts w:ascii="Calibri" w:hAnsi="Calibri" w:eastAsia="Calibri" w:cs="Calibri"/>
+                <w:b w:val="0"/>
+                <w:bCs w:val="0"/>
+                <w:noProof w:val="0"/>
+                <w:sz w:val="24"/>
+                <w:szCs w:val="24"/>
+                <w:lang w:val="es-CL"/>
+              </w:rPr>
+              <w:t xml:space="preserve"> y los </w:t>
+            </w:r>
+            <w:r>
+              <w:rPr>
+                <w:rFonts w:ascii="Calibri" w:hAnsi="Calibri" w:eastAsia="Calibri" w:cs="Calibri"/>
+                <w:b w:val="0"/>
+                <w:bCs w:val="0"/>
+                <w:noProof w:val="0"/>
+                <w:sz w:val="24"/>
+                <w:szCs w:val="24"/>
+                <w:lang w:val="es-CL"/>
+              </w:rPr>
+              <w:t>parámetros que pueden ajustarse</w:t>
+            </w:r>
+            <w:r>
+              <w:rPr>
+                <w:rFonts w:ascii="Calibri" w:hAnsi="Calibri" w:eastAsia="Calibri" w:cs="Calibri"/>
+                <w:b w:val="0"/>
+                <w:bCs w:val="0"/>
+                <w:noProof w:val="0"/>
+                <w:sz w:val="24"/>
+                <w:szCs w:val="24"/>
+                <w:lang w:val="es-CL"/>
+              </w:rPr>
+              <w:t xml:space="preserve">. Se destacó la importancia de </w:t>
+            </w:r>
+            <w:r>
+              <w:rPr>
+                <w:rFonts w:ascii="Calibri" w:hAnsi="Calibri" w:eastAsia="Calibri" w:cs="Calibri"/>
+                <w:b w:val="0"/>
+                <w:bCs w:val="0"/>
+                <w:noProof w:val="0"/>
+                <w:sz w:val="24"/>
+                <w:szCs w:val="24"/>
+                <w:lang w:val="es-CL"/>
+              </w:rPr>
+              <w:t>enriquecer el informe</w:t>
+            </w:r>
+            <w:r>
+              <w:rPr>
+                <w:rFonts w:ascii="Calibri" w:hAnsi="Calibri" w:eastAsia="Calibri" w:cs="Calibri"/>
+                <w:b w:val="0"/>
+                <w:bCs w:val="0"/>
+                <w:noProof w:val="0"/>
+                <w:sz w:val="24"/>
+                <w:szCs w:val="24"/>
+                <w:lang w:val="es-CL"/>
+              </w:rPr>
+              <w:t xml:space="preserve"> con descripciones detalladas de los modelos, sus parámetros y los resultados obtenidos, incluyendo las </w:t>
+            </w:r>
+            <w:r>
+              <w:rPr>
+                <w:rFonts w:ascii="Calibri" w:hAnsi="Calibri" w:eastAsia="Calibri" w:cs="Calibri"/>
+                <w:b w:val="0"/>
+                <w:bCs w:val="0"/>
+                <w:noProof w:val="0"/>
+                <w:sz w:val="24"/>
+                <w:szCs w:val="24"/>
+                <w:lang w:val="es-CL"/>
+              </w:rPr>
+              <w:t>métricas asociadas a cada método</w:t>
+            </w:r>
+            <w:r>
+              <w:rPr>
+                <w:rFonts w:ascii="Calibri" w:hAnsi="Calibri" w:eastAsia="Calibri" w:cs="Calibri"/>
+                <w:b w:val="0"/>
+                <w:bCs w:val="0"/>
+                <w:noProof w:val="0"/>
+                <w:sz w:val="24"/>
+                <w:szCs w:val="24"/>
+                <w:lang w:val="es-CL"/>
+              </w:rPr>
+              <w:t>.</w:t>
+            </w:r>
+          </w:p>
+          <w:p>
+            <w:pPr>
+              <w:spacing w:before="240" w:beforeAutospacing="off" w:after="240" w:afterAutospacing="off"/>
+              <w:rPr>
+                <w:rFonts w:ascii="Calibri" w:hAnsi="Calibri" w:eastAsia="Calibri" w:cs="Calibri"/>
+                <w:b w:val="0"/>
+                <w:bCs w:val="0"/>
+                <w:noProof w:val="0"/>
+                <w:sz w:val="24"/>
+                <w:szCs w:val="24"/>
+                <w:lang w:val="es-CL"/>
+              </w:rPr>
+            </w:pPr>
+            <w:r>
+              <w:rPr>
+                <w:rFonts w:ascii="Calibri" w:hAnsi="Calibri" w:eastAsia="Calibri" w:cs="Calibri"/>
+                <w:b w:val="0"/>
+                <w:bCs w:val="0"/>
+                <w:noProof w:val="0"/>
+                <w:sz w:val="24"/>
+                <w:szCs w:val="24"/>
+                <w:lang w:val="es-CL"/>
+              </w:rPr>
+              <w:t xml:space="preserve">Desde la tutoría se enfatizó la necesidad de presentar una </w:t>
+            </w:r>
+            <w:r>
+              <w:rPr>
+                <w:rFonts w:ascii="Calibri" w:hAnsi="Calibri" w:eastAsia="Calibri" w:cs="Calibri"/>
+                <w:b w:val="0"/>
+                <w:bCs w:val="0"/>
+                <w:noProof w:val="0"/>
+                <w:sz w:val="24"/>
+                <w:szCs w:val="24"/>
+                <w:lang w:val="es-CL"/>
+              </w:rPr>
+              <w:t>bajada más técnica del pipeline</w:t>
+            </w:r>
+            <w:r>
+              <w:rPr>
+                <w:rFonts w:ascii="Calibri" w:hAnsi="Calibri" w:eastAsia="Calibri" w:cs="Calibri"/>
+                <w:b w:val="0"/>
+                <w:bCs w:val="0"/>
+                <w:noProof w:val="0"/>
+                <w:sz w:val="24"/>
+                <w:szCs w:val="24"/>
+                <w:lang w:val="es-CL"/>
+              </w:rPr>
+              <w:t xml:space="preserve">, explicando paso a paso el funcionamiento del proceso (ETL/script) mediante </w:t>
+            </w:r>
+            <w:r>
+              <w:rPr>
+                <w:rFonts w:ascii="Calibri" w:hAnsi="Calibri" w:eastAsia="Calibri" w:cs="Calibri"/>
+                <w:b w:val="0"/>
+                <w:bCs w:val="0"/>
+                <w:noProof w:val="0"/>
+                <w:sz w:val="24"/>
+                <w:szCs w:val="24"/>
+                <w:lang w:val="es-CL"/>
+              </w:rPr>
+              <w:t>diagramas de flujo, fórmulas y descripción de tipos de variables</w:t>
+            </w:r>
+            <w:r>
+              <w:rPr>
+                <w:rFonts w:ascii="Calibri" w:hAnsi="Calibri" w:eastAsia="Calibri" w:cs="Calibri"/>
+                <w:b w:val="0"/>
+                <w:bCs w:val="0"/>
+                <w:noProof w:val="0"/>
+                <w:sz w:val="24"/>
+                <w:szCs w:val="24"/>
+                <w:lang w:val="es-CL"/>
+              </w:rPr>
+              <w:t xml:space="preserve">, sin incluir código ni notebooks. Se sugirió justificar cada decisión metodológica (por ejemplo, el uso de desviación estándar, medias móviles o modelos AR), incorporando </w:t>
+            </w:r>
+            <w:r>
+              <w:rPr>
+                <w:rFonts w:ascii="Calibri" w:hAnsi="Calibri" w:eastAsia="Calibri" w:cs="Calibri"/>
+                <w:b w:val="0"/>
+                <w:bCs w:val="0"/>
+                <w:noProof w:val="0"/>
+                <w:sz w:val="24"/>
+                <w:szCs w:val="24"/>
+                <w:lang w:val="es-CL"/>
+              </w:rPr>
+              <w:t>referencias teóricas</w:t>
+            </w:r>
+            <w:r>
+              <w:rPr>
+                <w:rFonts w:ascii="Calibri" w:hAnsi="Calibri" w:eastAsia="Calibri" w:cs="Calibri"/>
+                <w:b w:val="0"/>
+                <w:bCs w:val="0"/>
+                <w:noProof w:val="0"/>
+                <w:sz w:val="24"/>
+                <w:szCs w:val="24"/>
+                <w:lang w:val="es-CL"/>
+              </w:rPr>
+              <w:t xml:space="preserve"> que respalden dichas elecciones.</w:t>
+            </w:r>
+          </w:p>
+          <w:p>
+            <w:pPr>
+              <w:spacing w:before="240" w:beforeAutospacing="off" w:after="240" w:afterAutospacing="off"/>
+              <w:rPr>
+                <w:rFonts w:ascii="Calibri" w:hAnsi="Calibri" w:eastAsia="Calibri" w:cs="Calibri"/>
+                <w:b w:val="0"/>
+                <w:bCs w:val="0"/>
+                <w:noProof w:val="0"/>
+                <w:sz w:val="24"/>
+                <w:szCs w:val="24"/>
+                <w:lang w:val="es-CL"/>
+              </w:rPr>
+            </w:pPr>
+            <w:r>
+              <w:rPr>
+                <w:rFonts w:ascii="Calibri" w:hAnsi="Calibri" w:eastAsia="Calibri" w:cs="Calibri"/>
+                <w:b w:val="0"/>
+                <w:bCs w:val="0"/>
+                <w:noProof w:val="0"/>
+                <w:sz w:val="24"/>
+                <w:szCs w:val="24"/>
+                <w:lang w:val="es-CL"/>
+              </w:rPr>
+              <w:t xml:space="preserve">Asimismo, se indicó la relevancia de </w:t>
+            </w:r>
+            <w:r>
+              <w:rPr>
+                <w:rFonts w:ascii="Calibri" w:hAnsi="Calibri" w:eastAsia="Calibri" w:cs="Calibri"/>
+                <w:b w:val="0"/>
+                <w:bCs w:val="0"/>
+                <w:noProof w:val="0"/>
+                <w:sz w:val="24"/>
+                <w:szCs w:val="24"/>
+                <w:lang w:val="es-CL"/>
+              </w:rPr>
+              <w:t>explicar el “</w:t>
+            </w:r>
+            <w:r>
+              <w:rPr>
+                <w:rFonts w:ascii="Calibri" w:hAnsi="Calibri" w:eastAsia="Calibri" w:cs="Calibri"/>
+                <w:b w:val="0"/>
+                <w:bCs w:val="0"/>
+                <w:noProof w:val="0"/>
+                <w:sz w:val="24"/>
+                <w:szCs w:val="24"/>
+                <w:lang w:val="es-CL"/>
+              </w:rPr>
+              <w:t>drift</w:t>
+            </w:r>
+            <w:r>
+              <w:rPr>
+                <w:rFonts w:ascii="Calibri" w:hAnsi="Calibri" w:eastAsia="Calibri" w:cs="Calibri"/>
+                <w:b w:val="0"/>
+                <w:bCs w:val="0"/>
+                <w:noProof w:val="0"/>
+                <w:sz w:val="24"/>
+                <w:szCs w:val="24"/>
+                <w:lang w:val="es-CL"/>
+              </w:rPr>
+              <w:t xml:space="preserve"> score”</w:t>
+            </w:r>
+            <w:r>
+              <w:rPr>
+                <w:rFonts w:ascii="Calibri" w:hAnsi="Calibri" w:eastAsia="Calibri" w:cs="Calibri"/>
+                <w:b w:val="0"/>
+                <w:bCs w:val="0"/>
+                <w:noProof w:val="0"/>
+                <w:sz w:val="24"/>
+                <w:szCs w:val="24"/>
+                <w:lang w:val="es-CL"/>
+              </w:rPr>
+              <w:t xml:space="preserve"> como métrica principal, justificando su uso y detallando las </w:t>
+            </w:r>
+            <w:r>
+              <w:rPr>
+                <w:rFonts w:ascii="Calibri" w:hAnsi="Calibri" w:eastAsia="Calibri" w:cs="Calibri"/>
+                <w:b w:val="0"/>
+                <w:bCs w:val="0"/>
+                <w:noProof w:val="0"/>
+                <w:sz w:val="24"/>
+                <w:szCs w:val="24"/>
+                <w:lang w:val="es-CL"/>
+              </w:rPr>
+              <w:t>limitaciones y ventajas de los métodos actuales</w:t>
+            </w:r>
+            <w:r>
+              <w:rPr>
+                <w:rFonts w:ascii="Calibri" w:hAnsi="Calibri" w:eastAsia="Calibri" w:cs="Calibri"/>
+                <w:b w:val="0"/>
+                <w:bCs w:val="0"/>
+                <w:noProof w:val="0"/>
+                <w:sz w:val="24"/>
+                <w:szCs w:val="24"/>
+                <w:lang w:val="es-CL"/>
+              </w:rPr>
+              <w:t xml:space="preserve"> en función de las métricas definidas.</w:t>
+            </w:r>
+          </w:p>
+          <w:p>
+            <w:pPr>
+              <w:spacing w:before="240" w:beforeAutospacing="off" w:after="240" w:afterAutospacing="off"/>
+              <w:rPr>
+                <w:rFonts w:ascii="Calibri" w:hAnsi="Calibri" w:eastAsia="Calibri" w:cs="Calibri"/>
+                <w:b w:val="0"/>
+                <w:bCs w:val="0"/>
+                <w:noProof w:val="0"/>
+                <w:sz w:val="24"/>
+                <w:szCs w:val="24"/>
+                <w:lang w:val="es-CL"/>
+              </w:rPr>
+            </w:pPr>
+            <w:r>
+              <w:rPr>
+                <w:rFonts w:ascii="Calibri" w:hAnsi="Calibri" w:eastAsia="Calibri" w:cs="Calibri"/>
+                <w:b w:val="0"/>
+                <w:bCs w:val="0"/>
+                <w:noProof w:val="0"/>
+                <w:sz w:val="24"/>
+                <w:szCs w:val="24"/>
+                <w:lang w:val="es-CL"/>
+              </w:rPr>
+              <w:t>Próxima reunión:</w:t>
+            </w:r>
+            <w:r>
+              <w:br/>
+            </w:r>
+            <w:r>
+              <w:rPr>
+                <w:rFonts w:ascii="Calibri" w:hAnsi="Calibri" w:eastAsia="Calibri" w:cs="Calibri"/>
+                <w:b w:val="0"/>
+                <w:bCs w:val="0"/>
+                <w:noProof w:val="0"/>
+                <w:sz w:val="24"/>
+                <w:szCs w:val="24"/>
+                <w:lang w:val="es-CL"/>
+              </w:rPr>
+              <w:t xml:space="preserve"> Avanzar en la documentación técnica del pipeline y en la descripción de las métricas empleadas, incorporando las justificaciones teóricas y referencias necesarias para fortalecer el informe final.</w:t>
+            </w:r>
+          </w:p>
+        </w:tc>
+      </w:tr>
+      <w:tr>
+        <w:trPr>
+          <w:trHeight w:val="2850"/>
+        </w:trPr>
+        <w:tc>
+          <w:tcPr>
+            <w:tcW w:w="9350" w:type="dxa"/>
+            <w:tcMar/>
+          </w:tcPr>
+          <w:p>
+            <w:pPr>
+              <w:pStyle w:val="Normal"/>
+              <w:rPr>
+                <w:rFonts w:ascii="Calibri" w:hAnsi="Calibri" w:eastAsia="Calibri" w:cs="Calibri"/>
+                <w:b w:val="1"/>
+                <w:bCs w:val="1"/>
+                <w:noProof w:val="0"/>
+                <w:sz w:val="32"/>
+                <w:szCs w:val="32"/>
+                <w:lang w:val="es-CL"/>
+              </w:rPr>
+            </w:pPr>
+          </w:p>
+        </w:tc>
+      </w:tr>
+      <w:tr>
+        <w:trPr>
+          <w:trHeight w:val="300"/>
+        </w:trPr>
+        <w:tc>
+          <w:tcPr>
+            <w:tcW w:w="9350" w:type="dxa"/>
+            <w:tcMar/>
+          </w:tcPr>
+          <w:p>
+            <w:pPr>
+              <w:pStyle w:val="Normal"/>
+              <w:rPr>
+                <w:rFonts w:ascii="Calibri" w:hAnsi="Calibri" w:eastAsia="Calibri" w:cs="Calibri"/>
+                <w:b w:val="1"/>
+                <w:bCs w:val="1"/>
+                <w:noProof w:val="0"/>
+                <w:sz w:val="32"/>
+                <w:szCs w:val="32"/>
+                <w:lang w:val="es-CL"/>
+              </w:rPr>
+            </w:pPr>
+          </w:p>
+        </w:tc>
+      </w:tr>
+      <w:tr>
+        <w:trPr>
+          <w:trHeight w:val="300"/>
+        </w:trPr>
+        <w:tc>
+          <w:tcPr>
+            <w:tcW w:w="9350" w:type="dxa"/>
+            <w:tcMar/>
+          </w:tcPr>
+          <w:p>
+            <w:pPr>
+              <w:pStyle w:val="Normal"/>
+              <w:rPr>
+                <w:rFonts w:ascii="Calibri" w:hAnsi="Calibri" w:eastAsia="Calibri" w:cs="Calibri"/>
+                <w:b w:val="1"/>
+                <w:bCs w:val="1"/>
+                <w:noProof w:val="0"/>
+                <w:sz w:val="32"/>
+                <w:szCs w:val="32"/>
+                <w:lang w:val="es-CL"/>
+              </w:rPr>
+            </w:pPr>
+          </w:p>
+        </w:tc>
+      </w:tr>
+      <w:tr>
+        <w:trPr>
+          <w:trHeight w:val="300"/>
+        </w:trPr>
+        <w:tc>
+          <w:tcPr>
+            <w:tcW w:w="9350" w:type="dxa"/>
+            <w:tcMar/>
+          </w:tcPr>
+          <w:p>
+            <w:pPr>
+              <w:pStyle w:val="Normal"/>
+              <w:rPr>
+                <w:rFonts w:ascii="Calibri" w:hAnsi="Calibri" w:eastAsia="Calibri" w:cs="Calibri"/>
+                <w:b w:val="1"/>
+                <w:bCs w:val="1"/>
+                <w:noProof w:val="0"/>
+                <w:sz w:val="32"/>
+                <w:szCs w:val="32"/>
+                <w:lang w:val="es-CL"/>
               </w:rPr>
             </w:pPr>
           </w:p>

--- a/Entregas/Bitácora Proyecto de Grado AinWater.docx
+++ b/Entregas/Bitácora Proyecto de Grado AinWater.docx
@@ -57,6 +57,9 @@
         <w:gridCol w:w="9350"/>
       </w:tblGrid>
       <w:tr>
+        <w:trPr>
+          <w:trHeight w:val="4875"/>
+        </w:trPr>
         <w:tc>
           <w:tcPr>
             <w:tcW w:w="9350" w:type="dxa"/>
@@ -210,6 +213,17 @@
               <w:t>En la siguiente reunión se presentará el funcionamiento de la planta 3, con el objetivo de comprenderla mejor y poder integrarla en el análisis general.</w:t>
             </w:r>
           </w:p>
+        </w:tc>
+      </w:tr>
+      <w:tr>
+        <w:trPr>
+          <w:trHeight w:val="1755"/>
+        </w:trPr>
+        <w:tc>
+          <w:tcPr>
+            <w:tcW w:w="9350" w:type="dxa"/>
+            <w:tcMar/>
+          </w:tcPr>
           <w:p>
             <w:pPr>
               <w:rPr>
@@ -220,6 +234,510 @@
                 <w:szCs w:val="32"/>
               </w:rPr>
             </w:pPr>
+            <w:r>
+              <w:rPr>
+                <w:rFonts w:ascii="Calibri" w:hAnsi="Calibri" w:eastAsia="Calibri" w:cs="Calibri"/>
+                <w:b/>
+                <w:bCs/>
+                <w:sz w:val="32"/>
+                <w:szCs w:val="32"/>
+              </w:rPr>
+              <w:t>25-08</w:t>
+            </w:r>
+          </w:p>
+          <w:p>
+            <w:pPr>
+              <w:spacing w:before="240" w:after="240"/>
+            </w:pPr>
+            <w:r>
+              <w:rPr>
+                <w:rFonts w:ascii="Calibri" w:hAnsi="Calibri" w:eastAsia="Calibri" w:cs="Calibri"/>
+              </w:rPr>
+              <w:t>Se revisó el avance general del informe Hito 1, enfocándose en la transición desde una revisión inicial hacia una etapa de exploración más detallada, incorporando métodos estadísticos y técnicas avanzadas.</w:t>
+            </w:r>
+          </w:p>
+          <w:p>
+            <w:pPr>
+              <w:rPr>
+                <w:rFonts w:ascii="Calibri" w:hAnsi="Calibri" w:eastAsia="Calibri" w:cs="Calibri"/>
+                <w:b/>
+                <w:bCs/>
+              </w:rPr>
+            </w:pPr>
+            <w:r>
+              <w:rPr>
+                <w:rFonts w:ascii="Calibri" w:hAnsi="Calibri" w:eastAsia="Calibri" w:cs="Calibri"/>
+                <w:b/>
+                <w:bCs/>
+              </w:rPr>
+              <w:t>Revisión de avances:</w:t>
+            </w:r>
+          </w:p>
+          <w:p>
+            <w:pPr>
+              <w:pStyle w:val="ListParagraph"/>
+              <w:numPr>
+                <w:ilvl w:val="0"/>
+                <w:numId w:val="3"/>
+              </w:numPr>
+              <w:spacing w:before="240" w:after="240"/>
+              <w:rPr>
+                <w:rFonts w:ascii="Calibri" w:hAnsi="Calibri" w:eastAsia="Calibri" w:cs="Calibri"/>
+              </w:rPr>
+            </w:pPr>
+            <w:r>
+              <w:rPr>
+                <w:rFonts w:ascii="Calibri" w:hAnsi="Calibri" w:eastAsia="Calibri" w:cs="Calibri"/>
+              </w:rPr>
+              <w:t>Analizar las lagunas de datos en distintos periodos de tiempo, utilizando métodos estadísticos para una mejor caracterización.</w:t>
+            </w:r>
+          </w:p>
+          <w:p>
+            <w:pPr>
+              <w:pStyle w:val="ListParagraph"/>
+              <w:numPr>
+                <w:ilvl w:val="0"/>
+                <w:numId w:val="3"/>
+              </w:numPr>
+              <w:spacing w:before="240" w:after="240"/>
+              <w:rPr>
+                <w:rFonts w:ascii="Calibri" w:hAnsi="Calibri" w:eastAsia="Calibri" w:cs="Calibri"/>
+              </w:rPr>
+            </w:pPr>
+            <w:r>
+              <w:rPr>
+                <w:rFonts w:ascii="Calibri" w:hAnsi="Calibri" w:eastAsia="Calibri" w:cs="Calibri"/>
+              </w:rPr>
+              <w:t>Presentar los métodos ya implementados para la detección de valores atípicos (z-score robusto), junto con sus visualizaciones y el etiquetado en estados operativos.</w:t>
+            </w:r>
+          </w:p>
+          <w:p>
+            <w:pPr>
+              <w:pStyle w:val="ListParagraph"/>
+              <w:numPr>
+                <w:ilvl w:val="0"/>
+                <w:numId w:val="3"/>
+              </w:numPr>
+              <w:spacing w:before="240" w:after="240"/>
+              <w:rPr>
+                <w:rFonts w:ascii="Calibri" w:hAnsi="Calibri" w:eastAsia="Calibri" w:cs="Calibri"/>
+              </w:rPr>
+            </w:pPr>
+            <w:r>
+              <w:rPr>
+                <w:rFonts w:ascii="Calibri" w:hAnsi="Calibri" w:eastAsia="Calibri" w:cs="Calibri"/>
+              </w:rPr>
+              <w:t xml:space="preserve">Revisar los métodos aplicados para la detección de </w:t>
+            </w:r>
+            <w:proofErr w:type="spellStart"/>
+            <w:r>
+              <w:rPr>
+                <w:rFonts w:ascii="Calibri" w:hAnsi="Calibri" w:eastAsia="Calibri" w:cs="Calibri"/>
+              </w:rPr>
+              <w:t>drift</w:t>
+            </w:r>
+            <w:proofErr w:type="spellEnd"/>
+            <w:r>
+              <w:rPr>
+                <w:rFonts w:ascii="Calibri" w:hAnsi="Calibri" w:eastAsia="Calibri" w:cs="Calibri"/>
+              </w:rPr>
+              <w:t xml:space="preserve"> (KS test, PSI, Chi-cuadrado) y proponer su complementación con enfoques más avanzados, como modelos predictivos y análisis de correlaciones rodantes.</w:t>
+            </w:r>
+          </w:p>
+          <w:p>
+            <w:pPr>
+              <w:spacing w:before="240" w:after="240"/>
+              <w:rPr>
+                <w:rFonts w:ascii="Calibri" w:hAnsi="Calibri" w:eastAsia="Calibri" w:cs="Calibri"/>
+                <w:b/>
+                <w:bCs/>
+              </w:rPr>
+            </w:pPr>
+            <w:r>
+              <w:rPr>
+                <w:rFonts w:ascii="Calibri" w:hAnsi="Calibri" w:eastAsia="Calibri" w:cs="Calibri"/>
+                <w:b/>
+                <w:bCs/>
+              </w:rPr>
+              <w:t>Objetivos reunión anterior:</w:t>
+            </w:r>
+          </w:p>
+          <w:p>
+            <w:pPr>
+              <w:pStyle w:val="ListParagraph"/>
+              <w:numPr>
+                <w:ilvl w:val="0"/>
+                <w:numId w:val="3"/>
+              </w:numPr>
+              <w:spacing w:before="240" w:after="240"/>
+              <w:rPr>
+                <w:rFonts w:ascii="Calibri" w:hAnsi="Calibri" w:eastAsia="Calibri" w:cs="Calibri"/>
+              </w:rPr>
+            </w:pPr>
+            <w:r>
+              <w:rPr>
+                <w:rFonts w:ascii="Calibri" w:hAnsi="Calibri" w:eastAsia="Calibri" w:cs="Calibri"/>
+              </w:rPr>
+              <w:t>Revisar el funcionamiento de la Planta 3 mediante un esquema simplificado de sensores y variables, con el fin de vincular el análisis de datos con la operación real.</w:t>
+            </w:r>
+          </w:p>
+          <w:p>
+            <w:pPr>
+              <w:pStyle w:val="ListParagraph"/>
+              <w:numPr>
+                <w:ilvl w:val="0"/>
+                <w:numId w:val="3"/>
+              </w:numPr>
+              <w:spacing w:before="240" w:after="240"/>
+              <w:rPr>
+                <w:rFonts w:ascii="Calibri" w:hAnsi="Calibri" w:eastAsia="Calibri" w:cs="Calibri"/>
+              </w:rPr>
+            </w:pPr>
+            <w:r>
+              <w:rPr>
+                <w:rFonts w:ascii="Calibri" w:hAnsi="Calibri" w:eastAsia="Calibri" w:cs="Calibri"/>
+              </w:rPr>
+              <w:t xml:space="preserve">Presentar un ejemplo de </w:t>
+            </w:r>
+            <w:proofErr w:type="spellStart"/>
+            <w:r>
+              <w:rPr>
+                <w:rFonts w:ascii="Calibri" w:hAnsi="Calibri" w:eastAsia="Calibri" w:cs="Calibri"/>
+              </w:rPr>
+              <w:t>forecasting</w:t>
+            </w:r>
+            <w:proofErr w:type="spellEnd"/>
+            <w:r>
+              <w:rPr>
+                <w:rFonts w:ascii="Calibri" w:hAnsi="Calibri" w:eastAsia="Calibri" w:cs="Calibri"/>
+              </w:rPr>
+              <w:t xml:space="preserve"> aplicado a niveles de pozo, mostrando su utilidad para anticipar comportamientos críticos y detectar posibles fallos de sensores mediante la comparación entre pronósticos y valores reales.</w:t>
+            </w:r>
+          </w:p>
+          <w:p>
+            <w:pPr>
+              <w:spacing w:before="240" w:after="240"/>
+            </w:pPr>
+            <w:r>
+              <w:rPr>
+                <w:rFonts w:ascii="Calibri" w:hAnsi="Calibri" w:eastAsia="Calibri" w:cs="Calibri"/>
+                <w:b w:val="1"/>
+                <w:bCs w:val="1"/>
+              </w:rPr>
+              <w:t>Próxima reunión:</w:t>
+            </w:r>
+            <w:r>
+              <w:br/>
+            </w:r>
+            <w:r>
+              <w:rPr>
+                <w:rFonts w:ascii="Calibri" w:hAnsi="Calibri" w:eastAsia="Calibri" w:cs="Calibri"/>
+              </w:rPr>
+              <w:t xml:space="preserve"> Revisar el informe final del Hito 1 y profundizar en el trabajo de detección de </w:t>
+            </w:r>
+            <w:r>
+              <w:rPr>
+                <w:rFonts w:ascii="Calibri" w:hAnsi="Calibri" w:eastAsia="Calibri" w:cs="Calibri"/>
+              </w:rPr>
+              <w:t>drift</w:t>
+            </w:r>
+            <w:r>
+              <w:rPr>
+                <w:rFonts w:ascii="Calibri" w:hAnsi="Calibri" w:eastAsia="Calibri" w:cs="Calibri"/>
+              </w:rPr>
+              <w:t xml:space="preserve">, </w:t>
+            </w:r>
+            <w:r>
+              <w:rPr>
+                <w:rFonts w:ascii="Calibri" w:hAnsi="Calibri" w:eastAsia="Calibri" w:cs="Calibri"/>
+              </w:rPr>
+              <w:t>outliers</w:t>
+            </w:r>
+            <w:r>
+              <w:rPr>
+                <w:rFonts w:ascii="Calibri" w:hAnsi="Calibri" w:eastAsia="Calibri" w:cs="Calibri"/>
+              </w:rPr>
+              <w:t xml:space="preserve"> y lagunas de datos, considerando los posibles riesgos de error en las plantas.</w:t>
+            </w:r>
+          </w:p>
+        </w:tc>
+      </w:tr>
+      <w:tr>
+        <w:trPr>
+          <w:trHeight w:val="4920"/>
+        </w:trPr>
+        <w:tc>
+          <w:tcPr>
+            <w:tcW w:w="9350" w:type="dxa"/>
+            <w:tcMar/>
+          </w:tcPr>
+          <w:p>
+            <w:pPr>
+              <w:rPr>
+                <w:rFonts w:ascii="Calibri" w:hAnsi="Calibri" w:eastAsia="Calibri" w:cs="Calibri"/>
+                <w:b/>
+                <w:bCs/>
+                <w:sz w:val="32"/>
+                <w:szCs w:val="32"/>
+              </w:rPr>
+            </w:pPr>
+            <w:r>
+              <w:rPr>
+                <w:rFonts w:ascii="Calibri" w:hAnsi="Calibri" w:eastAsia="Calibri" w:cs="Calibri"/>
+                <w:b/>
+                <w:bCs/>
+                <w:sz w:val="32"/>
+                <w:szCs w:val="32"/>
+              </w:rPr>
+              <w:t>03-09</w:t>
+            </w:r>
+          </w:p>
+          <w:p>
+            <w:pPr>
+              <w:spacing w:before="240" w:after="240"/>
+              <w:rPr>
+                <w:rFonts w:ascii="Calibri" w:hAnsi="Calibri" w:eastAsia="Calibri" w:cs="Calibri"/>
+              </w:rPr>
+            </w:pPr>
+            <w:r>
+              <w:rPr>
+                <w:rFonts w:ascii="Calibri" w:hAnsi="Calibri" w:eastAsia="Calibri" w:cs="Calibri"/>
+              </w:rPr>
+              <w:t xml:space="preserve">Se revisó el avance del informe del Hito 1, dando continuidad a los objetivos definidos en la reunión anterior. El </w:t>
+            </w:r>
+            <w:proofErr w:type="spellStart"/>
+            <w:r>
+              <w:rPr>
+                <w:rFonts w:ascii="Calibri" w:hAnsi="Calibri" w:eastAsia="Calibri" w:cs="Calibri"/>
+              </w:rPr>
+              <w:t>feedback</w:t>
+            </w:r>
+            <w:proofErr w:type="spellEnd"/>
+            <w:r>
+              <w:rPr>
+                <w:rFonts w:ascii="Calibri" w:hAnsi="Calibri" w:eastAsia="Calibri" w:cs="Calibri"/>
+              </w:rPr>
+              <w:t xml:space="preserve"> recibido destacó que el método de procesamiento estadístico actual es una buena aproximación inicial, pero se señaló que no se debería sacrificar la fidelidad de los datos reales al simplificar demasiado el análisis.</w:t>
+            </w:r>
+          </w:p>
+          <w:p>
+            <w:pPr>
+              <w:pStyle w:val="ListParagraph"/>
+              <w:numPr>
+                <w:ilvl w:val="0"/>
+                <w:numId w:val="2"/>
+              </w:numPr>
+              <w:spacing w:before="240" w:after="240"/>
+              <w:rPr>
+                <w:rFonts w:ascii="Calibri" w:hAnsi="Calibri" w:eastAsia="Calibri" w:cs="Calibri"/>
+              </w:rPr>
+            </w:pPr>
+            <w:proofErr w:type="gramStart"/>
+            <w:r>
+              <w:rPr>
+                <w:rFonts w:ascii="Calibri" w:hAnsi="Calibri" w:eastAsia="Calibri" w:cs="Calibri"/>
+              </w:rPr>
+              <w:t>Considerar</w:t>
+            </w:r>
+            <w:proofErr w:type="gramEnd"/>
+            <w:r>
+              <w:rPr>
+                <w:rFonts w:ascii="Calibri" w:hAnsi="Calibri" w:eastAsia="Calibri" w:cs="Calibri"/>
+              </w:rPr>
+              <w:t xml:space="preserve"> que se trabaja con distintas plantas y variables, por lo que es necesario analizarlas de manera diferenciada y con criterios específicos.</w:t>
+            </w:r>
+          </w:p>
+          <w:p>
+            <w:pPr>
+              <w:pStyle w:val="ListParagraph"/>
+              <w:numPr>
+                <w:ilvl w:val="0"/>
+                <w:numId w:val="2"/>
+              </w:numPr>
+              <w:spacing w:before="240" w:after="240"/>
+              <w:rPr>
+                <w:rFonts w:ascii="Calibri" w:hAnsi="Calibri" w:eastAsia="Calibri" w:cs="Calibri"/>
+              </w:rPr>
+            </w:pPr>
+            <w:r>
+              <w:rPr>
+                <w:rFonts w:ascii="Calibri" w:hAnsi="Calibri" w:eastAsia="Calibri" w:cs="Calibri"/>
+              </w:rPr>
+              <w:t xml:space="preserve">Presentar el script que permite generar etiquetas visuales sobre el </w:t>
+            </w:r>
+            <w:proofErr w:type="spellStart"/>
+            <w:r>
+              <w:rPr>
+                <w:rFonts w:ascii="Calibri" w:hAnsi="Calibri" w:eastAsia="Calibri" w:cs="Calibri"/>
+              </w:rPr>
+              <w:t>dataset</w:t>
+            </w:r>
+            <w:proofErr w:type="spellEnd"/>
+            <w:r>
+              <w:rPr>
+                <w:rFonts w:ascii="Calibri" w:hAnsi="Calibri" w:eastAsia="Calibri" w:cs="Calibri"/>
+              </w:rPr>
+              <w:t>, a partir de las cuales es posible entrenar un modelo supervisado.</w:t>
+            </w:r>
+          </w:p>
+          <w:p>
+            <w:pPr>
+              <w:pStyle w:val="ListParagraph"/>
+              <w:numPr>
+                <w:ilvl w:val="0"/>
+                <w:numId w:val="2"/>
+              </w:numPr>
+              <w:spacing w:before="240" w:after="240"/>
+              <w:rPr>
+                <w:rFonts w:ascii="Calibri" w:hAnsi="Calibri" w:eastAsia="Calibri" w:cs="Calibri"/>
+              </w:rPr>
+            </w:pPr>
+            <w:r>
+              <w:rPr>
+                <w:rFonts w:ascii="Calibri" w:hAnsi="Calibri" w:eastAsia="Calibri" w:cs="Calibri"/>
+              </w:rPr>
+              <w:t>Evaluar la incorporación de técnicas de aprendizaje supervisado para mejorar la detección de eventos y anomalías.</w:t>
+            </w:r>
+          </w:p>
+          <w:p>
+            <w:pPr>
+              <w:pStyle w:val="ListParagraph"/>
+              <w:numPr>
+                <w:ilvl w:val="0"/>
+                <w:numId w:val="2"/>
+              </w:numPr>
+              <w:spacing w:before="240" w:after="240"/>
+              <w:rPr>
+                <w:rFonts w:ascii="Calibri" w:hAnsi="Calibri" w:eastAsia="Calibri" w:cs="Calibri"/>
+              </w:rPr>
+            </w:pPr>
+            <w:r>
+              <w:rPr>
+                <w:rFonts w:ascii="Calibri" w:hAnsi="Calibri" w:eastAsia="Calibri" w:cs="Calibri"/>
+              </w:rPr>
+              <w:t xml:space="preserve">Actualizar el informe con definiciones claras de </w:t>
+            </w:r>
+            <w:proofErr w:type="spellStart"/>
+            <w:r>
+              <w:rPr>
+                <w:rFonts w:ascii="Calibri" w:hAnsi="Calibri" w:eastAsia="Calibri" w:cs="Calibri"/>
+                <w:i/>
+                <w:iCs/>
+              </w:rPr>
+              <w:t>drift</w:t>
+            </w:r>
+            <w:proofErr w:type="spellEnd"/>
+            <w:r>
+              <w:rPr>
+                <w:rFonts w:ascii="Calibri" w:hAnsi="Calibri" w:eastAsia="Calibri" w:cs="Calibri"/>
+              </w:rPr>
+              <w:t xml:space="preserve">, </w:t>
+            </w:r>
+            <w:proofErr w:type="spellStart"/>
+            <w:r>
+              <w:rPr>
+                <w:rFonts w:ascii="Calibri" w:hAnsi="Calibri" w:eastAsia="Calibri" w:cs="Calibri"/>
+                <w:i/>
+                <w:iCs/>
+              </w:rPr>
+              <w:t>outlier</w:t>
+            </w:r>
+            <w:proofErr w:type="spellEnd"/>
+            <w:r>
+              <w:rPr>
+                <w:rFonts w:ascii="Calibri" w:hAnsi="Calibri" w:eastAsia="Calibri" w:cs="Calibri"/>
+              </w:rPr>
+              <w:t xml:space="preserve"> y </w:t>
+            </w:r>
+            <w:r>
+              <w:rPr>
+                <w:rFonts w:ascii="Calibri" w:hAnsi="Calibri" w:eastAsia="Calibri" w:cs="Calibri"/>
+                <w:i/>
+                <w:iCs/>
+              </w:rPr>
+              <w:t>laguna de datos</w:t>
+            </w:r>
+            <w:r>
+              <w:rPr>
+                <w:rFonts w:ascii="Calibri" w:hAnsi="Calibri" w:eastAsia="Calibri" w:cs="Calibri"/>
+              </w:rPr>
+              <w:t>.</w:t>
+            </w:r>
+          </w:p>
+          <w:p>
+            <w:pPr>
+              <w:pStyle w:val="ListParagraph"/>
+              <w:numPr>
+                <w:ilvl w:val="0"/>
+                <w:numId w:val="2"/>
+              </w:numPr>
+              <w:spacing w:before="240" w:after="240"/>
+              <w:rPr>
+                <w:rFonts w:ascii="Calibri" w:hAnsi="Calibri" w:eastAsia="Calibri" w:cs="Calibri"/>
+              </w:rPr>
+            </w:pPr>
+            <w:r>
+              <w:rPr>
+                <w:rFonts w:ascii="Calibri" w:hAnsi="Calibri" w:eastAsia="Calibri" w:cs="Calibri"/>
+              </w:rPr>
+              <w:t>Mantener un repositorio con etiquetado manual de datos, que sirva de base para pruebas y entrenamiento de modelos.</w:t>
+            </w:r>
+          </w:p>
+          <w:p>
+            <w:pPr>
+              <w:pStyle w:val="ListParagraph"/>
+              <w:numPr>
+                <w:ilvl w:val="0"/>
+                <w:numId w:val="2"/>
+              </w:numPr>
+              <w:spacing w:before="240" w:after="240"/>
+              <w:rPr>
+                <w:rFonts w:ascii="Calibri" w:hAnsi="Calibri" w:eastAsia="Calibri" w:cs="Calibri"/>
+              </w:rPr>
+            </w:pPr>
+            <w:r>
+              <w:rPr>
+                <w:rFonts w:ascii="Calibri" w:hAnsi="Calibri" w:eastAsia="Calibri" w:cs="Calibri"/>
+              </w:rPr>
+              <w:t>Avanzar en el trabajo pendiente sobre las tres entregas del curso, incluyendo la modificación del informe y la incorporación de estos avances en el documento final.</w:t>
+            </w:r>
+          </w:p>
+          <w:p>
+            <w:pPr>
+              <w:spacing w:before="240" w:after="240"/>
+              <w:rPr>
+                <w:rFonts w:ascii="Calibri" w:hAnsi="Calibri" w:eastAsia="Calibri" w:cs="Calibri"/>
+              </w:rPr>
+            </w:pPr>
+            <w:r>
+              <w:rPr>
+                <w:rFonts w:ascii="Calibri" w:hAnsi="Calibri" w:eastAsia="Calibri" w:cs="Calibri"/>
+                <w:b w:val="1"/>
+                <w:bCs w:val="1"/>
+              </w:rPr>
+              <w:t>Próxima reunión:</w:t>
+            </w:r>
+            <w:r>
+              <w:br/>
+            </w:r>
+            <w:r>
+              <w:rPr>
+                <w:rFonts w:ascii="Calibri" w:hAnsi="Calibri" w:eastAsia="Calibri" w:cs="Calibri"/>
+              </w:rPr>
+              <w:t xml:space="preserve"> Probar la herramienta de detección manual de </w:t>
+            </w:r>
+            <w:r>
+              <w:rPr>
+                <w:rFonts w:ascii="Calibri" w:hAnsi="Calibri" w:eastAsia="Calibri" w:cs="Calibri"/>
+              </w:rPr>
+              <w:t>outliers</w:t>
+            </w:r>
+            <w:r>
+              <w:rPr>
+                <w:rFonts w:ascii="Calibri" w:hAnsi="Calibri" w:eastAsia="Calibri" w:cs="Calibri"/>
+              </w:rPr>
+              <w:t xml:space="preserve"> y evaluar el desempeño de los métodos actuales, además de comenzar con la investigación y pruebas de distintos modelos.</w:t>
+            </w:r>
           </w:p>
         </w:tc>
       </w:tr>
@@ -233,21 +751,17 @@
             <w:pPr>
               <w:rPr>
                 <w:rFonts w:ascii="Calibri" w:hAnsi="Calibri" w:eastAsia="Calibri" w:cs="Calibri"/>
+              </w:rPr>
+            </w:pPr>
+            <w:r>
+              <w:rPr>
+                <w:rFonts w:ascii="Calibri" w:hAnsi="Calibri" w:eastAsia="Calibri" w:cs="Calibri"/>
                 <w:b/>
                 <w:bCs/>
                 <w:sz w:val="32"/>
                 <w:szCs w:val="32"/>
               </w:rPr>
-            </w:pPr>
-            <w:r>
-              <w:rPr>
-                <w:rFonts w:ascii="Calibri" w:hAnsi="Calibri" w:eastAsia="Calibri" w:cs="Calibri"/>
-                <w:b/>
-                <w:bCs/>
-                <w:sz w:val="32"/>
-                <w:szCs w:val="32"/>
-              </w:rPr>
-              <w:t>25-08</w:t>
+              <w:t>08-09</w:t>
             </w:r>
           </w:p>
           <w:p>
@@ -258,24 +772,51 @@
               <w:rPr>
                 <w:rFonts w:ascii="Calibri" w:hAnsi="Calibri" w:eastAsia="Calibri" w:cs="Calibri"/>
               </w:rPr>
-              <w:t>Se revisó el avance general del informe Hito 1, enfocándose en la transición desde una revisión inicial hacia una etapa de exploración más detallada, incorporando métodos estadísticos y técnicas avanzadas.</w:t>
-            </w:r>
-          </w:p>
-          <w:p>
-            <w:pPr>
-              <w:rPr>
-                <w:rFonts w:ascii="Calibri" w:hAnsi="Calibri" w:eastAsia="Calibri" w:cs="Calibri"/>
-                <w:b/>
-                <w:bCs/>
-              </w:rPr>
-            </w:pPr>
-            <w:r>
-              <w:rPr>
-                <w:rFonts w:ascii="Calibri" w:hAnsi="Calibri" w:eastAsia="Calibri" w:cs="Calibri"/>
-                <w:b/>
-                <w:bCs/>
-              </w:rPr>
-              <w:t>Revisión de avances:</w:t>
+              <w:t xml:space="preserve">Se realizó una revisión de los avances, enfocada en el desarrollo del modelo de detección de </w:t>
+            </w:r>
+            <w:proofErr w:type="spellStart"/>
+            <w:r>
+              <w:rPr>
+                <w:rFonts w:ascii="Calibri" w:hAnsi="Calibri" w:eastAsia="Calibri" w:cs="Calibri"/>
+              </w:rPr>
+              <w:t>outliers</w:t>
+            </w:r>
+            <w:proofErr w:type="spellEnd"/>
+            <w:r>
+              <w:rPr>
+                <w:rFonts w:ascii="Calibri" w:hAnsi="Calibri" w:eastAsia="Calibri" w:cs="Calibri"/>
+              </w:rPr>
+              <w:t xml:space="preserve"> basado en un </w:t>
+            </w:r>
+            <w:proofErr w:type="spellStart"/>
+            <w:proofErr w:type="gramStart"/>
+            <w:r>
+              <w:rPr>
+                <w:rFonts w:ascii="Calibri" w:hAnsi="Calibri" w:eastAsia="Calibri" w:cs="Calibri"/>
+              </w:rPr>
+              <w:t>paper</w:t>
+            </w:r>
+            <w:proofErr w:type="spellEnd"/>
+            <w:proofErr w:type="gramEnd"/>
+            <w:r>
+              <w:rPr>
+                <w:rFonts w:ascii="Calibri" w:hAnsi="Calibri" w:eastAsia="Calibri" w:cs="Calibri"/>
+              </w:rPr>
+              <w:t xml:space="preserve">, en la evaluación de distintos enfoques para detección de </w:t>
+            </w:r>
+            <w:proofErr w:type="spellStart"/>
+            <w:r>
+              <w:rPr>
+                <w:rFonts w:ascii="Calibri" w:hAnsi="Calibri" w:eastAsia="Calibri" w:cs="Calibri"/>
+              </w:rPr>
+              <w:t>drift</w:t>
+            </w:r>
+            <w:proofErr w:type="spellEnd"/>
+            <w:r>
+              <w:rPr>
+                <w:rFonts w:ascii="Calibri" w:hAnsi="Calibri" w:eastAsia="Calibri" w:cs="Calibri"/>
+              </w:rPr>
+              <w:t xml:space="preserve"> y en la propuesta de flujos de etiquetado y organización del trabajo.</w:t>
             </w:r>
           </w:p>
           <w:p>
@@ -283,7 +824,7 @@
               <w:pStyle w:val="ListParagraph"/>
               <w:numPr>
                 <w:ilvl w:val="0"/>
-                <w:numId w:val="3"/>
+                <w:numId w:val="1"/>
               </w:numPr>
               <w:spacing w:before="240" w:after="240"/>
               <w:rPr>
@@ -293,8 +834,74 @@
             <w:r>
               <w:rPr>
                 <w:rFonts w:ascii="Calibri" w:hAnsi="Calibri" w:eastAsia="Calibri" w:cs="Calibri"/>
-              </w:rPr>
-              <w:t>Analizar las lagunas de datos en distintos periodos de tiempo, utilizando métodos estadísticos para una mejor caracterización.</w:t>
+                <w:b/>
+                <w:bCs/>
+              </w:rPr>
+              <w:t>Vicente:</w:t>
+            </w:r>
+            <w:r>
+              <w:rPr>
+                <w:rFonts w:ascii="Calibri" w:hAnsi="Calibri" w:eastAsia="Calibri" w:cs="Calibri"/>
+              </w:rPr>
+              <w:t xml:space="preserve"> Implementó un método de detección basado en </w:t>
+            </w:r>
+            <w:r>
+              <w:rPr>
+                <w:rFonts w:ascii="Calibri" w:hAnsi="Calibri" w:eastAsia="Calibri" w:cs="Calibri"/>
+                <w:i/>
+                <w:iCs/>
+              </w:rPr>
+              <w:t>scores de error</w:t>
+            </w:r>
+            <w:r>
+              <w:rPr>
+                <w:rFonts w:ascii="Calibri" w:hAnsi="Calibri" w:eastAsia="Calibri" w:cs="Calibri"/>
+              </w:rPr>
+              <w:t xml:space="preserve">, siguiendo un </w:t>
+            </w:r>
+            <w:proofErr w:type="spellStart"/>
+            <w:proofErr w:type="gramStart"/>
+            <w:r>
+              <w:rPr>
+                <w:rFonts w:ascii="Calibri" w:hAnsi="Calibri" w:eastAsia="Calibri" w:cs="Calibri"/>
+              </w:rPr>
+              <w:t>paper</w:t>
+            </w:r>
+            <w:proofErr w:type="spellEnd"/>
+            <w:proofErr w:type="gramEnd"/>
+            <w:r>
+              <w:rPr>
+                <w:rFonts w:ascii="Calibri" w:hAnsi="Calibri" w:eastAsia="Calibri" w:cs="Calibri"/>
+              </w:rPr>
+              <w:t xml:space="preserve">. El modelo permite identificar </w:t>
+            </w:r>
+            <w:proofErr w:type="spellStart"/>
+            <w:r>
+              <w:rPr>
+                <w:rFonts w:ascii="Calibri" w:hAnsi="Calibri" w:eastAsia="Calibri" w:cs="Calibri"/>
+              </w:rPr>
+              <w:t>outliers</w:t>
+            </w:r>
+            <w:proofErr w:type="spellEnd"/>
+            <w:r>
+              <w:rPr>
+                <w:rFonts w:ascii="Calibri" w:hAnsi="Calibri" w:eastAsia="Calibri" w:cs="Calibri"/>
+              </w:rPr>
+              <w:t xml:space="preserve"> y cambios de patrón/distribución, con pruebas en distintas variables (incluido pH) y resultados lógicos. Actualmente los parámetros corresponden a los del </w:t>
+            </w:r>
+            <w:proofErr w:type="spellStart"/>
+            <w:r>
+              <w:rPr>
+                <w:rFonts w:ascii="Calibri" w:hAnsi="Calibri" w:eastAsia="Calibri" w:cs="Calibri"/>
+              </w:rPr>
+              <w:t>paper</w:t>
+            </w:r>
+            <w:proofErr w:type="spellEnd"/>
+            <w:r>
+              <w:rPr>
+                <w:rFonts w:ascii="Calibri" w:hAnsi="Calibri" w:eastAsia="Calibri" w:cs="Calibri"/>
+              </w:rPr>
+              <w:t xml:space="preserve"> y requieren ajuste fino. Los umbrales se definen en función de cuantiles, lo que facilita la estandarización entre variables y unidades.</w:t>
             </w:r>
           </w:p>
           <w:p>
@@ -302,7 +909,7 @@
               <w:pStyle w:val="ListParagraph"/>
               <w:numPr>
                 <w:ilvl w:val="0"/>
-                <w:numId w:val="3"/>
+                <w:numId w:val="1"/>
               </w:numPr>
               <w:spacing w:before="240" w:after="240"/>
               <w:rPr>
@@ -312,8 +919,70 @@
             <w:r>
               <w:rPr>
                 <w:rFonts w:ascii="Calibri" w:hAnsi="Calibri" w:eastAsia="Calibri" w:cs="Calibri"/>
-              </w:rPr>
-              <w:t>Presentar los métodos ya implementados para la detección de valores atípicos (z-score robusto), junto con sus visualizaciones y el etiquetado en estados operativos.</w:t>
+                <w:b/>
+                <w:bCs/>
+              </w:rPr>
+              <w:t>Franco:</w:t>
+            </w:r>
+            <w:r>
+              <w:rPr>
+                <w:rFonts w:ascii="Calibri" w:hAnsi="Calibri" w:eastAsia="Calibri" w:cs="Calibri"/>
+              </w:rPr>
+              <w:t xml:space="preserve"> Continuó explorando </w:t>
+            </w:r>
+            <w:proofErr w:type="spellStart"/>
+            <w:r>
+              <w:rPr>
+                <w:rFonts w:ascii="Calibri" w:hAnsi="Calibri" w:eastAsia="Calibri" w:cs="Calibri"/>
+                <w:i/>
+                <w:iCs/>
+              </w:rPr>
+              <w:t>sliding</w:t>
+            </w:r>
+            <w:proofErr w:type="spellEnd"/>
+            <w:r>
+              <w:rPr>
+                <w:rFonts w:ascii="Calibri" w:hAnsi="Calibri" w:eastAsia="Calibri" w:cs="Calibri"/>
+                <w:i/>
+                <w:iCs/>
+              </w:rPr>
+              <w:t xml:space="preserve"> </w:t>
+            </w:r>
+            <w:proofErr w:type="spellStart"/>
+            <w:r>
+              <w:rPr>
+                <w:rFonts w:ascii="Calibri" w:hAnsi="Calibri" w:eastAsia="Calibri" w:cs="Calibri"/>
+                <w:i/>
+                <w:iCs/>
+              </w:rPr>
+              <w:t>windows</w:t>
+            </w:r>
+            <w:proofErr w:type="spellEnd"/>
+            <w:r>
+              <w:rPr>
+                <w:rFonts w:ascii="Calibri" w:hAnsi="Calibri" w:eastAsia="Calibri" w:cs="Calibri"/>
+              </w:rPr>
+              <w:t xml:space="preserve"> para detección de </w:t>
+            </w:r>
+            <w:proofErr w:type="spellStart"/>
+            <w:r>
+              <w:rPr>
+                <w:rFonts w:ascii="Calibri" w:hAnsi="Calibri" w:eastAsia="Calibri" w:cs="Calibri"/>
+              </w:rPr>
+              <w:t>drift</w:t>
+            </w:r>
+            <w:proofErr w:type="spellEnd"/>
+            <w:r>
+              <w:rPr>
+                <w:rFonts w:ascii="Calibri" w:hAnsi="Calibri" w:eastAsia="Calibri" w:cs="Calibri"/>
+              </w:rPr>
+              <w:t xml:space="preserve">. El método mostró alta sensibilidad a la configuración de ventanas, generando bloques </w:t>
+            </w:r>
+            <w:r>
+              <w:rPr>
+                <w:rFonts w:ascii="Calibri" w:hAnsi="Calibri" w:eastAsia="Calibri" w:cs="Calibri"/>
+              </w:rPr>
+              <w:t>demasiado grandes y con baja precisión. Se probaron distintas librerías sin obtener resultados satisfactorios a nivel intradiario, por lo que aún no se cuenta con un enfoque estable.</w:t>
             </w:r>
           </w:p>
           <w:p>
@@ -321,50 +990,78 @@
               <w:pStyle w:val="ListParagraph"/>
               <w:numPr>
                 <w:ilvl w:val="0"/>
-                <w:numId w:val="3"/>
+                <w:numId w:val="1"/>
               </w:numPr>
               <w:spacing w:before="240" w:after="240"/>
               <w:rPr>
                 <w:rFonts w:ascii="Calibri" w:hAnsi="Calibri" w:eastAsia="Calibri" w:cs="Calibri"/>
               </w:rPr>
             </w:pPr>
-            <w:r>
-              <w:rPr>
-                <w:rFonts w:ascii="Calibri" w:hAnsi="Calibri" w:eastAsia="Calibri" w:cs="Calibri"/>
-              </w:rPr>
-              <w:t xml:space="preserve">Revisar los métodos aplicados para la detección de </w:t>
-            </w:r>
             <w:proofErr w:type="spellStart"/>
             <w:r>
-              <w:rPr>
-                <w:rFonts w:ascii="Calibri" w:hAnsi="Calibri" w:eastAsia="Calibri" w:cs="Calibri"/>
-              </w:rPr>
-              <w:t>drift</w:t>
-            </w:r>
-            <w:proofErr w:type="spellEnd"/>
-            <w:r>
-              <w:rPr>
-                <w:rFonts w:ascii="Calibri" w:hAnsi="Calibri" w:eastAsia="Calibri" w:cs="Calibri"/>
-              </w:rPr>
-              <w:t xml:space="preserve"> (KS test, PSI, Chi-cuadrado) y proponer su complementación con enfoques más avanzados, como modelos predictivos y análisis de correlaciones rodantes.</w:t>
-            </w:r>
-          </w:p>
-          <w:p>
-            <w:pPr>
-              <w:spacing w:before="240" w:after="240"/>
               <w:rPr>
                 <w:rFonts w:ascii="Calibri" w:hAnsi="Calibri" w:eastAsia="Calibri" w:cs="Calibri"/>
                 <w:b/>
                 <w:bCs/>
               </w:rPr>
-            </w:pPr>
+              <w:t>Ziyu</w:t>
+            </w:r>
+            <w:proofErr w:type="spellEnd"/>
             <w:r>
               <w:rPr>
                 <w:rFonts w:ascii="Calibri" w:hAnsi="Calibri" w:eastAsia="Calibri" w:cs="Calibri"/>
                 <w:b/>
                 <w:bCs/>
               </w:rPr>
-              <w:t>Objetivos reunión anterior:</w:t>
+              <w:t>:</w:t>
+            </w:r>
+            <w:r>
+              <w:rPr>
+                <w:rFonts w:ascii="Calibri" w:hAnsi="Calibri" w:eastAsia="Calibri" w:cs="Calibri"/>
+              </w:rPr>
+              <w:t xml:space="preserve"> Logró ejecutar la aplicación y leer los datos del proyecto. Propuso un flujo de trabajo basado en </w:t>
+            </w:r>
+            <w:r>
+              <w:rPr>
+                <w:rFonts w:ascii="Calibri" w:hAnsi="Calibri" w:eastAsia="Calibri" w:cs="Calibri"/>
+                <w:b/>
+                <w:bCs/>
+              </w:rPr>
+              <w:t>etiquetado manual → entrenamiento de modelos</w:t>
+            </w:r>
+            <w:r>
+              <w:rPr>
+                <w:rFonts w:ascii="Calibri" w:hAnsi="Calibri" w:eastAsia="Calibri" w:cs="Calibri"/>
+              </w:rPr>
+              <w:t xml:space="preserve">, además de utilizar </w:t>
+            </w:r>
+            <w:r>
+              <w:rPr>
+                <w:rFonts w:ascii="Calibri" w:hAnsi="Calibri" w:eastAsia="Calibri" w:cs="Calibri"/>
+                <w:b/>
+                <w:bCs/>
+              </w:rPr>
+              <w:t>Trello</w:t>
+            </w:r>
+            <w:r>
+              <w:rPr>
+                <w:rFonts w:ascii="Calibri" w:hAnsi="Calibri" w:eastAsia="Calibri" w:cs="Calibri"/>
+              </w:rPr>
+              <w:t xml:space="preserve"> (u otra herramienta de tablero) para planificar tareas </w:t>
+            </w:r>
+            <w:proofErr w:type="spellStart"/>
+            <w:r>
+              <w:rPr>
+                <w:rFonts w:ascii="Calibri" w:hAnsi="Calibri" w:eastAsia="Calibri" w:cs="Calibri"/>
+              </w:rPr>
+              <w:t>y</w:t>
+            </w:r>
+            <w:proofErr w:type="spellEnd"/>
+            <w:r>
+              <w:rPr>
+                <w:rFonts w:ascii="Calibri" w:hAnsi="Calibri" w:eastAsia="Calibri" w:cs="Calibri"/>
+              </w:rPr>
+              <w:t xml:space="preserve"> hitos.</w:t>
             </w:r>
           </w:p>
           <w:p>
@@ -372,7 +1069,7 @@
               <w:pStyle w:val="ListParagraph"/>
               <w:numPr>
                 <w:ilvl w:val="0"/>
-                <w:numId w:val="3"/>
+                <w:numId w:val="1"/>
               </w:numPr>
               <w:spacing w:before="240" w:after="240"/>
               <w:rPr>
@@ -382,103 +1079,99 @@
             <w:r>
               <w:rPr>
                 <w:rFonts w:ascii="Calibri" w:hAnsi="Calibri" w:eastAsia="Calibri" w:cs="Calibri"/>
-              </w:rPr>
-              <w:t>Revisar el funcionamiento de la Planta 3 mediante un esquema simplificado de sensores y variables, con el fin de vincular el análisis de datos con la operación real.</w:t>
-            </w:r>
-          </w:p>
-          <w:p>
-            <w:pPr>
-              <w:pStyle w:val="ListParagraph"/>
-              <w:numPr>
-                <w:ilvl w:val="0"/>
-                <w:numId w:val="3"/>
-              </w:numPr>
-              <w:spacing w:before="240" w:after="240"/>
-              <w:rPr>
-                <w:rFonts w:ascii="Calibri" w:hAnsi="Calibri" w:eastAsia="Calibri" w:cs="Calibri"/>
-              </w:rPr>
-            </w:pPr>
-            <w:r>
-              <w:rPr>
-                <w:rFonts w:ascii="Calibri" w:hAnsi="Calibri" w:eastAsia="Calibri" w:cs="Calibri"/>
-              </w:rPr>
-              <w:t xml:space="preserve">Presentar un ejemplo de </w:t>
-            </w:r>
-            <w:proofErr w:type="spellStart"/>
-            <w:r>
-              <w:rPr>
-                <w:rFonts w:ascii="Calibri" w:hAnsi="Calibri" w:eastAsia="Calibri" w:cs="Calibri"/>
-              </w:rPr>
-              <w:t>forecasting</w:t>
-            </w:r>
-            <w:proofErr w:type="spellEnd"/>
-            <w:r>
-              <w:rPr>
-                <w:rFonts w:ascii="Calibri" w:hAnsi="Calibri" w:eastAsia="Calibri" w:cs="Calibri"/>
-              </w:rPr>
-              <w:t xml:space="preserve"> aplicado a niveles de pozo, mostrando su utilidad para anticipar comportamientos críticos y detectar posibles fallos de sensores mediante la comparación entre pronósticos y valores reales.</w:t>
-            </w:r>
-          </w:p>
-          <w:p>
-            <w:pPr>
-              <w:spacing w:before="240" w:after="240"/>
-            </w:pPr>
-            <w:r>
-              <w:rPr>
-                <w:rFonts w:ascii="Calibri" w:hAnsi="Calibri" w:eastAsia="Calibri" w:cs="Calibri"/>
                 <w:b/>
                 <w:bCs/>
               </w:rPr>
-              <w:t>Próxima reunión:</w:t>
-            </w:r>
-            <w:r>
-              <w:br/>
-            </w:r>
-            <w:r>
-              <w:rPr>
-                <w:rFonts w:ascii="Calibri" w:hAnsi="Calibri" w:eastAsia="Calibri" w:cs="Calibri"/>
-              </w:rPr>
-              <w:t xml:space="preserve"> Revisar el informe final del Hito 1 y profundizar en el trabajo de detección de </w:t>
+              <w:t xml:space="preserve">Tutora </w:t>
             </w:r>
             <w:proofErr w:type="spellStart"/>
             <w:r>
-              <w:rPr>
-                <w:rFonts w:ascii="Calibri" w:hAnsi="Calibri" w:eastAsia="Calibri" w:cs="Calibri"/>
-              </w:rPr>
-              <w:t>drift</w:t>
-            </w:r>
-            <w:proofErr w:type="spellEnd"/>
-            <w:r>
-              <w:rPr>
-                <w:rFonts w:ascii="Calibri" w:hAnsi="Calibri" w:eastAsia="Calibri" w:cs="Calibri"/>
-              </w:rPr>
-              <w:t xml:space="preserve">, </w:t>
-            </w:r>
-            <w:proofErr w:type="spellStart"/>
-            <w:r>
-              <w:rPr>
-                <w:rFonts w:ascii="Calibri" w:hAnsi="Calibri" w:eastAsia="Calibri" w:cs="Calibri"/>
-              </w:rPr>
-              <w:t>outliers</w:t>
-            </w:r>
-            <w:proofErr w:type="spellEnd"/>
-            <w:r>
-              <w:rPr>
-                <w:rFonts w:ascii="Calibri" w:hAnsi="Calibri" w:eastAsia="Calibri" w:cs="Calibri"/>
-              </w:rPr>
-              <w:t xml:space="preserve"> y lagunas de datos, considerando los posibles riesgos de error en las plantas.</w:t>
-            </w:r>
-          </w:p>
-          <w:p>
-            <w:pPr>
               <w:rPr>
                 <w:rFonts w:ascii="Calibri" w:hAnsi="Calibri" w:eastAsia="Calibri" w:cs="Calibri"/>
                 <w:b/>
                 <w:bCs/>
-                <w:sz w:val="32"/>
-                <w:szCs w:val="32"/>
-              </w:rPr>
-            </w:pPr>
+              </w:rPr>
+              <w:t>Yaniela</w:t>
+            </w:r>
+            <w:proofErr w:type="spellEnd"/>
+            <w:r>
+              <w:rPr>
+                <w:rFonts w:ascii="Calibri" w:hAnsi="Calibri" w:eastAsia="Calibri" w:cs="Calibri"/>
+                <w:b/>
+                <w:bCs/>
+              </w:rPr>
+              <w:t xml:space="preserve"> / Constanza:</w:t>
+            </w:r>
+            <w:r>
+              <w:rPr>
+                <w:rFonts w:ascii="Calibri" w:hAnsi="Calibri" w:eastAsia="Calibri" w:cs="Calibri"/>
+              </w:rPr>
+              <w:t xml:space="preserve"> Validaron la dirección actual del trabajo, recalcando que el foco del </w:t>
+            </w:r>
+            <w:r>
+              <w:rPr>
+                <w:rFonts w:ascii="Calibri" w:hAnsi="Calibri" w:eastAsia="Calibri" w:cs="Calibri"/>
+                <w:b/>
+                <w:bCs/>
+              </w:rPr>
+              <w:t>Hito 2</w:t>
+            </w:r>
+            <w:r>
+              <w:rPr>
+                <w:rFonts w:ascii="Calibri" w:hAnsi="Calibri" w:eastAsia="Calibri" w:cs="Calibri"/>
+              </w:rPr>
+              <w:t xml:space="preserve"> es la definición de métricas y umbrales de calidad. Recomendaron formalizar la planificación y reportes mediante un tablero compartido.</w:t>
+            </w:r>
+          </w:p>
+          <w:p>
+            <w:pPr>
+              <w:spacing w:before="240" w:after="240"/>
+            </w:pPr>
+            <w:r>
+              <w:rPr>
+                <w:rFonts w:ascii="Calibri" w:hAnsi="Calibri" w:eastAsia="Calibri" w:cs="Calibri"/>
+                <w:b/>
+                <w:bCs/>
+              </w:rPr>
+              <w:t>Próxima reunión:</w:t>
+            </w:r>
+            <w:r>
+              <w:br/>
+            </w:r>
+            <w:r>
+              <w:rPr>
+                <w:rFonts w:ascii="Calibri" w:hAnsi="Calibri" w:eastAsia="Calibri" w:cs="Calibri"/>
+              </w:rPr>
+              <w:t xml:space="preserve"> Debido a la semana de Fiestas Patrias (18 de septiembre), se acordó posponer la reunión de la próxima semana. En caso de lograr avances significativos antes del viernes, deberán reportarse en </w:t>
+            </w:r>
+            <w:proofErr w:type="spellStart"/>
+            <w:r>
+              <w:rPr>
+                <w:rFonts w:ascii="Calibri" w:hAnsi="Calibri" w:eastAsia="Calibri" w:cs="Calibri"/>
+              </w:rPr>
+              <w:t>Slack</w:t>
+            </w:r>
+            <w:proofErr w:type="spellEnd"/>
+            <w:r>
+              <w:rPr>
+                <w:rFonts w:ascii="Calibri" w:hAnsi="Calibri" w:eastAsia="Calibri" w:cs="Calibri"/>
+              </w:rPr>
+              <w:t xml:space="preserve"> o en la bitácora en formato escrito. Incluso sin progresos sustanciales, se espera un </w:t>
+            </w:r>
+            <w:r>
+              <w:rPr>
+                <w:rFonts w:ascii="Calibri" w:hAnsi="Calibri" w:eastAsia="Calibri" w:cs="Calibri"/>
+                <w:b/>
+                <w:bCs/>
+              </w:rPr>
+              <w:t>breve informe de estado</w:t>
+            </w:r>
+            <w:r>
+              <w:rPr>
+                <w:rFonts w:ascii="Calibri" w:hAnsi="Calibri" w:eastAsia="Calibri" w:cs="Calibri"/>
+              </w:rPr>
+              <w:t>. El equipo será responsable de actualizar el tablero y organizar la planificación de tareas.</w:t>
+            </w:r>
           </w:p>
         </w:tc>
       </w:tr>
@@ -490,247 +1183,237 @@
           </w:tcPr>
           <w:p>
             <w:pPr>
-              <w:rPr>
-                <w:rFonts w:ascii="Calibri" w:hAnsi="Calibri" w:eastAsia="Calibri" w:cs="Calibri"/>
-                <w:b/>
-                <w:bCs/>
+              <w:spacing w:before="240" w:beforeAutospacing="off" w:after="240" w:afterAutospacing="off"/>
+              <w:rPr>
+                <w:rFonts w:ascii="Calibri" w:hAnsi="Calibri" w:eastAsia="Calibri" w:cs="Calibri"/>
+                <w:b w:val="0"/>
+                <w:bCs w:val="0"/>
+                <w:noProof w:val="0"/>
+                <w:sz w:val="24"/>
+                <w:szCs w:val="24"/>
+                <w:lang w:val="es-CL"/>
+              </w:rPr>
+            </w:pPr>
+            <w:r>
+              <w:rPr>
+                <w:rFonts w:ascii="Calibri" w:hAnsi="Calibri" w:eastAsia="Calibri" w:cs="Calibri"/>
+                <w:b w:val="1"/>
+                <w:bCs w:val="1"/>
+                <w:noProof w:val="0"/>
                 <w:sz w:val="32"/>
                 <w:szCs w:val="32"/>
-              </w:rPr>
-            </w:pPr>
-            <w:r>
-              <w:rPr>
-                <w:rFonts w:ascii="Calibri" w:hAnsi="Calibri" w:eastAsia="Calibri" w:cs="Calibri"/>
-                <w:b/>
-                <w:bCs/>
-                <w:sz w:val="32"/>
-                <w:szCs w:val="32"/>
-              </w:rPr>
-              <w:t>03-09</w:t>
-            </w:r>
-          </w:p>
-          <w:p>
-            <w:pPr>
-              <w:spacing w:before="240" w:after="240"/>
-              <w:rPr>
-                <w:rFonts w:ascii="Calibri" w:hAnsi="Calibri" w:eastAsia="Calibri" w:cs="Calibri"/>
-              </w:rPr>
-            </w:pPr>
-            <w:r>
-              <w:rPr>
-                <w:rFonts w:ascii="Calibri" w:hAnsi="Calibri" w:eastAsia="Calibri" w:cs="Calibri"/>
-              </w:rPr>
-              <w:t xml:space="preserve">Se revisó el avance del informe del Hito 1, dando continuidad a los objetivos definidos en la reunión anterior. El </w:t>
-            </w:r>
-            <w:proofErr w:type="spellStart"/>
-            <w:r>
-              <w:rPr>
-                <w:rFonts w:ascii="Calibri" w:hAnsi="Calibri" w:eastAsia="Calibri" w:cs="Calibri"/>
-              </w:rPr>
-              <w:t>feedback</w:t>
-            </w:r>
-            <w:proofErr w:type="spellEnd"/>
-            <w:r>
-              <w:rPr>
-                <w:rFonts w:ascii="Calibri" w:hAnsi="Calibri" w:eastAsia="Calibri" w:cs="Calibri"/>
-              </w:rPr>
-              <w:t xml:space="preserve"> recibido destacó que el método de procesamiento estadístico actual es una buena aproximación inicial, pero se señaló que no se debería sacrificar la fidelidad de los datos reales al simplificar demasiado el análisis.</w:t>
-            </w:r>
-          </w:p>
-          <w:p>
-            <w:pPr>
-              <w:pStyle w:val="ListParagraph"/>
-              <w:numPr>
-                <w:ilvl w:val="0"/>
-                <w:numId w:val="2"/>
-              </w:numPr>
-              <w:spacing w:before="240" w:after="240"/>
-              <w:rPr>
-                <w:rFonts w:ascii="Calibri" w:hAnsi="Calibri" w:eastAsia="Calibri" w:cs="Calibri"/>
-              </w:rPr>
-            </w:pPr>
-            <w:proofErr w:type="gramStart"/>
-            <w:r>
-              <w:rPr>
-                <w:rFonts w:ascii="Calibri" w:hAnsi="Calibri" w:eastAsia="Calibri" w:cs="Calibri"/>
-              </w:rPr>
-              <w:t>Considerar</w:t>
-            </w:r>
-            <w:proofErr w:type="gramEnd"/>
-            <w:r>
-              <w:rPr>
-                <w:rFonts w:ascii="Calibri" w:hAnsi="Calibri" w:eastAsia="Calibri" w:cs="Calibri"/>
-              </w:rPr>
-              <w:t xml:space="preserve"> que se trabaja con distintas plantas y variables, por lo que es necesario analizarlas de manera diferenciada y con criterios específicos.</w:t>
-            </w:r>
-          </w:p>
-          <w:p>
-            <w:pPr>
-              <w:pStyle w:val="ListParagraph"/>
-              <w:numPr>
-                <w:ilvl w:val="0"/>
-                <w:numId w:val="2"/>
-              </w:numPr>
-              <w:spacing w:before="240" w:after="240"/>
-              <w:rPr>
-                <w:rFonts w:ascii="Calibri" w:hAnsi="Calibri" w:eastAsia="Calibri" w:cs="Calibri"/>
-              </w:rPr>
-            </w:pPr>
-            <w:r>
-              <w:rPr>
-                <w:rFonts w:ascii="Calibri" w:hAnsi="Calibri" w:eastAsia="Calibri" w:cs="Calibri"/>
-              </w:rPr>
-              <w:t xml:space="preserve">Presentar el script que permite generar etiquetas visuales sobre el </w:t>
-            </w:r>
-            <w:proofErr w:type="spellStart"/>
-            <w:r>
-              <w:rPr>
-                <w:rFonts w:ascii="Calibri" w:hAnsi="Calibri" w:eastAsia="Calibri" w:cs="Calibri"/>
-              </w:rPr>
-              <w:t>dataset</w:t>
-            </w:r>
-            <w:proofErr w:type="spellEnd"/>
-            <w:r>
-              <w:rPr>
-                <w:rFonts w:ascii="Calibri" w:hAnsi="Calibri" w:eastAsia="Calibri" w:cs="Calibri"/>
-              </w:rPr>
-              <w:t>, a partir de las cuales es posible entrenar un modelo supervisado.</w:t>
-            </w:r>
-          </w:p>
-          <w:p>
-            <w:pPr>
-              <w:pStyle w:val="ListParagraph"/>
-              <w:numPr>
-                <w:ilvl w:val="0"/>
-                <w:numId w:val="2"/>
-              </w:numPr>
-              <w:spacing w:before="240" w:after="240"/>
-              <w:rPr>
-                <w:rFonts w:ascii="Calibri" w:hAnsi="Calibri" w:eastAsia="Calibri" w:cs="Calibri"/>
-              </w:rPr>
-            </w:pPr>
-            <w:r>
-              <w:rPr>
-                <w:rFonts w:ascii="Calibri" w:hAnsi="Calibri" w:eastAsia="Calibri" w:cs="Calibri"/>
-              </w:rPr>
-              <w:t>Evaluar la incorporación de técnicas de aprendizaje supervisado para mejorar la detección de eventos y anomalías.</w:t>
-            </w:r>
-          </w:p>
-          <w:p>
-            <w:pPr>
-              <w:pStyle w:val="ListParagraph"/>
-              <w:numPr>
-                <w:ilvl w:val="0"/>
-                <w:numId w:val="2"/>
-              </w:numPr>
-              <w:spacing w:before="240" w:after="240"/>
-              <w:rPr>
-                <w:rFonts w:ascii="Calibri" w:hAnsi="Calibri" w:eastAsia="Calibri" w:cs="Calibri"/>
-              </w:rPr>
-            </w:pPr>
-            <w:r>
-              <w:rPr>
-                <w:rFonts w:ascii="Calibri" w:hAnsi="Calibri" w:eastAsia="Calibri" w:cs="Calibri"/>
-              </w:rPr>
-              <w:t xml:space="preserve">Actualizar el informe con definiciones claras de </w:t>
-            </w:r>
-            <w:proofErr w:type="spellStart"/>
-            <w:r>
-              <w:rPr>
-                <w:rFonts w:ascii="Calibri" w:hAnsi="Calibri" w:eastAsia="Calibri" w:cs="Calibri"/>
-                <w:i/>
-                <w:iCs/>
+                <w:lang w:val="es-CL"/>
+              </w:rPr>
+              <w:t>02-10</w:t>
+            </w:r>
+            <w:r>
+              <w:br/>
+            </w:r>
+            <w:r>
+              <w:rPr>
+                <w:rFonts w:ascii="Calibri" w:hAnsi="Calibri" w:eastAsia="Calibri" w:cs="Calibri"/>
+                <w:b w:val="0"/>
+                <w:bCs w:val="0"/>
+                <w:noProof w:val="0"/>
+                <w:sz w:val="24"/>
+                <w:szCs w:val="24"/>
+                <w:lang w:val="es-CL"/>
+              </w:rPr>
+              <w:t xml:space="preserve"> La reunión fue de carácter expositivo, enfocada en la presentación de los avances más recientes del proyecto. Se amplió el trabajo de </w:t>
+            </w:r>
+            <w:r>
+              <w:rPr>
+                <w:rFonts w:ascii="Calibri" w:hAnsi="Calibri" w:eastAsia="Calibri" w:cs="Calibri"/>
+                <w:b w:val="0"/>
+                <w:bCs w:val="0"/>
+                <w:noProof w:val="0"/>
+                <w:sz w:val="24"/>
+                <w:szCs w:val="24"/>
+                <w:lang w:val="es-CL"/>
+              </w:rPr>
+              <w:t xml:space="preserve">detección de </w:t>
+            </w:r>
+            <w:r>
+              <w:rPr>
+                <w:rFonts w:ascii="Calibri" w:hAnsi="Calibri" w:eastAsia="Calibri" w:cs="Calibri"/>
+                <w:b w:val="0"/>
+                <w:bCs w:val="0"/>
+                <w:noProof w:val="0"/>
+                <w:sz w:val="24"/>
+                <w:szCs w:val="24"/>
+                <w:lang w:val="es-CL"/>
               </w:rPr>
               <w:t>drift</w:t>
             </w:r>
-            <w:proofErr w:type="spellEnd"/>
-            <w:r>
-              <w:rPr>
-                <w:rFonts w:ascii="Calibri" w:hAnsi="Calibri" w:eastAsia="Calibri" w:cs="Calibri"/>
-              </w:rPr>
-              <w:t xml:space="preserve">, </w:t>
-            </w:r>
-            <w:proofErr w:type="spellStart"/>
-            <w:r>
-              <w:rPr>
-                <w:rFonts w:ascii="Calibri" w:hAnsi="Calibri" w:eastAsia="Calibri" w:cs="Calibri"/>
-                <w:i/>
-                <w:iCs/>
-              </w:rPr>
-              <w:t>outlier</w:t>
-            </w:r>
-            <w:proofErr w:type="spellEnd"/>
-            <w:r>
-              <w:rPr>
-                <w:rFonts w:ascii="Calibri" w:hAnsi="Calibri" w:eastAsia="Calibri" w:cs="Calibri"/>
-              </w:rPr>
-              <w:t xml:space="preserve"> y </w:t>
-            </w:r>
-            <w:r>
-              <w:rPr>
-                <w:rFonts w:ascii="Calibri" w:hAnsi="Calibri" w:eastAsia="Calibri" w:cs="Calibri"/>
-                <w:i/>
-                <w:iCs/>
-              </w:rPr>
-              <w:t>laguna de datos</w:t>
-            </w:r>
-            <w:r>
-              <w:rPr>
-                <w:rFonts w:ascii="Calibri" w:hAnsi="Calibri" w:eastAsia="Calibri" w:cs="Calibri"/>
-              </w:rPr>
-              <w:t>.</w:t>
-            </w:r>
-          </w:p>
-          <w:p>
-            <w:pPr>
-              <w:pStyle w:val="ListParagraph"/>
-              <w:numPr>
-                <w:ilvl w:val="0"/>
-                <w:numId w:val="2"/>
-              </w:numPr>
-              <w:spacing w:before="240" w:after="240"/>
-              <w:rPr>
-                <w:rFonts w:ascii="Calibri" w:hAnsi="Calibri" w:eastAsia="Calibri" w:cs="Calibri"/>
-              </w:rPr>
-            </w:pPr>
-            <w:r>
-              <w:rPr>
-                <w:rFonts w:ascii="Calibri" w:hAnsi="Calibri" w:eastAsia="Calibri" w:cs="Calibri"/>
-              </w:rPr>
-              <w:t>Mantener un repositorio con etiquetado manual de datos, que sirva de base para pruebas y entrenamiento de modelos.</w:t>
-            </w:r>
-          </w:p>
-          <w:p>
-            <w:pPr>
-              <w:pStyle w:val="ListParagraph"/>
-              <w:numPr>
-                <w:ilvl w:val="0"/>
-                <w:numId w:val="2"/>
-              </w:numPr>
-              <w:spacing w:before="240" w:after="240"/>
-              <w:rPr>
-                <w:rFonts w:ascii="Calibri" w:hAnsi="Calibri" w:eastAsia="Calibri" w:cs="Calibri"/>
-              </w:rPr>
-            </w:pPr>
-            <w:r>
-              <w:rPr>
-                <w:rFonts w:ascii="Calibri" w:hAnsi="Calibri" w:eastAsia="Calibri" w:cs="Calibri"/>
-              </w:rPr>
-              <w:t>Avanzar en el trabajo pendiente sobre las tres entregas del curso, incluyendo la modificación del informe y la incorporación de estos avances en el documento final.</w:t>
-            </w:r>
-          </w:p>
-          <w:p>
-            <w:pPr>
-              <w:spacing w:before="240" w:after="240"/>
-              <w:rPr>
-                <w:rFonts w:ascii="Calibri" w:hAnsi="Calibri" w:eastAsia="Calibri" w:cs="Calibri"/>
-              </w:rPr>
-            </w:pPr>
-            <w:r>
-              <w:rPr>
-                <w:rFonts w:ascii="Calibri" w:hAnsi="Calibri" w:eastAsia="Calibri" w:cs="Calibri"/>
-                <w:b/>
-                <w:bCs/>
+            <w:r>
+              <w:rPr>
+                <w:rFonts w:ascii="Calibri" w:hAnsi="Calibri" w:eastAsia="Calibri" w:cs="Calibri"/>
+                <w:b w:val="0"/>
+                <w:bCs w:val="0"/>
+                <w:noProof w:val="0"/>
+                <w:sz w:val="24"/>
+                <w:szCs w:val="24"/>
+                <w:lang w:val="es-CL"/>
+              </w:rPr>
+              <w:t xml:space="preserve"> a todas las plantas, generando los reportes en un mismo formato, lo que permite una visualización más simple y uniforme de los resultados. Además, se presentaron tres métodos distintos para el análisis de </w:t>
+            </w:r>
+            <w:r>
+              <w:rPr>
+                <w:rFonts w:ascii="Calibri" w:hAnsi="Calibri" w:eastAsia="Calibri" w:cs="Calibri"/>
+                <w:b w:val="0"/>
+                <w:bCs w:val="0"/>
+                <w:noProof w:val="0"/>
+                <w:sz w:val="24"/>
+                <w:szCs w:val="24"/>
+                <w:lang w:val="es-CL"/>
+              </w:rPr>
+              <w:t>drift</w:t>
+            </w:r>
+            <w:r>
+              <w:rPr>
+                <w:rFonts w:ascii="Calibri" w:hAnsi="Calibri" w:eastAsia="Calibri" w:cs="Calibri"/>
+                <w:b w:val="0"/>
+                <w:bCs w:val="0"/>
+                <w:noProof w:val="0"/>
+                <w:sz w:val="24"/>
+                <w:szCs w:val="24"/>
+                <w:lang w:val="es-CL"/>
+              </w:rPr>
+              <w:t>, definiendo que estos serán los seleccionados para continuar el trabajo.</w:t>
+            </w:r>
+          </w:p>
+          <w:p>
+            <w:pPr>
+              <w:spacing w:before="240" w:beforeAutospacing="off" w:after="240" w:afterAutospacing="off"/>
+              <w:rPr>
+                <w:rFonts w:ascii="Calibri" w:hAnsi="Calibri" w:eastAsia="Calibri" w:cs="Calibri"/>
+                <w:b w:val="0"/>
+                <w:bCs w:val="0"/>
+                <w:noProof w:val="0"/>
+                <w:sz w:val="24"/>
+                <w:szCs w:val="24"/>
+                <w:lang w:val="es-CL"/>
+              </w:rPr>
+            </w:pPr>
+            <w:r>
+              <w:rPr>
+                <w:rFonts w:ascii="Calibri" w:hAnsi="Calibri" w:eastAsia="Calibri" w:cs="Calibri"/>
+                <w:b w:val="0"/>
+                <w:bCs w:val="0"/>
+                <w:noProof w:val="0"/>
+                <w:sz w:val="24"/>
+                <w:szCs w:val="24"/>
+                <w:lang w:val="es-CL"/>
+              </w:rPr>
+              <w:t xml:space="preserve">Durante la sesión, se entregaron indicaciones de </w:t>
+            </w:r>
+            <w:r>
+              <w:rPr>
+                <w:rFonts w:ascii="Calibri" w:hAnsi="Calibri" w:eastAsia="Calibri" w:cs="Calibri"/>
+                <w:b w:val="0"/>
+                <w:bCs w:val="0"/>
+                <w:noProof w:val="0"/>
+                <w:sz w:val="24"/>
+                <w:szCs w:val="24"/>
+                <w:lang w:val="es-CL"/>
+              </w:rPr>
+              <w:t>no continuar investigando nuevos métodos</w:t>
+            </w:r>
+            <w:r>
+              <w:rPr>
+                <w:rFonts w:ascii="Calibri" w:hAnsi="Calibri" w:eastAsia="Calibri" w:cs="Calibri"/>
+                <w:b w:val="0"/>
+                <w:bCs w:val="0"/>
+                <w:noProof w:val="0"/>
+                <w:sz w:val="24"/>
+                <w:szCs w:val="24"/>
+                <w:lang w:val="es-CL"/>
+              </w:rPr>
+              <w:t xml:space="preserve">, sino avanzar en la </w:t>
+            </w:r>
+            <w:r>
+              <w:rPr>
+                <w:rFonts w:ascii="Calibri" w:hAnsi="Calibri" w:eastAsia="Calibri" w:cs="Calibri"/>
+                <w:b w:val="0"/>
+                <w:bCs w:val="0"/>
+                <w:noProof w:val="0"/>
+                <w:sz w:val="24"/>
+                <w:szCs w:val="24"/>
+                <w:lang w:val="es-CL"/>
+              </w:rPr>
+              <w:t>definición y cierre de los procesos actuales</w:t>
+            </w:r>
+            <w:r>
+              <w:rPr>
+                <w:rFonts w:ascii="Calibri" w:hAnsi="Calibri" w:eastAsia="Calibri" w:cs="Calibri"/>
+                <w:b w:val="0"/>
+                <w:bCs w:val="0"/>
+                <w:noProof w:val="0"/>
+                <w:sz w:val="24"/>
+                <w:szCs w:val="24"/>
+                <w:lang w:val="es-CL"/>
+              </w:rPr>
+              <w:t xml:space="preserve">. Paralelamente, se continúa con la revisión y validación del </w:t>
+            </w:r>
+            <w:r>
+              <w:rPr>
+                <w:rFonts w:ascii="Calibri" w:hAnsi="Calibri" w:eastAsia="Calibri" w:cs="Calibri"/>
+                <w:b w:val="0"/>
+                <w:bCs w:val="0"/>
+                <w:noProof w:val="0"/>
+                <w:sz w:val="24"/>
+                <w:szCs w:val="24"/>
+                <w:lang w:val="es-CL"/>
+              </w:rPr>
+              <w:t xml:space="preserve">etiquetado manual de </w:t>
+            </w:r>
+            <w:r>
+              <w:rPr>
+                <w:rFonts w:ascii="Calibri" w:hAnsi="Calibri" w:eastAsia="Calibri" w:cs="Calibri"/>
+                <w:b w:val="0"/>
+                <w:bCs w:val="0"/>
+                <w:noProof w:val="0"/>
+                <w:sz w:val="24"/>
+                <w:szCs w:val="24"/>
+                <w:lang w:val="es-CL"/>
+              </w:rPr>
+              <w:t>outliers</w:t>
+            </w:r>
+            <w:r>
+              <w:rPr>
+                <w:rFonts w:ascii="Calibri" w:hAnsi="Calibri" w:eastAsia="Calibri" w:cs="Calibri"/>
+                <w:b w:val="0"/>
+                <w:bCs w:val="0"/>
+                <w:noProof w:val="0"/>
+                <w:sz w:val="24"/>
+                <w:szCs w:val="24"/>
+                <w:lang w:val="es-CL"/>
+              </w:rPr>
+              <w:t>, considerado base para la evaluación de los modelos ya implementados.</w:t>
+            </w:r>
+          </w:p>
+          <w:p>
+            <w:pPr>
+              <w:spacing w:before="240" w:beforeAutospacing="off" w:after="240" w:afterAutospacing="off"/>
+              <w:rPr>
+                <w:rFonts w:ascii="Calibri" w:hAnsi="Calibri" w:eastAsia="Calibri" w:cs="Calibri"/>
+                <w:b w:val="0"/>
+                <w:bCs w:val="0"/>
+                <w:noProof w:val="0"/>
+                <w:sz w:val="24"/>
+                <w:szCs w:val="24"/>
+                <w:lang w:val="es-CL"/>
+              </w:rPr>
+            </w:pPr>
+            <w:r>
+              <w:rPr>
+                <w:rFonts w:ascii="Calibri" w:hAnsi="Calibri" w:eastAsia="Calibri" w:cs="Calibri"/>
+                <w:b w:val="1"/>
+                <w:bCs w:val="1"/>
+                <w:noProof w:val="0"/>
+                <w:sz w:val="24"/>
+                <w:szCs w:val="24"/>
+                <w:lang w:val="es-CL"/>
               </w:rPr>
               <w:t>Próxima reunión:</w:t>
             </w:r>
@@ -740,755 +1423,34 @@
             <w:r>
               <w:rPr>
                 <w:rFonts w:ascii="Calibri" w:hAnsi="Calibri" w:eastAsia="Calibri" w:cs="Calibri"/>
-              </w:rPr>
-              <w:t xml:space="preserve"> Probar la herramienta de detección manual de </w:t>
-            </w:r>
-            <w:proofErr w:type="spellStart"/>
-            <w:r>
-              <w:rPr>
-                <w:rFonts w:ascii="Calibri" w:hAnsi="Calibri" w:eastAsia="Calibri" w:cs="Calibri"/>
-              </w:rPr>
-              <w:t>outliers</w:t>
-            </w:r>
-            <w:proofErr w:type="spellEnd"/>
-            <w:r>
-              <w:rPr>
-                <w:rFonts w:ascii="Calibri" w:hAnsi="Calibri" w:eastAsia="Calibri" w:cs="Calibri"/>
-              </w:rPr>
-              <w:t xml:space="preserve"> y evaluar el desempeño de los métodos actuales, además de comenzar con la investigación y pruebas de distintos modelos.</w:t>
-            </w:r>
-          </w:p>
-          <w:p>
-            <w:pPr>
-              <w:rPr>
-                <w:rFonts w:ascii="Calibri" w:hAnsi="Calibri" w:eastAsia="Calibri" w:cs="Calibri"/>
-                <w:b/>
-                <w:bCs/>
-                <w:sz w:val="32"/>
-                <w:szCs w:val="32"/>
-              </w:rPr>
-            </w:pPr>
+                <w:b w:val="0"/>
+                <w:bCs w:val="0"/>
+                <w:noProof w:val="0"/>
+                <w:sz w:val="24"/>
+                <w:szCs w:val="24"/>
+                <w:lang w:val="es-CL"/>
+              </w:rPr>
+              <w:t xml:space="preserve"> Comenzar con el desarrollo del Hito 2 y presentar los primeros avances en la estructuración de este, además de cierres más definitivos en lo que se realizará con los métodos </w:t>
+            </w:r>
+            <w:r>
+              <w:rPr>
+                <w:rFonts w:ascii="Calibri" w:hAnsi="Calibri" w:eastAsia="Calibri" w:cs="Calibri"/>
+                <w:b w:val="0"/>
+                <w:bCs w:val="0"/>
+                <w:noProof w:val="0"/>
+                <w:sz w:val="24"/>
+                <w:szCs w:val="24"/>
+                <w:lang w:val="es-CL"/>
+              </w:rPr>
+              <w:t>a entregar.</w:t>
+            </w:r>
           </w:p>
         </w:tc>
       </w:tr>
       <w:tr>
-        <w:tc>
-          <w:tcPr>
-            <w:tcW w:w="9350" w:type="dxa"/>
-            <w:tcMar/>
-          </w:tcPr>
-          <w:p>
-            <w:pPr>
-              <w:rPr>
-                <w:rFonts w:ascii="Calibri" w:hAnsi="Calibri" w:eastAsia="Calibri" w:cs="Calibri"/>
-              </w:rPr>
-            </w:pPr>
-            <w:r>
-              <w:rPr>
-                <w:rFonts w:ascii="Calibri" w:hAnsi="Calibri" w:eastAsia="Calibri" w:cs="Calibri"/>
-                <w:b/>
-                <w:bCs/>
-                <w:sz w:val="32"/>
-                <w:szCs w:val="32"/>
-              </w:rPr>
-              <w:t>08-09</w:t>
-            </w:r>
-          </w:p>
-          <w:p>
-            <w:pPr>
-              <w:spacing w:before="240" w:after="240"/>
-            </w:pPr>
-            <w:r>
-              <w:rPr>
-                <w:rFonts w:ascii="Calibri" w:hAnsi="Calibri" w:eastAsia="Calibri" w:cs="Calibri"/>
-              </w:rPr>
-              <w:t xml:space="preserve">Se realizó una revisión de los avances, enfocada en el desarrollo del modelo de detección de </w:t>
-            </w:r>
-            <w:proofErr w:type="spellStart"/>
-            <w:r>
-              <w:rPr>
-                <w:rFonts w:ascii="Calibri" w:hAnsi="Calibri" w:eastAsia="Calibri" w:cs="Calibri"/>
-              </w:rPr>
-              <w:t>outliers</w:t>
-            </w:r>
-            <w:proofErr w:type="spellEnd"/>
-            <w:r>
-              <w:rPr>
-                <w:rFonts w:ascii="Calibri" w:hAnsi="Calibri" w:eastAsia="Calibri" w:cs="Calibri"/>
-              </w:rPr>
-              <w:t xml:space="preserve"> basado en un </w:t>
-            </w:r>
-            <w:proofErr w:type="spellStart"/>
-            <w:proofErr w:type="gramStart"/>
-            <w:r>
-              <w:rPr>
-                <w:rFonts w:ascii="Calibri" w:hAnsi="Calibri" w:eastAsia="Calibri" w:cs="Calibri"/>
-              </w:rPr>
-              <w:t>paper</w:t>
-            </w:r>
-            <w:proofErr w:type="spellEnd"/>
-            <w:proofErr w:type="gramEnd"/>
-            <w:r>
-              <w:rPr>
-                <w:rFonts w:ascii="Calibri" w:hAnsi="Calibri" w:eastAsia="Calibri" w:cs="Calibri"/>
-              </w:rPr>
-              <w:t xml:space="preserve">, en la evaluación de distintos enfoques para detección de </w:t>
-            </w:r>
-            <w:proofErr w:type="spellStart"/>
-            <w:r>
-              <w:rPr>
-                <w:rFonts w:ascii="Calibri" w:hAnsi="Calibri" w:eastAsia="Calibri" w:cs="Calibri"/>
-              </w:rPr>
-              <w:t>drift</w:t>
-            </w:r>
-            <w:proofErr w:type="spellEnd"/>
-            <w:r>
-              <w:rPr>
-                <w:rFonts w:ascii="Calibri" w:hAnsi="Calibri" w:eastAsia="Calibri" w:cs="Calibri"/>
-              </w:rPr>
-              <w:t xml:space="preserve"> y en la propuesta de flujos de etiquetado y organización del trabajo.</w:t>
-            </w:r>
-          </w:p>
-          <w:p>
-            <w:pPr>
-              <w:pStyle w:val="ListParagraph"/>
-              <w:numPr>
-                <w:ilvl w:val="0"/>
-                <w:numId w:val="1"/>
-              </w:numPr>
-              <w:spacing w:before="240" w:after="240"/>
-              <w:rPr>
-                <w:rFonts w:ascii="Calibri" w:hAnsi="Calibri" w:eastAsia="Calibri" w:cs="Calibri"/>
-              </w:rPr>
-            </w:pPr>
-            <w:r>
-              <w:rPr>
-                <w:rFonts w:ascii="Calibri" w:hAnsi="Calibri" w:eastAsia="Calibri" w:cs="Calibri"/>
-                <w:b/>
-                <w:bCs/>
-              </w:rPr>
-              <w:t>Vicente:</w:t>
-            </w:r>
-            <w:r>
-              <w:rPr>
-                <w:rFonts w:ascii="Calibri" w:hAnsi="Calibri" w:eastAsia="Calibri" w:cs="Calibri"/>
-              </w:rPr>
-              <w:t xml:space="preserve"> Implementó un método de detección basado en </w:t>
-            </w:r>
-            <w:r>
-              <w:rPr>
-                <w:rFonts w:ascii="Calibri" w:hAnsi="Calibri" w:eastAsia="Calibri" w:cs="Calibri"/>
-                <w:i/>
-                <w:iCs/>
-              </w:rPr>
-              <w:t>scores de error</w:t>
-            </w:r>
-            <w:r>
-              <w:rPr>
-                <w:rFonts w:ascii="Calibri" w:hAnsi="Calibri" w:eastAsia="Calibri" w:cs="Calibri"/>
-              </w:rPr>
-              <w:t xml:space="preserve">, siguiendo un </w:t>
-            </w:r>
-            <w:proofErr w:type="spellStart"/>
-            <w:proofErr w:type="gramStart"/>
-            <w:r>
-              <w:rPr>
-                <w:rFonts w:ascii="Calibri" w:hAnsi="Calibri" w:eastAsia="Calibri" w:cs="Calibri"/>
-              </w:rPr>
-              <w:t>paper</w:t>
-            </w:r>
-            <w:proofErr w:type="spellEnd"/>
-            <w:proofErr w:type="gramEnd"/>
-            <w:r>
-              <w:rPr>
-                <w:rFonts w:ascii="Calibri" w:hAnsi="Calibri" w:eastAsia="Calibri" w:cs="Calibri"/>
-              </w:rPr>
-              <w:t xml:space="preserve">. El modelo permite identificar </w:t>
-            </w:r>
-            <w:proofErr w:type="spellStart"/>
-            <w:r>
-              <w:rPr>
-                <w:rFonts w:ascii="Calibri" w:hAnsi="Calibri" w:eastAsia="Calibri" w:cs="Calibri"/>
-              </w:rPr>
-              <w:t>outliers</w:t>
-            </w:r>
-            <w:proofErr w:type="spellEnd"/>
-            <w:r>
-              <w:rPr>
-                <w:rFonts w:ascii="Calibri" w:hAnsi="Calibri" w:eastAsia="Calibri" w:cs="Calibri"/>
-              </w:rPr>
-              <w:t xml:space="preserve"> y cambios de patrón/distribución, con pruebas en distintas variables (incluido pH) y resultados lógicos. Actualmente los parámetros corresponden a los del </w:t>
-            </w:r>
-            <w:proofErr w:type="spellStart"/>
-            <w:r>
-              <w:rPr>
-                <w:rFonts w:ascii="Calibri" w:hAnsi="Calibri" w:eastAsia="Calibri" w:cs="Calibri"/>
-              </w:rPr>
-              <w:t>paper</w:t>
-            </w:r>
-            <w:proofErr w:type="spellEnd"/>
-            <w:r>
-              <w:rPr>
-                <w:rFonts w:ascii="Calibri" w:hAnsi="Calibri" w:eastAsia="Calibri" w:cs="Calibri"/>
-              </w:rPr>
-              <w:t xml:space="preserve"> y requieren ajuste fino. Los umbrales se definen en función de cuantiles, lo que facilita la estandarización entre variables y unidades.</w:t>
-            </w:r>
-          </w:p>
-          <w:p>
-            <w:pPr>
-              <w:pStyle w:val="ListParagraph"/>
-              <w:numPr>
-                <w:ilvl w:val="0"/>
-                <w:numId w:val="1"/>
-              </w:numPr>
-              <w:spacing w:before="240" w:after="240"/>
-              <w:rPr>
-                <w:rFonts w:ascii="Calibri" w:hAnsi="Calibri" w:eastAsia="Calibri" w:cs="Calibri"/>
-              </w:rPr>
-            </w:pPr>
-            <w:r>
-              <w:rPr>
-                <w:rFonts w:ascii="Calibri" w:hAnsi="Calibri" w:eastAsia="Calibri" w:cs="Calibri"/>
-                <w:b/>
-                <w:bCs/>
-              </w:rPr>
-              <w:t>Franco:</w:t>
-            </w:r>
-            <w:r>
-              <w:rPr>
-                <w:rFonts w:ascii="Calibri" w:hAnsi="Calibri" w:eastAsia="Calibri" w:cs="Calibri"/>
-              </w:rPr>
-              <w:t xml:space="preserve"> Continuó explorando </w:t>
-            </w:r>
-            <w:proofErr w:type="spellStart"/>
-            <w:r>
-              <w:rPr>
-                <w:rFonts w:ascii="Calibri" w:hAnsi="Calibri" w:eastAsia="Calibri" w:cs="Calibri"/>
-                <w:i/>
-                <w:iCs/>
-              </w:rPr>
-              <w:t>sliding</w:t>
-            </w:r>
-            <w:proofErr w:type="spellEnd"/>
-            <w:r>
-              <w:rPr>
-                <w:rFonts w:ascii="Calibri" w:hAnsi="Calibri" w:eastAsia="Calibri" w:cs="Calibri"/>
-                <w:i/>
-                <w:iCs/>
-              </w:rPr>
-              <w:t xml:space="preserve"> </w:t>
-            </w:r>
-            <w:proofErr w:type="spellStart"/>
-            <w:r>
-              <w:rPr>
-                <w:rFonts w:ascii="Calibri" w:hAnsi="Calibri" w:eastAsia="Calibri" w:cs="Calibri"/>
-                <w:i/>
-                <w:iCs/>
-              </w:rPr>
-              <w:t>windows</w:t>
-            </w:r>
-            <w:proofErr w:type="spellEnd"/>
-            <w:r>
-              <w:rPr>
-                <w:rFonts w:ascii="Calibri" w:hAnsi="Calibri" w:eastAsia="Calibri" w:cs="Calibri"/>
-              </w:rPr>
-              <w:t xml:space="preserve"> para detección de </w:t>
-            </w:r>
-            <w:proofErr w:type="spellStart"/>
-            <w:r>
-              <w:rPr>
-                <w:rFonts w:ascii="Calibri" w:hAnsi="Calibri" w:eastAsia="Calibri" w:cs="Calibri"/>
-              </w:rPr>
-              <w:t>drift</w:t>
-            </w:r>
-            <w:proofErr w:type="spellEnd"/>
-            <w:r>
-              <w:rPr>
-                <w:rFonts w:ascii="Calibri" w:hAnsi="Calibri" w:eastAsia="Calibri" w:cs="Calibri"/>
-              </w:rPr>
-              <w:t xml:space="preserve">. El método mostró alta sensibilidad a la configuración de ventanas, generando bloques </w:t>
-            </w:r>
-            <w:r>
-              <w:rPr>
-                <w:rFonts w:ascii="Calibri" w:hAnsi="Calibri" w:eastAsia="Calibri" w:cs="Calibri"/>
-              </w:rPr>
-              <w:t>demasiado grandes y con baja precisión. Se probaron distintas librerías sin obtener resultados satisfactorios a nivel intradiario, por lo que aún no se cuenta con un enfoque estable.</w:t>
-            </w:r>
-          </w:p>
-          <w:p>
-            <w:pPr>
-              <w:pStyle w:val="ListParagraph"/>
-              <w:numPr>
-                <w:ilvl w:val="0"/>
-                <w:numId w:val="1"/>
-              </w:numPr>
-              <w:spacing w:before="240" w:after="240"/>
-              <w:rPr>
-                <w:rFonts w:ascii="Calibri" w:hAnsi="Calibri" w:eastAsia="Calibri" w:cs="Calibri"/>
-              </w:rPr>
-            </w:pPr>
-            <w:proofErr w:type="spellStart"/>
-            <w:r>
-              <w:rPr>
-                <w:rFonts w:ascii="Calibri" w:hAnsi="Calibri" w:eastAsia="Calibri" w:cs="Calibri"/>
-                <w:b/>
-                <w:bCs/>
-              </w:rPr>
-              <w:t>Ziyu</w:t>
-            </w:r>
-            <w:proofErr w:type="spellEnd"/>
-            <w:r>
-              <w:rPr>
-                <w:rFonts w:ascii="Calibri" w:hAnsi="Calibri" w:eastAsia="Calibri" w:cs="Calibri"/>
-                <w:b/>
-                <w:bCs/>
-              </w:rPr>
-              <w:t>:</w:t>
-            </w:r>
-            <w:r>
-              <w:rPr>
-                <w:rFonts w:ascii="Calibri" w:hAnsi="Calibri" w:eastAsia="Calibri" w:cs="Calibri"/>
-              </w:rPr>
-              <w:t xml:space="preserve"> Logró ejecutar la aplicación y leer los datos del proyecto. Propuso un flujo de trabajo basado en </w:t>
-            </w:r>
-            <w:r>
-              <w:rPr>
-                <w:rFonts w:ascii="Calibri" w:hAnsi="Calibri" w:eastAsia="Calibri" w:cs="Calibri"/>
-                <w:b/>
-                <w:bCs/>
-              </w:rPr>
-              <w:t>etiquetado manual → entrenamiento de modelos</w:t>
-            </w:r>
-            <w:r>
-              <w:rPr>
-                <w:rFonts w:ascii="Calibri" w:hAnsi="Calibri" w:eastAsia="Calibri" w:cs="Calibri"/>
-              </w:rPr>
-              <w:t xml:space="preserve">, además de utilizar </w:t>
-            </w:r>
-            <w:r>
-              <w:rPr>
-                <w:rFonts w:ascii="Calibri" w:hAnsi="Calibri" w:eastAsia="Calibri" w:cs="Calibri"/>
-                <w:b/>
-                <w:bCs/>
-              </w:rPr>
-              <w:t>Trello</w:t>
-            </w:r>
-            <w:r>
-              <w:rPr>
-                <w:rFonts w:ascii="Calibri" w:hAnsi="Calibri" w:eastAsia="Calibri" w:cs="Calibri"/>
-              </w:rPr>
-              <w:t xml:space="preserve"> (u otra herramienta de tablero) para planificar tareas </w:t>
-            </w:r>
-            <w:proofErr w:type="spellStart"/>
-            <w:r>
-              <w:rPr>
-                <w:rFonts w:ascii="Calibri" w:hAnsi="Calibri" w:eastAsia="Calibri" w:cs="Calibri"/>
-              </w:rPr>
-              <w:t>y</w:t>
-            </w:r>
-            <w:proofErr w:type="spellEnd"/>
-            <w:r>
-              <w:rPr>
-                <w:rFonts w:ascii="Calibri" w:hAnsi="Calibri" w:eastAsia="Calibri" w:cs="Calibri"/>
-              </w:rPr>
-              <w:t xml:space="preserve"> hitos.</w:t>
-            </w:r>
-          </w:p>
-          <w:p>
-            <w:pPr>
-              <w:pStyle w:val="ListParagraph"/>
-              <w:numPr>
-                <w:ilvl w:val="0"/>
-                <w:numId w:val="1"/>
-              </w:numPr>
-              <w:spacing w:before="240" w:after="240"/>
-              <w:rPr>
-                <w:rFonts w:ascii="Calibri" w:hAnsi="Calibri" w:eastAsia="Calibri" w:cs="Calibri"/>
-              </w:rPr>
-            </w:pPr>
-            <w:r>
-              <w:rPr>
-                <w:rFonts w:ascii="Calibri" w:hAnsi="Calibri" w:eastAsia="Calibri" w:cs="Calibri"/>
-                <w:b/>
-                <w:bCs/>
-              </w:rPr>
-              <w:t xml:space="preserve">Tutora </w:t>
-            </w:r>
-            <w:proofErr w:type="spellStart"/>
-            <w:r>
-              <w:rPr>
-                <w:rFonts w:ascii="Calibri" w:hAnsi="Calibri" w:eastAsia="Calibri" w:cs="Calibri"/>
-                <w:b/>
-                <w:bCs/>
-              </w:rPr>
-              <w:t>Yaniela</w:t>
-            </w:r>
-            <w:proofErr w:type="spellEnd"/>
-            <w:r>
-              <w:rPr>
-                <w:rFonts w:ascii="Calibri" w:hAnsi="Calibri" w:eastAsia="Calibri" w:cs="Calibri"/>
-                <w:b/>
-                <w:bCs/>
-              </w:rPr>
-              <w:t xml:space="preserve"> / Constanza:</w:t>
-            </w:r>
-            <w:r>
-              <w:rPr>
-                <w:rFonts w:ascii="Calibri" w:hAnsi="Calibri" w:eastAsia="Calibri" w:cs="Calibri"/>
-              </w:rPr>
-              <w:t xml:space="preserve"> Validaron la dirección actual del trabajo, recalcando que el foco del </w:t>
-            </w:r>
-            <w:r>
-              <w:rPr>
-                <w:rFonts w:ascii="Calibri" w:hAnsi="Calibri" w:eastAsia="Calibri" w:cs="Calibri"/>
-                <w:b/>
-                <w:bCs/>
-              </w:rPr>
-              <w:t>Hito 2</w:t>
-            </w:r>
-            <w:r>
-              <w:rPr>
-                <w:rFonts w:ascii="Calibri" w:hAnsi="Calibri" w:eastAsia="Calibri" w:cs="Calibri"/>
-              </w:rPr>
-              <w:t xml:space="preserve"> es la definición de métricas y umbrales de calidad. Recomendaron formalizar la planificación y reportes mediante un tablero compartido.</w:t>
-            </w:r>
-          </w:p>
-          <w:p>
-            <w:pPr>
-              <w:spacing w:before="240" w:after="240"/>
-            </w:pPr>
-            <w:r>
-              <w:rPr>
-                <w:rFonts w:ascii="Calibri" w:hAnsi="Calibri" w:eastAsia="Calibri" w:cs="Calibri"/>
-                <w:b/>
-                <w:bCs/>
-              </w:rPr>
-              <w:t>Próxima reunión:</w:t>
-            </w:r>
-            <w:r>
-              <w:br/>
-            </w:r>
-            <w:r>
-              <w:rPr>
-                <w:rFonts w:ascii="Calibri" w:hAnsi="Calibri" w:eastAsia="Calibri" w:cs="Calibri"/>
-              </w:rPr>
-              <w:t xml:space="preserve"> Debido a la semana de Fiestas Patrias (18 de septiembre), se acordó posponer la reunión de la próxima semana. En caso de lograr avances significativos antes del viernes, deberán reportarse en </w:t>
-            </w:r>
-            <w:proofErr w:type="spellStart"/>
-            <w:r>
-              <w:rPr>
-                <w:rFonts w:ascii="Calibri" w:hAnsi="Calibri" w:eastAsia="Calibri" w:cs="Calibri"/>
-              </w:rPr>
-              <w:t>Slack</w:t>
-            </w:r>
-            <w:proofErr w:type="spellEnd"/>
-            <w:r>
-              <w:rPr>
-                <w:rFonts w:ascii="Calibri" w:hAnsi="Calibri" w:eastAsia="Calibri" w:cs="Calibri"/>
-              </w:rPr>
-              <w:t xml:space="preserve"> o en la bitácora en formato escrito. Incluso sin progresos sustanciales, se espera un </w:t>
-            </w:r>
-            <w:r>
-              <w:rPr>
-                <w:rFonts w:ascii="Calibri" w:hAnsi="Calibri" w:eastAsia="Calibri" w:cs="Calibri"/>
-                <w:b/>
-                <w:bCs/>
-              </w:rPr>
-              <w:t>breve informe de estado</w:t>
-            </w:r>
-            <w:r>
-              <w:rPr>
-                <w:rFonts w:ascii="Calibri" w:hAnsi="Calibri" w:eastAsia="Calibri" w:cs="Calibri"/>
-              </w:rPr>
-              <w:t>. El equipo será responsable de actualizar el tablero y organizar la planificación de tareas.</w:t>
-            </w:r>
-          </w:p>
-        </w:tc>
-      </w:tr>
-      <w:tr>
-        <w:tc>
-          <w:tcPr>
-            <w:tcW w:w="9350" w:type="dxa"/>
-            <w:tcMar/>
-          </w:tcPr>
-          <w:p>
-            <w:pPr>
-              <w:spacing w:before="240" w:beforeAutospacing="off" w:after="240" w:afterAutospacing="off"/>
-              <w:rPr>
-                <w:rFonts w:ascii="Calibri" w:hAnsi="Calibri" w:eastAsia="Calibri" w:cs="Calibri"/>
-                <w:b w:val="0"/>
-                <w:bCs w:val="0"/>
-                <w:noProof w:val="0"/>
-                <w:sz w:val="24"/>
-                <w:szCs w:val="24"/>
-                <w:lang w:val="es-CL"/>
-              </w:rPr>
-            </w:pPr>
-            <w:r>
-              <w:rPr>
-                <w:rFonts w:ascii="Calibri" w:hAnsi="Calibri" w:eastAsia="Calibri" w:cs="Calibri"/>
-                <w:b w:val="1"/>
-                <w:bCs w:val="1"/>
-                <w:noProof w:val="0"/>
-                <w:sz w:val="32"/>
-                <w:szCs w:val="32"/>
-                <w:lang w:val="es-CL"/>
-              </w:rPr>
-              <w:t>02-10</w:t>
-            </w:r>
-            <w:r>
-              <w:br/>
-            </w:r>
-            <w:r>
-              <w:rPr>
-                <w:rFonts w:ascii="Calibri" w:hAnsi="Calibri" w:eastAsia="Calibri" w:cs="Calibri"/>
-                <w:b w:val="0"/>
-                <w:bCs w:val="0"/>
-                <w:noProof w:val="0"/>
-                <w:sz w:val="24"/>
-                <w:szCs w:val="24"/>
-                <w:lang w:val="es-CL"/>
-              </w:rPr>
-              <w:t xml:space="preserve"> La reunión fue de carácter expositivo, enfocada en la presentación de los avances más recientes del proyecto. Se amplió el trabajo de </w:t>
-            </w:r>
-            <w:r>
-              <w:rPr>
-                <w:rFonts w:ascii="Calibri" w:hAnsi="Calibri" w:eastAsia="Calibri" w:cs="Calibri"/>
-                <w:b w:val="0"/>
-                <w:bCs w:val="0"/>
-                <w:noProof w:val="0"/>
-                <w:sz w:val="24"/>
-                <w:szCs w:val="24"/>
-                <w:lang w:val="es-CL"/>
-              </w:rPr>
-              <w:t xml:space="preserve">detección de </w:t>
-            </w:r>
-            <w:r>
-              <w:rPr>
-                <w:rFonts w:ascii="Calibri" w:hAnsi="Calibri" w:eastAsia="Calibri" w:cs="Calibri"/>
-                <w:b w:val="0"/>
-                <w:bCs w:val="0"/>
-                <w:noProof w:val="0"/>
-                <w:sz w:val="24"/>
-                <w:szCs w:val="24"/>
-                <w:lang w:val="es-CL"/>
-              </w:rPr>
-              <w:t>drift</w:t>
-            </w:r>
-            <w:r>
-              <w:rPr>
-                <w:rFonts w:ascii="Calibri" w:hAnsi="Calibri" w:eastAsia="Calibri" w:cs="Calibri"/>
-                <w:b w:val="0"/>
-                <w:bCs w:val="0"/>
-                <w:noProof w:val="0"/>
-                <w:sz w:val="24"/>
-                <w:szCs w:val="24"/>
-                <w:lang w:val="es-CL"/>
-              </w:rPr>
-              <w:t xml:space="preserve"> a todas las plantas, generando los reportes en un mismo formato, lo que permite una visualización más simple y uniforme de los resultados. Además, se presentaron tres métodos distintos para el análisis de </w:t>
-            </w:r>
-            <w:r>
-              <w:rPr>
-                <w:rFonts w:ascii="Calibri" w:hAnsi="Calibri" w:eastAsia="Calibri" w:cs="Calibri"/>
-                <w:b w:val="0"/>
-                <w:bCs w:val="0"/>
-                <w:noProof w:val="0"/>
-                <w:sz w:val="24"/>
-                <w:szCs w:val="24"/>
-                <w:lang w:val="es-CL"/>
-              </w:rPr>
-              <w:t>drift</w:t>
-            </w:r>
-            <w:r>
-              <w:rPr>
-                <w:rFonts w:ascii="Calibri" w:hAnsi="Calibri" w:eastAsia="Calibri" w:cs="Calibri"/>
-                <w:b w:val="0"/>
-                <w:bCs w:val="0"/>
-                <w:noProof w:val="0"/>
-                <w:sz w:val="24"/>
-                <w:szCs w:val="24"/>
-                <w:lang w:val="es-CL"/>
-              </w:rPr>
-              <w:t>, definiendo que estos serán los seleccionados para continuar el trabajo.</w:t>
-            </w:r>
-          </w:p>
-          <w:p>
-            <w:pPr>
-              <w:spacing w:before="240" w:beforeAutospacing="off" w:after="240" w:afterAutospacing="off"/>
-              <w:rPr>
-                <w:rFonts w:ascii="Calibri" w:hAnsi="Calibri" w:eastAsia="Calibri" w:cs="Calibri"/>
-                <w:b w:val="0"/>
-                <w:bCs w:val="0"/>
-                <w:noProof w:val="0"/>
-                <w:sz w:val="24"/>
-                <w:szCs w:val="24"/>
-                <w:lang w:val="es-CL"/>
-              </w:rPr>
-            </w:pPr>
-            <w:r>
-              <w:rPr>
-                <w:rFonts w:ascii="Calibri" w:hAnsi="Calibri" w:eastAsia="Calibri" w:cs="Calibri"/>
-                <w:b w:val="0"/>
-                <w:bCs w:val="0"/>
-                <w:noProof w:val="0"/>
-                <w:sz w:val="24"/>
-                <w:szCs w:val="24"/>
-                <w:lang w:val="es-CL"/>
-              </w:rPr>
-              <w:t xml:space="preserve">Durante la sesión, se entregaron indicaciones de </w:t>
-            </w:r>
-            <w:r>
-              <w:rPr>
-                <w:rFonts w:ascii="Calibri" w:hAnsi="Calibri" w:eastAsia="Calibri" w:cs="Calibri"/>
-                <w:b w:val="0"/>
-                <w:bCs w:val="0"/>
-                <w:noProof w:val="0"/>
-                <w:sz w:val="24"/>
-                <w:szCs w:val="24"/>
-                <w:lang w:val="es-CL"/>
-              </w:rPr>
-              <w:t>no continuar investigando nuevos métodos</w:t>
-            </w:r>
-            <w:r>
-              <w:rPr>
-                <w:rFonts w:ascii="Calibri" w:hAnsi="Calibri" w:eastAsia="Calibri" w:cs="Calibri"/>
-                <w:b w:val="0"/>
-                <w:bCs w:val="0"/>
-                <w:noProof w:val="0"/>
-                <w:sz w:val="24"/>
-                <w:szCs w:val="24"/>
-                <w:lang w:val="es-CL"/>
-              </w:rPr>
-              <w:t xml:space="preserve">, sino avanzar en la </w:t>
-            </w:r>
-            <w:r>
-              <w:rPr>
-                <w:rFonts w:ascii="Calibri" w:hAnsi="Calibri" w:eastAsia="Calibri" w:cs="Calibri"/>
-                <w:b w:val="0"/>
-                <w:bCs w:val="0"/>
-                <w:noProof w:val="0"/>
-                <w:sz w:val="24"/>
-                <w:szCs w:val="24"/>
-                <w:lang w:val="es-CL"/>
-              </w:rPr>
-              <w:t>definición y cierre de los procesos actuales</w:t>
-            </w:r>
-            <w:r>
-              <w:rPr>
-                <w:rFonts w:ascii="Calibri" w:hAnsi="Calibri" w:eastAsia="Calibri" w:cs="Calibri"/>
-                <w:b w:val="0"/>
-                <w:bCs w:val="0"/>
-                <w:noProof w:val="0"/>
-                <w:sz w:val="24"/>
-                <w:szCs w:val="24"/>
-                <w:lang w:val="es-CL"/>
-              </w:rPr>
-              <w:t xml:space="preserve">. Paralelamente, se continúa con la revisión y validación del </w:t>
-            </w:r>
-            <w:r>
-              <w:rPr>
-                <w:rFonts w:ascii="Calibri" w:hAnsi="Calibri" w:eastAsia="Calibri" w:cs="Calibri"/>
-                <w:b w:val="0"/>
-                <w:bCs w:val="0"/>
-                <w:noProof w:val="0"/>
-                <w:sz w:val="24"/>
-                <w:szCs w:val="24"/>
-                <w:lang w:val="es-CL"/>
-              </w:rPr>
-              <w:t xml:space="preserve">etiquetado manual de </w:t>
-            </w:r>
-            <w:r>
-              <w:rPr>
-                <w:rFonts w:ascii="Calibri" w:hAnsi="Calibri" w:eastAsia="Calibri" w:cs="Calibri"/>
-                <w:b w:val="0"/>
-                <w:bCs w:val="0"/>
-                <w:noProof w:val="0"/>
-                <w:sz w:val="24"/>
-                <w:szCs w:val="24"/>
-                <w:lang w:val="es-CL"/>
-              </w:rPr>
-              <w:t>outliers</w:t>
-            </w:r>
-            <w:r>
-              <w:rPr>
-                <w:rFonts w:ascii="Calibri" w:hAnsi="Calibri" w:eastAsia="Calibri" w:cs="Calibri"/>
-                <w:b w:val="0"/>
-                <w:bCs w:val="0"/>
-                <w:noProof w:val="0"/>
-                <w:sz w:val="24"/>
-                <w:szCs w:val="24"/>
-                <w:lang w:val="es-CL"/>
-              </w:rPr>
-              <w:t>, considerado base para la evaluación de los modelos ya implementados.</w:t>
-            </w:r>
-          </w:p>
-          <w:p>
-            <w:pPr>
-              <w:spacing w:before="240" w:beforeAutospacing="off" w:after="240" w:afterAutospacing="off"/>
-              <w:rPr>
-                <w:rFonts w:ascii="Calibri" w:hAnsi="Calibri" w:eastAsia="Calibri" w:cs="Calibri"/>
-                <w:b w:val="0"/>
-                <w:bCs w:val="0"/>
-                <w:noProof w:val="0"/>
-                <w:sz w:val="24"/>
-                <w:szCs w:val="24"/>
-                <w:lang w:val="es-CL"/>
-              </w:rPr>
-            </w:pPr>
-            <w:r>
-              <w:rPr>
-                <w:rFonts w:ascii="Calibri" w:hAnsi="Calibri" w:eastAsia="Calibri" w:cs="Calibri"/>
-                <w:b w:val="1"/>
-                <w:bCs w:val="1"/>
-                <w:noProof w:val="0"/>
-                <w:sz w:val="24"/>
-                <w:szCs w:val="24"/>
-                <w:lang w:val="es-CL"/>
-              </w:rPr>
-              <w:t>Próxima reunión:</w:t>
-            </w:r>
-            <w:r>
-              <w:br/>
-            </w:r>
-            <w:r>
-              <w:rPr>
-                <w:rFonts w:ascii="Calibri" w:hAnsi="Calibri" w:eastAsia="Calibri" w:cs="Calibri"/>
-                <w:b w:val="0"/>
-                <w:bCs w:val="0"/>
-                <w:noProof w:val="0"/>
-                <w:sz w:val="24"/>
-                <w:szCs w:val="24"/>
-                <w:lang w:val="es-CL"/>
-              </w:rPr>
-              <w:t xml:space="preserve"> Comenzar con el desarrollo del Hito 2 y presentar los primeros avances en la estructuración de este, además de cierres más definitivos en lo que se realizará con los métodos </w:t>
-            </w:r>
-            <w:r>
-              <w:rPr>
-                <w:rFonts w:ascii="Calibri" w:hAnsi="Calibri" w:eastAsia="Calibri" w:cs="Calibri"/>
-                <w:b w:val="0"/>
-                <w:bCs w:val="0"/>
-                <w:noProof w:val="0"/>
-                <w:sz w:val="24"/>
-                <w:szCs w:val="24"/>
-                <w:lang w:val="es-CL"/>
-              </w:rPr>
-              <w:t>a entregar.</w:t>
-            </w:r>
-          </w:p>
-          <w:p>
-            <w:pPr>
-              <w:rPr>
-                <w:rFonts w:ascii="Calibri" w:hAnsi="Calibri" w:eastAsia="Calibri" w:cs="Calibri"/>
-                <w:b w:val="0"/>
-                <w:bCs w:val="0"/>
-                <w:sz w:val="24"/>
-                <w:szCs w:val="24"/>
-              </w:rPr>
-            </w:pPr>
-          </w:p>
-        </w:tc>
-      </w:tr>
-      <w:tr>
+        <w:trPr>
+          <w:trHeight w:val="4185"/>
+        </w:trPr>
         <w:tc>
           <w:tcPr>
             <w:tcW w:w="9350" w:type="dxa"/>
@@ -2344,6 +2306,173 @@
                 <w:lang w:val="es-CL"/>
               </w:rPr>
             </w:pPr>
+            <w:r>
+              <w:rPr>
+                <w:rFonts w:ascii="Calibri" w:hAnsi="Calibri" w:eastAsia="Calibri" w:cs="Calibri"/>
+                <w:b w:val="1"/>
+                <w:bCs w:val="1"/>
+                <w:noProof w:val="0"/>
+                <w:sz w:val="32"/>
+                <w:szCs w:val="32"/>
+                <w:lang w:val="es-CL"/>
+              </w:rPr>
+              <w:t>29-10</w:t>
+            </w:r>
+          </w:p>
+          <w:p>
+            <w:pPr>
+              <w:pStyle w:val="Normal"/>
+              <w:rPr>
+                <w:rFonts w:ascii="Calibri" w:hAnsi="Calibri" w:eastAsia="Calibri" w:cs="Calibri"/>
+                <w:b w:val="0"/>
+                <w:bCs w:val="0"/>
+                <w:noProof w:val="0"/>
+                <w:sz w:val="24"/>
+                <w:szCs w:val="24"/>
+                <w:lang w:val="es-CL"/>
+              </w:rPr>
+            </w:pPr>
+            <w:r>
+              <w:rPr>
+                <w:rFonts w:ascii="Calibri" w:hAnsi="Calibri" w:eastAsia="Calibri" w:cs="Calibri"/>
+                <w:b w:val="0"/>
+                <w:bCs w:val="0"/>
+                <w:noProof w:val="0"/>
+                <w:sz w:val="24"/>
+                <w:szCs w:val="24"/>
+                <w:lang w:val="es-CL"/>
+              </w:rPr>
+              <w:t>Se realizó una revisión completa del Hito 2, cumpliendo con lo planificado en la reunión anterior. Durante la sesión se repasó el documento en detalle, aclarando las distintas secciones y resolviendo las dudas surgidas sobre su estructura y contenido.</w:t>
+            </w:r>
+          </w:p>
+          <w:p>
+            <w:pPr>
+              <w:pStyle w:val="Normal"/>
+              <w:rPr>
+                <w:rFonts w:ascii="Calibri" w:hAnsi="Calibri" w:eastAsia="Calibri" w:cs="Calibri"/>
+                <w:b w:val="0"/>
+                <w:bCs w:val="0"/>
+                <w:noProof w:val="0"/>
+                <w:sz w:val="24"/>
+                <w:szCs w:val="24"/>
+                <w:lang w:val="es-CL"/>
+              </w:rPr>
+            </w:pPr>
+            <w:r>
+              <w:rPr>
+                <w:rFonts w:ascii="Calibri" w:hAnsi="Calibri" w:eastAsia="Calibri" w:cs="Calibri"/>
+                <w:b w:val="0"/>
+                <w:bCs w:val="0"/>
+                <w:noProof w:val="0"/>
+                <w:sz w:val="24"/>
+                <w:szCs w:val="24"/>
+                <w:lang w:val="es-CL"/>
+              </w:rPr>
+              <w:t xml:space="preserve">Además, se discutió la posibilidad de modificar la forma de evaluación del </w:t>
+            </w:r>
+            <w:r>
+              <w:rPr>
+                <w:rFonts w:ascii="Calibri" w:hAnsi="Calibri" w:eastAsia="Calibri" w:cs="Calibri"/>
+                <w:b w:val="0"/>
+                <w:bCs w:val="0"/>
+                <w:noProof w:val="0"/>
+                <w:sz w:val="24"/>
+                <w:szCs w:val="24"/>
+                <w:lang w:val="es-CL"/>
+              </w:rPr>
+              <w:t>drift</w:t>
+            </w:r>
+            <w:r>
+              <w:rPr>
+                <w:rFonts w:ascii="Calibri" w:hAnsi="Calibri" w:eastAsia="Calibri" w:cs="Calibri"/>
+                <w:b w:val="0"/>
+                <w:bCs w:val="0"/>
+                <w:noProof w:val="0"/>
+                <w:sz w:val="24"/>
+                <w:szCs w:val="24"/>
+                <w:lang w:val="es-CL"/>
+              </w:rPr>
+              <w:t>, proponiendo trabajar con conjuntos externos de datos previamente etiquetados. Esta alternativa busca obtener una evaluación más objetiva y consistente del desempeño de los métodos, permitiendo validar los resultados bajo condiciones controladas.</w:t>
+            </w:r>
+          </w:p>
+          <w:p>
+            <w:pPr>
+              <w:pStyle w:val="Normal"/>
+              <w:rPr>
+                <w:rFonts w:ascii="Calibri" w:hAnsi="Calibri" w:eastAsia="Calibri" w:cs="Calibri"/>
+                <w:b w:val="0"/>
+                <w:bCs w:val="0"/>
+                <w:noProof w:val="0"/>
+                <w:sz w:val="24"/>
+                <w:szCs w:val="24"/>
+                <w:lang w:val="es-CL"/>
+              </w:rPr>
+            </w:pPr>
+            <w:r>
+              <w:rPr>
+                <w:rFonts w:ascii="Calibri" w:hAnsi="Calibri" w:eastAsia="Calibri" w:cs="Calibri"/>
+                <w:b w:val="0"/>
+                <w:bCs w:val="0"/>
+                <w:noProof w:val="0"/>
+                <w:sz w:val="24"/>
+                <w:szCs w:val="24"/>
+                <w:lang w:val="es-CL"/>
+              </w:rPr>
+              <w:t>Próxima reunión:</w:t>
+            </w:r>
+            <w:r>
+              <w:br/>
+            </w:r>
+            <w:r>
+              <w:rPr>
+                <w:rFonts w:ascii="Calibri" w:hAnsi="Calibri" w:eastAsia="Calibri" w:cs="Calibri"/>
+                <w:b w:val="0"/>
+                <w:bCs w:val="0"/>
+                <w:noProof w:val="0"/>
+                <w:sz w:val="24"/>
+                <w:szCs w:val="24"/>
+                <w:lang w:val="es-CL"/>
+              </w:rPr>
+              <w:t xml:space="preserve"> Continuar con la implementación de la nueva estrategia de evaluación de </w:t>
+            </w:r>
+            <w:r>
+              <w:rPr>
+                <w:rFonts w:ascii="Calibri" w:hAnsi="Calibri" w:eastAsia="Calibri" w:cs="Calibri"/>
+                <w:b w:val="0"/>
+                <w:bCs w:val="0"/>
+                <w:noProof w:val="0"/>
+                <w:sz w:val="24"/>
+                <w:szCs w:val="24"/>
+                <w:lang w:val="es-CL"/>
+              </w:rPr>
+              <w:t>drift</w:t>
+            </w:r>
+            <w:r>
+              <w:rPr>
+                <w:rFonts w:ascii="Calibri" w:hAnsi="Calibri" w:eastAsia="Calibri" w:cs="Calibri"/>
+                <w:b w:val="0"/>
+                <w:bCs w:val="0"/>
+                <w:noProof w:val="0"/>
+                <w:sz w:val="24"/>
+                <w:szCs w:val="24"/>
+                <w:lang w:val="es-CL"/>
+              </w:rPr>
+              <w:t xml:space="preserve"> utilizando datos etiquetados y avanzar en las correcciones finales del informe del Hito 2.</w:t>
+            </w:r>
+          </w:p>
+          <w:p>
+            <w:pPr>
+              <w:pStyle w:val="Normal"/>
+              <w:rPr>
+                <w:rFonts w:ascii="Calibri" w:hAnsi="Calibri" w:eastAsia="Calibri" w:cs="Calibri"/>
+                <w:b w:val="0"/>
+                <w:bCs w:val="0"/>
+                <w:noProof w:val="0"/>
+                <w:sz w:val="24"/>
+                <w:szCs w:val="24"/>
+                <w:lang w:val="es-CL"/>
+              </w:rPr>
+            </w:pPr>
           </w:p>
         </w:tc>
       </w:tr>
@@ -2425,43 +2554,11 @@
     </w:tbl>
     <w:p>
       <w:pPr>
+        <w:pStyle w:val="Normal"/>
         <w:rPr>
           <w:rFonts w:ascii="Calibri" w:hAnsi="Calibri" w:eastAsia="Calibri" w:cs="Calibri"/>
-          <w:b/>
-          <w:bCs/>
-          <w:sz w:val="32"/>
-          <w:szCs w:val="32"/>
-        </w:rPr>
-      </w:pPr>
-    </w:p>
-    <w:p>
-      <w:pPr>
-        <w:rPr>
-          <w:rFonts w:ascii="Calibri" w:hAnsi="Calibri" w:eastAsia="Calibri" w:cs="Calibri"/>
-          <w:b/>
-          <w:bCs/>
-          <w:sz w:val="32"/>
-          <w:szCs w:val="32"/>
-        </w:rPr>
-      </w:pPr>
-    </w:p>
-    <w:p>
-      <w:pPr>
-        <w:rPr>
-          <w:rFonts w:ascii="Calibri" w:hAnsi="Calibri" w:eastAsia="Calibri" w:cs="Calibri"/>
-          <w:b/>
-          <w:bCs/>
-          <w:sz w:val="32"/>
-          <w:szCs w:val="32"/>
-        </w:rPr>
-      </w:pPr>
-    </w:p>
-    <w:p>
-      <w:pPr>
-        <w:rPr>
-          <w:rFonts w:ascii="Calibri" w:hAnsi="Calibri" w:eastAsia="Calibri" w:cs="Calibri"/>
-          <w:b/>
-          <w:bCs/>
+          <w:b w:val="1"/>
+          <w:bCs w:val="1"/>
           <w:sz w:val="32"/>
           <w:szCs w:val="32"/>
         </w:rPr>

--- a/Entregas/Bitácora Proyecto de Grado AinWater.docx
+++ b/Entregas/Bitácora Proyecto de Grado AinWater.docx
@@ -2487,7 +2487,18 @@
           </w:tcPr>
           <w:p>
             <w:pPr>
-              <w:pStyle w:val="Normal"/>
+              <w:spacing w:before="240" w:beforeAutospacing="off" w:after="240" w:afterAutospacing="off"/>
+              <w:rPr>
+                <w:rFonts w:ascii="Calibri" w:hAnsi="Calibri" w:eastAsia="Calibri" w:cs="Calibri"/>
+                <w:b w:val="0"/>
+                <w:bCs w:val="0"/>
+                <w:noProof w:val="0"/>
+                <w:sz w:val="24"/>
+                <w:szCs w:val="24"/>
+                <w:lang w:val="es-CL"/>
+              </w:rPr>
+            </w:pPr>
+            <w:r>
               <w:rPr>
                 <w:rFonts w:ascii="Calibri" w:hAnsi="Calibri" w:eastAsia="Calibri" w:cs="Calibri"/>
                 <w:b w:val="1"/>
@@ -2497,7 +2508,380 @@
                 <w:szCs w:val="32"/>
                 <w:lang w:val="es-CL"/>
               </w:rPr>
-            </w:pPr>
+              <w:t>05-11</w:t>
+            </w:r>
+            <w:r>
+              <w:br/>
+            </w:r>
+            <w:r>
+              <w:rPr>
+                <w:rFonts w:ascii="Calibri" w:hAnsi="Calibri" w:eastAsia="Calibri" w:cs="Calibri"/>
+                <w:b w:val="0"/>
+                <w:bCs w:val="0"/>
+                <w:noProof w:val="0"/>
+                <w:sz w:val="24"/>
+                <w:szCs w:val="24"/>
+                <w:lang w:val="es-CL"/>
+              </w:rPr>
+              <w:t xml:space="preserve"> Se revisaron los nuevos avances en la evaluación del </w:t>
+            </w:r>
+            <w:r>
+              <w:rPr>
+                <w:rFonts w:ascii="Calibri" w:hAnsi="Calibri" w:eastAsia="Calibri" w:cs="Calibri"/>
+                <w:b w:val="0"/>
+                <w:bCs w:val="0"/>
+                <w:noProof w:val="0"/>
+                <w:sz w:val="24"/>
+                <w:szCs w:val="24"/>
+                <w:lang w:val="es-CL"/>
+              </w:rPr>
+              <w:t>drift</w:t>
+            </w:r>
+            <w:r>
+              <w:rPr>
+                <w:rFonts w:ascii="Calibri" w:hAnsi="Calibri" w:eastAsia="Calibri" w:cs="Calibri"/>
+                <w:b w:val="0"/>
+                <w:bCs w:val="0"/>
+                <w:noProof w:val="0"/>
+                <w:sz w:val="24"/>
+                <w:szCs w:val="24"/>
+                <w:lang w:val="es-CL"/>
+              </w:rPr>
+              <w:t xml:space="preserve">, presentando un intento actualizado para obtener métricas más precisas a partir de series de tiempo etiquetadas. Se discutió la diferencia entre </w:t>
+            </w:r>
+            <w:r>
+              <w:rPr>
+                <w:rFonts w:ascii="Calibri" w:hAnsi="Calibri" w:eastAsia="Calibri" w:cs="Calibri"/>
+                <w:b w:val="0"/>
+                <w:bCs w:val="0"/>
+                <w:noProof w:val="0"/>
+                <w:sz w:val="24"/>
+                <w:szCs w:val="24"/>
+                <w:lang w:val="es-CL"/>
+              </w:rPr>
+              <w:t>drift</w:t>
+            </w:r>
+            <w:r>
+              <w:rPr>
+                <w:rFonts w:ascii="Calibri" w:hAnsi="Calibri" w:eastAsia="Calibri" w:cs="Calibri"/>
+                <w:b w:val="0"/>
+                <w:bCs w:val="0"/>
+                <w:noProof w:val="0"/>
+                <w:sz w:val="24"/>
+                <w:szCs w:val="24"/>
+                <w:lang w:val="es-CL"/>
+              </w:rPr>
+              <w:t xml:space="preserve"> gradual y abrupto, destacando la necesidad de formular claramente qué tipo de </w:t>
+            </w:r>
+            <w:r>
+              <w:rPr>
+                <w:rFonts w:ascii="Calibri" w:hAnsi="Calibri" w:eastAsia="Calibri" w:cs="Calibri"/>
+                <w:b w:val="0"/>
+                <w:bCs w:val="0"/>
+                <w:noProof w:val="0"/>
+                <w:sz w:val="24"/>
+                <w:szCs w:val="24"/>
+                <w:lang w:val="es-CL"/>
+              </w:rPr>
+              <w:t>drift</w:t>
+            </w:r>
+            <w:r>
+              <w:rPr>
+                <w:rFonts w:ascii="Calibri" w:hAnsi="Calibri" w:eastAsia="Calibri" w:cs="Calibri"/>
+                <w:b w:val="0"/>
+                <w:bCs w:val="0"/>
+                <w:noProof w:val="0"/>
+                <w:sz w:val="24"/>
+                <w:szCs w:val="24"/>
+                <w:lang w:val="es-CL"/>
+              </w:rPr>
+              <w:t xml:space="preserve"> se está detectando con los algoritmos actuales y cómo estos se comportan frente a variaciones estacionales (por ejemplo, diferencias entre verano e invierno).</w:t>
+            </w:r>
+          </w:p>
+          <w:p>
+            <w:pPr>
+              <w:spacing w:before="240" w:beforeAutospacing="off" w:after="240" w:afterAutospacing="off"/>
+              <w:rPr>
+                <w:rFonts w:ascii="Calibri" w:hAnsi="Calibri" w:eastAsia="Calibri" w:cs="Calibri"/>
+                <w:b w:val="0"/>
+                <w:bCs w:val="0"/>
+                <w:noProof w:val="0"/>
+                <w:sz w:val="24"/>
+                <w:szCs w:val="24"/>
+                <w:lang w:val="es-CL"/>
+              </w:rPr>
+            </w:pPr>
+            <w:r>
+              <w:rPr>
+                <w:rFonts w:ascii="Calibri" w:hAnsi="Calibri" w:eastAsia="Calibri" w:cs="Calibri"/>
+                <w:b w:val="0"/>
+                <w:bCs w:val="0"/>
+                <w:noProof w:val="0"/>
+                <w:sz w:val="24"/>
+                <w:szCs w:val="24"/>
+                <w:lang w:val="es-CL"/>
+              </w:rPr>
+              <w:t xml:space="preserve">Desde </w:t>
+            </w:r>
+            <w:r>
+              <w:rPr>
+                <w:rFonts w:ascii="Calibri" w:hAnsi="Calibri" w:eastAsia="Calibri" w:cs="Calibri"/>
+                <w:b w:val="0"/>
+                <w:bCs w:val="0"/>
+                <w:noProof w:val="0"/>
+                <w:sz w:val="24"/>
+                <w:szCs w:val="24"/>
+                <w:lang w:val="es-CL"/>
+              </w:rPr>
+              <w:t>Ainwater</w:t>
+            </w:r>
+            <w:r>
+              <w:rPr>
+                <w:rFonts w:ascii="Calibri" w:hAnsi="Calibri" w:eastAsia="Calibri" w:cs="Calibri"/>
+                <w:b w:val="0"/>
+                <w:bCs w:val="0"/>
+                <w:noProof w:val="0"/>
+                <w:sz w:val="24"/>
+                <w:szCs w:val="24"/>
+                <w:lang w:val="es-CL"/>
+              </w:rPr>
+              <w:t xml:space="preserve"> se entregó retroalimentación y lineamientos sobre los </w:t>
+            </w:r>
+            <w:r>
+              <w:rPr>
+                <w:rFonts w:ascii="Calibri" w:hAnsi="Calibri" w:eastAsia="Calibri" w:cs="Calibri"/>
+                <w:b w:val="0"/>
+                <w:bCs w:val="0"/>
+                <w:noProof w:val="0"/>
+                <w:sz w:val="24"/>
+                <w:szCs w:val="24"/>
+                <w:lang w:val="es-CL"/>
+              </w:rPr>
+              <w:t>requisitos del cliente</w:t>
+            </w:r>
+            <w:r>
+              <w:rPr>
+                <w:rFonts w:ascii="Calibri" w:hAnsi="Calibri" w:eastAsia="Calibri" w:cs="Calibri"/>
+                <w:b w:val="0"/>
+                <w:bCs w:val="0"/>
+                <w:noProof w:val="0"/>
+                <w:sz w:val="24"/>
+                <w:szCs w:val="24"/>
+                <w:lang w:val="es-CL"/>
+              </w:rPr>
+              <w:t xml:space="preserve"> y las </w:t>
+            </w:r>
+            <w:r>
+              <w:rPr>
+                <w:rFonts w:ascii="Calibri" w:hAnsi="Calibri" w:eastAsia="Calibri" w:cs="Calibri"/>
+                <w:b w:val="0"/>
+                <w:bCs w:val="0"/>
+                <w:noProof w:val="0"/>
+                <w:sz w:val="24"/>
+                <w:szCs w:val="24"/>
+                <w:lang w:val="es-CL"/>
+              </w:rPr>
+              <w:t>prioridades del proyecto</w:t>
+            </w:r>
+            <w:r>
+              <w:rPr>
+                <w:rFonts w:ascii="Calibri" w:hAnsi="Calibri" w:eastAsia="Calibri" w:cs="Calibri"/>
+                <w:b w:val="0"/>
+                <w:bCs w:val="0"/>
+                <w:noProof w:val="0"/>
+                <w:sz w:val="24"/>
+                <w:szCs w:val="24"/>
+                <w:lang w:val="es-CL"/>
+              </w:rPr>
+              <w:t xml:space="preserve">, enfatizando que el foco principal debe ser la </w:t>
+            </w:r>
+            <w:r>
+              <w:rPr>
+                <w:rFonts w:ascii="Calibri" w:hAnsi="Calibri" w:eastAsia="Calibri" w:cs="Calibri"/>
+                <w:b w:val="0"/>
+                <w:bCs w:val="0"/>
+                <w:noProof w:val="0"/>
+                <w:sz w:val="24"/>
+                <w:szCs w:val="24"/>
+                <w:lang w:val="es-CL"/>
+              </w:rPr>
+              <w:t>construcción y documentación del pipeline</w:t>
+            </w:r>
+            <w:r>
+              <w:rPr>
+                <w:rFonts w:ascii="Calibri" w:hAnsi="Calibri" w:eastAsia="Calibri" w:cs="Calibri"/>
+                <w:b w:val="0"/>
+                <w:bCs w:val="0"/>
+                <w:noProof w:val="0"/>
+                <w:sz w:val="24"/>
+                <w:szCs w:val="24"/>
+                <w:lang w:val="es-CL"/>
+              </w:rPr>
+              <w:t>, con un código claro, modular y comentado, acompañado de diagramas de flujo que describan el proceso completo (entrada, referencia, comparación, decisión y salida).</w:t>
+            </w:r>
+          </w:p>
+          <w:p>
+            <w:pPr>
+              <w:spacing w:before="240" w:beforeAutospacing="off" w:after="240" w:afterAutospacing="off"/>
+              <w:rPr>
+                <w:rFonts w:ascii="Calibri" w:hAnsi="Calibri" w:eastAsia="Calibri" w:cs="Calibri"/>
+                <w:b w:val="0"/>
+                <w:bCs w:val="0"/>
+                <w:noProof w:val="0"/>
+                <w:sz w:val="24"/>
+                <w:szCs w:val="24"/>
+                <w:lang w:val="es-CL"/>
+              </w:rPr>
+            </w:pPr>
+            <w:r>
+              <w:rPr>
+                <w:rFonts w:ascii="Calibri" w:hAnsi="Calibri" w:eastAsia="Calibri" w:cs="Calibri"/>
+                <w:b w:val="0"/>
+                <w:bCs w:val="0"/>
+                <w:noProof w:val="0"/>
+                <w:sz w:val="24"/>
+                <w:szCs w:val="24"/>
+                <w:lang w:val="es-CL"/>
+              </w:rPr>
+              <w:t xml:space="preserve">Asimismo, se definió que el trabajo de </w:t>
+            </w:r>
+            <w:r>
+              <w:rPr>
+                <w:rFonts w:ascii="Calibri" w:hAnsi="Calibri" w:eastAsia="Calibri" w:cs="Calibri"/>
+                <w:b w:val="0"/>
+                <w:bCs w:val="0"/>
+                <w:noProof w:val="0"/>
+                <w:sz w:val="24"/>
+                <w:szCs w:val="24"/>
+                <w:lang w:val="es-CL"/>
+              </w:rPr>
+              <w:t>drift</w:t>
+            </w:r>
+            <w:r>
+              <w:rPr>
+                <w:rFonts w:ascii="Calibri" w:hAnsi="Calibri" w:eastAsia="Calibri" w:cs="Calibri"/>
+                <w:b w:val="0"/>
+                <w:bCs w:val="0"/>
+                <w:noProof w:val="0"/>
+                <w:sz w:val="24"/>
+                <w:szCs w:val="24"/>
+                <w:lang w:val="es-CL"/>
+              </w:rPr>
+              <w:t xml:space="preserve"> debe desarrollarse de manera similar al de </w:t>
+            </w:r>
+            <w:r>
+              <w:rPr>
+                <w:rFonts w:ascii="Calibri" w:hAnsi="Calibri" w:eastAsia="Calibri" w:cs="Calibri"/>
+                <w:b w:val="0"/>
+                <w:bCs w:val="0"/>
+                <w:noProof w:val="0"/>
+                <w:sz w:val="24"/>
+                <w:szCs w:val="24"/>
+                <w:lang w:val="es-CL"/>
+              </w:rPr>
+              <w:t>outliers</w:t>
+            </w:r>
+            <w:r>
+              <w:rPr>
+                <w:rFonts w:ascii="Calibri" w:hAnsi="Calibri" w:eastAsia="Calibri" w:cs="Calibri"/>
+                <w:b w:val="0"/>
+                <w:bCs w:val="0"/>
+                <w:noProof w:val="0"/>
+                <w:sz w:val="24"/>
+                <w:szCs w:val="24"/>
+                <w:lang w:val="es-CL"/>
+              </w:rPr>
+              <w:t xml:space="preserve">, utilizando </w:t>
+            </w:r>
+            <w:r>
+              <w:rPr>
+                <w:rFonts w:ascii="Calibri" w:hAnsi="Calibri" w:eastAsia="Calibri" w:cs="Calibri"/>
+                <w:b w:val="0"/>
+                <w:bCs w:val="0"/>
+                <w:noProof w:val="0"/>
+                <w:sz w:val="24"/>
+                <w:szCs w:val="24"/>
+                <w:lang w:val="es-CL"/>
+              </w:rPr>
+              <w:t>métricas basadas en los falsos y verdaderos positivos/negativos (TP, FP, TN, FN)</w:t>
+            </w:r>
+            <w:r>
+              <w:rPr>
+                <w:rFonts w:ascii="Calibri" w:hAnsi="Calibri" w:eastAsia="Calibri" w:cs="Calibri"/>
+                <w:b w:val="0"/>
+                <w:bCs w:val="0"/>
+                <w:noProof w:val="0"/>
+                <w:sz w:val="24"/>
+                <w:szCs w:val="24"/>
+                <w:lang w:val="es-CL"/>
+              </w:rPr>
+              <w:t xml:space="preserve"> para evaluar el desempeño de los métodos y cuantificar la alineación entre detección y etiquetas.</w:t>
+            </w:r>
+          </w:p>
+          <w:p>
+            <w:pPr>
+              <w:spacing w:before="240" w:beforeAutospacing="off" w:after="240" w:afterAutospacing="off"/>
+              <w:rPr>
+                <w:rFonts w:ascii="Calibri" w:hAnsi="Calibri" w:eastAsia="Calibri" w:cs="Calibri"/>
+                <w:b w:val="0"/>
+                <w:bCs w:val="0"/>
+                <w:noProof w:val="0"/>
+                <w:sz w:val="24"/>
+                <w:szCs w:val="24"/>
+                <w:lang w:val="es-CL"/>
+              </w:rPr>
+            </w:pPr>
+            <w:r>
+              <w:rPr>
+                <w:rFonts w:ascii="Calibri" w:hAnsi="Calibri" w:eastAsia="Calibri" w:cs="Calibri"/>
+                <w:b w:val="0"/>
+                <w:bCs w:val="0"/>
+                <w:noProof w:val="0"/>
+                <w:sz w:val="24"/>
+                <w:szCs w:val="24"/>
+                <w:lang w:val="es-CL"/>
+              </w:rPr>
+              <w:t>Próxima reunión:</w:t>
+            </w:r>
+            <w:r>
+              <w:br/>
+            </w:r>
+            <w:r>
+              <w:rPr>
+                <w:rFonts w:ascii="Calibri" w:hAnsi="Calibri" w:eastAsia="Calibri" w:cs="Calibri"/>
+                <w:b w:val="0"/>
+                <w:bCs w:val="0"/>
+                <w:noProof w:val="0"/>
+                <w:sz w:val="24"/>
+                <w:szCs w:val="24"/>
+                <w:lang w:val="es-CL"/>
+              </w:rPr>
+              <w:t xml:space="preserve"> Presentar avances en la obtención de métricas de </w:t>
+            </w:r>
+            <w:r>
+              <w:rPr>
+                <w:rFonts w:ascii="Calibri" w:hAnsi="Calibri" w:eastAsia="Calibri" w:cs="Calibri"/>
+                <w:b w:val="0"/>
+                <w:bCs w:val="0"/>
+                <w:noProof w:val="0"/>
+                <w:sz w:val="24"/>
+                <w:szCs w:val="24"/>
+                <w:lang w:val="es-CL"/>
+              </w:rPr>
+              <w:t>drift</w:t>
+            </w:r>
+            <w:r>
+              <w:rPr>
+                <w:rFonts w:ascii="Calibri" w:hAnsi="Calibri" w:eastAsia="Calibri" w:cs="Calibri"/>
+                <w:b w:val="0"/>
+                <w:bCs w:val="0"/>
+                <w:noProof w:val="0"/>
+                <w:sz w:val="24"/>
+                <w:szCs w:val="24"/>
+                <w:lang w:val="es-CL"/>
+              </w:rPr>
+              <w:t xml:space="preserve"> con datos etiquetados, junto con mejoras en la documentación del pipeline y en la interpretación de los resultados.</w:t>
+            </w:r>
           </w:p>
         </w:tc>
       </w:tr>

--- a/Entregas/Bitácora Proyecto de Grado AinWater.docx
+++ b/Entregas/Bitácora Proyecto de Grado AinWater.docx
@@ -2896,6 +2896,196 @@
           </w:tcPr>
           <w:p>
             <w:pPr>
+              <w:spacing w:before="240" w:beforeAutospacing="off" w:after="240" w:afterAutospacing="off"/>
+              <w:rPr>
+                <w:rFonts w:ascii="Calibri" w:hAnsi="Calibri" w:eastAsia="Calibri" w:cs="Calibri"/>
+                <w:b w:val="0"/>
+                <w:bCs w:val="0"/>
+                <w:noProof w:val="0"/>
+                <w:sz w:val="24"/>
+                <w:szCs w:val="24"/>
+                <w:lang w:val="es-CL"/>
+              </w:rPr>
+            </w:pPr>
+          </w:p>
+          <w:p>
+            <w:pPr>
+              <w:spacing w:before="240" w:beforeAutospacing="off" w:after="240" w:afterAutospacing="off"/>
+              <w:rPr>
+                <w:rFonts w:ascii="Calibri" w:hAnsi="Calibri" w:eastAsia="Calibri" w:cs="Calibri"/>
+                <w:b w:val="0"/>
+                <w:bCs w:val="0"/>
+                <w:noProof w:val="0"/>
+                <w:sz w:val="24"/>
+                <w:szCs w:val="24"/>
+                <w:lang w:val="es-CL"/>
+              </w:rPr>
+            </w:pPr>
+            <w:r>
+              <w:rPr>
+                <w:rFonts w:ascii="Calibri" w:hAnsi="Calibri" w:eastAsia="Calibri" w:cs="Calibri"/>
+                <w:b w:val="0"/>
+                <w:bCs w:val="0"/>
+                <w:noProof w:val="0"/>
+                <w:sz w:val="24"/>
+                <w:szCs w:val="24"/>
+                <w:lang w:val="es-CL"/>
+              </w:rPr>
+              <w:t>10/11</w:t>
+            </w:r>
+          </w:p>
+          <w:p>
+            <w:pPr>
+              <w:rPr>
+                <w:rFonts w:ascii="Calibri" w:hAnsi="Calibri" w:eastAsia="Calibri" w:cs="Calibri"/>
+                <w:b w:val="0"/>
+                <w:bCs w:val="0"/>
+                <w:noProof w:val="0"/>
+                <w:sz w:val="24"/>
+                <w:szCs w:val="24"/>
+                <w:lang w:val="es-CL"/>
+              </w:rPr>
+            </w:pPr>
+            <w:r>
+              <w:rPr>
+                <w:rFonts w:ascii="Calibri" w:hAnsi="Calibri" w:eastAsia="Calibri" w:cs="Calibri"/>
+                <w:b w:val="0"/>
+                <w:bCs w:val="0"/>
+                <w:noProof w:val="0"/>
+                <w:sz w:val="24"/>
+                <w:szCs w:val="24"/>
+                <w:lang w:val="es-CL"/>
+              </w:rPr>
+              <w:t>Se revisó el avance en el desarrollo del hito 3 (</w:t>
+            </w:r>
+            <w:r>
+              <w:rPr>
+                <w:rFonts w:ascii="Calibri" w:hAnsi="Calibri" w:eastAsia="Calibri" w:cs="Calibri"/>
+                <w:b w:val="1"/>
+                <w:bCs w:val="1"/>
+                <w:noProof w:val="0"/>
+                <w:sz w:val="24"/>
+                <w:szCs w:val="24"/>
+                <w:lang w:val="es-CL"/>
+              </w:rPr>
+              <w:t>Desarrollo del pipeline de evaluación</w:t>
+            </w:r>
+            <w:r>
+              <w:rPr>
+                <w:rFonts w:ascii="Calibri" w:hAnsi="Calibri" w:eastAsia="Calibri" w:cs="Calibri"/>
+                <w:b w:val="0"/>
+                <w:bCs w:val="0"/>
+                <w:noProof w:val="0"/>
+                <w:sz w:val="24"/>
+                <w:szCs w:val="24"/>
+                <w:lang w:val="es-CL"/>
+              </w:rPr>
+              <w:t xml:space="preserve">) Aún se encuentra en construcción pero tienen adelantada la detección de outliers. Franco se encuentra etiquetando datos simulados para la detección drits, estos datos van a pasar por los métodos que tiene implementados y estudiados en el hito 2 (Decay reference , Golden reference, Seasonal reference). </w:t>
+            </w:r>
+          </w:p>
+          <w:p>
+            <w:pPr>
+              <w:pStyle w:val="Normal"/>
+              <w:suppressLineNumbers w:val="0"/>
+              <w:bidi w:val="0"/>
+              <w:spacing w:before="240" w:beforeAutospacing="off" w:after="240" w:afterAutospacing="off" w:line="240" w:lineRule="auto"/>
+              <w:ind w:left="0" w:right="0"/>
+              <w:jc w:val="left"/>
+              <w:rPr>
+                <w:rFonts w:ascii="Calibri" w:hAnsi="Calibri" w:eastAsia="Calibri" w:cs="Calibri"/>
+                <w:b w:val="0"/>
+                <w:bCs w:val="0"/>
+                <w:noProof w:val="0"/>
+                <w:sz w:val="24"/>
+                <w:szCs w:val="24"/>
+                <w:lang w:val="es-CL"/>
+              </w:rPr>
+            </w:pPr>
+            <w:r>
+              <w:rPr>
+                <w:rFonts w:ascii="Calibri" w:hAnsi="Calibri" w:eastAsia="Calibri" w:cs="Calibri"/>
+                <w:b w:val="0"/>
+                <w:bCs w:val="0"/>
+                <w:noProof w:val="0"/>
+                <w:sz w:val="24"/>
+                <w:szCs w:val="24"/>
+                <w:lang w:val="es-CL"/>
+              </w:rPr>
+              <w:t>Para el jueves 13 deben entregar:</w:t>
+            </w:r>
+          </w:p>
+          <w:p>
+            <w:pPr>
+              <w:pStyle w:val="ListParagraph"/>
+              <w:numPr>
+                <w:ilvl w:val="0"/>
+                <w:numId w:val="6"/>
+              </w:numPr>
+              <w:suppressLineNumbers w:val="0"/>
+              <w:bidi w:val="0"/>
+              <w:spacing w:before="240" w:beforeAutospacing="off" w:after="240" w:afterAutospacing="off" w:line="240" w:lineRule="auto"/>
+              <w:ind w:right="0"/>
+              <w:jc w:val="left"/>
+              <w:rPr>
+                <w:rFonts w:ascii="Calibri" w:hAnsi="Calibri" w:eastAsia="Calibri" w:cs="Calibri"/>
+                <w:b w:val="0"/>
+                <w:bCs w:val="0"/>
+                <w:noProof w:val="0"/>
+                <w:sz w:val="24"/>
+                <w:szCs w:val="24"/>
+                <w:lang w:val="es-CL"/>
+              </w:rPr>
+            </w:pPr>
+            <w:r>
+              <w:rPr>
+                <w:rFonts w:ascii="Calibri" w:hAnsi="Calibri" w:eastAsia="Calibri" w:cs="Calibri"/>
+                <w:b w:val="0"/>
+                <w:bCs w:val="0"/>
+                <w:noProof w:val="0"/>
+                <w:sz w:val="24"/>
+                <w:szCs w:val="24"/>
+                <w:lang w:val="es-CL"/>
+              </w:rPr>
+              <w:t xml:space="preserve">Repo con pipeline que implemente la detección de outliers. </w:t>
+            </w:r>
+          </w:p>
+          <w:p>
+            <w:pPr>
+              <w:pStyle w:val="ListParagraph"/>
+              <w:numPr>
+                <w:ilvl w:val="0"/>
+                <w:numId w:val="6"/>
+              </w:numPr>
+              <w:suppressLineNumbers w:val="0"/>
+              <w:bidi w:val="0"/>
+              <w:spacing w:before="240" w:beforeAutospacing="off" w:after="240" w:afterAutospacing="off" w:line="240" w:lineRule="auto"/>
+              <w:ind w:right="0"/>
+              <w:jc w:val="left"/>
+              <w:rPr>
+                <w:rFonts w:ascii="Calibri" w:hAnsi="Calibri" w:eastAsia="Calibri" w:cs="Calibri"/>
+                <w:b w:val="0"/>
+                <w:bCs w:val="0"/>
+                <w:noProof w:val="0"/>
+                <w:sz w:val="24"/>
+                <w:szCs w:val="24"/>
+                <w:lang w:val="es-CL"/>
+              </w:rPr>
+            </w:pPr>
+            <w:r>
+              <w:rPr>
+                <w:rFonts w:ascii="Calibri" w:hAnsi="Calibri" w:eastAsia="Calibri" w:cs="Calibri"/>
+                <w:b w:val="0"/>
+                <w:bCs w:val="0"/>
+                <w:noProof w:val="0"/>
+                <w:sz w:val="24"/>
+                <w:szCs w:val="24"/>
+                <w:lang w:val="es-CL"/>
+              </w:rPr>
+              <w:t>El repo debe tener el script y la documentación necesaria (en principio en el Readme) para usar el pipeline.</w:t>
+            </w:r>
+          </w:p>
+          <w:p>
+            <w:pPr>
               <w:pStyle w:val="Normal"/>
               <w:rPr>
                 <w:rFonts w:ascii="Calibri" w:hAnsi="Calibri" w:eastAsia="Calibri" w:cs="Calibri"/>
@@ -2991,6 +3181,91 @@
 
 <file path=word/numbering.xml><?xml version="1.0" encoding="utf-8"?>
 <w:numbering xmlns:wpc="http://schemas.microsoft.com/office/word/2010/wordprocessingCanvas" xmlns:cx="http://schemas.microsoft.com/office/drawing/2014/chartex" xmlns:cx1="http://schemas.microsoft.com/office/drawing/2015/9/8/chartex" xmlns:cx2="http://schemas.microsoft.com/office/drawing/2015/10/21/chartex" xmlns:cx3="http://schemas.microsoft.com/office/drawing/2016/5/9/chartex" xmlns:cx4="http://schemas.microsoft.com/office/drawing/2016/5/10/chartex" xmlns:cx5="http://schemas.microsoft.com/office/drawing/2016/5/11/chartex" xmlns:cx6="http://schemas.microsoft.com/office/drawing/2016/5/12/chartex" xmlns:cx7="http://schemas.microsoft.com/office/drawing/2016/5/13/chartex" xmlns:cx8="http://schemas.microsoft.com/office/drawing/2016/5/14/chartex" xmlns:mc="http://schemas.openxmlformats.org/markup-compatibility/2006" xmlns:aink="http://schemas.microsoft.com/office/drawing/2016/ink" xmlns:am3d="http://schemas.microsoft.com/office/drawing/2017/model3d" xmlns:o="urn:schemas-microsoft-com:office:office" xmlns:oel="http://schemas.microsoft.com/office/2019/extlst" xmlns:r="http://schemas.openxmlformats.org/officeDocument/2006/relationships" xmlns:m="http://schemas.openxmlformats.org/officeDocument/2006/math" xmlns:v="urn:schemas-microsoft-com:vml" xmlns:wp14="http://schemas.microsoft.com/office/word/2010/wordprocessingDrawing" xmlns:wp="http://schemas.openxmlformats.org/drawingml/2006/wordprocessingDrawing" xmlns:w10="urn:schemas-microsoft-com:office:word" xmlns:w="http://schemas.openxmlformats.org/wordprocessingml/2006/main" xmlns:w14="http://schemas.microsoft.com/office/word/2010/wordml" xmlns:w15="http://schemas.microsoft.com/office/word/2012/wordml" xmlns:w16cex="http://schemas.microsoft.com/office/word/2018/wordml/cex" xmlns:w16cid="http://schemas.microsoft.com/office/word/2016/wordml/cid" xmlns:w16="http://schemas.microsoft.com/office/word/2018/wordml" xmlns:w16du="http://schemas.microsoft.com/office/word/2023/wordml/word16du" xmlns:w16sdtdh="http://schemas.microsoft.com/office/word/2020/wordml/sdtdatahash" xmlns:w16sdtfl="http://schemas.microsoft.com/office/word/2024/wordml/sdtformatlock" xmlns:w16se="http://schemas.microsoft.com/office/word/2015/wordml/symex" xmlns:wpg="http://schemas.microsoft.com/office/word/2010/wordprocessingGroup" xmlns:wpi="http://schemas.microsoft.com/office/word/2010/wordprocessingInk" xmlns:wne="http://schemas.microsoft.com/office/word/2006/wordml" xmlns:wps="http://schemas.microsoft.com/office/word/2010/wordprocessingShape" mc:Ignorable="w14 w15 w16se w16cid w16 w16cex w16sdtdh w16sdtfl w16du wp14">
+  <w:abstractNum xmlns:w="http://schemas.openxmlformats.org/wordprocessingml/2006/main" w:abstractNumId="5">
+    <w:nsid w:val="3618b68a"/>
+    <w:multiLevelType xmlns:w="http://schemas.openxmlformats.org/wordprocessingml/2006/main" w:val="hybridMultilevel"/>
+    <w:lvl xmlns:w="http://schemas.openxmlformats.org/wordprocessingml/2006/main" w:ilvl="0">
+      <w:start w:val="1"/>
+      <w:numFmt w:val="decimal"/>
+      <w:lvlText w:val="%1."/>
+      <w:lvlJc w:val="left"/>
+      <w:pPr>
+        <w:ind w:left="720" w:hanging="360"/>
+      </w:pPr>
+    </w:lvl>
+    <w:lvl xmlns:w="http://schemas.openxmlformats.org/wordprocessingml/2006/main" w:ilvl="1">
+      <w:start w:val="1"/>
+      <w:numFmt w:val="lowerLetter"/>
+      <w:lvlText w:val="%2."/>
+      <w:lvlJc w:val="left"/>
+      <w:pPr>
+        <w:ind w:left="1440" w:hanging="360"/>
+      </w:pPr>
+    </w:lvl>
+    <w:lvl xmlns:w="http://schemas.openxmlformats.org/wordprocessingml/2006/main" w:ilvl="2">
+      <w:start w:val="1"/>
+      <w:numFmt w:val="lowerRoman"/>
+      <w:lvlText w:val="%3."/>
+      <w:lvlJc w:val="right"/>
+      <w:pPr>
+        <w:ind w:left="2160" w:hanging="180"/>
+      </w:pPr>
+    </w:lvl>
+    <w:lvl xmlns:w="http://schemas.openxmlformats.org/wordprocessingml/2006/main" w:ilvl="3">
+      <w:start w:val="1"/>
+      <w:numFmt w:val="decimal"/>
+      <w:lvlText w:val="%4."/>
+      <w:lvlJc w:val="left"/>
+      <w:pPr>
+        <w:ind w:left="2880" w:hanging="360"/>
+      </w:pPr>
+    </w:lvl>
+    <w:lvl xmlns:w="http://schemas.openxmlformats.org/wordprocessingml/2006/main" w:ilvl="4">
+      <w:start w:val="1"/>
+      <w:numFmt w:val="lowerLetter"/>
+      <w:lvlText w:val="%5."/>
+      <w:lvlJc w:val="left"/>
+      <w:pPr>
+        <w:ind w:left="3600" w:hanging="360"/>
+      </w:pPr>
+    </w:lvl>
+    <w:lvl xmlns:w="http://schemas.openxmlformats.org/wordprocessingml/2006/main" w:ilvl="5">
+      <w:start w:val="1"/>
+      <w:numFmt w:val="lowerRoman"/>
+      <w:lvlText w:val="%6."/>
+      <w:lvlJc w:val="right"/>
+      <w:pPr>
+        <w:ind w:left="4320" w:hanging="180"/>
+      </w:pPr>
+    </w:lvl>
+    <w:lvl xmlns:w="http://schemas.openxmlformats.org/wordprocessingml/2006/main" w:ilvl="6">
+      <w:start w:val="1"/>
+      <w:numFmt w:val="decimal"/>
+      <w:lvlText w:val="%7."/>
+      <w:lvlJc w:val="left"/>
+      <w:pPr>
+        <w:ind w:left="5040" w:hanging="360"/>
+      </w:pPr>
+    </w:lvl>
+    <w:lvl xmlns:w="http://schemas.openxmlformats.org/wordprocessingml/2006/main" w:ilvl="7">
+      <w:start w:val="1"/>
+      <w:numFmt w:val="lowerLetter"/>
+      <w:lvlText w:val="%8."/>
+      <w:lvlJc w:val="left"/>
+      <w:pPr>
+        <w:ind w:left="5760" w:hanging="360"/>
+      </w:pPr>
+    </w:lvl>
+    <w:lvl xmlns:w="http://schemas.openxmlformats.org/wordprocessingml/2006/main" w:ilvl="8">
+      <w:start w:val="1"/>
+      <w:numFmt w:val="lowerRoman"/>
+      <w:lvlText w:val="%9."/>
+      <w:lvlJc w:val="right"/>
+      <w:pPr>
+        <w:ind w:left="6480" w:hanging="180"/>
+      </w:pPr>
+    </w:lvl>
+  </w:abstractNum>
   <w:abstractNum w:abstractNumId="0" w15:restartNumberingAfterBreak="0">
     <w:nsid w:val="2195C735"/>
     <w:multiLevelType w:val="hybridMultilevel"/>
@@ -3556,6 +3831,9 @@
       </w:rPr>
     </w:lvl>
   </w:abstractNum>
+  <w:num w:numId="6">
+    <w:abstractNumId w:val="5"/>
+  </w:num>
   <w:num w:numId="1" w16cid:durableId="1990209168">
     <w:abstractNumId w:val="1"/>
   </w:num>

--- a/Entregas/Bitácora Proyecto de Grado AinWater.docx
+++ b/Entregas/Bitácora Proyecto de Grado AinWater.docx
@@ -7,8 +7,8 @@
         <w:jc w:val="center"/>
         <w:rPr>
           <w:rFonts w:ascii="Calibri" w:hAnsi="Calibri" w:eastAsia="Calibri" w:cs="Calibri"/>
-          <w:b/>
-          <w:bCs/>
+          <w:b w:val="1"/>
+          <w:bCs w:val="1"/>
           <w:sz w:val="40"/>
           <w:szCs w:val="40"/>
         </w:rPr>
@@ -16,36 +16,23 @@
       <w:r>
         <w:rPr>
           <w:rFonts w:ascii="Calibri" w:hAnsi="Calibri" w:eastAsia="Calibri" w:cs="Calibri"/>
-          <w:b/>
-          <w:bCs/>
+          <w:b w:val="1"/>
+          <w:bCs w:val="1"/>
           <w:sz w:val="40"/>
           <w:szCs w:val="40"/>
         </w:rPr>
         <w:t xml:space="preserve">Bitácora Proyecto de Grado </w:t>
       </w:r>
-      <w:proofErr w:type="spellStart"/>
       <w:r>
         <w:rPr>
           <w:rFonts w:ascii="Calibri" w:hAnsi="Calibri" w:eastAsia="Calibri" w:cs="Calibri"/>
-          <w:b/>
-          <w:bCs/>
+          <w:b w:val="1"/>
+          <w:bCs w:val="1"/>
           <w:sz w:val="40"/>
           <w:szCs w:val="40"/>
         </w:rPr>
         <w:t>AinWater</w:t>
       </w:r>
-      <w:proofErr w:type="spellEnd"/>
-    </w:p>
-    <w:p>
-      <w:pPr>
-        <w:rPr>
-          <w:rFonts w:ascii="Calibri" w:hAnsi="Calibri" w:eastAsia="Calibri" w:cs="Calibri"/>
-          <w:b/>
-          <w:bCs/>
-          <w:sz w:val="32"/>
-          <w:szCs w:val="32"/>
-        </w:rPr>
-      </w:pPr>
     </w:p>
     <w:tbl>
       <w:tblPr>
@@ -1449,7 +1436,7 @@
       </w:tr>
       <w:tr>
         <w:trPr>
-          <w:trHeight w:val="4185"/>
+          <w:trHeight w:val="4695"/>
         </w:trPr>
         <w:tc>
           <w:tcPr>
@@ -1792,7 +1779,7 @@
       </w:tr>
       <w:tr>
         <w:trPr>
-          <w:trHeight w:val="7965"/>
+          <w:trHeight w:val="855"/>
         </w:trPr>
         <w:tc>
           <w:tcPr>

--- a/Entregas/Bitácora Proyecto de Grado AinWater.docx
+++ b/Entregas/Bitácora Proyecto de Grado AinWater.docx
@@ -2900,57 +2900,81 @@
               <w:spacing w:before="240" w:beforeAutospacing="off" w:after="240" w:afterAutospacing="off"/>
               <w:rPr>
                 <w:rFonts w:ascii="Calibri" w:hAnsi="Calibri" w:eastAsia="Calibri" w:cs="Calibri"/>
-                <w:b w:val="0"/>
-                <w:bCs w:val="0"/>
-                <w:noProof w:val="0"/>
-                <w:sz w:val="24"/>
-                <w:szCs w:val="24"/>
-                <w:lang w:val="es-CL"/>
-              </w:rPr>
-            </w:pPr>
-            <w:r>
-              <w:rPr>
-                <w:rFonts w:ascii="Calibri" w:hAnsi="Calibri" w:eastAsia="Calibri" w:cs="Calibri"/>
-                <w:b w:val="0"/>
-                <w:bCs w:val="0"/>
-                <w:noProof w:val="0"/>
-                <w:sz w:val="24"/>
-                <w:szCs w:val="24"/>
-                <w:lang w:val="es-CL"/>
-              </w:rPr>
-              <w:t>10/11</w:t>
-            </w:r>
-          </w:p>
-          <w:p>
-            <w:pPr>
-              <w:rPr>
-                <w:rFonts w:ascii="Calibri" w:hAnsi="Calibri" w:eastAsia="Calibri" w:cs="Calibri"/>
-                <w:b w:val="0"/>
-                <w:bCs w:val="0"/>
-                <w:noProof w:val="0"/>
-                <w:sz w:val="24"/>
-                <w:szCs w:val="24"/>
-                <w:lang w:val="es-CL"/>
-              </w:rPr>
-            </w:pPr>
-            <w:r>
-              <w:rPr>
-                <w:rFonts w:ascii="Calibri" w:hAnsi="Calibri" w:eastAsia="Calibri" w:cs="Calibri"/>
-                <w:b w:val="0"/>
-                <w:bCs w:val="0"/>
-                <w:noProof w:val="0"/>
-                <w:sz w:val="24"/>
-                <w:szCs w:val="24"/>
-                <w:lang w:val="es-CL"/>
-              </w:rPr>
-              <w:t>Se revisó el avance en el desarrollo del hito 3 (</w:t>
-            </w:r>
-            <w:r>
-              <w:rPr>
-                <w:rFonts w:ascii="Calibri" w:hAnsi="Calibri" w:eastAsia="Calibri" w:cs="Calibri"/>
                 <w:b w:val="1"/>
                 <w:bCs w:val="1"/>
                 <w:noProof w:val="0"/>
+                <w:sz w:val="32"/>
+                <w:szCs w:val="32"/>
+                <w:lang w:val="es-CL"/>
+              </w:rPr>
+            </w:pPr>
+            <w:r>
+              <w:rPr>
+                <w:rFonts w:ascii="Calibri" w:hAnsi="Calibri" w:eastAsia="Calibri" w:cs="Calibri"/>
+                <w:b w:val="1"/>
+                <w:bCs w:val="1"/>
+                <w:noProof w:val="0"/>
+                <w:sz w:val="32"/>
+                <w:szCs w:val="32"/>
+                <w:lang w:val="es-CL"/>
+              </w:rPr>
+              <w:t>10</w:t>
+            </w:r>
+            <w:r>
+              <w:rPr>
+                <w:rFonts w:ascii="Calibri" w:hAnsi="Calibri" w:eastAsia="Calibri" w:cs="Calibri"/>
+                <w:b w:val="1"/>
+                <w:bCs w:val="1"/>
+                <w:noProof w:val="0"/>
+                <w:sz w:val="32"/>
+                <w:szCs w:val="32"/>
+                <w:lang w:val="es-CL"/>
+              </w:rPr>
+              <w:t>-</w:t>
+            </w:r>
+            <w:r>
+              <w:rPr>
+                <w:rFonts w:ascii="Calibri" w:hAnsi="Calibri" w:eastAsia="Calibri" w:cs="Calibri"/>
+                <w:b w:val="1"/>
+                <w:bCs w:val="1"/>
+                <w:noProof w:val="0"/>
+                <w:sz w:val="32"/>
+                <w:szCs w:val="32"/>
+                <w:lang w:val="es-CL"/>
+              </w:rPr>
+              <w:t>11</w:t>
+            </w:r>
+          </w:p>
+          <w:p>
+            <w:pPr>
+              <w:rPr>
+                <w:rFonts w:ascii="Calibri" w:hAnsi="Calibri" w:eastAsia="Calibri" w:cs="Calibri"/>
+                <w:b w:val="0"/>
+                <w:bCs w:val="0"/>
+                <w:noProof w:val="0"/>
+                <w:sz w:val="24"/>
+                <w:szCs w:val="24"/>
+                <w:lang w:val="es-CL"/>
+              </w:rPr>
+            </w:pPr>
+            <w:r>
+              <w:rPr>
+                <w:rFonts w:ascii="Calibri" w:hAnsi="Calibri" w:eastAsia="Calibri" w:cs="Calibri"/>
+                <w:b w:val="0"/>
+                <w:bCs w:val="0"/>
+                <w:noProof w:val="0"/>
+                <w:sz w:val="24"/>
+                <w:szCs w:val="24"/>
+                <w:lang w:val="es-CL"/>
+              </w:rPr>
+              <w:t>Se revisó el avance en el desarrollo del hito 3 (</w:t>
+            </w:r>
+            <w:r>
+              <w:rPr>
+                <w:rFonts w:ascii="Calibri" w:hAnsi="Calibri" w:eastAsia="Calibri" w:cs="Calibri"/>
+                <w:b w:val="1"/>
+                <w:bCs w:val="1"/>
+                <w:noProof w:val="0"/>
                 <w:sz w:val="24"/>
                 <w:szCs w:val="24"/>
                 <w:lang w:val="es-CL"/>
@@ -2967,7 +2991,223 @@
                 <w:szCs w:val="24"/>
                 <w:lang w:val="es-CL"/>
               </w:rPr>
-              <w:t xml:space="preserve">) Aún se encuentra en construcción pero tienen adelantada la detección de outliers. Franco se encuentra etiquetando datos simulados para la detección drits, estos datos van a pasar por los métodos que tiene implementados y estudiados en el hito 2 (Decay reference , Golden reference, Seasonal reference). </w:t>
+              <w:t xml:space="preserve">) Aún se encuentra en </w:t>
+            </w:r>
+            <w:r>
+              <w:rPr>
+                <w:rFonts w:ascii="Calibri" w:hAnsi="Calibri" w:eastAsia="Calibri" w:cs="Calibri"/>
+                <w:b w:val="0"/>
+                <w:bCs w:val="0"/>
+                <w:noProof w:val="0"/>
+                <w:sz w:val="24"/>
+                <w:szCs w:val="24"/>
+                <w:lang w:val="es-CL"/>
+              </w:rPr>
+              <w:t>construcción,</w:t>
+            </w:r>
+            <w:r>
+              <w:rPr>
+                <w:rFonts w:ascii="Calibri" w:hAnsi="Calibri" w:eastAsia="Calibri" w:cs="Calibri"/>
+                <w:b w:val="0"/>
+                <w:bCs w:val="0"/>
+                <w:noProof w:val="0"/>
+                <w:sz w:val="24"/>
+                <w:szCs w:val="24"/>
+                <w:lang w:val="es-CL"/>
+              </w:rPr>
+              <w:t xml:space="preserve"> pero tienen adelantada la detección de </w:t>
+            </w:r>
+            <w:r>
+              <w:rPr>
+                <w:rFonts w:ascii="Calibri" w:hAnsi="Calibri" w:eastAsia="Calibri" w:cs="Calibri"/>
+                <w:b w:val="0"/>
+                <w:bCs w:val="0"/>
+                <w:noProof w:val="0"/>
+                <w:sz w:val="24"/>
+                <w:szCs w:val="24"/>
+                <w:lang w:val="es-CL"/>
+              </w:rPr>
+              <w:t>outliers</w:t>
+            </w:r>
+            <w:r>
+              <w:rPr>
+                <w:rFonts w:ascii="Calibri" w:hAnsi="Calibri" w:eastAsia="Calibri" w:cs="Calibri"/>
+                <w:b w:val="0"/>
+                <w:bCs w:val="0"/>
+                <w:noProof w:val="0"/>
+                <w:sz w:val="24"/>
+                <w:szCs w:val="24"/>
+                <w:lang w:val="es-CL"/>
+              </w:rPr>
+              <w:t xml:space="preserve">. Franco se encuentra etiquetando datos simulados para la detección </w:t>
+            </w:r>
+            <w:r>
+              <w:rPr>
+                <w:rFonts w:ascii="Calibri" w:hAnsi="Calibri" w:eastAsia="Calibri" w:cs="Calibri"/>
+                <w:b w:val="0"/>
+                <w:bCs w:val="0"/>
+                <w:noProof w:val="0"/>
+                <w:sz w:val="24"/>
+                <w:szCs w:val="24"/>
+                <w:lang w:val="es-CL"/>
+              </w:rPr>
+              <w:t>dri</w:t>
+            </w:r>
+            <w:r>
+              <w:rPr>
+                <w:rFonts w:ascii="Calibri" w:hAnsi="Calibri" w:eastAsia="Calibri" w:cs="Calibri"/>
+                <w:b w:val="0"/>
+                <w:bCs w:val="0"/>
+                <w:noProof w:val="0"/>
+                <w:sz w:val="24"/>
+                <w:szCs w:val="24"/>
+                <w:lang w:val="es-CL"/>
+              </w:rPr>
+              <w:t>f</w:t>
+            </w:r>
+            <w:r>
+              <w:rPr>
+                <w:rFonts w:ascii="Calibri" w:hAnsi="Calibri" w:eastAsia="Calibri" w:cs="Calibri"/>
+                <w:b w:val="0"/>
+                <w:bCs w:val="0"/>
+                <w:noProof w:val="0"/>
+                <w:sz w:val="24"/>
+                <w:szCs w:val="24"/>
+                <w:lang w:val="es-CL"/>
+              </w:rPr>
+              <w:t>ts</w:t>
+            </w:r>
+            <w:r>
+              <w:rPr>
+                <w:rFonts w:ascii="Calibri" w:hAnsi="Calibri" w:eastAsia="Calibri" w:cs="Calibri"/>
+                <w:b w:val="0"/>
+                <w:bCs w:val="0"/>
+                <w:noProof w:val="0"/>
+                <w:sz w:val="24"/>
+                <w:szCs w:val="24"/>
+                <w:lang w:val="es-CL"/>
+              </w:rPr>
+              <w:t>, estos datos van a pasar por los métodos que tiene implementados y estudiados en el hito 2 (</w:t>
+            </w:r>
+            <w:r>
+              <w:rPr>
+                <w:rFonts w:ascii="Calibri" w:hAnsi="Calibri" w:eastAsia="Calibri" w:cs="Calibri"/>
+                <w:b w:val="0"/>
+                <w:bCs w:val="0"/>
+                <w:noProof w:val="0"/>
+                <w:sz w:val="24"/>
+                <w:szCs w:val="24"/>
+                <w:lang w:val="es-CL"/>
+              </w:rPr>
+              <w:t>Decay</w:t>
+            </w:r>
+            <w:r>
+              <w:rPr>
+                <w:rFonts w:ascii="Calibri" w:hAnsi="Calibri" w:eastAsia="Calibri" w:cs="Calibri"/>
+                <w:b w:val="0"/>
+                <w:bCs w:val="0"/>
+                <w:noProof w:val="0"/>
+                <w:sz w:val="24"/>
+                <w:szCs w:val="24"/>
+                <w:lang w:val="es-CL"/>
+              </w:rPr>
+              <w:t xml:space="preserve"> </w:t>
+            </w:r>
+            <w:r>
+              <w:rPr>
+                <w:rFonts w:ascii="Calibri" w:hAnsi="Calibri" w:eastAsia="Calibri" w:cs="Calibri"/>
+                <w:b w:val="0"/>
+                <w:bCs w:val="0"/>
+                <w:noProof w:val="0"/>
+                <w:sz w:val="24"/>
+                <w:szCs w:val="24"/>
+                <w:lang w:val="es-CL"/>
+              </w:rPr>
+              <w:t>reference</w:t>
+            </w:r>
+            <w:r>
+              <w:rPr>
+                <w:rFonts w:ascii="Calibri" w:hAnsi="Calibri" w:eastAsia="Calibri" w:cs="Calibri"/>
+                <w:b w:val="0"/>
+                <w:bCs w:val="0"/>
+                <w:noProof w:val="0"/>
+                <w:sz w:val="24"/>
+                <w:szCs w:val="24"/>
+                <w:lang w:val="es-CL"/>
+              </w:rPr>
+              <w:t xml:space="preserve"> , Golden </w:t>
+            </w:r>
+            <w:r>
+              <w:rPr>
+                <w:rFonts w:ascii="Calibri" w:hAnsi="Calibri" w:eastAsia="Calibri" w:cs="Calibri"/>
+                <w:b w:val="0"/>
+                <w:bCs w:val="0"/>
+                <w:noProof w:val="0"/>
+                <w:sz w:val="24"/>
+                <w:szCs w:val="24"/>
+                <w:lang w:val="es-CL"/>
+              </w:rPr>
+              <w:t>reference</w:t>
+            </w:r>
+            <w:r>
+              <w:rPr>
+                <w:rFonts w:ascii="Calibri" w:hAnsi="Calibri" w:eastAsia="Calibri" w:cs="Calibri"/>
+                <w:b w:val="0"/>
+                <w:bCs w:val="0"/>
+                <w:noProof w:val="0"/>
+                <w:sz w:val="24"/>
+                <w:szCs w:val="24"/>
+                <w:lang w:val="es-CL"/>
+              </w:rPr>
+              <w:t xml:space="preserve">, </w:t>
+            </w:r>
+            <w:r>
+              <w:rPr>
+                <w:rFonts w:ascii="Calibri" w:hAnsi="Calibri" w:eastAsia="Calibri" w:cs="Calibri"/>
+                <w:b w:val="0"/>
+                <w:bCs w:val="0"/>
+                <w:noProof w:val="0"/>
+                <w:sz w:val="24"/>
+                <w:szCs w:val="24"/>
+                <w:lang w:val="es-CL"/>
+              </w:rPr>
+              <w:t>Seasonal</w:t>
+            </w:r>
+            <w:r>
+              <w:rPr>
+                <w:rFonts w:ascii="Calibri" w:hAnsi="Calibri" w:eastAsia="Calibri" w:cs="Calibri"/>
+                <w:b w:val="0"/>
+                <w:bCs w:val="0"/>
+                <w:noProof w:val="0"/>
+                <w:sz w:val="24"/>
+                <w:szCs w:val="24"/>
+                <w:lang w:val="es-CL"/>
+              </w:rPr>
+              <w:t xml:space="preserve"> </w:t>
+            </w:r>
+            <w:r>
+              <w:rPr>
+                <w:rFonts w:ascii="Calibri" w:hAnsi="Calibri" w:eastAsia="Calibri" w:cs="Calibri"/>
+                <w:b w:val="0"/>
+                <w:bCs w:val="0"/>
+                <w:noProof w:val="0"/>
+                <w:sz w:val="24"/>
+                <w:szCs w:val="24"/>
+                <w:lang w:val="es-CL"/>
+              </w:rPr>
+              <w:t>reference</w:t>
+            </w:r>
+            <w:r>
+              <w:rPr>
+                <w:rFonts w:ascii="Calibri" w:hAnsi="Calibri" w:eastAsia="Calibri" w:cs="Calibri"/>
+                <w:b w:val="0"/>
+                <w:bCs w:val="0"/>
+                <w:noProof w:val="0"/>
+                <w:sz w:val="24"/>
+                <w:szCs w:val="24"/>
+                <w:lang w:val="es-CL"/>
+              </w:rPr>
+              <w:t xml:space="preserve">). </w:t>
             </w:r>
           </w:p>
           <w:p>
@@ -3101,11 +3341,770 @@
               <w:pStyle w:val="Normal"/>
               <w:rPr>
                 <w:rFonts w:ascii="Calibri" w:hAnsi="Calibri" w:eastAsia="Calibri" w:cs="Calibri"/>
+                <w:b w:val="0"/>
+                <w:bCs w:val="0"/>
+                <w:noProof w:val="0"/>
+                <w:sz w:val="24"/>
+                <w:szCs w:val="24"/>
+                <w:lang w:val="es-CL"/>
+              </w:rPr>
+            </w:pPr>
+            <w:r>
+              <w:rPr>
+                <w:rFonts w:ascii="Calibri" w:hAnsi="Calibri" w:eastAsia="Calibri" w:cs="Calibri"/>
                 <w:b w:val="1"/>
                 <w:bCs w:val="1"/>
                 <w:noProof w:val="0"/>
                 <w:sz w:val="32"/>
                 <w:szCs w:val="32"/>
+                <w:lang w:val="es-CL"/>
+              </w:rPr>
+              <w:t>17-11</w:t>
+            </w:r>
+            <w:r>
+              <w:br/>
+            </w:r>
+            <w:r>
+              <w:rPr>
+                <w:rFonts w:ascii="Calibri" w:hAnsi="Calibri" w:eastAsia="Calibri" w:cs="Calibri"/>
+                <w:b w:val="0"/>
+                <w:bCs w:val="0"/>
+                <w:noProof w:val="0"/>
+                <w:sz w:val="24"/>
+                <w:szCs w:val="24"/>
+                <w:lang w:val="es-CL"/>
+              </w:rPr>
+              <w:t xml:space="preserve"> Se revisaron los avances en el pipeline de </w:t>
+            </w:r>
+            <w:r>
+              <w:rPr>
+                <w:rFonts w:ascii="Calibri" w:hAnsi="Calibri" w:eastAsia="Calibri" w:cs="Calibri"/>
+                <w:b w:val="0"/>
+                <w:bCs w:val="0"/>
+                <w:noProof w:val="0"/>
+                <w:sz w:val="24"/>
+                <w:szCs w:val="24"/>
+                <w:lang w:val="es-CL"/>
+              </w:rPr>
+              <w:t>outliers</w:t>
+            </w:r>
+            <w:r>
+              <w:rPr>
+                <w:rFonts w:ascii="Calibri" w:hAnsi="Calibri" w:eastAsia="Calibri" w:cs="Calibri"/>
+                <w:b w:val="0"/>
+                <w:bCs w:val="0"/>
+                <w:noProof w:val="0"/>
+                <w:sz w:val="24"/>
+                <w:szCs w:val="24"/>
+                <w:lang w:val="es-CL"/>
+              </w:rPr>
+              <w:t xml:space="preserve">, mostrando ejemplos de ejecución y los resultados obtenidos durante las pruebas recientes. A partir de esta revisión, se discutieron los posibles ajustes y mejoras para la versión del pipeline de </w:t>
+            </w:r>
+            <w:r>
+              <w:rPr>
+                <w:rFonts w:ascii="Calibri" w:hAnsi="Calibri" w:eastAsia="Calibri" w:cs="Calibri"/>
+                <w:b w:val="0"/>
+                <w:bCs w:val="0"/>
+                <w:noProof w:val="0"/>
+                <w:sz w:val="24"/>
+                <w:szCs w:val="24"/>
+                <w:lang w:val="es-CL"/>
+              </w:rPr>
+              <w:t>drift</w:t>
+            </w:r>
+            <w:r>
+              <w:rPr>
+                <w:rFonts w:ascii="Calibri" w:hAnsi="Calibri" w:eastAsia="Calibri" w:cs="Calibri"/>
+                <w:b w:val="0"/>
+                <w:bCs w:val="0"/>
+                <w:noProof w:val="0"/>
+                <w:sz w:val="24"/>
+                <w:szCs w:val="24"/>
+                <w:lang w:val="es-CL"/>
+              </w:rPr>
+              <w:t>, que se desarrollará de forma separada.</w:t>
+            </w:r>
+          </w:p>
+          <w:p>
+            <w:pPr>
+              <w:spacing w:before="240" w:beforeAutospacing="off" w:after="240" w:afterAutospacing="off"/>
+              <w:rPr>
+                <w:rFonts w:ascii="Calibri" w:hAnsi="Calibri" w:eastAsia="Calibri" w:cs="Calibri"/>
+                <w:b w:val="0"/>
+                <w:bCs w:val="0"/>
+                <w:noProof w:val="0"/>
+                <w:sz w:val="24"/>
+                <w:szCs w:val="24"/>
+                <w:lang w:val="es-CL"/>
+              </w:rPr>
+            </w:pPr>
+            <w:r>
+              <w:rPr>
+                <w:rFonts w:ascii="Calibri" w:hAnsi="Calibri" w:eastAsia="Calibri" w:cs="Calibri"/>
+                <w:b w:val="0"/>
+                <w:bCs w:val="0"/>
+                <w:noProof w:val="0"/>
+                <w:sz w:val="24"/>
+                <w:szCs w:val="24"/>
+                <w:lang w:val="es-CL"/>
+              </w:rPr>
+              <w:t xml:space="preserve">Durante la sesión se resolvieron y ajustaron distintas dudas sobre el enfoque de detección de </w:t>
+            </w:r>
+            <w:r>
+              <w:rPr>
+                <w:rFonts w:ascii="Calibri" w:hAnsi="Calibri" w:eastAsia="Calibri" w:cs="Calibri"/>
+                <w:b w:val="0"/>
+                <w:bCs w:val="0"/>
+                <w:noProof w:val="0"/>
+                <w:sz w:val="24"/>
+                <w:szCs w:val="24"/>
+                <w:lang w:val="es-CL"/>
+              </w:rPr>
+              <w:t>drift</w:t>
+            </w:r>
+            <w:r>
+              <w:rPr>
+                <w:rFonts w:ascii="Calibri" w:hAnsi="Calibri" w:eastAsia="Calibri" w:cs="Calibri"/>
+                <w:b w:val="0"/>
+                <w:bCs w:val="0"/>
+                <w:noProof w:val="0"/>
+                <w:sz w:val="24"/>
+                <w:szCs w:val="24"/>
+                <w:lang w:val="es-CL"/>
+              </w:rPr>
+              <w:t xml:space="preserve">, definiendo en conjunto y siguiendo principalmente las preferencias y lineamientos de </w:t>
+            </w:r>
+            <w:r>
+              <w:rPr>
+                <w:rFonts w:ascii="Calibri" w:hAnsi="Calibri" w:eastAsia="Calibri" w:cs="Calibri"/>
+                <w:b w:val="0"/>
+                <w:bCs w:val="0"/>
+                <w:noProof w:val="0"/>
+                <w:sz w:val="24"/>
+                <w:szCs w:val="24"/>
+                <w:lang w:val="es-CL"/>
+              </w:rPr>
+              <w:t>Ainwater</w:t>
+            </w:r>
+            <w:r>
+              <w:rPr>
+                <w:rFonts w:ascii="Calibri" w:hAnsi="Calibri" w:eastAsia="Calibri" w:cs="Calibri"/>
+                <w:b w:val="0"/>
+                <w:bCs w:val="0"/>
+                <w:noProof w:val="0"/>
+                <w:sz w:val="24"/>
+                <w:szCs w:val="24"/>
+                <w:lang w:val="es-CL"/>
+              </w:rPr>
+              <w:t xml:space="preserve"> la forma en que se identificarán y marcarán los episodios de </w:t>
+            </w:r>
+            <w:r>
+              <w:rPr>
+                <w:rFonts w:ascii="Calibri" w:hAnsi="Calibri" w:eastAsia="Calibri" w:cs="Calibri"/>
+                <w:b w:val="0"/>
+                <w:bCs w:val="0"/>
+                <w:noProof w:val="0"/>
+                <w:sz w:val="24"/>
+                <w:szCs w:val="24"/>
+                <w:lang w:val="es-CL"/>
+              </w:rPr>
+              <w:t>drift</w:t>
+            </w:r>
+            <w:r>
+              <w:rPr>
+                <w:rFonts w:ascii="Calibri" w:hAnsi="Calibri" w:eastAsia="Calibri" w:cs="Calibri"/>
+                <w:b w:val="0"/>
+                <w:bCs w:val="0"/>
+                <w:noProof w:val="0"/>
+                <w:sz w:val="24"/>
+                <w:szCs w:val="24"/>
+                <w:lang w:val="es-CL"/>
+              </w:rPr>
+              <w:t xml:space="preserve"> dentro del pipeline. Se acordó el criterio operativo a utilizar y los elementos mínimos que debe considerar la salida final para asegurar su utilidad en planta.</w:t>
+            </w:r>
+          </w:p>
+          <w:p>
+            <w:pPr>
+              <w:spacing w:before="240" w:beforeAutospacing="off" w:after="240" w:afterAutospacing="off"/>
+              <w:rPr>
+                <w:rFonts w:ascii="Calibri" w:hAnsi="Calibri" w:eastAsia="Calibri" w:cs="Calibri"/>
+                <w:b w:val="0"/>
+                <w:bCs w:val="0"/>
+                <w:noProof w:val="0"/>
+                <w:sz w:val="24"/>
+                <w:szCs w:val="24"/>
+                <w:lang w:val="es-CL"/>
+              </w:rPr>
+            </w:pPr>
+            <w:r>
+              <w:rPr>
+                <w:rFonts w:ascii="Calibri" w:hAnsi="Calibri" w:eastAsia="Calibri" w:cs="Calibri"/>
+                <w:b w:val="0"/>
+                <w:bCs w:val="0"/>
+                <w:noProof w:val="0"/>
+                <w:sz w:val="24"/>
+                <w:szCs w:val="24"/>
+                <w:lang w:val="es-CL"/>
+              </w:rPr>
+              <w:t xml:space="preserve">También se propuso generar más ejemplos de </w:t>
+            </w:r>
+            <w:r>
+              <w:rPr>
+                <w:rFonts w:ascii="Calibri" w:hAnsi="Calibri" w:eastAsia="Calibri" w:cs="Calibri"/>
+                <w:b w:val="0"/>
+                <w:bCs w:val="0"/>
+                <w:noProof w:val="0"/>
+                <w:sz w:val="24"/>
+                <w:szCs w:val="24"/>
+                <w:lang w:val="es-CL"/>
+              </w:rPr>
+              <w:t>drift</w:t>
+            </w:r>
+            <w:r>
+              <w:rPr>
+                <w:rFonts w:ascii="Calibri" w:hAnsi="Calibri" w:eastAsia="Calibri" w:cs="Calibri"/>
+                <w:b w:val="0"/>
+                <w:bCs w:val="0"/>
+                <w:noProof w:val="0"/>
+                <w:sz w:val="24"/>
+                <w:szCs w:val="24"/>
+                <w:lang w:val="es-CL"/>
+              </w:rPr>
+              <w:t xml:space="preserve"> gradual</w:t>
+            </w:r>
+            <w:r>
+              <w:rPr>
+                <w:rFonts w:ascii="Calibri" w:hAnsi="Calibri" w:eastAsia="Calibri" w:cs="Calibri"/>
+                <w:b w:val="0"/>
+                <w:bCs w:val="0"/>
+                <w:noProof w:val="0"/>
+                <w:sz w:val="24"/>
+                <w:szCs w:val="24"/>
+                <w:lang w:val="es-CL"/>
+              </w:rPr>
+              <w:t xml:space="preserve">, con el fin de representar mejor los procesos de cambio y calibrar el sistema de detección. La salida final del pipeline se definió como un </w:t>
+            </w:r>
+            <w:r>
+              <w:rPr>
+                <w:rFonts w:ascii="Calibri" w:hAnsi="Calibri" w:eastAsia="Calibri" w:cs="Calibri"/>
+                <w:b w:val="0"/>
+                <w:bCs w:val="0"/>
+                <w:noProof w:val="0"/>
+                <w:sz w:val="24"/>
+                <w:szCs w:val="24"/>
+                <w:lang w:val="es-CL"/>
+              </w:rPr>
+              <w:t>archivo CSV con una variable categórica</w:t>
+            </w:r>
+            <w:r>
+              <w:rPr>
+                <w:rFonts w:ascii="Calibri" w:hAnsi="Calibri" w:eastAsia="Calibri" w:cs="Calibri"/>
+                <w:b w:val="0"/>
+                <w:bCs w:val="0"/>
+                <w:noProof w:val="0"/>
+                <w:sz w:val="24"/>
+                <w:szCs w:val="24"/>
+                <w:lang w:val="es-CL"/>
+              </w:rPr>
+              <w:t xml:space="preserve"> que indique si se detectó o no </w:t>
+            </w:r>
+            <w:r>
+              <w:rPr>
+                <w:rFonts w:ascii="Calibri" w:hAnsi="Calibri" w:eastAsia="Calibri" w:cs="Calibri"/>
+                <w:b w:val="0"/>
+                <w:bCs w:val="0"/>
+                <w:noProof w:val="0"/>
+                <w:sz w:val="24"/>
+                <w:szCs w:val="24"/>
+                <w:lang w:val="es-CL"/>
+              </w:rPr>
+              <w:t>drift</w:t>
+            </w:r>
+            <w:r>
+              <w:rPr>
+                <w:rFonts w:ascii="Calibri" w:hAnsi="Calibri" w:eastAsia="Calibri" w:cs="Calibri"/>
+                <w:b w:val="0"/>
+                <w:bCs w:val="0"/>
+                <w:noProof w:val="0"/>
+                <w:sz w:val="24"/>
+                <w:szCs w:val="24"/>
+                <w:lang w:val="es-CL"/>
+              </w:rPr>
+              <w:t xml:space="preserve"> en cada segmento analizado.</w:t>
+            </w:r>
+          </w:p>
+          <w:p>
+            <w:pPr>
+              <w:spacing w:before="240" w:beforeAutospacing="off" w:after="240" w:afterAutospacing="off"/>
+              <w:rPr>
+                <w:rFonts w:ascii="Calibri" w:hAnsi="Calibri" w:eastAsia="Calibri" w:cs="Calibri"/>
+                <w:b w:val="0"/>
+                <w:bCs w:val="0"/>
+                <w:noProof w:val="0"/>
+                <w:sz w:val="24"/>
+                <w:szCs w:val="24"/>
+                <w:lang w:val="es-CL"/>
+              </w:rPr>
+            </w:pPr>
+            <w:r>
+              <w:rPr>
+                <w:rFonts w:ascii="Calibri" w:hAnsi="Calibri" w:eastAsia="Calibri" w:cs="Calibri"/>
+                <w:b w:val="1"/>
+                <w:bCs w:val="1"/>
+                <w:noProof w:val="0"/>
+                <w:sz w:val="24"/>
+                <w:szCs w:val="24"/>
+                <w:lang w:val="es-CL"/>
+              </w:rPr>
+              <w:t>Próxima reunión:</w:t>
+            </w:r>
+            <w:r>
+              <w:br/>
+            </w:r>
+            <w:r>
+              <w:rPr>
+                <w:rFonts w:ascii="Calibri" w:hAnsi="Calibri" w:eastAsia="Calibri" w:cs="Calibri"/>
+                <w:b w:val="0"/>
+                <w:bCs w:val="0"/>
+                <w:noProof w:val="0"/>
+                <w:sz w:val="24"/>
+                <w:szCs w:val="24"/>
+                <w:lang w:val="es-CL"/>
+              </w:rPr>
+              <w:t xml:space="preserve"> Revisar el pipeline en su conjunto. La entrega del pipeline correspondiente a </w:t>
+            </w:r>
+            <w:r>
+              <w:rPr>
+                <w:rFonts w:ascii="Calibri" w:hAnsi="Calibri" w:eastAsia="Calibri" w:cs="Calibri"/>
+                <w:b w:val="0"/>
+                <w:bCs w:val="0"/>
+                <w:noProof w:val="0"/>
+                <w:sz w:val="24"/>
+                <w:szCs w:val="24"/>
+                <w:lang w:val="es-CL"/>
+              </w:rPr>
+              <w:t>drift</w:t>
+            </w:r>
+            <w:r>
+              <w:rPr>
+                <w:rFonts w:ascii="Calibri" w:hAnsi="Calibri" w:eastAsia="Calibri" w:cs="Calibri"/>
+                <w:b w:val="0"/>
+                <w:bCs w:val="0"/>
+                <w:noProof w:val="0"/>
+                <w:sz w:val="24"/>
+                <w:szCs w:val="24"/>
+                <w:lang w:val="es-CL"/>
+              </w:rPr>
+              <w:t xml:space="preserve"> queda fijada para el jueves 20 de noviembre.</w:t>
+            </w:r>
+          </w:p>
+        </w:tc>
+      </w:tr>
+      <w:tr>
+        <w:trPr>
+          <w:trHeight w:val="300"/>
+        </w:trPr>
+        <w:tc>
+          <w:tcPr>
+            <w:tcW w:w="9350" w:type="dxa"/>
+            <w:tcMar/>
+          </w:tcPr>
+          <w:p>
+            <w:pPr>
+              <w:pStyle w:val="Normal"/>
+              <w:rPr>
+                <w:rFonts w:ascii="Calibri" w:hAnsi="Calibri" w:eastAsia="Calibri" w:cs="Calibri"/>
+                <w:b w:val="1"/>
+                <w:bCs w:val="1"/>
+                <w:noProof w:val="0"/>
+                <w:sz w:val="32"/>
+                <w:szCs w:val="32"/>
+                <w:lang w:val="es-CL"/>
+              </w:rPr>
+            </w:pPr>
+            <w:r>
+              <w:rPr>
+                <w:rFonts w:ascii="Calibri" w:hAnsi="Calibri" w:eastAsia="Calibri" w:cs="Calibri"/>
+                <w:b w:val="1"/>
+                <w:bCs w:val="1"/>
+                <w:noProof w:val="0"/>
+                <w:sz w:val="32"/>
+                <w:szCs w:val="32"/>
+                <w:lang w:val="es-CL"/>
+              </w:rPr>
+              <w:t>24-11</w:t>
+            </w:r>
+          </w:p>
+          <w:p>
+            <w:pPr>
+              <w:spacing w:before="240" w:beforeAutospacing="off" w:after="240" w:afterAutospacing="off"/>
+              <w:rPr>
+                <w:rFonts w:ascii="Calibri" w:hAnsi="Calibri" w:eastAsia="Calibri" w:cs="Calibri"/>
+                <w:b w:val="0"/>
+                <w:bCs w:val="0"/>
+                <w:noProof w:val="0"/>
+                <w:sz w:val="24"/>
+                <w:szCs w:val="24"/>
+                <w:lang w:val="es-CL"/>
+              </w:rPr>
+            </w:pPr>
+            <w:r>
+              <w:rPr>
+                <w:rFonts w:ascii="Calibri" w:hAnsi="Calibri" w:eastAsia="Calibri" w:cs="Calibri"/>
+                <w:b w:val="0"/>
+                <w:bCs w:val="0"/>
+                <w:noProof w:val="0"/>
+                <w:sz w:val="24"/>
+                <w:szCs w:val="24"/>
+                <w:lang w:val="es-CL"/>
+              </w:rPr>
+              <w:t xml:space="preserve">Se revisó el nuevo </w:t>
+            </w:r>
+            <w:r>
+              <w:rPr>
+                <w:rFonts w:ascii="Calibri" w:hAnsi="Calibri" w:eastAsia="Calibri" w:cs="Calibri"/>
+                <w:b w:val="0"/>
+                <w:bCs w:val="0"/>
+                <w:noProof w:val="0"/>
+                <w:sz w:val="24"/>
+                <w:szCs w:val="24"/>
+                <w:lang w:val="es-CL"/>
+              </w:rPr>
+              <w:t xml:space="preserve">pipeline de </w:t>
+            </w:r>
+            <w:r>
+              <w:rPr>
+                <w:rFonts w:ascii="Calibri" w:hAnsi="Calibri" w:eastAsia="Calibri" w:cs="Calibri"/>
+                <w:b w:val="0"/>
+                <w:bCs w:val="0"/>
+                <w:noProof w:val="0"/>
+                <w:sz w:val="24"/>
+                <w:szCs w:val="24"/>
+                <w:lang w:val="es-CL"/>
+              </w:rPr>
+              <w:t>drift</w:t>
+            </w:r>
+            <w:r>
+              <w:rPr>
+                <w:rFonts w:ascii="Calibri" w:hAnsi="Calibri" w:eastAsia="Calibri" w:cs="Calibri"/>
+                <w:b w:val="0"/>
+                <w:bCs w:val="0"/>
+                <w:noProof w:val="0"/>
+                <w:sz w:val="24"/>
+                <w:szCs w:val="24"/>
+                <w:lang w:val="es-CL"/>
+              </w:rPr>
+              <w:t>, presentando su funcionamiento general y evaluando diferentes situaciones detectadas durante las primeras pruebas. A lo largo de la sesión se discutieron dudas técnicas y operativas, y se plantearon posibles soluciones para resolver los problemas observados y avanzar hacia el cierre del proyecto.</w:t>
+            </w:r>
+          </w:p>
+          <w:p>
+            <w:pPr>
+              <w:spacing w:before="240" w:beforeAutospacing="off" w:after="240" w:afterAutospacing="off"/>
+              <w:rPr>
+                <w:rFonts w:ascii="Calibri" w:hAnsi="Calibri" w:eastAsia="Calibri" w:cs="Calibri"/>
+                <w:b w:val="0"/>
+                <w:bCs w:val="0"/>
+                <w:noProof w:val="0"/>
+                <w:sz w:val="24"/>
+                <w:szCs w:val="24"/>
+                <w:lang w:val="es-CL"/>
+              </w:rPr>
+            </w:pPr>
+            <w:r>
+              <w:rPr>
+                <w:rFonts w:ascii="Calibri" w:hAnsi="Calibri" w:eastAsia="Calibri" w:cs="Calibri"/>
+                <w:b w:val="0"/>
+                <w:bCs w:val="0"/>
+                <w:noProof w:val="0"/>
+                <w:sz w:val="24"/>
+                <w:szCs w:val="24"/>
+                <w:lang w:val="es-CL"/>
+              </w:rPr>
+              <w:t xml:space="preserve">Se destacó la necesidad de </w:t>
+            </w:r>
+            <w:r>
+              <w:rPr>
+                <w:rFonts w:ascii="Calibri" w:hAnsi="Calibri" w:eastAsia="Calibri" w:cs="Calibri"/>
+                <w:b w:val="0"/>
+                <w:bCs w:val="0"/>
+                <w:noProof w:val="0"/>
+                <w:sz w:val="24"/>
+                <w:szCs w:val="24"/>
+                <w:lang w:val="es-CL"/>
+              </w:rPr>
+              <w:t>especificar con mayor detalle el flujo del pipeline</w:t>
+            </w:r>
+            <w:r>
+              <w:rPr>
+                <w:rFonts w:ascii="Calibri" w:hAnsi="Calibri" w:eastAsia="Calibri" w:cs="Calibri"/>
+                <w:b w:val="0"/>
+                <w:bCs w:val="0"/>
+                <w:noProof w:val="0"/>
+                <w:sz w:val="24"/>
+                <w:szCs w:val="24"/>
+                <w:lang w:val="es-CL"/>
+              </w:rPr>
+              <w:t xml:space="preserve">, incluyendo la forma en que se evalúan los </w:t>
+            </w:r>
+            <w:r>
+              <w:rPr>
+                <w:rFonts w:ascii="Calibri" w:hAnsi="Calibri" w:eastAsia="Calibri" w:cs="Calibri"/>
+                <w:b w:val="0"/>
+                <w:bCs w:val="0"/>
+                <w:noProof w:val="0"/>
+                <w:sz w:val="24"/>
+                <w:szCs w:val="24"/>
+                <w:lang w:val="es-CL"/>
+              </w:rPr>
+              <w:t>datasets</w:t>
+            </w:r>
+            <w:r>
+              <w:rPr>
+                <w:rFonts w:ascii="Calibri" w:hAnsi="Calibri" w:eastAsia="Calibri" w:cs="Calibri"/>
+                <w:b w:val="0"/>
+                <w:bCs w:val="0"/>
+                <w:noProof w:val="0"/>
+                <w:sz w:val="24"/>
+                <w:szCs w:val="24"/>
+                <w:lang w:val="es-CL"/>
+              </w:rPr>
+              <w:t xml:space="preserve">, así como ajustar y clarificar el flujo del archivo en el </w:t>
+            </w:r>
+            <w:r>
+              <w:rPr>
+                <w:rFonts w:ascii="Calibri" w:hAnsi="Calibri" w:eastAsia="Calibri" w:cs="Calibri"/>
+                <w:b w:val="0"/>
+                <w:bCs w:val="0"/>
+                <w:noProof w:val="0"/>
+                <w:sz w:val="24"/>
+                <w:szCs w:val="24"/>
+                <w:lang w:val="es-CL"/>
+              </w:rPr>
+              <w:t>README</w:t>
+            </w:r>
+            <w:r>
+              <w:rPr>
+                <w:rFonts w:ascii="Calibri" w:hAnsi="Calibri" w:eastAsia="Calibri" w:cs="Calibri"/>
+                <w:b w:val="0"/>
+                <w:bCs w:val="0"/>
+                <w:noProof w:val="0"/>
+                <w:sz w:val="24"/>
+                <w:szCs w:val="24"/>
+                <w:lang w:val="es-CL"/>
+              </w:rPr>
+              <w:t>, para asegurar que la documentación sea clara, completa y fácilmente interpretable.</w:t>
+            </w:r>
+          </w:p>
+          <w:p>
+            <w:pPr>
+              <w:spacing w:before="240" w:beforeAutospacing="off" w:after="240" w:afterAutospacing="off"/>
+              <w:rPr>
+                <w:rFonts w:ascii="Calibri" w:hAnsi="Calibri" w:eastAsia="Calibri" w:cs="Calibri"/>
+                <w:b w:val="0"/>
+                <w:bCs w:val="0"/>
+                <w:noProof w:val="0"/>
+                <w:sz w:val="24"/>
+                <w:szCs w:val="24"/>
+                <w:lang w:val="es-CL"/>
+              </w:rPr>
+            </w:pPr>
+            <w:r>
+              <w:rPr>
+                <w:rFonts w:ascii="Calibri" w:hAnsi="Calibri" w:eastAsia="Calibri" w:cs="Calibri"/>
+                <w:b w:val="0"/>
+                <w:bCs w:val="0"/>
+                <w:noProof w:val="0"/>
+                <w:sz w:val="24"/>
+                <w:szCs w:val="24"/>
+                <w:lang w:val="es-CL"/>
+              </w:rPr>
+              <w:t xml:space="preserve">Además, se recalcó que el componente de </w:t>
+            </w:r>
+            <w:r>
+              <w:rPr>
+                <w:rFonts w:ascii="Calibri" w:hAnsi="Calibri" w:eastAsia="Calibri" w:cs="Calibri"/>
+                <w:b w:val="0"/>
+                <w:bCs w:val="0"/>
+                <w:noProof w:val="0"/>
+                <w:sz w:val="24"/>
+                <w:szCs w:val="24"/>
+                <w:lang w:val="es-CL"/>
+              </w:rPr>
+              <w:t>drift</w:t>
+            </w:r>
+            <w:r>
+              <w:rPr>
+                <w:rFonts w:ascii="Calibri" w:hAnsi="Calibri" w:eastAsia="Calibri" w:cs="Calibri"/>
+                <w:b w:val="0"/>
+                <w:bCs w:val="0"/>
+                <w:noProof w:val="0"/>
+                <w:sz w:val="24"/>
+                <w:szCs w:val="24"/>
+                <w:lang w:val="es-CL"/>
+              </w:rPr>
+              <w:t xml:space="preserve"> será aplicado principalmente a las </w:t>
+            </w:r>
+            <w:r>
+              <w:rPr>
+                <w:rFonts w:ascii="Calibri" w:hAnsi="Calibri" w:eastAsia="Calibri" w:cs="Calibri"/>
+                <w:b w:val="0"/>
+                <w:bCs w:val="0"/>
+                <w:noProof w:val="0"/>
+                <w:sz w:val="24"/>
+                <w:szCs w:val="24"/>
+                <w:lang w:val="es-CL"/>
+              </w:rPr>
+              <w:t xml:space="preserve">variables que alimentan los modelos de Machine </w:t>
+            </w:r>
+            <w:r>
+              <w:rPr>
+                <w:rFonts w:ascii="Calibri" w:hAnsi="Calibri" w:eastAsia="Calibri" w:cs="Calibri"/>
+                <w:b w:val="0"/>
+                <w:bCs w:val="0"/>
+                <w:noProof w:val="0"/>
+                <w:sz w:val="24"/>
+                <w:szCs w:val="24"/>
+                <w:lang w:val="es-CL"/>
+              </w:rPr>
+              <w:t>Learning</w:t>
+            </w:r>
+            <w:r>
+              <w:rPr>
+                <w:rFonts w:ascii="Calibri" w:hAnsi="Calibri" w:eastAsia="Calibri" w:cs="Calibri"/>
+                <w:b w:val="0"/>
+                <w:bCs w:val="0"/>
+                <w:noProof w:val="0"/>
+                <w:sz w:val="24"/>
+                <w:szCs w:val="24"/>
+                <w:lang w:val="es-CL"/>
+              </w:rPr>
+              <w:t xml:space="preserve">, por lo que es fundamental definir adecuadamente su comportamiento y mantener consistencia en la forma en que se detectan y registran los episodios de </w:t>
+            </w:r>
+            <w:r>
+              <w:rPr>
+                <w:rFonts w:ascii="Calibri" w:hAnsi="Calibri" w:eastAsia="Calibri" w:cs="Calibri"/>
+                <w:b w:val="0"/>
+                <w:bCs w:val="0"/>
+                <w:noProof w:val="0"/>
+                <w:sz w:val="24"/>
+                <w:szCs w:val="24"/>
+                <w:lang w:val="es-CL"/>
+              </w:rPr>
+              <w:t>drift</w:t>
+            </w:r>
+            <w:r>
+              <w:rPr>
+                <w:rFonts w:ascii="Calibri" w:hAnsi="Calibri" w:eastAsia="Calibri" w:cs="Calibri"/>
+                <w:b w:val="0"/>
+                <w:bCs w:val="0"/>
+                <w:noProof w:val="0"/>
+                <w:sz w:val="24"/>
+                <w:szCs w:val="24"/>
+                <w:lang w:val="es-CL"/>
+              </w:rPr>
+              <w:t>.</w:t>
+            </w:r>
+          </w:p>
+          <w:p>
+            <w:pPr>
+              <w:spacing w:before="240" w:beforeAutospacing="off" w:after="240" w:afterAutospacing="off"/>
+              <w:rPr>
+                <w:rFonts w:ascii="Calibri" w:hAnsi="Calibri" w:eastAsia="Calibri" w:cs="Calibri"/>
+                <w:b w:val="0"/>
+                <w:bCs w:val="0"/>
+                <w:noProof w:val="0"/>
+                <w:sz w:val="24"/>
+                <w:szCs w:val="24"/>
+                <w:lang w:val="es-CL"/>
+              </w:rPr>
+            </w:pPr>
+            <w:r>
+              <w:rPr>
+                <w:rFonts w:ascii="Calibri" w:hAnsi="Calibri" w:eastAsia="Calibri" w:cs="Calibri"/>
+                <w:b w:val="1"/>
+                <w:bCs w:val="1"/>
+                <w:noProof w:val="0"/>
+                <w:sz w:val="24"/>
+                <w:szCs w:val="24"/>
+                <w:lang w:val="es-CL"/>
+              </w:rPr>
+              <w:t>Próxima reunión:</w:t>
+            </w:r>
+            <w:r>
+              <w:br/>
+            </w:r>
+            <w:r>
+              <w:rPr>
+                <w:rFonts w:ascii="Calibri" w:hAnsi="Calibri" w:eastAsia="Calibri" w:cs="Calibri"/>
+                <w:b w:val="0"/>
+                <w:bCs w:val="0"/>
+                <w:noProof w:val="0"/>
+                <w:sz w:val="24"/>
+                <w:szCs w:val="24"/>
+                <w:lang w:val="es-CL"/>
+              </w:rPr>
+              <w:t xml:space="preserve"> Presentar los ajustes realizados al pipeline de </w:t>
+            </w:r>
+            <w:r>
+              <w:rPr>
+                <w:rFonts w:ascii="Calibri" w:hAnsi="Calibri" w:eastAsia="Calibri" w:cs="Calibri"/>
+                <w:b w:val="0"/>
+                <w:bCs w:val="0"/>
+                <w:noProof w:val="0"/>
+                <w:sz w:val="24"/>
+                <w:szCs w:val="24"/>
+                <w:lang w:val="es-CL"/>
+              </w:rPr>
+              <w:t>drift</w:t>
+            </w:r>
+            <w:r>
+              <w:rPr>
+                <w:rFonts w:ascii="Calibri" w:hAnsi="Calibri" w:eastAsia="Calibri" w:cs="Calibri"/>
+                <w:b w:val="0"/>
+                <w:bCs w:val="0"/>
+                <w:noProof w:val="0"/>
+                <w:sz w:val="24"/>
+                <w:szCs w:val="24"/>
+                <w:lang w:val="es-CL"/>
+              </w:rPr>
+              <w:t xml:space="preserve"> y la versión actualizada del README, con el flujo detallado y las soluciones propuestas para los problemas identificados.</w:t>
+            </w:r>
+          </w:p>
+          <w:p>
+            <w:pPr>
+              <w:pStyle w:val="Normal"/>
+              <w:rPr>
+                <w:rFonts w:ascii="Calibri" w:hAnsi="Calibri" w:eastAsia="Calibri" w:cs="Calibri"/>
+                <w:b w:val="0"/>
+                <w:bCs w:val="0"/>
+                <w:noProof w:val="0"/>
+                <w:sz w:val="24"/>
+                <w:szCs w:val="24"/>
+                <w:lang w:val="es-CL"/>
+              </w:rPr>
+            </w:pPr>
+          </w:p>
+        </w:tc>
+      </w:tr>
+      <w:tr>
+        <w:trPr>
+          <w:trHeight w:val="300"/>
+        </w:trPr>
+        <w:tc>
+          <w:tcPr>
+            <w:tcW w:w="9350" w:type="dxa"/>
+            <w:tcMar/>
+          </w:tcPr>
+          <w:p>
+            <w:pPr>
+              <w:pStyle w:val="Normal"/>
+              <w:rPr>
+                <w:rFonts w:ascii="Calibri" w:hAnsi="Calibri" w:eastAsia="Calibri" w:cs="Calibri"/>
+                <w:b w:val="0"/>
+                <w:bCs w:val="0"/>
+                <w:noProof w:val="0"/>
+                <w:sz w:val="24"/>
+                <w:szCs w:val="24"/>
                 <w:lang w:val="es-CL"/>
               </w:rPr>
             </w:pPr>
@@ -3118,10 +4117,10 @@
         <w:pStyle w:val="Normal"/>
         <w:rPr>
           <w:rFonts w:ascii="Calibri" w:hAnsi="Calibri" w:eastAsia="Calibri" w:cs="Calibri"/>
-          <w:b w:val="1"/>
-          <w:bCs w:val="1"/>
-          <w:sz w:val="32"/>
-          <w:szCs w:val="32"/>
+          <w:b w:val="0"/>
+          <w:bCs w:val="0"/>
+          <w:sz w:val="24"/>
+          <w:szCs w:val="24"/>
         </w:rPr>
       </w:pPr>
     </w:p>
@@ -3129,6 +4128,10 @@
       <w:pPr>
         <w:rPr>
           <w:rFonts w:ascii="Calibri" w:hAnsi="Calibri" w:eastAsia="Calibri" w:cs="Calibri"/>
+          <w:b w:val="0"/>
+          <w:bCs w:val="0"/>
+          <w:sz w:val="24"/>
+          <w:szCs w:val="24"/>
         </w:rPr>
       </w:pPr>
     </w:p>
@@ -3137,6 +4140,10 @@
         <w:spacing w:before="240" w:after="240"/>
         <w:rPr>
           <w:rFonts w:ascii="Calibri" w:hAnsi="Calibri" w:eastAsia="Calibri" w:cs="Calibri"/>
+          <w:b w:val="0"/>
+          <w:bCs w:val="0"/>
+          <w:sz w:val="24"/>
+          <w:szCs w:val="24"/>
         </w:rPr>
       </w:pPr>
     </w:p>
@@ -3145,6 +4152,10 @@
         <w:spacing w:before="240" w:after="240"/>
         <w:rPr>
           <w:rFonts w:ascii="Calibri" w:hAnsi="Calibri" w:eastAsia="Calibri" w:cs="Calibri"/>
+          <w:b w:val="0"/>
+          <w:bCs w:val="0"/>
+          <w:sz w:val="24"/>
+          <w:szCs w:val="24"/>
         </w:rPr>
       </w:pPr>
     </w:p>
@@ -3153,6 +4164,10 @@
         <w:spacing w:before="240" w:after="240"/>
         <w:rPr>
           <w:rFonts w:ascii="Calibri" w:hAnsi="Calibri" w:eastAsia="Calibri" w:cs="Calibri"/>
+          <w:b w:val="0"/>
+          <w:bCs w:val="0"/>
+          <w:sz w:val="24"/>
+          <w:szCs w:val="24"/>
         </w:rPr>
       </w:pPr>
     </w:p>
